--- a/Fit&Mindfull_Dokumentáció.docx
+++ b/Fit&Mindfull_Dokumentáció.docx
@@ -6,13 +6,8 @@
       <w:pPr>
         <w:pStyle w:val="DokumentciNyitcm"/>
       </w:pPr>
-      <w:proofErr w:type="spellStart"/>
       <w:r>
-        <w:t>Fit&amp;Mindfullness</w:t>
-      </w:r>
-      <w:proofErr w:type="spellEnd"/>
-      <w:r>
-        <w:t xml:space="preserve"> Dokumentáció</w:t>
+        <w:t>Fit&amp;Mindfullness Dokumentáció</w:t>
       </w:r>
     </w:p>
     <w:p>
@@ -24,6 +19,70 @@
       <w:pPr>
         <w:pStyle w:val="DokumentciNagyCm"/>
       </w:pPr>
+      <w:r>
+        <w:lastRenderedPageBreak/>
+        <w:t>Jövőbeli fejlesztések</w:t>
+      </w:r>
+    </w:p>
+    <w:p>
+      <w:pPr>
+        <w:pStyle w:val="Listaszerbekezds"/>
+        <w:numPr>
+          <w:ilvl w:val="0"/>
+          <w:numId w:val="1"/>
+        </w:numPr>
+      </w:pPr>
+      <w:r>
+        <w:t>Pszichológusokkal, dietetikusokkal és edzőkkel való együttműködés tartósan</w:t>
+      </w:r>
+    </w:p>
+    <w:p>
+      <w:pPr>
+        <w:pStyle w:val="Listaszerbekezds"/>
+        <w:numPr>
+          <w:ilvl w:val="0"/>
+          <w:numId w:val="1"/>
+        </w:numPr>
+      </w:pPr>
+      <w:r>
+        <w:t>Még több mentális egészséget fejlesztő kihívás</w:t>
+      </w:r>
+    </w:p>
+    <w:p>
+      <w:pPr>
+        <w:pStyle w:val="Listaszerbekezds"/>
+        <w:numPr>
+          <w:ilvl w:val="0"/>
+          <w:numId w:val="1"/>
+        </w:numPr>
+      </w:pPr>
+      <w:r>
+        <w:t>Edzések sérülésekre való szűrése</w:t>
+      </w:r>
+    </w:p>
+    <w:p>
+      <w:pPr>
+        <w:pStyle w:val="Listaszerbekezds"/>
+        <w:numPr>
+          <w:ilvl w:val="0"/>
+          <w:numId w:val="1"/>
+        </w:numPr>
+      </w:pPr>
+      <w:r>
+        <w:t>Diétákra specializált edzés javaslat</w:t>
+      </w:r>
+    </w:p>
+    <w:p>
+      <w:pPr>
+        <w:pStyle w:val="Listaszerbekezds"/>
+        <w:numPr>
+          <w:ilvl w:val="0"/>
+          <w:numId w:val="1"/>
+        </w:numPr>
+      </w:pPr>
+      <w:r>
+        <w:t>Kalória számítás</w:t>
+      </w:r>
     </w:p>
     <w:sectPr>
       <w:pgSz w:w="11906" w:h="16838"/>
@@ -39,6 +98,127 @@
     </w:sectPr>
   </w:body>
 </w:document>
+</file>
+
+<file path=word/numbering.xml><?xml version="1.0" encoding="utf-8"?>
+<w:numbering xmlns:wpc="http://schemas.microsoft.com/office/word/2010/wordprocessingCanvas" xmlns:cx="http://schemas.microsoft.com/office/drawing/2014/chartex" xmlns:cx1="http://schemas.microsoft.com/office/drawing/2015/9/8/chartex" xmlns:cx2="http://schemas.microsoft.com/office/drawing/2015/10/21/chartex" xmlns:cx3="http://schemas.microsoft.com/office/drawing/2016/5/9/chartex" xmlns:cx4="http://schemas.microsoft.com/office/drawing/2016/5/10/chartex" xmlns:cx5="http://schemas.microsoft.com/office/drawing/2016/5/11/chartex" xmlns:cx6="http://schemas.microsoft.com/office/drawing/2016/5/12/chartex" xmlns:cx7="http://schemas.microsoft.com/office/drawing/2016/5/13/chartex" xmlns:cx8="http://schemas.microsoft.com/office/drawing/2016/5/14/chartex" xmlns:mc="http://schemas.openxmlformats.org/markup-compatibility/2006" xmlns:aink="http://schemas.microsoft.com/office/drawing/2016/ink" xmlns:am3d="http://schemas.microsoft.com/office/drawing/2017/model3d" xmlns:o="urn:schemas-microsoft-com:office:office" xmlns:oel="http://schemas.microsoft.com/office/2019/extlst" xmlns:r="http://schemas.openxmlformats.org/officeDocument/2006/relationships" xmlns:m="http://schemas.openxmlformats.org/officeDocument/2006/math" xmlns:v="urn:schemas-microsoft-com:vml" xmlns:wp14="http://schemas.microsoft.com/office/word/2010/wordprocessingDrawing" xmlns:wp="http://schemas.openxmlformats.org/drawingml/2006/wordprocessingDrawing" xmlns:w10="urn:schemas-microsoft-com:office:word" xmlns:w="http://schemas.openxmlformats.org/wordprocessingml/2006/main" xmlns:w14="http://schemas.microsoft.com/office/word/2010/wordml" xmlns:w15="http://schemas.microsoft.com/office/word/2012/wordml" xmlns:w16cex="http://schemas.microsoft.com/office/word/2018/wordml/cex" xmlns:w16cid="http://schemas.microsoft.com/office/word/2016/wordml/cid" xmlns:w16="http://schemas.microsoft.com/office/word/2018/wordml" xmlns:w16du="http://schemas.microsoft.com/office/word/2023/wordml/word16du" xmlns:w16sdtdh="http://schemas.microsoft.com/office/word/2020/wordml/sdtdatahash" xmlns:w16sdtfl="http://schemas.microsoft.com/office/word/2024/wordml/sdtformatlock" xmlns:w16se="http://schemas.microsoft.com/office/word/2015/wordml/symex" xmlns:wpg="http://schemas.microsoft.com/office/word/2010/wordprocessingGroup" xmlns:wpi="http://schemas.microsoft.com/office/word/2010/wordprocessingInk" xmlns:wne="http://schemas.microsoft.com/office/word/2006/wordml" xmlns:wps="http://schemas.microsoft.com/office/word/2010/wordprocessingShape" mc:Ignorable="w14 w15 w16se w16cid w16 w16cex w16sdtdh w16sdtfl w16du wp14">
+  <w:abstractNum w:abstractNumId="0" w15:restartNumberingAfterBreak="0">
+    <w:nsid w:val="646417F3"/>
+    <w:multiLevelType w:val="hybridMultilevel"/>
+    <w:tmpl w:val="F5A212BE"/>
+    <w:lvl w:ilvl="0" w:tplc="040E0001">
+      <w:start w:val="1"/>
+      <w:numFmt w:val="bullet"/>
+      <w:lvlText w:val=""/>
+      <w:lvlJc w:val="left"/>
+      <w:pPr>
+        <w:ind w:left="720" w:hanging="360"/>
+      </w:pPr>
+      <w:rPr>
+        <w:rFonts w:ascii="Symbol" w:hAnsi="Symbol" w:hint="default"/>
+      </w:rPr>
+    </w:lvl>
+    <w:lvl w:ilvl="1" w:tplc="040E0003" w:tentative="1">
+      <w:start w:val="1"/>
+      <w:numFmt w:val="bullet"/>
+      <w:lvlText w:val="o"/>
+      <w:lvlJc w:val="left"/>
+      <w:pPr>
+        <w:ind w:left="1440" w:hanging="360"/>
+      </w:pPr>
+      <w:rPr>
+        <w:rFonts w:ascii="Courier New" w:hAnsi="Courier New" w:cs="Courier New" w:hint="default"/>
+      </w:rPr>
+    </w:lvl>
+    <w:lvl w:ilvl="2" w:tplc="040E0005" w:tentative="1">
+      <w:start w:val="1"/>
+      <w:numFmt w:val="bullet"/>
+      <w:lvlText w:val=""/>
+      <w:lvlJc w:val="left"/>
+      <w:pPr>
+        <w:ind w:left="2160" w:hanging="360"/>
+      </w:pPr>
+      <w:rPr>
+        <w:rFonts w:ascii="Wingdings" w:hAnsi="Wingdings" w:hint="default"/>
+      </w:rPr>
+    </w:lvl>
+    <w:lvl w:ilvl="3" w:tplc="040E0001" w:tentative="1">
+      <w:start w:val="1"/>
+      <w:numFmt w:val="bullet"/>
+      <w:lvlText w:val=""/>
+      <w:lvlJc w:val="left"/>
+      <w:pPr>
+        <w:ind w:left="2880" w:hanging="360"/>
+      </w:pPr>
+      <w:rPr>
+        <w:rFonts w:ascii="Symbol" w:hAnsi="Symbol" w:hint="default"/>
+      </w:rPr>
+    </w:lvl>
+    <w:lvl w:ilvl="4" w:tplc="040E0003" w:tentative="1">
+      <w:start w:val="1"/>
+      <w:numFmt w:val="bullet"/>
+      <w:lvlText w:val="o"/>
+      <w:lvlJc w:val="left"/>
+      <w:pPr>
+        <w:ind w:left="3600" w:hanging="360"/>
+      </w:pPr>
+      <w:rPr>
+        <w:rFonts w:ascii="Courier New" w:hAnsi="Courier New" w:cs="Courier New" w:hint="default"/>
+      </w:rPr>
+    </w:lvl>
+    <w:lvl w:ilvl="5" w:tplc="040E0005" w:tentative="1">
+      <w:start w:val="1"/>
+      <w:numFmt w:val="bullet"/>
+      <w:lvlText w:val=""/>
+      <w:lvlJc w:val="left"/>
+      <w:pPr>
+        <w:ind w:left="4320" w:hanging="360"/>
+      </w:pPr>
+      <w:rPr>
+        <w:rFonts w:ascii="Wingdings" w:hAnsi="Wingdings" w:hint="default"/>
+      </w:rPr>
+    </w:lvl>
+    <w:lvl w:ilvl="6" w:tplc="040E0001" w:tentative="1">
+      <w:start w:val="1"/>
+      <w:numFmt w:val="bullet"/>
+      <w:lvlText w:val=""/>
+      <w:lvlJc w:val="left"/>
+      <w:pPr>
+        <w:ind w:left="5040" w:hanging="360"/>
+      </w:pPr>
+      <w:rPr>
+        <w:rFonts w:ascii="Symbol" w:hAnsi="Symbol" w:hint="default"/>
+      </w:rPr>
+    </w:lvl>
+    <w:lvl w:ilvl="7" w:tplc="040E0003" w:tentative="1">
+      <w:start w:val="1"/>
+      <w:numFmt w:val="bullet"/>
+      <w:lvlText w:val="o"/>
+      <w:lvlJc w:val="left"/>
+      <w:pPr>
+        <w:ind w:left="5760" w:hanging="360"/>
+      </w:pPr>
+      <w:rPr>
+        <w:rFonts w:ascii="Courier New" w:hAnsi="Courier New" w:cs="Courier New" w:hint="default"/>
+      </w:rPr>
+    </w:lvl>
+    <w:lvl w:ilvl="8" w:tplc="040E0005" w:tentative="1">
+      <w:start w:val="1"/>
+      <w:numFmt w:val="bullet"/>
+      <w:lvlText w:val=""/>
+      <w:lvlJc w:val="left"/>
+      <w:pPr>
+        <w:ind w:left="6480" w:hanging="360"/>
+      </w:pPr>
+      <w:rPr>
+        <w:rFonts w:ascii="Wingdings" w:hAnsi="Wingdings" w:hint="default"/>
+      </w:rPr>
+    </w:lvl>
+  </w:abstractNum>
+  <w:num w:numId="1" w16cid:durableId="1272587989">
+    <w:abstractNumId w:val="0"/>
+  </w:num>
+</w:numbering>
 </file>
 
 <file path=word/styles.xml><?xml version="1.0" encoding="utf-8"?>

--- a/Fit&Mindfull_Dokumentáció.docx
+++ b/Fit&Mindfull_Dokumentáció.docx
@@ -21,6 +21,19 @@
       </w:pPr>
       <w:r>
         <w:lastRenderedPageBreak/>
+        <w:t>Honnan jött az ötlet?</w:t>
+      </w:r>
+    </w:p>
+    <w:p>
+      <w:r>
+        <w:t>Mai világban nagyon fontos a metális egészség</w:t>
+      </w:r>
+    </w:p>
+    <w:p>
+      <w:pPr>
+        <w:pStyle w:val="DokumentciNagyCm"/>
+      </w:pPr>
+      <w:r>
         <w:t>Jövőbeli fejlesztések</w:t>
       </w:r>
     </w:p>
@@ -82,6 +95,21 @@
       </w:pPr>
       <w:r>
         <w:t>Kalória számítás</w:t>
+      </w:r>
+    </w:p>
+    <w:p>
+      <w:pPr>
+        <w:pStyle w:val="Listaszerbekezds"/>
+        <w:numPr>
+          <w:ilvl w:val="0"/>
+          <w:numId w:val="1"/>
+        </w:numPr>
+      </w:pPr>
+      <w:r>
+        <w:t>Eredmények mutatás (Aki szeretné)</w:t>
+      </w:r>
+      <w:r>
+        <w:t xml:space="preserve"> kezdőlapon</w:t>
       </w:r>
     </w:p>
     <w:sectPr>

--- a/Fit&Mindfull_Dokumentáció.docx
+++ b/Fit&Mindfull_Dokumentáció.docx
@@ -23,10 +23,37 @@
         <w:lastRenderedPageBreak/>
         <w:t>Honnan jött az ötlet?</w:t>
       </w:r>
-    </w:p>
-    <w:p>
-      <w:r>
-        <w:t>Mai világban nagyon fontos a metális egészség</w:t>
+      <w:r>
+        <w:tab/>
+      </w:r>
+      <w:r>
+        <w:tab/>
+      </w:r>
+      <w:r>
+        <w:tab/>
+      </w:r>
+      <w:r>
+        <w:tab/>
+      </w:r>
+      <w:r>
+        <w:tab/>
+      </w:r>
+      <w:r>
+        <w:tab/>
+      </w:r>
+      <w:r>
+        <w:tab/>
+      </w:r>
+      <w:r>
+        <w:tab/>
+      </w:r>
+    </w:p>
+    <w:p>
+      <w:r>
+        <w:t xml:space="preserve">Mai világban </w:t>
+      </w:r>
+      <w:r>
+        <w:t>számos információ áll rendelkezésünkre a mentális és fizikai egészség kapcsán, így fontosnak tartottuk, hogy készítsünk egy applikációt, ami fejleszteni az emberek mentális és fizikai egészségét, emellett tudja követni az étkezését és lelki állapotát</w:t>
       </w:r>
     </w:p>
     <w:p>
@@ -34,7 +61,82 @@
         <w:pStyle w:val="DokumentciNagyCm"/>
       </w:pPr>
       <w:r>
+        <w:t>Célok</w:t>
+      </w:r>
+      <w:r>
+        <w:tab/>
+      </w:r>
+      <w:r>
+        <w:tab/>
+      </w:r>
+      <w:r>
+        <w:tab/>
+      </w:r>
+      <w:r>
+        <w:tab/>
+      </w:r>
+      <w:r>
+        <w:tab/>
+      </w:r>
+      <w:r>
+        <w:tab/>
+      </w:r>
+      <w:r>
+        <w:tab/>
+      </w:r>
+      <w:r>
+        <w:tab/>
+      </w:r>
+      <w:r>
+        <w:tab/>
+      </w:r>
+      <w:r>
+        <w:tab/>
+      </w:r>
+      <w:r>
+        <w:tab/>
+      </w:r>
+    </w:p>
+    <w:p>
+      <w:r>
+        <w:t>Célunk, hogy az emberek tisztábban legyenek a lelki állapotukkal és hogy a tápanyagokkal, amiket bevisznek a szervezetükbe. Az által, hogy az utóbbit maguknak kell kiszámolni egy sokkal tudatosabbak lesznek az étkezés kapcsán, hiába egy időigényesebb folyamat.</w:t>
+      </w:r>
+    </w:p>
+    <w:p>
+      <w:r>
+        <w:t>A gyakorlatok receptek és mentális kihívások összeállítása során fontos volt, hogy olyan elemeket is tartalmazzon, amik élvezhetőek kezdők, haladók és tapasztaltak számára is</w:t>
+      </w:r>
+    </w:p>
+    <w:p>
+      <w:pPr>
+        <w:pStyle w:val="DokumentciNagyCm"/>
+      </w:pPr>
+      <w:r>
         <w:t>Jövőbeli fejlesztések</w:t>
+      </w:r>
+      <w:r>
+        <w:tab/>
+      </w:r>
+      <w:r>
+        <w:tab/>
+      </w:r>
+      <w:r>
+        <w:tab/>
+      </w:r>
+      <w:r>
+        <w:tab/>
+      </w:r>
+      <w:r>
+        <w:tab/>
+      </w:r>
+      <w:r>
+        <w:tab/>
+      </w:r>
+      <w:r>
+        <w:tab/>
+      </w:r>
+      <w:r>
+        <w:tab/>
       </w:r>
     </w:p>
     <w:p>
@@ -112,6 +214,181 @@
         <w:t xml:space="preserve"> kezdőlapon</w:t>
       </w:r>
     </w:p>
+    <w:p>
+      <w:pPr>
+        <w:pStyle w:val="DokumentciNagyCm"/>
+      </w:pPr>
+      <w:r>
+        <w:t>Arculat tervezése</w:t>
+      </w:r>
+      <w:r>
+        <w:tab/>
+      </w:r>
+      <w:r>
+        <w:tab/>
+      </w:r>
+      <w:r>
+        <w:tab/>
+      </w:r>
+      <w:r>
+        <w:tab/>
+      </w:r>
+      <w:r>
+        <w:tab/>
+      </w:r>
+      <w:r>
+        <w:tab/>
+      </w:r>
+      <w:r>
+        <w:tab/>
+      </w:r>
+      <w:r>
+        <w:tab/>
+      </w:r>
+      <w:r>
+        <w:tab/>
+      </w:r>
+    </w:p>
+    <w:p>
+      <w:r>
+        <w:t xml:space="preserve">Az arculat kialakítása </w:t>
+      </w:r>
+      <w:r>
+        <w:t>során a célunk az volt, hogy a színek motiválóak legyenek és nyugalmat áras</w:t>
+      </w:r>
+      <w:r>
+        <w:t>szanak</w:t>
+      </w:r>
+    </w:p>
+    <w:p>
+      <w:r>
+        <w:t>A borító képek kiválasztása során fontos volt, hogy minél inkább a realitáshoz közel álljon és motiválja a felhasználót.</w:t>
+      </w:r>
+      <w:r>
+        <w:br/>
+        <w:t>Ha felhasználó regisztrál nem csak több funkció érhető el, hanem az edzések során olyan képek, ahol a megmozgatott izomcsoportok kis láthatók.</w:t>
+      </w:r>
+    </w:p>
+    <w:p>
+      <w:pPr>
+        <w:rPr>
+          <w:sz w:val="28"/>
+          <w:szCs w:val="28"/>
+        </w:rPr>
+      </w:pPr>
+      <w:r>
+        <w:t xml:space="preserve">A funkciókat igyekeztük minél jobban eltagolni és szétbontani, hogy átlátható legyen. </w:t>
+      </w:r>
+      <w:r>
+        <w:br/>
+      </w:r>
+    </w:p>
+    <w:p>
+      <w:pPr>
+        <w:pStyle w:val="DokumentciNagyCm"/>
+      </w:pPr>
+      <w:r>
+        <w:lastRenderedPageBreak/>
+        <w:t>Applikáció felépítésének terve</w:t>
+      </w:r>
+      <w:r>
+        <w:tab/>
+      </w:r>
+      <w:r>
+        <w:tab/>
+      </w:r>
+      <w:r>
+        <w:tab/>
+      </w:r>
+      <w:r>
+        <w:tab/>
+      </w:r>
+      <w:r>
+        <w:tab/>
+      </w:r>
+      <w:r>
+        <w:tab/>
+      </w:r>
+    </w:p>
+    <w:p>
+      <w:pPr>
+        <w:pStyle w:val="DokumentciAlcm"/>
+      </w:pPr>
+      <w:r>
+        <w:t>PHP/</w:t>
+      </w:r>
+      <w:r>
+        <w:t>HTML váz</w:t>
+      </w:r>
+    </w:p>
+    <w:p>
+      <w:pPr>
+        <w:pStyle w:val="DokumentciAlcm"/>
+      </w:pPr>
+      <w:r>
+        <w:br/>
+        <w:t>CSS</w:t>
+      </w:r>
+    </w:p>
+    <w:p>
+      <w:pPr>
+        <w:rPr>
+          <w:b/>
+          <w:bCs/>
+        </w:rPr>
+      </w:pPr>
+    </w:p>
+    <w:p>
+      <w:pPr>
+        <w:pStyle w:val="DokumentciNagyCm"/>
+      </w:pPr>
+      <w:r>
+        <w:t>Applikáció használata (ha kész képekkel és minden egyébbel)</w:t>
+      </w:r>
+      <w:r>
+        <w:tab/>
+      </w:r>
+      <w:r>
+        <w:tab/>
+      </w:r>
+      <w:r>
+        <w:tab/>
+      </w:r>
+      <w:r>
+        <w:tab/>
+      </w:r>
+      <w:r>
+        <w:tab/>
+      </w:r>
+      <w:r>
+        <w:tab/>
+      </w:r>
+      <w:r>
+        <w:tab/>
+      </w:r>
+      <w:r>
+        <w:tab/>
+      </w:r>
+      <w:r>
+        <w:tab/>
+      </w:r>
+    </w:p>
+    <w:p>
+      <w:pPr>
+        <w:pStyle w:val="DokumentciNagyCm"/>
+      </w:pPr>
+    </w:p>
+    <w:p>
+      <w:pPr>
+        <w:pStyle w:val="DokumentciNagyCm"/>
+      </w:pPr>
+    </w:p>
+    <w:p>
+      <w:pPr>
+        <w:pStyle w:val="DokumentciNagyCm"/>
+      </w:pPr>
+    </w:p>
+    <w:p/>
     <w:sectPr>
       <w:pgSz w:w="11906" w:h="16838"/>
       <w:pgMar w:top="1417" w:right="1417" w:bottom="1417" w:left="1417" w:header="708" w:footer="708" w:gutter="0"/>
@@ -1197,24 +1474,27 @@
     <w:basedOn w:val="Cmsor2"/>
     <w:link w:val="DokumentciNagyCmChar"/>
     <w:qFormat/>
-    <w:rsid w:val="00081B27"/>
+    <w:rsid w:val="00901B80"/>
     <w:rPr>
       <w:rFonts w:ascii="Times New Roman" w:hAnsi="Times New Roman"/>
       <w:b/>
       <w:color w:val="9EAFAB"/>
+      <w:sz w:val="36"/>
+      <w:u w:val="single"/>
     </w:rPr>
   </w:style>
   <w:style w:type="character" w:customStyle="1" w:styleId="DokumentciNagyCmChar">
     <w:name w:val="DokumentációNagyCím Char"/>
     <w:basedOn w:val="Cmsor2Char"/>
     <w:link w:val="DokumentciNagyCm"/>
-    <w:rsid w:val="00081B27"/>
+    <w:rsid w:val="00901B80"/>
     <w:rPr>
       <w:rFonts w:ascii="Times New Roman" w:eastAsiaTheme="majorEastAsia" w:hAnsi="Times New Roman" w:cstheme="majorBidi"/>
       <w:b/>
       <w:color w:val="9EAFAB"/>
-      <w:sz w:val="32"/>
+      <w:sz w:val="36"/>
       <w:szCs w:val="32"/>
+      <w:u w:val="single"/>
     </w:rPr>
   </w:style>
   <w:style w:type="paragraph" w:customStyle="1" w:styleId="DokumentciAlcm">
@@ -1222,19 +1502,23 @@
     <w:basedOn w:val="DokumentciNagyCm"/>
     <w:link w:val="DokumentciAlcmChar"/>
     <w:qFormat/>
-    <w:rsid w:val="00081B27"/>
+    <w:rsid w:val="00901B80"/>
+    <w:rPr>
+      <w:u w:val="none"/>
+    </w:rPr>
   </w:style>
   <w:style w:type="character" w:customStyle="1" w:styleId="DokumentciAlcmChar">
     <w:name w:val="DokumentációAlcím Char"/>
     <w:basedOn w:val="DokumentciNagyCmChar"/>
     <w:link w:val="DokumentciAlcm"/>
-    <w:rsid w:val="00081B27"/>
+    <w:rsid w:val="00901B80"/>
     <w:rPr>
       <w:rFonts w:ascii="Times New Roman" w:eastAsiaTheme="majorEastAsia" w:hAnsi="Times New Roman" w:cstheme="majorBidi"/>
       <w:b/>
       <w:color w:val="9EAFAB"/>
-      <w:sz w:val="32"/>
+      <w:sz w:val="36"/>
       <w:szCs w:val="32"/>
+      <w:u w:val="single"/>
     </w:rPr>
   </w:style>
 </w:styles>

--- a/Fit&Mindfull_Dokumentáció.docx
+++ b/Fit&Mindfull_Dokumentáció.docx
@@ -5,12 +5,294 @@
     <w:p>
       <w:pPr>
         <w:pStyle w:val="DokumentciNyitcm"/>
-      </w:pPr>
-      <w:r>
-        <w:t>Fit&amp;Mindfullness Dokumentáció</w:t>
-      </w:r>
-    </w:p>
-    <w:p>
+        <w:shd w:val="clear" w:color="auto" w:fill="F2F2F2" w:themeFill="background1" w:themeFillShade="F2"/>
+        <w:jc w:val="center"/>
+      </w:pPr>
+      <w:r>
+        <w:t>Budapesti Műszaki Szakképzési Centrum Bláthy Ottó Titusz Informatikai Technikum</w:t>
+      </w:r>
+    </w:p>
+    <w:p>
+      <w:pPr>
+        <w:pStyle w:val="DokumentciNyitcm"/>
+        <w:jc w:val="center"/>
+      </w:pPr>
+    </w:p>
+    <w:p>
+      <w:pPr>
+        <w:pStyle w:val="DokumentciNyitcm"/>
+        <w:jc w:val="center"/>
+      </w:pPr>
+      <w:proofErr w:type="spellStart"/>
+      <w:r>
+        <w:t>Fit&amp;Mindfullness</w:t>
+      </w:r>
+      <w:proofErr w:type="spellEnd"/>
+      <w:r>
+        <w:t xml:space="preserve"> Dokumentáció</w:t>
+      </w:r>
+    </w:p>
+    <w:p>
+      <w:r>
+        <w:rPr>
+          <w:noProof/>
+        </w:rPr>
+        <mc:AlternateContent>
+          <mc:Choice Requires="wps">
+            <w:drawing>
+              <wp:anchor distT="0" distB="0" distL="114300" distR="114300" simplePos="0" relativeHeight="251660288" behindDoc="0" locked="0" layoutInCell="1" allowOverlap="1" wp14:anchorId="0BD0E062" wp14:editId="1C7AC7C5">
+                <wp:simplePos x="0" y="0"/>
+                <wp:positionH relativeFrom="column">
+                  <wp:posOffset>1911985</wp:posOffset>
+                </wp:positionH>
+                <wp:positionV relativeFrom="paragraph">
+                  <wp:posOffset>6941185</wp:posOffset>
+                </wp:positionV>
+                <wp:extent cx="1706880" cy="510540"/>
+                <wp:effectExtent l="0" t="0" r="0" b="3810"/>
+                <wp:wrapNone/>
+                <wp:docPr id="1497861170" name="Szövegdoboz 3"/>
+                <wp:cNvGraphicFramePr/>
+                <a:graphic xmlns:a="http://schemas.openxmlformats.org/drawingml/2006/main">
+                  <a:graphicData uri="http://schemas.microsoft.com/office/word/2010/wordprocessingShape">
+                    <wps:wsp>
+                      <wps:cNvSpPr txBox="1"/>
+                      <wps:spPr>
+                        <a:xfrm>
+                          <a:off x="0" y="0"/>
+                          <a:ext cx="1706880" cy="510540"/>
+                        </a:xfrm>
+                        <a:prstGeom prst="rect">
+                          <a:avLst/>
+                        </a:prstGeom>
+                        <a:noFill/>
+                        <a:ln w="6350">
+                          <a:noFill/>
+                        </a:ln>
+                      </wps:spPr>
+                      <wps:txbx>
+                        <w:txbxContent>
+                          <w:p>
+                            <w:pPr>
+                              <w:jc w:val="center"/>
+                            </w:pPr>
+                            <w:r>
+                              <w:t>Budapest, 2025</w:t>
+                            </w:r>
+                          </w:p>
+                        </w:txbxContent>
+                      </wps:txbx>
+                      <wps:bodyPr rot="0" spcFirstLastPara="0" vertOverflow="overflow" horzOverflow="overflow" vert="horz" wrap="square" lIns="91440" tIns="45720" rIns="91440" bIns="45720" numCol="1" spcCol="0" rtlCol="0" fromWordArt="0" anchor="t" anchorCtr="0" forceAA="0" compatLnSpc="1">
+                        <a:prstTxWarp prst="textNoShape">
+                          <a:avLst/>
+                        </a:prstTxWarp>
+                        <a:noAutofit/>
+                      </wps:bodyPr>
+                    </wps:wsp>
+                  </a:graphicData>
+                </a:graphic>
+              </wp:anchor>
+            </w:drawing>
+          </mc:Choice>
+          <mc:Fallback>
+            <w:pict>
+              <v:shapetype w14:anchorId="0BD0E062" id="_x0000_t202" coordsize="21600,21600" o:spt="202" path="m,l,21600r21600,l21600,xe">
+                <v:stroke joinstyle="miter"/>
+                <v:path gradientshapeok="t" o:connecttype="rect"/>
+              </v:shapetype>
+              <v:shape id="Szövegdoboz 3" o:spid="_x0000_s1026" type="#_x0000_t202" style="position:absolute;margin-left:150.55pt;margin-top:546.55pt;width:134.4pt;height:40.2pt;z-index:251660288;visibility:visible;mso-wrap-style:square;mso-wrap-distance-left:9pt;mso-wrap-distance-top:0;mso-wrap-distance-right:9pt;mso-wrap-distance-bottom:0;mso-position-horizontal:absolute;mso-position-horizontal-relative:text;mso-position-vertical:absolute;mso-position-vertical-relative:text;v-text-anchor:top" o:gfxdata="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" filled="f" stroked="f" strokeweight=".5pt">
+                <v:textbox>
+                  <w:txbxContent>
+                    <w:p>
+                      <w:pPr>
+                        <w:jc w:val="center"/>
+                      </w:pPr>
+                      <w:r>
+                        <w:t>Budapest, 2025</w:t>
+                      </w:r>
+                    </w:p>
+                  </w:txbxContent>
+                </v:textbox>
+              </v:shape>
+            </w:pict>
+          </mc:Fallback>
+        </mc:AlternateContent>
+      </w:r>
+      <w:r>
+        <w:rPr>
+          <w:noProof/>
+        </w:rPr>
+        <mc:AlternateContent>
+          <mc:Choice Requires="wps">
+            <w:drawing>
+              <wp:anchor distT="0" distB="0" distL="114300" distR="114300" simplePos="0" relativeHeight="251659264" behindDoc="0" locked="0" layoutInCell="1" allowOverlap="1" wp14:anchorId="1C117317" wp14:editId="0AC22EB0">
+                <wp:simplePos x="0" y="0"/>
+                <wp:positionH relativeFrom="column">
+                  <wp:posOffset>3306445</wp:posOffset>
+                </wp:positionH>
+                <wp:positionV relativeFrom="paragraph">
+                  <wp:posOffset>4518025</wp:posOffset>
+                </wp:positionV>
+                <wp:extent cx="2712720" cy="2392680"/>
+                <wp:effectExtent l="0" t="0" r="0" b="7620"/>
+                <wp:wrapNone/>
+                <wp:docPr id="1407484006" name="Szövegdoboz 2"/>
+                <wp:cNvGraphicFramePr/>
+                <a:graphic xmlns:a="http://schemas.openxmlformats.org/drawingml/2006/main">
+                  <a:graphicData uri="http://schemas.microsoft.com/office/word/2010/wordprocessingShape">
+                    <wps:wsp>
+                      <wps:cNvSpPr txBox="1"/>
+                      <wps:spPr>
+                        <a:xfrm>
+                          <a:off x="0" y="0"/>
+                          <a:ext cx="2712720" cy="2392680"/>
+                        </a:xfrm>
+                        <a:prstGeom prst="rect">
+                          <a:avLst/>
+                        </a:prstGeom>
+                        <a:noFill/>
+                        <a:ln w="6350">
+                          <a:noFill/>
+                        </a:ln>
+                      </wps:spPr>
+                      <wps:txbx>
+                        <w:txbxContent>
+                          <w:p>
+                            <w:r>
+                              <w:t xml:space="preserve">Készítette: </w:t>
+                            </w:r>
+                            <w:r>
+                              <w:tab/>
+                              <w:t>Bori Edina Gabriella,</w:t>
+                            </w:r>
+                          </w:p>
+                          <w:p>
+                            <w:pPr>
+                              <w:ind w:left="708" w:firstLine="708"/>
+                            </w:pPr>
+                            <w:r>
+                              <w:t>Bakonyi Marcell,</w:t>
+                            </w:r>
+                          </w:p>
+                          <w:p>
+                            <w:pPr>
+                              <w:ind w:left="708" w:firstLine="708"/>
+                            </w:pPr>
+                            <w:r>
+                              <w:t>Horváth Tünde</w:t>
+                            </w:r>
+                          </w:p>
+                        </w:txbxContent>
+                      </wps:txbx>
+                      <wps:bodyPr rot="0" spcFirstLastPara="0" vertOverflow="overflow" horzOverflow="overflow" vert="horz" wrap="square" lIns="91440" tIns="45720" rIns="91440" bIns="45720" numCol="1" spcCol="0" rtlCol="0" fromWordArt="0" anchor="t" anchorCtr="0" forceAA="0" compatLnSpc="1">
+                        <a:prstTxWarp prst="textNoShape">
+                          <a:avLst/>
+                        </a:prstTxWarp>
+                        <a:noAutofit/>
+                      </wps:bodyPr>
+                    </wps:wsp>
+                  </a:graphicData>
+                </a:graphic>
+                <wp14:sizeRelH relativeFrom="margin">
+                  <wp14:pctWidth>0</wp14:pctWidth>
+                </wp14:sizeRelH>
+                <wp14:sizeRelV relativeFrom="margin">
+                  <wp14:pctHeight>0</wp14:pctHeight>
+                </wp14:sizeRelV>
+              </wp:anchor>
+            </w:drawing>
+          </mc:Choice>
+          <mc:Fallback>
+            <w:pict>
+              <v:shape w14:anchorId="1C117317" id="Szövegdoboz 2" o:spid="_x0000_s1027" type="#_x0000_t202" style="position:absolute;margin-left:260.35pt;margin-top:355.75pt;width:213.6pt;height:188.4pt;z-index:251659264;visibility:visible;mso-wrap-style:square;mso-width-percent:0;mso-height-percent:0;mso-wrap-distance-left:9pt;mso-wrap-distance-top:0;mso-wrap-distance-right:9pt;mso-wrap-distance-bottom:0;mso-position-horizontal:absolute;mso-position-horizontal-relative:text;mso-position-vertical:absolute;mso-position-vertical-relative:text;mso-width-percent:0;mso-height-percent:0;mso-width-relative:margin;mso-height-relative:margin;v-text-anchor:top" o:gfxdata="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" filled="f" stroked="f" strokeweight=".5pt">
+                <v:textbox>
+                  <w:txbxContent>
+                    <w:p>
+                      <w:r>
+                        <w:t xml:space="preserve">Készítette: </w:t>
+                      </w:r>
+                      <w:r>
+                        <w:tab/>
+                        <w:t>Bori Edina Gabriella,</w:t>
+                      </w:r>
+                    </w:p>
+                    <w:p>
+                      <w:pPr>
+                        <w:ind w:left="708" w:firstLine="708"/>
+                      </w:pPr>
+                      <w:r>
+                        <w:t>Bakonyi Marcell,</w:t>
+                      </w:r>
+                    </w:p>
+                    <w:p>
+                      <w:pPr>
+                        <w:ind w:left="708" w:firstLine="708"/>
+                      </w:pPr>
+                      <w:r>
+                        <w:t>Horváth Tünde</w:t>
+                      </w:r>
+                    </w:p>
+                  </w:txbxContent>
+                </v:textbox>
+              </v:shape>
+            </w:pict>
+          </mc:Fallback>
+        </mc:AlternateContent>
+      </w:r>
+      <w:r>
+        <w:rPr>
+          <w:noProof/>
+        </w:rPr>
+        <w:drawing>
+          <wp:anchor distT="0" distB="0" distL="114300" distR="114300" simplePos="0" relativeHeight="251658240" behindDoc="0" locked="0" layoutInCell="1" allowOverlap="1" wp14:anchorId="0FD7A0BD" wp14:editId="42C9EFF1">
+            <wp:simplePos x="0" y="0"/>
+            <wp:positionH relativeFrom="margin">
+              <wp:align>center</wp:align>
+            </wp:positionH>
+            <wp:positionV relativeFrom="paragraph">
+              <wp:posOffset>346075</wp:posOffset>
+            </wp:positionV>
+            <wp:extent cx="2964180" cy="2964180"/>
+            <wp:effectExtent l="0" t="0" r="0" b="0"/>
+            <wp:wrapTopAndBottom/>
+            <wp:docPr id="1821844798" name="Kép 1" descr="A képen művészet, rajzfilm látható&#10;&#10;Előfordulhat, hogy az AI által létrehozott tartalom helytelen."/>
+            <wp:cNvGraphicFramePr>
+              <a:graphicFrameLocks xmlns:a="http://schemas.openxmlformats.org/drawingml/2006/main" noChangeAspect="1"/>
+            </wp:cNvGraphicFramePr>
+            <a:graphic xmlns:a="http://schemas.openxmlformats.org/drawingml/2006/main">
+              <a:graphicData uri="http://schemas.openxmlformats.org/drawingml/2006/picture">
+                <pic:pic xmlns:pic="http://schemas.openxmlformats.org/drawingml/2006/picture">
+                  <pic:nvPicPr>
+                    <pic:cNvPr id="1821844798" name="Kép 1" descr="A képen művészet, rajzfilm látható&#10;&#10;Előfordulhat, hogy az AI által létrehozott tartalom helytelen."/>
+                    <pic:cNvPicPr/>
+                  </pic:nvPicPr>
+                  <pic:blipFill>
+                    <a:blip r:embed="rId7" cstate="print">
+                      <a:extLst>
+                        <a:ext uri="{28A0092B-C50C-407E-A947-70E740481C1C}">
+                          <a14:useLocalDpi xmlns:a14="http://schemas.microsoft.com/office/drawing/2010/main" val="0"/>
+                        </a:ext>
+                      </a:extLst>
+                    </a:blip>
+                    <a:stretch>
+                      <a:fillRect/>
+                    </a:stretch>
+                  </pic:blipFill>
+                  <pic:spPr>
+                    <a:xfrm>
+                      <a:off x="0" y="0"/>
+                      <a:ext cx="2964180" cy="2964180"/>
+                    </a:xfrm>
+                    <a:prstGeom prst="rect">
+                      <a:avLst/>
+                    </a:prstGeom>
+                  </pic:spPr>
+                </pic:pic>
+              </a:graphicData>
+            </a:graphic>
+          </wp:anchor>
+        </w:drawing>
+      </w:r>
       <w:r>
         <w:br w:type="page"/>
       </w:r>
@@ -18,42 +300,136 @@
     <w:p>
       <w:pPr>
         <w:pStyle w:val="DokumentciNagyCm"/>
-      </w:pPr>
-      <w:r>
+        <w:shd w:val="clear" w:color="auto" w:fill="F2F2F2" w:themeFill="background1" w:themeFillShade="F2"/>
+        <w:jc w:val="center"/>
+        <w:rPr>
+          <w:u w:val="none"/>
+        </w:rPr>
+      </w:pPr>
+      <w:r>
+        <w:rPr>
+          <w:u w:val="none"/>
+        </w:rPr>
         <w:lastRenderedPageBreak/>
-        <w:t>Honnan jött az ötlet?</w:t>
-      </w:r>
-      <w:r>
-        <w:tab/>
-      </w:r>
-      <w:r>
-        <w:tab/>
-      </w:r>
-      <w:r>
-        <w:tab/>
-      </w:r>
-      <w:r>
-        <w:tab/>
-      </w:r>
-      <w:r>
-        <w:tab/>
-      </w:r>
-      <w:r>
-        <w:tab/>
-      </w:r>
-      <w:r>
-        <w:tab/>
-      </w:r>
-      <w:r>
-        <w:tab/>
-      </w:r>
-    </w:p>
-    <w:p>
-      <w:r>
-        <w:t xml:space="preserve">Mai világban </w:t>
-      </w:r>
-      <w:r>
-        <w:t>számos információ áll rendelkezésünkre a mentális és fizikai egészség kapcsán, így fontosnak tartottuk, hogy készítsünk egy applikációt, ami fejleszteni az emberek mentális és fizikai egészségét, emellett tudja követni az étkezését és lelki állapotát</w:t>
+        <w:t>Tartalomjegyzék</w:t>
+      </w:r>
+    </w:p>
+    <w:p>
+      <w:pPr>
+        <w:pStyle w:val="Listaszerbekezds"/>
+        <w:numPr>
+          <w:ilvl w:val="0"/>
+          <w:numId w:val="4"/>
+        </w:numPr>
+        <w:ind w:left="357" w:hanging="357"/>
+      </w:pPr>
+      <w:r>
+        <w:t>Bevezetés</w:t>
+      </w:r>
+    </w:p>
+    <w:p>
+      <w:pPr>
+        <w:pStyle w:val="Listaszerbekezds"/>
+        <w:numPr>
+          <w:ilvl w:val="1"/>
+          <w:numId w:val="5"/>
+        </w:numPr>
+      </w:pPr>
+      <w:r>
+        <w:t>Téma ismertetése</w:t>
+      </w:r>
+    </w:p>
+    <w:p>
+      <w:pPr>
+        <w:pStyle w:val="Listaszerbekezds"/>
+        <w:numPr>
+          <w:ilvl w:val="1"/>
+          <w:numId w:val="5"/>
+        </w:numPr>
+      </w:pPr>
+      <w:r>
+        <w:t>Témaválasztás indoklása</w:t>
+      </w:r>
+    </w:p>
+    <w:p>
+      <w:pPr>
+        <w:pStyle w:val="Listaszerbekezds"/>
+        <w:numPr>
+          <w:ilvl w:val="1"/>
+          <w:numId w:val="5"/>
+        </w:numPr>
+      </w:pPr>
+      <w:r>
+        <w:t>Célközönség</w:t>
+      </w:r>
+    </w:p>
+    <w:p>
+      <w:pPr>
+        <w:pStyle w:val="Listaszerbekezds"/>
+        <w:numPr>
+          <w:ilvl w:val="1"/>
+          <w:numId w:val="5"/>
+        </w:numPr>
+      </w:pPr>
+      <w:r>
+        <w:t>Jelenlegi helyzet a hasonló applikációknál</w:t>
+      </w:r>
+    </w:p>
+    <w:p>
+      <w:pPr>
+        <w:pStyle w:val="Listaszerbekezds"/>
+        <w:numPr>
+          <w:ilvl w:val="0"/>
+          <w:numId w:val="5"/>
+        </w:numPr>
+      </w:pPr>
+      <w:r>
+        <w:t>Felhasználói dokumentáció</w:t>
+      </w:r>
+    </w:p>
+    <w:p>
+      <w:pPr>
+        <w:pStyle w:val="Listaszerbekezds"/>
+        <w:numPr>
+          <w:ilvl w:val="0"/>
+          <w:numId w:val="5"/>
+        </w:numPr>
+      </w:pPr>
+      <w:r>
+        <w:t>Fejlesztői dokumentáció</w:t>
+      </w:r>
+    </w:p>
+    <w:p>
+      <w:pPr>
+        <w:pStyle w:val="Listaszerbekezds"/>
+        <w:numPr>
+          <w:ilvl w:val="0"/>
+          <w:numId w:val="5"/>
+        </w:numPr>
+      </w:pPr>
+      <w:r>
+        <w:t>Irodalomjegyzék</w:t>
+      </w:r>
+    </w:p>
+    <w:p>
+      <w:pPr>
+        <w:pStyle w:val="Listaszerbekezds"/>
+        <w:numPr>
+          <w:ilvl w:val="0"/>
+          <w:numId w:val="3"/>
+        </w:numPr>
+      </w:pPr>
+      <w:r>
+        <w:br w:type="page"/>
+      </w:r>
+    </w:p>
+    <w:p>
+      <w:pPr>
+        <w:pStyle w:val="DokumentciAlcm"/>
+      </w:pPr>
+      <w:r>
+        <w:lastRenderedPageBreak/>
+        <w:t>Bevezetés</w:t>
       </w:r>
     </w:p>
     <w:p>
@@ -61,13 +437,111 @@
         <w:pStyle w:val="DokumentciNagyCm"/>
       </w:pPr>
       <w:r>
-        <w:t>Célok</w:t>
-      </w:r>
-      <w:r>
-        <w:tab/>
-      </w:r>
-      <w:r>
-        <w:tab/>
+        <w:t>Téma ismertetése</w:t>
+      </w:r>
+      <w:r>
+        <w:tab/>
+      </w:r>
+      <w:r>
+        <w:tab/>
+      </w:r>
+      <w:r>
+        <w:tab/>
+      </w:r>
+      <w:r>
+        <w:tab/>
+      </w:r>
+      <w:r>
+        <w:tab/>
+      </w:r>
+      <w:r>
+        <w:tab/>
+      </w:r>
+      <w:r>
+        <w:tab/>
+      </w:r>
+      <w:r>
+        <w:t xml:space="preserve">       </w:t>
+      </w:r>
+      <w:r>
+        <w:tab/>
+      </w:r>
+      <w:r>
+        <w:tab/>
+      </w:r>
+    </w:p>
+    <w:p>
+      <w:proofErr w:type="spellStart"/>
+      <w:r>
+        <w:t>Fit&amp;Mindful</w:t>
+      </w:r>
+      <w:proofErr w:type="spellEnd"/>
+      <w:r>
+        <w:t xml:space="preserve"> egy </w:t>
+      </w:r>
+      <w:proofErr w:type="spellStart"/>
+      <w:r>
+        <w:t>Laravel</w:t>
+      </w:r>
+      <w:proofErr w:type="spellEnd"/>
+      <w:r>
+        <w:t xml:space="preserve"> alapú többplatformos alkalmazás, amelynek célja, hogy az emberek mentális és fizikai egészségét fejlessze.</w:t>
+      </w:r>
+      <w:r>
+        <w:br/>
+        <w:t xml:space="preserve">Az alkalmazás </w:t>
+      </w:r>
+      <w:r>
+        <w:t>a fizikai egészség érdekében lehetőséget</w:t>
+      </w:r>
+      <w:r>
+        <w:t xml:space="preserve"> kínál</w:t>
+      </w:r>
+      <w:r>
+        <w:t xml:space="preserve"> előre elkészített edzéstervek használatára – minden edzettségi szinthez igazodik -, egészséges recept ötletek megtekintésére, étkezési napló vezetésére; a mentális egészség érdekében pedig különböző pszichológiai problémákra hoztunk létre egy tervezetett, amelyen keresztül kiegészítheti a felhasználó a terápiás folyamatát, illetve megismerkedhet és </w:t>
+      </w:r>
+      <w:r>
+        <w:t>felfedezhető</w:t>
+      </w:r>
+      <w:r>
+        <w:t xml:space="preserve"> </w:t>
+      </w:r>
+    </w:p>
+    <w:p>
+      <w:pPr>
+        <w:pStyle w:val="DokumentciNagyCm"/>
+      </w:pPr>
+      <w:r>
+        <w:t>Témaválasztás</w:t>
+      </w:r>
+      <w:r>
+        <w:t xml:space="preserve"> indoklása</w:t>
+      </w:r>
+      <w:r>
+        <w:tab/>
+      </w:r>
+      <w:r>
+        <w:tab/>
+      </w:r>
+      <w:r>
+        <w:tab/>
+      </w:r>
+      <w:r>
+        <w:tab/>
+      </w:r>
+      <w:r>
+        <w:tab/>
+      </w:r>
+      <w:r>
+        <w:tab/>
+      </w:r>
+      <w:r>
+        <w:tab/>
+      </w:r>
+    </w:p>
+    <w:p>
+      <w:r>
+        <w:t>Mai világban számos információ áll rendelkezésünkre a mentális és fizikai egészség kapcsán, így fontosnak tartottuk, hogy készítsünk egy applikációt, ami fejleszteni az emberek mentális és fizikai egészségét, emellett tudja követni az étkezését és lelki állapotát</w:t>
       </w:r>
       <w:r>
         <w:tab/>
@@ -104,7 +578,13 @@
     </w:p>
     <w:p>
       <w:r>
-        <w:t>A gyakorlatok receptek és mentális kihívások összeállítása során fontos volt, hogy olyan elemeket is tartalmazzon, amik élvezhetőek kezdők, haladók és tapasztaltak számára is</w:t>
+        <w:t>A gyakorlatok</w:t>
+      </w:r>
+      <w:r>
+        <w:t>,</w:t>
+      </w:r>
+      <w:r>
+        <w:t xml:space="preserve"> receptek és mentális kihívások összeállítása során fontos volt, hogy olyan elemeket is tartalmazzon, amik élvezhetőek kezdők, haladók és tapasztaltak számára is</w:t>
       </w:r>
     </w:p>
     <w:p>
@@ -112,6 +592,161 @@
         <w:pStyle w:val="DokumentciNagyCm"/>
       </w:pPr>
       <w:r>
+        <w:t>Célközönség</w:t>
+      </w:r>
+      <w:r>
+        <w:tab/>
+      </w:r>
+      <w:r>
+        <w:tab/>
+      </w:r>
+      <w:r>
+        <w:tab/>
+      </w:r>
+      <w:r>
+        <w:tab/>
+      </w:r>
+      <w:r>
+        <w:tab/>
+      </w:r>
+      <w:r>
+        <w:tab/>
+      </w:r>
+      <w:r>
+        <w:tab/>
+      </w:r>
+      <w:r>
+        <w:tab/>
+      </w:r>
+      <w:r>
+        <w:tab/>
+      </w:r>
+      <w:r>
+        <w:tab/>
+      </w:r>
+    </w:p>
+    <w:p>
+      <w:r>
+        <w:t>Az alkalmazás célcsoportját, minden korosztály tagjai alkotják, akik szeretnének az egészségükre odafigyelni</w:t>
+      </w:r>
+    </w:p>
+    <w:p>
+      <w:r>
+        <w:t>Az alkalmazás technikai előismeretek nélkül is egyszerűen használható</w:t>
+      </w:r>
+      <w:r>
+        <w:t xml:space="preserve"> </w:t>
+      </w:r>
+      <w:r>
+        <w:t>az applikáció letisztultságának köszönhetően</w:t>
+      </w:r>
+      <w:r>
+        <w:br/>
+        <w:t>Az arculat kialakítása során a célunk az volt, hogy a színek motiválóak legyenek és nyugalmat árasszanak</w:t>
+      </w:r>
+      <w:r>
+        <w:br/>
+        <w:t>A borító képek kiválasztása során fontos volt, hogy minél inkább a realitáshoz közel álljon és motiválja a felhasználót.</w:t>
+      </w:r>
+      <w:r>
+        <w:br/>
+        <w:t>Ha felhasználó regisztrál nem csak több funkció érhető el, hanem az edzések során olyan képek, ahol a megmozgatott izomcsoportok kis láthatók.</w:t>
+      </w:r>
+      <w:r>
+        <w:br/>
+        <w:t>A funkciókat igyekeztük minél jobban eltagolni és szétbontani, hogy átlátható legyen.</w:t>
+      </w:r>
+    </w:p>
+    <w:p>
+      <w:r>
+        <w:t>A témában bármekkora ismerettel rendelkező személy használhatja.</w:t>
+      </w:r>
+    </w:p>
+    <w:p>
+      <w:pPr>
+        <w:pStyle w:val="DokumentciNagyCm"/>
+      </w:pPr>
+      <w:r>
+        <w:lastRenderedPageBreak/>
+        <w:t>Jelenlegi helyzet a hasonló applikációknál</w:t>
+      </w:r>
+    </w:p>
+    <w:p>
+      <w:r>
+        <w:t xml:space="preserve">A hasonló applikációknál abban láttuk a problémát, hogy minden témában külön applikációk léteznek, így az ember könnyen elveszik közöttük, vagy amelyik terület a felhasználó számára nehezebb, inkább figyelmen kívül hagyja. </w:t>
+      </w:r>
+      <w:r>
+        <w:br/>
+        <w:t>Az applikációnkkal ezeknek az esélyét szeretnék redukálni vagy teljesen kizárni.</w:t>
+      </w:r>
+    </w:p>
+    <w:p>
+      <w:pPr>
+        <w:jc w:val="center"/>
+      </w:pPr>
+    </w:p>
+    <w:p>
+      <w:pPr>
+        <w:jc w:val="right"/>
+      </w:pPr>
+      <w:r>
+        <w:t>Üdvözlettel:</w:t>
+      </w:r>
+      <w:r>
+        <w:br/>
+      </w:r>
+      <w:proofErr w:type="spellStart"/>
+      <w:r>
+        <w:t>Fit&amp;Mindful</w:t>
+      </w:r>
+      <w:proofErr w:type="spellEnd"/>
+      <w:r>
+        <w:t xml:space="preserve"> csapata</w:t>
+      </w:r>
+    </w:p>
+    <w:p/>
+    <w:p>
+      <w:pPr>
+        <w:rPr>
+          <w:rFonts w:ascii="Times New Roman" w:eastAsiaTheme="majorEastAsia" w:hAnsi="Times New Roman" w:cstheme="majorBidi"/>
+          <w:b/>
+          <w:color w:val="656D4A"/>
+          <w:sz w:val="36"/>
+          <w:szCs w:val="32"/>
+          <w:u w:val="single"/>
+        </w:rPr>
+      </w:pPr>
+      <w:r>
+        <w:br w:type="page"/>
+      </w:r>
+    </w:p>
+    <w:p>
+      <w:pPr>
+        <w:pStyle w:val="DokumentciAlcm"/>
+      </w:pPr>
+      <w:r>
+        <w:lastRenderedPageBreak/>
+        <w:t>Felhasználói dokumentáció</w:t>
+      </w:r>
+    </w:p>
+    <w:p>
+      <w:pPr>
+        <w:pStyle w:val="DokumentciAlcm"/>
+      </w:pPr>
+      <w:r>
+        <w:t>Fejlesztői dokumentáció</w:t>
+      </w:r>
+    </w:p>
+    <w:p>
+      <w:pPr>
+        <w:pStyle w:val="DokumentciAlcm"/>
+      </w:pPr>
+    </w:p>
+    <w:p>
+      <w:pPr>
+        <w:pStyle w:val="DokumentciNagyCm"/>
+      </w:pPr>
+      <w:r>
         <w:t>Jövőbeli fejlesztések</w:t>
       </w:r>
       <w:r>
@@ -119,6 +754,9 @@
       </w:r>
       <w:r>
         <w:tab/>
+      </w:r>
+      <w:r>
+        <w:t xml:space="preserve">       </w:t>
       </w:r>
       <w:r>
         <w:tab/>
@@ -216,59 +854,16 @@
     </w:p>
     <w:p>
       <w:pPr>
-        <w:pStyle w:val="DokumentciNagyCm"/>
-      </w:pPr>
-      <w:r>
-        <w:t>Arculat tervezése</w:t>
-      </w:r>
-      <w:r>
-        <w:tab/>
-      </w:r>
-      <w:r>
-        <w:tab/>
-      </w:r>
-      <w:r>
-        <w:tab/>
-      </w:r>
-      <w:r>
-        <w:tab/>
-      </w:r>
-      <w:r>
-        <w:tab/>
-      </w:r>
-      <w:r>
-        <w:tab/>
-      </w:r>
-      <w:r>
-        <w:tab/>
-      </w:r>
-      <w:r>
-        <w:tab/>
-      </w:r>
-      <w:r>
-        <w:tab/>
-      </w:r>
-    </w:p>
-    <w:p>
-      <w:r>
-        <w:t xml:space="preserve">Az arculat kialakítása </w:t>
-      </w:r>
-      <w:r>
-        <w:t>során a célunk az volt, hogy a színek motiválóak legyenek és nyugalmat áras</w:t>
-      </w:r>
-      <w:r>
-        <w:t>szanak</w:t>
-      </w:r>
-    </w:p>
-    <w:p>
-      <w:r>
-        <w:t>A borító képek kiválasztása során fontos volt, hogy minél inkább a realitáshoz közel álljon és motiválja a felhasználót.</w:t>
-      </w:r>
+        <w:pStyle w:val="DokumentciAlcm"/>
+      </w:pPr>
       <w:r>
         <w:br/>
-        <w:t>Ha felhasználó regisztrál nem csak több funkció érhető el, hanem az edzések során olyan képek, ahol a megmozgatott izomcsoportok kis láthatók.</w:t>
-      </w:r>
-    </w:p>
+      </w:r>
+      <w:r>
+        <w:t>Irodalomjegyzék</w:t>
+      </w:r>
+    </w:p>
+    <w:p/>
     <w:p>
       <w:pPr>
         <w:rPr>
@@ -276,107 +871,6 @@
           <w:szCs w:val="28"/>
         </w:rPr>
       </w:pPr>
-      <w:r>
-        <w:t xml:space="preserve">A funkciókat igyekeztük minél jobban eltagolni és szétbontani, hogy átlátható legyen. </w:t>
-      </w:r>
-      <w:r>
-        <w:br/>
-      </w:r>
-    </w:p>
-    <w:p>
-      <w:pPr>
-        <w:pStyle w:val="DokumentciNagyCm"/>
-      </w:pPr>
-      <w:r>
-        <w:lastRenderedPageBreak/>
-        <w:t>Applikáció felépítésének terve</w:t>
-      </w:r>
-      <w:r>
-        <w:tab/>
-      </w:r>
-      <w:r>
-        <w:tab/>
-      </w:r>
-      <w:r>
-        <w:tab/>
-      </w:r>
-      <w:r>
-        <w:tab/>
-      </w:r>
-      <w:r>
-        <w:tab/>
-      </w:r>
-      <w:r>
-        <w:tab/>
-      </w:r>
-    </w:p>
-    <w:p>
-      <w:pPr>
-        <w:pStyle w:val="DokumentciAlcm"/>
-      </w:pPr>
-      <w:r>
-        <w:t>PHP/</w:t>
-      </w:r>
-      <w:r>
-        <w:t>HTML váz</w:t>
-      </w:r>
-    </w:p>
-    <w:p>
-      <w:pPr>
-        <w:pStyle w:val="DokumentciAlcm"/>
-      </w:pPr>
-      <w:r>
-        <w:br/>
-        <w:t>CSS</w:t>
-      </w:r>
-    </w:p>
-    <w:p>
-      <w:pPr>
-        <w:rPr>
-          <w:b/>
-          <w:bCs/>
-        </w:rPr>
-      </w:pPr>
-    </w:p>
-    <w:p>
-      <w:pPr>
-        <w:pStyle w:val="DokumentciNagyCm"/>
-      </w:pPr>
-      <w:r>
-        <w:t>Applikáció használata (ha kész képekkel és minden egyébbel)</w:t>
-      </w:r>
-      <w:r>
-        <w:tab/>
-      </w:r>
-      <w:r>
-        <w:tab/>
-      </w:r>
-      <w:r>
-        <w:tab/>
-      </w:r>
-      <w:r>
-        <w:tab/>
-      </w:r>
-      <w:r>
-        <w:tab/>
-      </w:r>
-      <w:r>
-        <w:tab/>
-      </w:r>
-      <w:r>
-        <w:tab/>
-      </w:r>
-      <w:r>
-        <w:tab/>
-      </w:r>
-      <w:r>
-        <w:tab/>
-      </w:r>
-    </w:p>
-    <w:p>
-      <w:pPr>
-        <w:pStyle w:val="DokumentciNagyCm"/>
-      </w:pPr>
     </w:p>
     <w:p>
       <w:pPr>
@@ -390,6 +884,7 @@
     </w:p>
     <w:p/>
     <w:sectPr>
+      <w:footerReference w:type="default" r:id="rId8"/>
       <w:pgSz w:w="11906" w:h="16838"/>
       <w:pgMar w:top="1417" w:right="1417" w:bottom="1417" w:left="1417" w:header="708" w:footer="708" w:gutter="0"/>
       <w:pgBorders w:offsetFrom="page">
@@ -399,15 +894,422 @@
         <w:right w:val="single" w:sz="12" w:space="24" w:color="CCCCCC"/>
       </w:pgBorders>
       <w:cols w:space="708"/>
+      <w:titlePg/>
       <w:docGrid w:linePitch="360"/>
     </w:sectPr>
   </w:body>
 </w:document>
 </file>
 
+<file path=word/endnotes.xml><?xml version="1.0" encoding="utf-8"?>
+<w:endnotes xmlns:wpc="http://schemas.microsoft.com/office/word/2010/wordprocessingCanvas" xmlns:cx="http://schemas.microsoft.com/office/drawing/2014/chartex" xmlns:cx1="http://schemas.microsoft.com/office/drawing/2015/9/8/chartex" xmlns:cx2="http://schemas.microsoft.com/office/drawing/2015/10/21/chartex" xmlns:cx3="http://schemas.microsoft.com/office/drawing/2016/5/9/chartex" xmlns:cx4="http://schemas.microsoft.com/office/drawing/2016/5/10/chartex" xmlns:cx5="http://schemas.microsoft.com/office/drawing/2016/5/11/chartex" xmlns:cx6="http://schemas.microsoft.com/office/drawing/2016/5/12/chartex" xmlns:cx7="http://schemas.microsoft.com/office/drawing/2016/5/13/chartex" xmlns:cx8="http://schemas.microsoft.com/office/drawing/2016/5/14/chartex" xmlns:mc="http://schemas.openxmlformats.org/markup-compatibility/2006" xmlns:aink="http://schemas.microsoft.com/office/drawing/2016/ink" xmlns:am3d="http://schemas.microsoft.com/office/drawing/2017/model3d" xmlns:o="urn:schemas-microsoft-com:office:office" xmlns:oel="http://schemas.microsoft.com/office/2019/extlst" xmlns:r="http://schemas.openxmlformats.org/officeDocument/2006/relationships" xmlns:m="http://schemas.openxmlformats.org/officeDocument/2006/math" xmlns:v="urn:schemas-microsoft-com:vml" xmlns:wp14="http://schemas.microsoft.com/office/word/2010/wordprocessingDrawing" xmlns:wp="http://schemas.openxmlformats.org/drawingml/2006/wordprocessingDrawing" xmlns:w10="urn:schemas-microsoft-com:office:word" xmlns:w="http://schemas.openxmlformats.org/wordprocessingml/2006/main" xmlns:w14="http://schemas.microsoft.com/office/word/2010/wordml" xmlns:w15="http://schemas.microsoft.com/office/word/2012/wordml" xmlns:w16cex="http://schemas.microsoft.com/office/word/2018/wordml/cex" xmlns:w16cid="http://schemas.microsoft.com/office/word/2016/wordml/cid" xmlns:w16="http://schemas.microsoft.com/office/word/2018/wordml" xmlns:w16du="http://schemas.microsoft.com/office/word/2023/wordml/word16du" xmlns:w16sdtdh="http://schemas.microsoft.com/office/word/2020/wordml/sdtdatahash" xmlns:w16sdtfl="http://schemas.microsoft.com/office/word/2024/wordml/sdtformatlock" xmlns:w16se="http://schemas.microsoft.com/office/word/2015/wordml/symex" xmlns:wpg="http://schemas.microsoft.com/office/word/2010/wordprocessingGroup" xmlns:wpi="http://schemas.microsoft.com/office/word/2010/wordprocessingInk" xmlns:wne="http://schemas.microsoft.com/office/word/2006/wordml" xmlns:wps="http://schemas.microsoft.com/office/word/2010/wordprocessingShape" mc:Ignorable="w14 w15 w16se w16cid w16 w16cex w16sdtdh w16sdtfl w16du wp14">
+  <w:endnote w:type="separator" w:id="-1">
+    <w:p>
+      <w:pPr>
+        <w:spacing w:after="0" w:line="240" w:lineRule="auto"/>
+      </w:pPr>
+      <w:r>
+        <w:separator/>
+      </w:r>
+    </w:p>
+  </w:endnote>
+  <w:endnote w:type="continuationSeparator" w:id="0">
+    <w:p>
+      <w:pPr>
+        <w:spacing w:after="0" w:line="240" w:lineRule="auto"/>
+      </w:pPr>
+      <w:r>
+        <w:continuationSeparator/>
+      </w:r>
+    </w:p>
+  </w:endnote>
+</w:endnotes>
+</file>
+
+<file path=word/footer1.xml><?xml version="1.0" encoding="utf-8"?>
+<w:ftr xmlns:wpc="http://schemas.microsoft.com/office/word/2010/wordprocessingCanvas" xmlns:cx="http://schemas.microsoft.com/office/drawing/2014/chartex" xmlns:cx1="http://schemas.microsoft.com/office/drawing/2015/9/8/chartex" xmlns:cx2="http://schemas.microsoft.com/office/drawing/2015/10/21/chartex" xmlns:cx3="http://schemas.microsoft.com/office/drawing/2016/5/9/chartex" xmlns:cx4="http://schemas.microsoft.com/office/drawing/2016/5/10/chartex" xmlns:cx5="http://schemas.microsoft.com/office/drawing/2016/5/11/chartex" xmlns:cx6="http://schemas.microsoft.com/office/drawing/2016/5/12/chartex" xmlns:cx7="http://schemas.microsoft.com/office/drawing/2016/5/13/chartex" xmlns:cx8="http://schemas.microsoft.com/office/drawing/2016/5/14/chartex" xmlns:mc="http://schemas.openxmlformats.org/markup-compatibility/2006" xmlns:aink="http://schemas.microsoft.com/office/drawing/2016/ink" xmlns:am3d="http://schemas.microsoft.com/office/drawing/2017/model3d" xmlns:o="urn:schemas-microsoft-com:office:office" xmlns:oel="http://schemas.microsoft.com/office/2019/extlst" xmlns:r="http://schemas.openxmlformats.org/officeDocument/2006/relationships" xmlns:m="http://schemas.openxmlformats.org/officeDocument/2006/math" xmlns:v="urn:schemas-microsoft-com:vml" xmlns:wp14="http://schemas.microsoft.com/office/word/2010/wordprocessingDrawing" xmlns:wp="http://schemas.openxmlformats.org/drawingml/2006/wordprocessingDrawing" xmlns:w10="urn:schemas-microsoft-com:office:word" xmlns:w="http://schemas.openxmlformats.org/wordprocessingml/2006/main" xmlns:w14="http://schemas.microsoft.com/office/word/2010/wordml" xmlns:w15="http://schemas.microsoft.com/office/word/2012/wordml" xmlns:w16cex="http://schemas.microsoft.com/office/word/2018/wordml/cex" xmlns:w16cid="http://schemas.microsoft.com/office/word/2016/wordml/cid" xmlns:w16="http://schemas.microsoft.com/office/word/2018/wordml" xmlns:w16du="http://schemas.microsoft.com/office/word/2023/wordml/word16du" xmlns:w16sdtdh="http://schemas.microsoft.com/office/word/2020/wordml/sdtdatahash" xmlns:w16sdtfl="http://schemas.microsoft.com/office/word/2024/wordml/sdtformatlock" xmlns:w16se="http://schemas.microsoft.com/office/word/2015/wordml/symex" xmlns:wpg="http://schemas.microsoft.com/office/word/2010/wordprocessingGroup" xmlns:wpi="http://schemas.microsoft.com/office/word/2010/wordprocessingInk" xmlns:wne="http://schemas.microsoft.com/office/word/2006/wordml" xmlns:wps="http://schemas.microsoft.com/office/word/2010/wordprocessingShape" mc:Ignorable="w14 w15 w16se w16cid w16 w16cex w16sdtdh w16sdtfl w16du wp14">
+  <w:sdt>
+    <w:sdtPr>
+      <w:id w:val="-475912252"/>
+      <w:docPartObj>
+        <w:docPartGallery w:val="Page Numbers (Bottom of Page)"/>
+      </w:docPartObj>
+    </w:sdtPr>
+    <w:sdtContent>
+      <w:p>
+        <w:pPr>
+          <w:pStyle w:val="llb"/>
+          <w:jc w:val="center"/>
+        </w:pPr>
+        <w:r>
+          <w:fldChar w:fldCharType="begin"/>
+        </w:r>
+        <w:r>
+          <w:instrText>PAGE   \* MERGEFORMAT</w:instrText>
+        </w:r>
+        <w:r>
+          <w:fldChar w:fldCharType="separate"/>
+        </w:r>
+        <w:r>
+          <w:t>2</w:t>
+        </w:r>
+        <w:r>
+          <w:fldChar w:fldCharType="end"/>
+        </w:r>
+      </w:p>
+    </w:sdtContent>
+  </w:sdt>
+  <w:p>
+    <w:pPr>
+      <w:pStyle w:val="llb"/>
+    </w:pPr>
+  </w:p>
+</w:ftr>
+</file>
+
+<file path=word/footnotes.xml><?xml version="1.0" encoding="utf-8"?>
+<w:footnotes xmlns:wpc="http://schemas.microsoft.com/office/word/2010/wordprocessingCanvas" xmlns:cx="http://schemas.microsoft.com/office/drawing/2014/chartex" xmlns:cx1="http://schemas.microsoft.com/office/drawing/2015/9/8/chartex" xmlns:cx2="http://schemas.microsoft.com/office/drawing/2015/10/21/chartex" xmlns:cx3="http://schemas.microsoft.com/office/drawing/2016/5/9/chartex" xmlns:cx4="http://schemas.microsoft.com/office/drawing/2016/5/10/chartex" xmlns:cx5="http://schemas.microsoft.com/office/drawing/2016/5/11/chartex" xmlns:cx6="http://schemas.microsoft.com/office/drawing/2016/5/12/chartex" xmlns:cx7="http://schemas.microsoft.com/office/drawing/2016/5/13/chartex" xmlns:cx8="http://schemas.microsoft.com/office/drawing/2016/5/14/chartex" xmlns:mc="http://schemas.openxmlformats.org/markup-compatibility/2006" xmlns:aink="http://schemas.microsoft.com/office/drawing/2016/ink" xmlns:am3d="http://schemas.microsoft.com/office/drawing/2017/model3d" xmlns:o="urn:schemas-microsoft-com:office:office" xmlns:oel="http://schemas.microsoft.com/office/2019/extlst" xmlns:r="http://schemas.openxmlformats.org/officeDocument/2006/relationships" xmlns:m="http://schemas.openxmlformats.org/officeDocument/2006/math" xmlns:v="urn:schemas-microsoft-com:vml" xmlns:wp14="http://schemas.microsoft.com/office/word/2010/wordprocessingDrawing" xmlns:wp="http://schemas.openxmlformats.org/drawingml/2006/wordprocessingDrawing" xmlns:w10="urn:schemas-microsoft-com:office:word" xmlns:w="http://schemas.openxmlformats.org/wordprocessingml/2006/main" xmlns:w14="http://schemas.microsoft.com/office/word/2010/wordml" xmlns:w15="http://schemas.microsoft.com/office/word/2012/wordml" xmlns:w16cex="http://schemas.microsoft.com/office/word/2018/wordml/cex" xmlns:w16cid="http://schemas.microsoft.com/office/word/2016/wordml/cid" xmlns:w16="http://schemas.microsoft.com/office/word/2018/wordml" xmlns:w16du="http://schemas.microsoft.com/office/word/2023/wordml/word16du" xmlns:w16sdtdh="http://schemas.microsoft.com/office/word/2020/wordml/sdtdatahash" xmlns:w16sdtfl="http://schemas.microsoft.com/office/word/2024/wordml/sdtformatlock" xmlns:w16se="http://schemas.microsoft.com/office/word/2015/wordml/symex" xmlns:wpg="http://schemas.microsoft.com/office/word/2010/wordprocessingGroup" xmlns:wpi="http://schemas.microsoft.com/office/word/2010/wordprocessingInk" xmlns:wne="http://schemas.microsoft.com/office/word/2006/wordml" xmlns:wps="http://schemas.microsoft.com/office/word/2010/wordprocessingShape" mc:Ignorable="w14 w15 w16se w16cid w16 w16cex w16sdtdh w16sdtfl w16du wp14">
+  <w:footnote w:type="separator" w:id="-1">
+    <w:p>
+      <w:pPr>
+        <w:spacing w:after="0" w:line="240" w:lineRule="auto"/>
+      </w:pPr>
+      <w:r>
+        <w:separator/>
+      </w:r>
+    </w:p>
+  </w:footnote>
+  <w:footnote w:type="continuationSeparator" w:id="0">
+    <w:p>
+      <w:pPr>
+        <w:spacing w:after="0" w:line="240" w:lineRule="auto"/>
+      </w:pPr>
+      <w:r>
+        <w:continuationSeparator/>
+      </w:r>
+    </w:p>
+  </w:footnote>
+</w:footnotes>
+</file>
+
 <file path=word/numbering.xml><?xml version="1.0" encoding="utf-8"?>
 <w:numbering xmlns:wpc="http://schemas.microsoft.com/office/word/2010/wordprocessingCanvas" xmlns:cx="http://schemas.microsoft.com/office/drawing/2014/chartex" xmlns:cx1="http://schemas.microsoft.com/office/drawing/2015/9/8/chartex" xmlns:cx2="http://schemas.microsoft.com/office/drawing/2015/10/21/chartex" xmlns:cx3="http://schemas.microsoft.com/office/drawing/2016/5/9/chartex" xmlns:cx4="http://schemas.microsoft.com/office/drawing/2016/5/10/chartex" xmlns:cx5="http://schemas.microsoft.com/office/drawing/2016/5/11/chartex" xmlns:cx6="http://schemas.microsoft.com/office/drawing/2016/5/12/chartex" xmlns:cx7="http://schemas.microsoft.com/office/drawing/2016/5/13/chartex" xmlns:cx8="http://schemas.microsoft.com/office/drawing/2016/5/14/chartex" xmlns:mc="http://schemas.openxmlformats.org/markup-compatibility/2006" xmlns:aink="http://schemas.microsoft.com/office/drawing/2016/ink" xmlns:am3d="http://schemas.microsoft.com/office/drawing/2017/model3d" xmlns:o="urn:schemas-microsoft-com:office:office" xmlns:oel="http://schemas.microsoft.com/office/2019/extlst" xmlns:r="http://schemas.openxmlformats.org/officeDocument/2006/relationships" xmlns:m="http://schemas.openxmlformats.org/officeDocument/2006/math" xmlns:v="urn:schemas-microsoft-com:vml" xmlns:wp14="http://schemas.microsoft.com/office/word/2010/wordprocessingDrawing" xmlns:wp="http://schemas.openxmlformats.org/drawingml/2006/wordprocessingDrawing" xmlns:w10="urn:schemas-microsoft-com:office:word" xmlns:w="http://schemas.openxmlformats.org/wordprocessingml/2006/main" xmlns:w14="http://schemas.microsoft.com/office/word/2010/wordml" xmlns:w15="http://schemas.microsoft.com/office/word/2012/wordml" xmlns:w16cex="http://schemas.microsoft.com/office/word/2018/wordml/cex" xmlns:w16cid="http://schemas.microsoft.com/office/word/2016/wordml/cid" xmlns:w16="http://schemas.microsoft.com/office/word/2018/wordml" xmlns:w16du="http://schemas.microsoft.com/office/word/2023/wordml/word16du" xmlns:w16sdtdh="http://schemas.microsoft.com/office/word/2020/wordml/sdtdatahash" xmlns:w16sdtfl="http://schemas.microsoft.com/office/word/2024/wordml/sdtformatlock" xmlns:w16se="http://schemas.microsoft.com/office/word/2015/wordml/symex" xmlns:wpg="http://schemas.microsoft.com/office/word/2010/wordprocessingGroup" xmlns:wpi="http://schemas.microsoft.com/office/word/2010/wordprocessingInk" xmlns:wne="http://schemas.microsoft.com/office/word/2006/wordml" xmlns:wps="http://schemas.microsoft.com/office/word/2010/wordprocessingShape" mc:Ignorable="w14 w15 w16se w16cid w16 w16cex w16sdtdh w16sdtfl w16du wp14">
   <w:abstractNum w:abstractNumId="0" w15:restartNumberingAfterBreak="0">
+    <w:nsid w:val="272623B0"/>
+    <w:multiLevelType w:val="multilevel"/>
+    <w:tmpl w:val="ACDE4994"/>
+    <w:lvl w:ilvl="0">
+      <w:start w:val="1"/>
+      <w:numFmt w:val="decimal"/>
+      <w:lvlText w:val="%1."/>
+      <w:lvlJc w:val="left"/>
+      <w:pPr>
+        <w:ind w:left="408" w:hanging="408"/>
+      </w:pPr>
+      <w:rPr>
+        <w:rFonts w:hint="default"/>
+      </w:rPr>
+    </w:lvl>
+    <w:lvl w:ilvl="1">
+      <w:start w:val="1"/>
+      <w:numFmt w:val="decimal"/>
+      <w:lvlText w:val="%1.%2."/>
+      <w:lvlJc w:val="left"/>
+      <w:pPr>
+        <w:ind w:left="1440" w:hanging="720"/>
+      </w:pPr>
+      <w:rPr>
+        <w:rFonts w:hint="default"/>
+      </w:rPr>
+    </w:lvl>
+    <w:lvl w:ilvl="2">
+      <w:start w:val="1"/>
+      <w:numFmt w:val="decimal"/>
+      <w:lvlText w:val="%1.%2.%3."/>
+      <w:lvlJc w:val="left"/>
+      <w:pPr>
+        <w:ind w:left="2160" w:hanging="720"/>
+      </w:pPr>
+      <w:rPr>
+        <w:rFonts w:hint="default"/>
+      </w:rPr>
+    </w:lvl>
+    <w:lvl w:ilvl="3">
+      <w:start w:val="1"/>
+      <w:numFmt w:val="decimal"/>
+      <w:lvlText w:val="%1.%2.%3.%4."/>
+      <w:lvlJc w:val="left"/>
+      <w:pPr>
+        <w:ind w:left="3240" w:hanging="1080"/>
+      </w:pPr>
+      <w:rPr>
+        <w:rFonts w:hint="default"/>
+      </w:rPr>
+    </w:lvl>
+    <w:lvl w:ilvl="4">
+      <w:start w:val="1"/>
+      <w:numFmt w:val="decimal"/>
+      <w:lvlText w:val="%1.%2.%3.%4.%5."/>
+      <w:lvlJc w:val="left"/>
+      <w:pPr>
+        <w:ind w:left="3960" w:hanging="1080"/>
+      </w:pPr>
+      <w:rPr>
+        <w:rFonts w:hint="default"/>
+      </w:rPr>
+    </w:lvl>
+    <w:lvl w:ilvl="5">
+      <w:start w:val="1"/>
+      <w:numFmt w:val="decimal"/>
+      <w:lvlText w:val="%1.%2.%3.%4.%5.%6."/>
+      <w:lvlJc w:val="left"/>
+      <w:pPr>
+        <w:ind w:left="5040" w:hanging="1440"/>
+      </w:pPr>
+      <w:rPr>
+        <w:rFonts w:hint="default"/>
+      </w:rPr>
+    </w:lvl>
+    <w:lvl w:ilvl="6">
+      <w:start w:val="1"/>
+      <w:numFmt w:val="decimal"/>
+      <w:lvlText w:val="%1.%2.%3.%4.%5.%6.%7."/>
+      <w:lvlJc w:val="left"/>
+      <w:pPr>
+        <w:ind w:left="5760" w:hanging="1440"/>
+      </w:pPr>
+      <w:rPr>
+        <w:rFonts w:hint="default"/>
+      </w:rPr>
+    </w:lvl>
+    <w:lvl w:ilvl="7">
+      <w:start w:val="1"/>
+      <w:numFmt w:val="decimal"/>
+      <w:lvlText w:val="%1.%2.%3.%4.%5.%6.%7.%8."/>
+      <w:lvlJc w:val="left"/>
+      <w:pPr>
+        <w:ind w:left="6840" w:hanging="1800"/>
+      </w:pPr>
+      <w:rPr>
+        <w:rFonts w:hint="default"/>
+      </w:rPr>
+    </w:lvl>
+    <w:lvl w:ilvl="8">
+      <w:start w:val="1"/>
+      <w:numFmt w:val="decimal"/>
+      <w:lvlText w:val="%1.%2.%3.%4.%5.%6.%7.%8.%9."/>
+      <w:lvlJc w:val="left"/>
+      <w:pPr>
+        <w:ind w:left="7560" w:hanging="1800"/>
+      </w:pPr>
+      <w:rPr>
+        <w:rFonts w:hint="default"/>
+      </w:rPr>
+    </w:lvl>
+  </w:abstractNum>
+  <w:abstractNum w:abstractNumId="1" w15:restartNumberingAfterBreak="0">
+    <w:nsid w:val="2C876759"/>
+    <w:multiLevelType w:val="hybridMultilevel"/>
+    <w:tmpl w:val="91A866FC"/>
+    <w:lvl w:ilvl="0" w:tplc="040E0001">
+      <w:start w:val="1"/>
+      <w:numFmt w:val="bullet"/>
+      <w:lvlText w:val=""/>
+      <w:lvlJc w:val="left"/>
+      <w:pPr>
+        <w:ind w:left="720" w:hanging="360"/>
+      </w:pPr>
+      <w:rPr>
+        <w:rFonts w:ascii="Symbol" w:hAnsi="Symbol" w:hint="default"/>
+      </w:rPr>
+    </w:lvl>
+    <w:lvl w:ilvl="1" w:tplc="040E0003" w:tentative="1">
+      <w:start w:val="1"/>
+      <w:numFmt w:val="bullet"/>
+      <w:lvlText w:val="o"/>
+      <w:lvlJc w:val="left"/>
+      <w:pPr>
+        <w:ind w:left="1440" w:hanging="360"/>
+      </w:pPr>
+      <w:rPr>
+        <w:rFonts w:ascii="Courier New" w:hAnsi="Courier New" w:cs="Courier New" w:hint="default"/>
+      </w:rPr>
+    </w:lvl>
+    <w:lvl w:ilvl="2" w:tplc="040E0005" w:tentative="1">
+      <w:start w:val="1"/>
+      <w:numFmt w:val="bullet"/>
+      <w:lvlText w:val=""/>
+      <w:lvlJc w:val="left"/>
+      <w:pPr>
+        <w:ind w:left="2160" w:hanging="360"/>
+      </w:pPr>
+      <w:rPr>
+        <w:rFonts w:ascii="Wingdings" w:hAnsi="Wingdings" w:hint="default"/>
+      </w:rPr>
+    </w:lvl>
+    <w:lvl w:ilvl="3" w:tplc="040E0001" w:tentative="1">
+      <w:start w:val="1"/>
+      <w:numFmt w:val="bullet"/>
+      <w:lvlText w:val=""/>
+      <w:lvlJc w:val="left"/>
+      <w:pPr>
+        <w:ind w:left="2880" w:hanging="360"/>
+      </w:pPr>
+      <w:rPr>
+        <w:rFonts w:ascii="Symbol" w:hAnsi="Symbol" w:hint="default"/>
+      </w:rPr>
+    </w:lvl>
+    <w:lvl w:ilvl="4" w:tplc="040E0003" w:tentative="1">
+      <w:start w:val="1"/>
+      <w:numFmt w:val="bullet"/>
+      <w:lvlText w:val="o"/>
+      <w:lvlJc w:val="left"/>
+      <w:pPr>
+        <w:ind w:left="3600" w:hanging="360"/>
+      </w:pPr>
+      <w:rPr>
+        <w:rFonts w:ascii="Courier New" w:hAnsi="Courier New" w:cs="Courier New" w:hint="default"/>
+      </w:rPr>
+    </w:lvl>
+    <w:lvl w:ilvl="5" w:tplc="040E0005" w:tentative="1">
+      <w:start w:val="1"/>
+      <w:numFmt w:val="bullet"/>
+      <w:lvlText w:val=""/>
+      <w:lvlJc w:val="left"/>
+      <w:pPr>
+        <w:ind w:left="4320" w:hanging="360"/>
+      </w:pPr>
+      <w:rPr>
+        <w:rFonts w:ascii="Wingdings" w:hAnsi="Wingdings" w:hint="default"/>
+      </w:rPr>
+    </w:lvl>
+    <w:lvl w:ilvl="6" w:tplc="040E0001" w:tentative="1">
+      <w:start w:val="1"/>
+      <w:numFmt w:val="bullet"/>
+      <w:lvlText w:val=""/>
+      <w:lvlJc w:val="left"/>
+      <w:pPr>
+        <w:ind w:left="5040" w:hanging="360"/>
+      </w:pPr>
+      <w:rPr>
+        <w:rFonts w:ascii="Symbol" w:hAnsi="Symbol" w:hint="default"/>
+      </w:rPr>
+    </w:lvl>
+    <w:lvl w:ilvl="7" w:tplc="040E0003" w:tentative="1">
+      <w:start w:val="1"/>
+      <w:numFmt w:val="bullet"/>
+      <w:lvlText w:val="o"/>
+      <w:lvlJc w:val="left"/>
+      <w:pPr>
+        <w:ind w:left="5760" w:hanging="360"/>
+      </w:pPr>
+      <w:rPr>
+        <w:rFonts w:ascii="Courier New" w:hAnsi="Courier New" w:cs="Courier New" w:hint="default"/>
+      </w:rPr>
+    </w:lvl>
+    <w:lvl w:ilvl="8" w:tplc="040E0005" w:tentative="1">
+      <w:start w:val="1"/>
+      <w:numFmt w:val="bullet"/>
+      <w:lvlText w:val=""/>
+      <w:lvlJc w:val="left"/>
+      <w:pPr>
+        <w:ind w:left="6480" w:hanging="360"/>
+      </w:pPr>
+      <w:rPr>
+        <w:rFonts w:ascii="Wingdings" w:hAnsi="Wingdings" w:hint="default"/>
+      </w:rPr>
+    </w:lvl>
+  </w:abstractNum>
+  <w:abstractNum w:abstractNumId="2" w15:restartNumberingAfterBreak="0">
+    <w:nsid w:val="526D63F2"/>
+    <w:multiLevelType w:val="hybridMultilevel"/>
+    <w:tmpl w:val="7EC4AEE8"/>
+    <w:lvl w:ilvl="0" w:tplc="26E2F01A">
+      <w:start w:val="1"/>
+      <w:numFmt w:val="upperRoman"/>
+      <w:lvlText w:val="%1."/>
+      <w:lvlJc w:val="left"/>
+      <w:pPr>
+        <w:ind w:left="720" w:hanging="360"/>
+      </w:pPr>
+      <w:rPr>
+        <w:rFonts w:hint="default"/>
+      </w:rPr>
+    </w:lvl>
+    <w:lvl w:ilvl="1" w:tplc="040E0013">
+      <w:start w:val="1"/>
+      <w:numFmt w:val="upperRoman"/>
+      <w:lvlText w:val="%2."/>
+      <w:lvlJc w:val="right"/>
+      <w:pPr>
+        <w:ind w:left="1440" w:hanging="360"/>
+      </w:pPr>
+    </w:lvl>
+    <w:lvl w:ilvl="2" w:tplc="040E001B" w:tentative="1">
+      <w:start w:val="1"/>
+      <w:numFmt w:val="lowerRoman"/>
+      <w:lvlText w:val="%3."/>
+      <w:lvlJc w:val="right"/>
+      <w:pPr>
+        <w:ind w:left="2160" w:hanging="180"/>
+      </w:pPr>
+    </w:lvl>
+    <w:lvl w:ilvl="3" w:tplc="040E000F" w:tentative="1">
+      <w:start w:val="1"/>
+      <w:numFmt w:val="decimal"/>
+      <w:lvlText w:val="%4."/>
+      <w:lvlJc w:val="left"/>
+      <w:pPr>
+        <w:ind w:left="2880" w:hanging="360"/>
+      </w:pPr>
+    </w:lvl>
+    <w:lvl w:ilvl="4" w:tplc="040E0019" w:tentative="1">
+      <w:start w:val="1"/>
+      <w:numFmt w:val="lowerLetter"/>
+      <w:lvlText w:val="%5."/>
+      <w:lvlJc w:val="left"/>
+      <w:pPr>
+        <w:ind w:left="3600" w:hanging="360"/>
+      </w:pPr>
+    </w:lvl>
+    <w:lvl w:ilvl="5" w:tplc="040E001B" w:tentative="1">
+      <w:start w:val="1"/>
+      <w:numFmt w:val="lowerRoman"/>
+      <w:lvlText w:val="%6."/>
+      <w:lvlJc w:val="right"/>
+      <w:pPr>
+        <w:ind w:left="4320" w:hanging="180"/>
+      </w:pPr>
+    </w:lvl>
+    <w:lvl w:ilvl="6" w:tplc="040E000F" w:tentative="1">
+      <w:start w:val="1"/>
+      <w:numFmt w:val="decimal"/>
+      <w:lvlText w:val="%7."/>
+      <w:lvlJc w:val="left"/>
+      <w:pPr>
+        <w:ind w:left="5040" w:hanging="360"/>
+      </w:pPr>
+    </w:lvl>
+    <w:lvl w:ilvl="7" w:tplc="040E0019" w:tentative="1">
+      <w:start w:val="1"/>
+      <w:numFmt w:val="lowerLetter"/>
+      <w:lvlText w:val="%8."/>
+      <w:lvlJc w:val="left"/>
+      <w:pPr>
+        <w:ind w:left="5760" w:hanging="360"/>
+      </w:pPr>
+    </w:lvl>
+    <w:lvl w:ilvl="8" w:tplc="040E001B" w:tentative="1">
+      <w:start w:val="1"/>
+      <w:numFmt w:val="lowerRoman"/>
+      <w:lvlText w:val="%9."/>
+      <w:lvlJc w:val="right"/>
+      <w:pPr>
+        <w:ind w:left="6480" w:hanging="180"/>
+      </w:pPr>
+    </w:lvl>
+  </w:abstractNum>
+  <w:abstractNum w:abstractNumId="3" w15:restartNumberingAfterBreak="0">
     <w:nsid w:val="646417F3"/>
     <w:multiLevelType w:val="hybridMultilevel"/>
     <w:tmpl w:val="F5A212BE"/>
@@ -520,7 +1422,111 @@
       </w:rPr>
     </w:lvl>
   </w:abstractNum>
+  <w:abstractNum w:abstractNumId="4" w15:restartNumberingAfterBreak="0">
+    <w:nsid w:val="75713EB0"/>
+    <w:multiLevelType w:val="hybridMultilevel"/>
+    <w:tmpl w:val="6CFA0F4C"/>
+    <w:lvl w:ilvl="0" w:tplc="01F42C0C">
+      <w:start w:val="1"/>
+      <w:numFmt w:val="decimal"/>
+      <w:lvlText w:val="%1."/>
+      <w:lvlJc w:val="left"/>
+      <w:pPr>
+        <w:ind w:left="720" w:hanging="360"/>
+      </w:pPr>
+      <w:rPr>
+        <w:rFonts w:hint="default"/>
+      </w:rPr>
+    </w:lvl>
+    <w:lvl w:ilvl="1" w:tplc="7F8A62AE">
+      <w:start w:val="1"/>
+      <w:numFmt w:val="decimal"/>
+      <w:lvlText w:val="%2."/>
+      <w:lvlJc w:val="left"/>
+      <w:pPr>
+        <w:ind w:left="1440" w:hanging="360"/>
+      </w:pPr>
+      <w:rPr>
+        <w:rFonts w:hint="default"/>
+      </w:rPr>
+    </w:lvl>
+    <w:lvl w:ilvl="2" w:tplc="040E001B" w:tentative="1">
+      <w:start w:val="1"/>
+      <w:numFmt w:val="lowerRoman"/>
+      <w:lvlText w:val="%3."/>
+      <w:lvlJc w:val="right"/>
+      <w:pPr>
+        <w:ind w:left="2160" w:hanging="180"/>
+      </w:pPr>
+    </w:lvl>
+    <w:lvl w:ilvl="3" w:tplc="040E000F" w:tentative="1">
+      <w:start w:val="1"/>
+      <w:numFmt w:val="decimal"/>
+      <w:lvlText w:val="%4."/>
+      <w:lvlJc w:val="left"/>
+      <w:pPr>
+        <w:ind w:left="2880" w:hanging="360"/>
+      </w:pPr>
+    </w:lvl>
+    <w:lvl w:ilvl="4" w:tplc="040E0019" w:tentative="1">
+      <w:start w:val="1"/>
+      <w:numFmt w:val="lowerLetter"/>
+      <w:lvlText w:val="%5."/>
+      <w:lvlJc w:val="left"/>
+      <w:pPr>
+        <w:ind w:left="3600" w:hanging="360"/>
+      </w:pPr>
+    </w:lvl>
+    <w:lvl w:ilvl="5" w:tplc="040E001B" w:tentative="1">
+      <w:start w:val="1"/>
+      <w:numFmt w:val="lowerRoman"/>
+      <w:lvlText w:val="%6."/>
+      <w:lvlJc w:val="right"/>
+      <w:pPr>
+        <w:ind w:left="4320" w:hanging="180"/>
+      </w:pPr>
+    </w:lvl>
+    <w:lvl w:ilvl="6" w:tplc="040E000F" w:tentative="1">
+      <w:start w:val="1"/>
+      <w:numFmt w:val="decimal"/>
+      <w:lvlText w:val="%7."/>
+      <w:lvlJc w:val="left"/>
+      <w:pPr>
+        <w:ind w:left="5040" w:hanging="360"/>
+      </w:pPr>
+    </w:lvl>
+    <w:lvl w:ilvl="7" w:tplc="040E0019" w:tentative="1">
+      <w:start w:val="1"/>
+      <w:numFmt w:val="lowerLetter"/>
+      <w:lvlText w:val="%8."/>
+      <w:lvlJc w:val="left"/>
+      <w:pPr>
+        <w:ind w:left="5760" w:hanging="360"/>
+      </w:pPr>
+    </w:lvl>
+    <w:lvl w:ilvl="8" w:tplc="040E001B" w:tentative="1">
+      <w:start w:val="1"/>
+      <w:numFmt w:val="lowerRoman"/>
+      <w:lvlText w:val="%9."/>
+      <w:lvlJc w:val="right"/>
+      <w:pPr>
+        <w:ind w:left="6480" w:hanging="180"/>
+      </w:pPr>
+    </w:lvl>
+  </w:abstractNum>
   <w:num w:numId="1" w16cid:durableId="1272587989">
+    <w:abstractNumId w:val="3"/>
+  </w:num>
+  <w:num w:numId="2" w16cid:durableId="1463115346">
+    <w:abstractNumId w:val="1"/>
+  </w:num>
+  <w:num w:numId="3" w16cid:durableId="459763914">
+    <w:abstractNumId w:val="2"/>
+  </w:num>
+  <w:num w:numId="4" w16cid:durableId="920141657">
+    <w:abstractNumId w:val="4"/>
+  </w:num>
+  <w:num w:numId="5" w16cid:durableId="23674574">
     <w:abstractNumId w:val="0"/>
   </w:num>
 </w:numbering>
@@ -1448,11 +2454,11 @@
     <w:basedOn w:val="Cmsor1"/>
     <w:link w:val="DokumentciNyitcmChar"/>
     <w:qFormat/>
-    <w:rsid w:val="00081B27"/>
+    <w:rsid w:val="000834DB"/>
     <w:rPr>
       <w:rFonts w:ascii="Times New Roman" w:hAnsi="Times New Roman"/>
       <w:b/>
-      <w:color w:val="9EAFAB"/>
+      <w:color w:val="656D4A"/>
       <w:sz w:val="44"/>
     </w:rPr>
   </w:style>
@@ -1460,11 +2466,11 @@
     <w:name w:val="DokumentációNyitócím Char"/>
     <w:basedOn w:val="Cmsor1Char"/>
     <w:link w:val="DokumentciNyitcm"/>
-    <w:rsid w:val="00081B27"/>
+    <w:rsid w:val="000834DB"/>
     <w:rPr>
       <w:rFonts w:ascii="Times New Roman" w:eastAsiaTheme="majorEastAsia" w:hAnsi="Times New Roman" w:cstheme="majorBidi"/>
       <w:b/>
-      <w:color w:val="9EAFAB"/>
+      <w:color w:val="656D4A"/>
       <w:sz w:val="44"/>
       <w:szCs w:val="40"/>
     </w:rPr>
@@ -1474,12 +2480,11 @@
     <w:basedOn w:val="Cmsor2"/>
     <w:link w:val="DokumentciNagyCmChar"/>
     <w:qFormat/>
-    <w:rsid w:val="00901B80"/>
+    <w:rsid w:val="00311AF0"/>
     <w:rPr>
       <w:rFonts w:ascii="Times New Roman" w:hAnsi="Times New Roman"/>
       <w:b/>
-      <w:color w:val="9EAFAB"/>
-      <w:sz w:val="36"/>
+      <w:color w:val="656D4A"/>
       <w:u w:val="single"/>
     </w:rPr>
   </w:style>
@@ -1487,12 +2492,12 @@
     <w:name w:val="DokumentációNagyCím Char"/>
     <w:basedOn w:val="Cmsor2Char"/>
     <w:link w:val="DokumentciNagyCm"/>
-    <w:rsid w:val="00901B80"/>
+    <w:rsid w:val="00311AF0"/>
     <w:rPr>
       <w:rFonts w:ascii="Times New Roman" w:eastAsiaTheme="majorEastAsia" w:hAnsi="Times New Roman" w:cstheme="majorBidi"/>
       <w:b/>
-      <w:color w:val="9EAFAB"/>
-      <w:sz w:val="36"/>
+      <w:color w:val="656D4A"/>
+      <w:sz w:val="32"/>
       <w:szCs w:val="32"/>
       <w:u w:val="single"/>
     </w:rPr>
@@ -1501,9 +2506,14 @@
     <w:name w:val="DokumentációAlcím"/>
     <w:basedOn w:val="DokumentciNagyCm"/>
     <w:link w:val="DokumentciAlcmChar"/>
+    <w:autoRedefine/>
     <w:qFormat/>
-    <w:rsid w:val="00901B80"/>
-    <w:rPr>
+    <w:rsid w:val="00311AF0"/>
+    <w:pPr>
+      <w:jc w:val="center"/>
+    </w:pPr>
+    <w:rPr>
+      <w:sz w:val="36"/>
       <w:u w:val="none"/>
     </w:rPr>
   </w:style>
@@ -1511,12 +2521,80 @@
     <w:name w:val="DokumentációAlcím Char"/>
     <w:basedOn w:val="DokumentciNagyCmChar"/>
     <w:link w:val="DokumentciAlcm"/>
-    <w:rsid w:val="00901B80"/>
+    <w:rsid w:val="00311AF0"/>
     <w:rPr>
       <w:rFonts w:ascii="Times New Roman" w:eastAsiaTheme="majorEastAsia" w:hAnsi="Times New Roman" w:cstheme="majorBidi"/>
       <w:b/>
-      <w:color w:val="9EAFAB"/>
+      <w:color w:val="656D4A"/>
       <w:sz w:val="36"/>
+      <w:szCs w:val="32"/>
+      <w:u w:val="single"/>
+    </w:rPr>
+  </w:style>
+  <w:style w:type="paragraph" w:styleId="lfej">
+    <w:name w:val="header"/>
+    <w:basedOn w:val="Norml"/>
+    <w:link w:val="lfejChar"/>
+    <w:uiPriority w:val="99"/>
+    <w:unhideWhenUsed/>
+    <w:rsid w:val="00143353"/>
+    <w:pPr>
+      <w:tabs>
+        <w:tab w:val="center" w:pos="4536"/>
+        <w:tab w:val="right" w:pos="9072"/>
+      </w:tabs>
+      <w:spacing w:after="0" w:line="240" w:lineRule="auto"/>
+    </w:pPr>
+  </w:style>
+  <w:style w:type="character" w:customStyle="1" w:styleId="lfejChar">
+    <w:name w:val="Élőfej Char"/>
+    <w:basedOn w:val="Bekezdsalapbettpusa"/>
+    <w:link w:val="lfej"/>
+    <w:uiPriority w:val="99"/>
+    <w:rsid w:val="00143353"/>
+  </w:style>
+  <w:style w:type="paragraph" w:styleId="llb">
+    <w:name w:val="footer"/>
+    <w:basedOn w:val="Norml"/>
+    <w:link w:val="llbChar"/>
+    <w:uiPriority w:val="99"/>
+    <w:unhideWhenUsed/>
+    <w:rsid w:val="00143353"/>
+    <w:pPr>
+      <w:tabs>
+        <w:tab w:val="center" w:pos="4536"/>
+        <w:tab w:val="right" w:pos="9072"/>
+      </w:tabs>
+      <w:spacing w:after="0" w:line="240" w:lineRule="auto"/>
+    </w:pPr>
+  </w:style>
+  <w:style w:type="character" w:customStyle="1" w:styleId="llbChar">
+    <w:name w:val="Élőláb Char"/>
+    <w:basedOn w:val="Bekezdsalapbettpusa"/>
+    <w:link w:val="llb"/>
+    <w:uiPriority w:val="99"/>
+    <w:rsid w:val="00143353"/>
+  </w:style>
+  <w:style w:type="paragraph" w:customStyle="1" w:styleId="3pontosCm">
+    <w:name w:val="3pontosCím"/>
+    <w:basedOn w:val="DokumentciNagyCm"/>
+    <w:link w:val="3pontosCmChar"/>
+    <w:qFormat/>
+    <w:rsid w:val="00AF0C3A"/>
+    <w:rPr>
+      <w:u w:val="none"/>
+    </w:rPr>
+  </w:style>
+  <w:style w:type="character" w:customStyle="1" w:styleId="3pontosCmChar">
+    <w:name w:val="3pontosCím Char"/>
+    <w:basedOn w:val="DokumentciNagyCmChar"/>
+    <w:link w:val="3pontosCm"/>
+    <w:rsid w:val="00AF0C3A"/>
+    <w:rPr>
+      <w:rFonts w:ascii="Times New Roman" w:eastAsiaTheme="majorEastAsia" w:hAnsi="Times New Roman" w:cstheme="majorBidi"/>
+      <w:b/>
+      <w:color w:val="656D4A"/>
+      <w:sz w:val="32"/>
       <w:szCs w:val="32"/>
       <w:u w:val="single"/>
     </w:rPr>

--- a/Fit&Mindfull_Dokumentáció.docx
+++ b/Fit&Mindfull_Dokumentáció.docx
@@ -267,7 +267,7 @@
                     <pic:cNvPicPr/>
                   </pic:nvPicPr>
                   <pic:blipFill>
-                    <a:blip r:embed="rId7" cstate="print">
+                    <a:blip r:embed="rId8" cstate="print">
                       <a:extLst>
                         <a:ext uri="{28A0092B-C50C-407E-A947-70E740481C1C}">
                           <a14:useLocalDpi xmlns:a14="http://schemas.microsoft.com/office/drawing/2010/main" val="0"/>
@@ -334,9 +334,17 @@
           <w:ilvl w:val="1"/>
           <w:numId w:val="5"/>
         </w:numPr>
+        <w:tabs>
+          <w:tab w:val="left" w:pos="3261"/>
+          <w:tab w:val="left" w:leader="dot" w:pos="8789"/>
+        </w:tabs>
       </w:pPr>
       <w:r>
         <w:t>Téma ismertetése</w:t>
+      </w:r>
+      <w:r>
+        <w:tab/>
+        <w:t>3</w:t>
       </w:r>
     </w:p>
     <w:p>
@@ -346,9 +354,17 @@
           <w:ilvl w:val="1"/>
           <w:numId w:val="5"/>
         </w:numPr>
+        <w:tabs>
+          <w:tab w:val="left" w:pos="3969"/>
+          <w:tab w:val="left" w:leader="dot" w:pos="8789"/>
+        </w:tabs>
       </w:pPr>
       <w:r>
         <w:t>Témaválasztás indoklása</w:t>
+      </w:r>
+      <w:r>
+        <w:tab/>
+        <w:t>3</w:t>
       </w:r>
     </w:p>
     <w:p>
@@ -358,9 +374,17 @@
           <w:ilvl w:val="1"/>
           <w:numId w:val="5"/>
         </w:numPr>
+        <w:tabs>
+          <w:tab w:val="left" w:pos="2694"/>
+          <w:tab w:val="left" w:leader="dot" w:pos="8789"/>
+        </w:tabs>
       </w:pPr>
       <w:r>
         <w:t>Célközönség</w:t>
+      </w:r>
+      <w:r>
+        <w:tab/>
+        <w:t>3</w:t>
       </w:r>
     </w:p>
     <w:p>
@@ -370,9 +394,17 @@
           <w:ilvl w:val="1"/>
           <w:numId w:val="5"/>
         </w:numPr>
+        <w:tabs>
+          <w:tab w:val="left" w:pos="5529"/>
+          <w:tab w:val="left" w:leader="dot" w:pos="8789"/>
+        </w:tabs>
       </w:pPr>
       <w:r>
         <w:t>Jelenlegi helyzet a hasonló applikációknál</w:t>
+      </w:r>
+      <w:r>
+        <w:tab/>
+        <w:t>4</w:t>
       </w:r>
     </w:p>
     <w:p>
@@ -391,12 +423,293 @@
       <w:pPr>
         <w:pStyle w:val="Listaszerbekezds"/>
         <w:numPr>
+          <w:ilvl w:val="1"/>
+          <w:numId w:val="5"/>
+        </w:numPr>
+      </w:pPr>
+      <w:proofErr w:type="spellStart"/>
+      <w:r>
+        <w:t>Fit&amp;Mindful</w:t>
+      </w:r>
+      <w:proofErr w:type="spellEnd"/>
+      <w:r>
+        <w:t xml:space="preserve"> üdvözlő</w:t>
+      </w:r>
+    </w:p>
+    <w:p>
+      <w:pPr>
+        <w:pStyle w:val="Listaszerbekezds"/>
+        <w:numPr>
+          <w:ilvl w:val="1"/>
+          <w:numId w:val="5"/>
+        </w:numPr>
+      </w:pPr>
+      <w:r>
+        <w:t>Hardveres és szoftveres követelmények</w:t>
+      </w:r>
+    </w:p>
+    <w:p>
+      <w:pPr>
+        <w:pStyle w:val="Listaszerbekezds"/>
+        <w:numPr>
+          <w:ilvl w:val="2"/>
+          <w:numId w:val="5"/>
+        </w:numPr>
+      </w:pPr>
+      <w:r>
+        <w:t>Web</w:t>
+      </w:r>
+    </w:p>
+    <w:p>
+      <w:pPr>
+        <w:pStyle w:val="Listaszerbekezds"/>
+        <w:numPr>
+          <w:ilvl w:val="2"/>
+          <w:numId w:val="5"/>
+        </w:numPr>
+      </w:pPr>
+      <w:r>
+        <w:t>Asztali alkalmazás</w:t>
+      </w:r>
+    </w:p>
+    <w:p>
+      <w:pPr>
+        <w:pStyle w:val="Listaszerbekezds"/>
+        <w:numPr>
+          <w:ilvl w:val="2"/>
+          <w:numId w:val="5"/>
+        </w:numPr>
+      </w:pPr>
+      <w:r>
+        <w:t>Mobilalkalmazás</w:t>
+      </w:r>
+    </w:p>
+    <w:p>
+      <w:pPr>
+        <w:pStyle w:val="Listaszerbekezds"/>
+        <w:numPr>
+          <w:ilvl w:val="1"/>
+          <w:numId w:val="5"/>
+        </w:numPr>
+      </w:pPr>
+      <w:r>
+        <w:t>Alkalmazás telepítése</w:t>
+      </w:r>
+    </w:p>
+    <w:p>
+      <w:pPr>
+        <w:pStyle w:val="Listaszerbekezds"/>
+        <w:numPr>
+          <w:ilvl w:val="2"/>
+          <w:numId w:val="5"/>
+        </w:numPr>
+      </w:pPr>
+      <w:r>
+        <w:t>Web és Mobil</w:t>
+      </w:r>
+    </w:p>
+    <w:p>
+      <w:pPr>
+        <w:pStyle w:val="Listaszerbekezds"/>
+        <w:numPr>
+          <w:ilvl w:val="2"/>
+          <w:numId w:val="5"/>
+        </w:numPr>
+      </w:pPr>
+      <w:r>
+        <w:t>Asztali alkalmazás</w:t>
+      </w:r>
+    </w:p>
+    <w:p>
+      <w:pPr>
+        <w:pStyle w:val="Listaszerbekezds"/>
+        <w:numPr>
+          <w:ilvl w:val="1"/>
+          <w:numId w:val="5"/>
+        </w:numPr>
+      </w:pPr>
+      <w:r>
+        <w:t>Használati útmutató – funkciók és lehetőségek</w:t>
+      </w:r>
+    </w:p>
+    <w:p>
+      <w:pPr>
+        <w:pStyle w:val="Listaszerbekezds"/>
+        <w:numPr>
+          <w:ilvl w:val="2"/>
+          <w:numId w:val="5"/>
+        </w:numPr>
+      </w:pPr>
+      <w:r>
+        <w:t>….</w:t>
+      </w:r>
+    </w:p>
+    <w:p>
+      <w:pPr>
+        <w:pStyle w:val="Listaszerbekezds"/>
+        <w:numPr>
           <w:ilvl w:val="0"/>
           <w:numId w:val="5"/>
         </w:numPr>
       </w:pPr>
       <w:r>
         <w:t>Fejlesztői dokumentáció</w:t>
+      </w:r>
+    </w:p>
+    <w:p>
+      <w:pPr>
+        <w:pStyle w:val="Listaszerbekezds"/>
+        <w:numPr>
+          <w:ilvl w:val="1"/>
+          <w:numId w:val="5"/>
+        </w:numPr>
+      </w:pPr>
+      <w:r>
+        <w:t>Fejlesztői környezet</w:t>
+      </w:r>
+    </w:p>
+    <w:p>
+      <w:pPr>
+        <w:pStyle w:val="Listaszerbekezds"/>
+        <w:numPr>
+          <w:ilvl w:val="2"/>
+          <w:numId w:val="5"/>
+        </w:numPr>
+      </w:pPr>
+      <w:r>
+        <w:t>Fejlesztési környezet beállítása</w:t>
+      </w:r>
+    </w:p>
+    <w:p>
+      <w:pPr>
+        <w:pStyle w:val="Listaszerbekezds"/>
+        <w:numPr>
+          <w:ilvl w:val="2"/>
+          <w:numId w:val="5"/>
+        </w:numPr>
+      </w:pPr>
+      <w:r>
+        <w:t>Asztali alkalmazás előállítása</w:t>
+      </w:r>
+    </w:p>
+    <w:p>
+      <w:pPr>
+        <w:pStyle w:val="Listaszerbekezds"/>
+        <w:numPr>
+          <w:ilvl w:val="1"/>
+          <w:numId w:val="5"/>
+        </w:numPr>
+      </w:pPr>
+      <w:r>
+        <w:t>Kialakított adatszerkezet bemutatása</w:t>
+      </w:r>
+    </w:p>
+    <w:p>
+      <w:pPr>
+        <w:pStyle w:val="Listaszerbekezds"/>
+        <w:numPr>
+          <w:ilvl w:val="2"/>
+          <w:numId w:val="5"/>
+        </w:numPr>
+      </w:pPr>
+      <w:r>
+        <w:t>Kialakított adatszerkezet illusztrációja</w:t>
+      </w:r>
+    </w:p>
+    <w:p>
+      <w:pPr>
+        <w:pStyle w:val="Listaszerbekezds"/>
+        <w:numPr>
+          <w:ilvl w:val="2"/>
+          <w:numId w:val="5"/>
+        </w:numPr>
+      </w:pPr>
+      <w:r>
+        <w:t>Adattáblák leírása</w:t>
+      </w:r>
+    </w:p>
+    <w:p>
+      <w:pPr>
+        <w:pStyle w:val="Listaszerbekezds"/>
+        <w:numPr>
+          <w:ilvl w:val="1"/>
+          <w:numId w:val="5"/>
+        </w:numPr>
+      </w:pPr>
+      <w:r>
+        <w:t>Különleges algoritmusok</w:t>
+      </w:r>
+    </w:p>
+    <w:p>
+      <w:pPr>
+        <w:pStyle w:val="Listaszerbekezds"/>
+        <w:numPr>
+          <w:ilvl w:val="2"/>
+          <w:numId w:val="5"/>
+        </w:numPr>
+      </w:pPr>
+      <w:r>
+        <w:t>…</w:t>
+      </w:r>
+    </w:p>
+    <w:p>
+      <w:pPr>
+        <w:pStyle w:val="Listaszerbekezds"/>
+        <w:numPr>
+          <w:ilvl w:val="1"/>
+          <w:numId w:val="5"/>
+        </w:numPr>
+      </w:pPr>
+      <w:r>
+        <w:t>Tesztelési dokumentáció</w:t>
+      </w:r>
+    </w:p>
+    <w:p>
+      <w:pPr>
+        <w:pStyle w:val="Listaszerbekezds"/>
+        <w:numPr>
+          <w:ilvl w:val="2"/>
+          <w:numId w:val="5"/>
+        </w:numPr>
+      </w:pPr>
+      <w:r>
+        <w:t>Tesztelési környezet</w:t>
+      </w:r>
+    </w:p>
+    <w:p>
+      <w:pPr>
+        <w:pStyle w:val="Listaszerbekezds"/>
+        <w:numPr>
+          <w:ilvl w:val="2"/>
+          <w:numId w:val="5"/>
+        </w:numPr>
+      </w:pPr>
+      <w:r>
+        <w:t>Tesztelési esetek</w:t>
+      </w:r>
+    </w:p>
+    <w:p>
+      <w:pPr>
+        <w:pStyle w:val="Listaszerbekezds"/>
+        <w:numPr>
+          <w:ilvl w:val="1"/>
+          <w:numId w:val="5"/>
+        </w:numPr>
+      </w:pPr>
+      <w:r>
+        <w:t>Verziókövetés</w:t>
+      </w:r>
+    </w:p>
+    <w:p>
+      <w:pPr>
+        <w:pStyle w:val="Listaszerbekezds"/>
+        <w:numPr>
+          <w:ilvl w:val="1"/>
+          <w:numId w:val="5"/>
+        </w:numPr>
+      </w:pPr>
+      <w:r>
+        <w:t>Fejlesztési irányelvek</w:t>
       </w:r>
     </w:p>
     <w:p>
@@ -747,10 +1060,10 @@
         <w:pStyle w:val="DokumentciNagyCm"/>
       </w:pPr>
       <w:r>
-        <w:t>Jövőbeli fejlesztések</w:t>
-      </w:r>
-      <w:r>
-        <w:tab/>
+        <w:t>Fejlesztési</w:t>
+      </w:r>
+      <w:r>
+        <w:t xml:space="preserve"> irányelvek</w:t>
       </w:r>
       <w:r>
         <w:tab/>
@@ -775,6 +1088,48 @@
       </w:r>
       <w:r>
         <w:tab/>
+      </w:r>
+      <w:r>
+        <w:tab/>
+      </w:r>
+    </w:p>
+    <w:p>
+      <w:pPr>
+        <w:rPr>
+          <w:b/>
+          <w:bCs/>
+          <w:color w:val="656D4A"/>
+        </w:rPr>
+      </w:pPr>
+      <w:r>
+        <w:rPr>
+          <w:b/>
+          <w:bCs/>
+          <w:color w:val="656D4A"/>
+        </w:rPr>
+        <w:t>Szakmai támogatás</w:t>
+      </w:r>
+    </w:p>
+    <w:p>
+      <w:r>
+        <w:t>Pszichológusokkal, dietetikusokkal és edzőkkel való együttműködés tartósan</w:t>
+      </w:r>
+    </w:p>
+    <w:p>
+      <w:pPr>
+        <w:rPr>
+          <w:b/>
+          <w:bCs/>
+          <w:color w:val="656D4A"/>
+        </w:rPr>
+      </w:pPr>
+      <w:r>
+        <w:rPr>
+          <w:b/>
+          <w:bCs/>
+          <w:color w:val="656D4A"/>
+        </w:rPr>
+        <w:t>Mentális egészség funkció</w:t>
       </w:r>
     </w:p>
     <w:p>
@@ -786,7 +1141,24 @@
         </w:numPr>
       </w:pPr>
       <w:r>
-        <w:t>Pszichológusokkal, dietetikusokkal és edzőkkel való együttműködés tartósan</w:t>
+        <w:t>Még több mentális egészséget fejlesztő kihívás</w:t>
+      </w:r>
+    </w:p>
+    <w:p>
+      <w:pPr>
+        <w:rPr>
+          <w:b/>
+          <w:bCs/>
+          <w:color w:val="656D4A"/>
+        </w:rPr>
+      </w:pPr>
+      <w:r>
+        <w:rPr>
+          <w:b/>
+          <w:bCs/>
+          <w:color w:val="656D4A"/>
+        </w:rPr>
+        <w:t>Fizikai egészség funkció</w:t>
       </w:r>
     </w:p>
     <w:p>
@@ -798,7 +1170,7 @@
         </w:numPr>
       </w:pPr>
       <w:r>
-        <w:t>Még több mentális egészséget fejlesztő kihívás</w:t>
+        <w:t>Edzések sérülésekre való szűrése</w:t>
       </w:r>
     </w:p>
     <w:p>
@@ -810,7 +1182,7 @@
         </w:numPr>
       </w:pPr>
       <w:r>
-        <w:t>Edzések sérülésekre való szűrése</w:t>
+        <w:t>Diétákra specializált edzés javaslat</w:t>
       </w:r>
     </w:p>
     <w:p>
@@ -822,34 +1194,7 @@
         </w:numPr>
       </w:pPr>
       <w:r>
-        <w:t>Diétákra specializált edzés javaslat</w:t>
-      </w:r>
-    </w:p>
-    <w:p>
-      <w:pPr>
-        <w:pStyle w:val="Listaszerbekezds"/>
-        <w:numPr>
-          <w:ilvl w:val="0"/>
-          <w:numId w:val="1"/>
-        </w:numPr>
-      </w:pPr>
-      <w:r>
         <w:t>Kalória számítás</w:t>
-      </w:r>
-    </w:p>
-    <w:p>
-      <w:pPr>
-        <w:pStyle w:val="Listaszerbekezds"/>
-        <w:numPr>
-          <w:ilvl w:val="0"/>
-          <w:numId w:val="1"/>
-        </w:numPr>
-      </w:pPr>
-      <w:r>
-        <w:t>Eredmények mutatás (Aki szeretné)</w:t>
-      </w:r>
-      <w:r>
-        <w:t xml:space="preserve"> kezdőlapon</w:t>
       </w:r>
     </w:p>
     <w:p>
@@ -884,7 +1229,7 @@
     </w:p>
     <w:p/>
     <w:sectPr>
-      <w:footerReference w:type="default" r:id="rId8"/>
+      <w:footerReference w:type="default" r:id="rId9"/>
       <w:pgSz w:w="11906" w:h="16838"/>
       <w:pgMar w:top="1417" w:right="1417" w:bottom="1417" w:left="1417" w:header="708" w:footer="708" w:gutter="0"/>
       <w:pgBorders w:offsetFrom="page">
@@ -2895,4 +3240,16 @@
     </a:ext>
   </a:extLst>
 </a:theme>
+</file>
+
+<file path=customXml/item1.xml><?xml version="1.0" encoding="utf-8"?>
+<b:Sources xmlns:b="http://schemas.openxmlformats.org/officeDocument/2006/bibliography" xmlns="http://schemas.openxmlformats.org/officeDocument/2006/bibliography" SelectedStyle="\APASixthEditionOfficeOnline.xsl" StyleName="APA" Version="6"/>
+</file>
+
+<file path=customXml/itemProps1.xml><?xml version="1.0" encoding="utf-8"?>
+<ds:datastoreItem xmlns:ds="http://schemas.openxmlformats.org/officeDocument/2006/customXml" ds:itemID="{A9FFAAFF-3306-4664-8557-1AAF6A40640F}">
+  <ds:schemaRefs>
+    <ds:schemaRef ds:uri="http://schemas.openxmlformats.org/officeDocument/2006/bibliography"/>
+  </ds:schemaRefs>
+</ds:datastoreItem>
 </file>
--- a/Fit&Mindfull_Dokumentáció.docx
+++ b/Fit&Mindfull_Dokumentáció.docx
@@ -23,13 +23,8 @@
         <w:pStyle w:val="DokumentciNyitcm"/>
         <w:jc w:val="center"/>
       </w:pPr>
-      <w:proofErr w:type="spellStart"/>
-      <w:r>
-        <w:t>Fit&amp;Mindfullness</w:t>
-      </w:r>
-      <w:proofErr w:type="spellEnd"/>
-      <w:r>
-        <w:t xml:space="preserve"> Dokumentáció</w:t>
+      <w:r>
+        <w:t>Fit&amp;Mindfullness Dokumentáció</w:t>
       </w:r>
     </w:p>
     <w:p>
@@ -427,13 +422,8 @@
           <w:numId w:val="5"/>
         </w:numPr>
       </w:pPr>
-      <w:proofErr w:type="spellStart"/>
-      <w:r>
-        <w:t>Fit&amp;Mindful</w:t>
-      </w:r>
-      <w:proofErr w:type="spellEnd"/>
-      <w:r>
-        <w:t xml:space="preserve"> üdvözlő</w:t>
+      <w:r>
+        <w:t>Fit&amp;Mindful üdvözlő</w:t>
       </w:r>
     </w:p>
     <w:p>
@@ -673,7 +663,7 @@
         </w:numPr>
       </w:pPr>
       <w:r>
-        <w:t>Tesztelési környezet</w:t>
+        <w:t>Bevezetés</w:t>
       </w:r>
     </w:p>
     <w:p>
@@ -685,6 +675,18 @@
         </w:numPr>
       </w:pPr>
       <w:r>
+        <w:t>Tesztelési környezet</w:t>
+      </w:r>
+    </w:p>
+    <w:p>
+      <w:pPr>
+        <w:pStyle w:val="Listaszerbekezds"/>
+        <w:numPr>
+          <w:ilvl w:val="2"/>
+          <w:numId w:val="5"/>
+        </w:numPr>
+      </w:pPr>
+      <w:r>
         <w:t>Tesztelési esetek</w:t>
       </w:r>
     </w:p>
@@ -748,6 +750,10 @@
     <w:p>
       <w:pPr>
         <w:pStyle w:val="DokumentciNagyCm"/>
+        <w:numPr>
+          <w:ilvl w:val="1"/>
+          <w:numId w:val="7"/>
+        </w:numPr>
       </w:pPr>
       <w:r>
         <w:t>Téma ismertetése</w:t>
@@ -779,26 +785,10 @@
       <w:r>
         <w:tab/>
       </w:r>
-      <w:r>
-        <w:tab/>
-      </w:r>
-    </w:p>
-    <w:p>
-      <w:proofErr w:type="spellStart"/>
-      <w:r>
-        <w:t>Fit&amp;Mindful</w:t>
-      </w:r>
-      <w:proofErr w:type="spellEnd"/>
-      <w:r>
-        <w:t xml:space="preserve"> egy </w:t>
-      </w:r>
-      <w:proofErr w:type="spellStart"/>
-      <w:r>
-        <w:t>Laravel</w:t>
-      </w:r>
-      <w:proofErr w:type="spellEnd"/>
-      <w:r>
-        <w:t xml:space="preserve"> alapú többplatformos alkalmazás, amelynek célja, hogy az emberek mentális és fizikai egészségét fejlessze.</w:t>
+    </w:p>
+    <w:p>
+      <w:r>
+        <w:t>Fit&amp;Mindful egy Laravel alapú többplatformos alkalmazás, amelynek célja, hogy az emberek mentális és fizikai egészségét fejlessze.</w:t>
       </w:r>
       <w:r>
         <w:br/>
@@ -823,6 +813,10 @@
     <w:p>
       <w:pPr>
         <w:pStyle w:val="DokumentciNagyCm"/>
+        <w:numPr>
+          <w:ilvl w:val="1"/>
+          <w:numId w:val="7"/>
+        </w:numPr>
       </w:pPr>
       <w:r>
         <w:t>Témaválasztás</w:t>
@@ -903,12 +897,13 @@
     <w:p>
       <w:pPr>
         <w:pStyle w:val="DokumentciNagyCm"/>
+        <w:numPr>
+          <w:ilvl w:val="1"/>
+          <w:numId w:val="7"/>
+        </w:numPr>
       </w:pPr>
       <w:r>
         <w:t>Célközönség</w:t>
-      </w:r>
-      <w:r>
-        <w:tab/>
       </w:r>
       <w:r>
         <w:tab/>
@@ -978,6 +973,10 @@
     <w:p>
       <w:pPr>
         <w:pStyle w:val="DokumentciNagyCm"/>
+        <w:numPr>
+          <w:ilvl w:val="1"/>
+          <w:numId w:val="7"/>
+        </w:numPr>
       </w:pPr>
       <w:r>
         <w:lastRenderedPageBreak/>
@@ -1007,14 +1006,7 @@
       </w:r>
       <w:r>
         <w:br/>
-      </w:r>
-      <w:proofErr w:type="spellStart"/>
-      <w:r>
-        <w:t>Fit&amp;Mindful</w:t>
-      </w:r>
-      <w:proofErr w:type="spellEnd"/>
-      <w:r>
-        <w:t xml:space="preserve"> csapata</w:t>
+        <w:t>Fit&amp;Mindful csapata</w:t>
       </w:r>
     </w:p>
     <w:p/>
@@ -1044,6 +1036,1546 @@
     </w:p>
     <w:p>
       <w:pPr>
+        <w:pStyle w:val="DokumentciNagyCm"/>
+        <w:numPr>
+          <w:ilvl w:val="1"/>
+          <w:numId w:val="20"/>
+        </w:numPr>
+        <w:ind w:left="709" w:hanging="698"/>
+      </w:pPr>
+      <w:r>
+        <w:t>A Fit&amp;Mindful bemutatása, Üdvözlő</w:t>
+      </w:r>
+      <w:r>
+        <w:tab/>
+      </w:r>
+      <w:r>
+        <w:tab/>
+      </w:r>
+      <w:r>
+        <w:tab/>
+      </w:r>
+      <w:r>
+        <w:tab/>
+      </w:r>
+    </w:p>
+    <w:p>
+      <w:pPr>
+        <w:ind w:left="709" w:hanging="698"/>
+      </w:pPr>
+      <w:r>
+        <w:t>Üdvözölle</w:t>
+      </w:r>
+      <w:r>
+        <w:t>k!</w:t>
+      </w:r>
+    </w:p>
+    <w:p>
+      <w:r>
+        <w:t xml:space="preserve">Jelenleg a Fit&amp;Mindful alkalmazást böngészed, amely egy átfogó platform a testi-lelkiegyensúly és az egészségtudatos életmód kedvelői számára. </w:t>
+      </w:r>
+    </w:p>
+    <w:p>
+      <w:r>
+        <w:t xml:space="preserve">A Fit&amp;Mindful funkcióinak eléréséhez regisztrációra és bejelentkezésre van szükség. Ha még nincs profilod, néhány egyszerű lépésben létrehozhatod a saját fiókodat, hogy azonnal hozzáférj személyre szabott edzésterveidhez, </w:t>
+      </w:r>
+      <w:r>
+        <w:t xml:space="preserve">mentális egészség kihívásokhoz </w:t>
+      </w:r>
+      <w:r>
+        <w:t>és a</w:t>
+      </w:r>
+      <w:r>
+        <w:t>z ételnapló funkcióhoz</w:t>
+      </w:r>
+    </w:p>
+    <w:p>
+      <w:r>
+        <w:t>Az alkalmazás használatával lehetőséged nyílik:</w:t>
+      </w:r>
+    </w:p>
+    <w:p>
+      <w:pPr>
+        <w:pStyle w:val="Listaszerbekezds"/>
+        <w:numPr>
+          <w:ilvl w:val="0"/>
+          <w:numId w:val="26"/>
+        </w:numPr>
+      </w:pPr>
+      <w:r>
+        <w:t>Saját edzéstervek és étrendnaplók készítésére, kezelésére.</w:t>
+      </w:r>
+    </w:p>
+    <w:p>
+      <w:pPr>
+        <w:pStyle w:val="Listaszerbekezds"/>
+        <w:numPr>
+          <w:ilvl w:val="0"/>
+          <w:numId w:val="26"/>
+        </w:numPr>
+      </w:pPr>
+      <w:r>
+        <w:t>Különböző mentális kihívásokat megcsinálni</w:t>
+      </w:r>
+    </w:p>
+    <w:p>
+      <w:r>
+        <w:t>Köszönjük, hogy minket választottál az utadhoz! Sok sikert és örömteli pillanatokat kívánunk a céljaid eléréséhez!</w:t>
+      </w:r>
+    </w:p>
+    <w:p>
+      <w:pPr>
+        <w:jc w:val="right"/>
+      </w:pPr>
+      <w:r>
+        <w:t>Üdvözlettel, A Fit&amp;Mindful csapata</w:t>
+      </w:r>
+    </w:p>
+    <w:p>
+      <w:pPr>
+        <w:pStyle w:val="DokumentciNagyCm"/>
+        <w:numPr>
+          <w:ilvl w:val="1"/>
+          <w:numId w:val="20"/>
+        </w:numPr>
+        <w:ind w:left="709" w:hanging="698"/>
+      </w:pPr>
+      <w:r>
+        <w:t>Hardveres és szoftveres követelmények</w:t>
+      </w:r>
+      <w:r>
+        <w:tab/>
+      </w:r>
+      <w:r>
+        <w:tab/>
+      </w:r>
+      <w:r>
+        <w:tab/>
+      </w:r>
+      <w:r>
+        <w:tab/>
+      </w:r>
+    </w:p>
+    <w:p>
+      <w:pPr>
+        <w:ind w:left="709" w:hanging="698"/>
+        <w:rPr>
+          <w:b/>
+          <w:bCs/>
+          <w:color w:val="656D4A"/>
+        </w:rPr>
+      </w:pPr>
+      <w:r>
+        <w:rPr>
+          <w:b/>
+          <w:bCs/>
+          <w:color w:val="656D4A"/>
+        </w:rPr>
+        <w:t>2.2.1. Web</w:t>
+      </w:r>
+    </w:p>
+    <w:p>
+      <w:pPr>
+        <w:pStyle w:val="Listaszerbekezds"/>
+        <w:numPr>
+          <w:ilvl w:val="0"/>
+          <w:numId w:val="23"/>
+        </w:numPr>
+        <w:ind w:left="709" w:hanging="425"/>
+      </w:pPr>
+      <w:r>
+        <w:t>Böngésző: Chrome, Firefox, Edge (legfrissebb verziók)</w:t>
+      </w:r>
+    </w:p>
+    <w:p>
+      <w:pPr>
+        <w:pStyle w:val="Listaszerbekezds"/>
+        <w:numPr>
+          <w:ilvl w:val="0"/>
+          <w:numId w:val="23"/>
+        </w:numPr>
+        <w:ind w:left="709" w:hanging="425"/>
+      </w:pPr>
+      <w:r>
+        <w:t>Internetkapcsolat szükséges</w:t>
+      </w:r>
+    </w:p>
+    <w:p>
+      <w:pPr>
+        <w:ind w:left="709" w:hanging="698"/>
+        <w:rPr>
+          <w:b/>
+          <w:bCs/>
+          <w:color w:val="656D4A"/>
+        </w:rPr>
+      </w:pPr>
+      <w:commentRangeStart w:id="0"/>
+      <w:r>
+        <w:rPr>
+          <w:b/>
+          <w:bCs/>
+          <w:color w:val="656D4A"/>
+        </w:rPr>
+        <w:t>2.2.2. Asztali alkalmazás:</w:t>
+      </w:r>
+    </w:p>
+    <w:p>
+      <w:pPr>
+        <w:pStyle w:val="Listaszerbekezds"/>
+        <w:numPr>
+          <w:ilvl w:val="0"/>
+          <w:numId w:val="23"/>
+        </w:numPr>
+        <w:ind w:left="709" w:hanging="425"/>
+      </w:pPr>
+      <w:r>
+        <w:t>Windows 10 vagy újabb</w:t>
+      </w:r>
+    </w:p>
+    <w:p>
+      <w:pPr>
+        <w:pStyle w:val="Listaszerbekezds"/>
+        <w:numPr>
+          <w:ilvl w:val="0"/>
+          <w:numId w:val="23"/>
+        </w:numPr>
+        <w:ind w:left="709" w:hanging="425"/>
+      </w:pPr>
+      <w:r>
+        <w:t xml:space="preserve">Min. </w:t>
+      </w:r>
+      <w:r>
+        <w:t>x</w:t>
+      </w:r>
+      <w:r>
+        <w:t xml:space="preserve"> GB RAM, </w:t>
+      </w:r>
+      <w:r>
+        <w:t>x</w:t>
+      </w:r>
+      <w:r>
+        <w:t xml:space="preserve"> MB szabad tárhely</w:t>
+      </w:r>
+      <w:commentRangeEnd w:id="0"/>
+      <w:r>
+        <w:rPr>
+          <w:rStyle w:val="Jegyzethivatkozs"/>
+          <w:sz w:val="24"/>
+          <w:szCs w:val="24"/>
+        </w:rPr>
+        <w:commentReference w:id="0"/>
+      </w:r>
+    </w:p>
+    <w:p>
+      <w:pPr>
+        <w:ind w:left="709" w:hanging="698"/>
+        <w:rPr>
+          <w:b/>
+          <w:bCs/>
+          <w:color w:val="656D4A"/>
+        </w:rPr>
+      </w:pPr>
+      <w:commentRangeStart w:id="1"/>
+      <w:r>
+        <w:rPr>
+          <w:b/>
+          <w:bCs/>
+          <w:color w:val="656D4A"/>
+        </w:rPr>
+        <w:t>2.2.3. Mobilalkalmazás:</w:t>
+      </w:r>
+      <w:commentRangeEnd w:id="1"/>
+      <w:r>
+        <w:rPr>
+          <w:rStyle w:val="Jegyzethivatkozs"/>
+          <w:b/>
+          <w:bCs/>
+          <w:color w:val="656D4A"/>
+          <w:sz w:val="24"/>
+          <w:szCs w:val="24"/>
+        </w:rPr>
+        <w:commentReference w:id="1"/>
+      </w:r>
+    </w:p>
+    <w:p>
+      <w:pPr>
+        <w:pStyle w:val="Listaszerbekezds"/>
+        <w:numPr>
+          <w:ilvl w:val="0"/>
+          <w:numId w:val="23"/>
+        </w:numPr>
+        <w:ind w:left="709" w:hanging="425"/>
+      </w:pPr>
+      <w:r>
+        <w:t>Android 9.0+</w:t>
+      </w:r>
+    </w:p>
+    <w:p>
+      <w:pPr>
+        <w:pStyle w:val="Listaszerbekezds"/>
+        <w:numPr>
+          <w:ilvl w:val="0"/>
+          <w:numId w:val="23"/>
+        </w:numPr>
+        <w:ind w:left="709" w:hanging="425"/>
+      </w:pPr>
+      <w:r>
+        <w:t>Internetkapcsolat vagy mobiladat</w:t>
+      </w:r>
+    </w:p>
+    <w:p>
+      <w:pPr>
+        <w:ind w:left="709" w:hanging="698"/>
+      </w:pPr>
+    </w:p>
+    <w:p>
+      <w:pPr>
+        <w:pStyle w:val="DokumentciNagyCm"/>
+        <w:numPr>
+          <w:ilvl w:val="1"/>
+          <w:numId w:val="20"/>
+        </w:numPr>
+        <w:ind w:left="709" w:hanging="698"/>
+      </w:pPr>
+      <w:r>
+        <w:t>Alkalmazás használatba vétele, telepítése</w:t>
+      </w:r>
+      <w:r>
+        <w:tab/>
+      </w:r>
+      <w:r>
+        <w:tab/>
+      </w:r>
+      <w:r>
+        <w:tab/>
+      </w:r>
+      <w:r>
+        <w:tab/>
+      </w:r>
+    </w:p>
+    <w:p>
+      <w:pPr>
+        <w:ind w:left="709" w:hanging="698"/>
+        <w:rPr>
+          <w:b/>
+          <w:bCs/>
+          <w:color w:val="656D4A"/>
+        </w:rPr>
+      </w:pPr>
+      <w:r>
+        <w:rPr>
+          <w:b/>
+          <w:bCs/>
+          <w:color w:val="656D4A"/>
+        </w:rPr>
+        <w:t>2.3.1. Web és Mobil</w:t>
+      </w:r>
+    </w:p>
+    <w:p>
+      <w:pPr>
+        <w:pStyle w:val="Listaszerbekezds"/>
+        <w:numPr>
+          <w:ilvl w:val="0"/>
+          <w:numId w:val="23"/>
+        </w:numPr>
+        <w:ind w:left="709" w:hanging="425"/>
+      </w:pPr>
+      <w:r>
+        <w:t>• Web: A böngészőben nyisd meg a http://localhost/</w:t>
+      </w:r>
+      <w:commentRangeStart w:id="2"/>
+      <w:r>
+        <w:t>....</w:t>
+      </w:r>
+      <w:commentRangeEnd w:id="2"/>
+      <w:r>
+        <w:rPr>
+          <w:rStyle w:val="Jegyzethivatkozs"/>
+          <w:sz w:val="24"/>
+          <w:szCs w:val="24"/>
+        </w:rPr>
+        <w:commentReference w:id="2"/>
+      </w:r>
+    </w:p>
+    <w:p>
+      <w:pPr>
+        <w:pStyle w:val="Listaszerbekezds"/>
+        <w:numPr>
+          <w:ilvl w:val="0"/>
+          <w:numId w:val="23"/>
+        </w:numPr>
+        <w:ind w:left="709" w:hanging="425"/>
+      </w:pPr>
+      <w:r>
+        <w:t>címet.</w:t>
+      </w:r>
+    </w:p>
+    <w:p>
+      <w:pPr>
+        <w:pStyle w:val="Listaszerbekezds"/>
+        <w:numPr>
+          <w:ilvl w:val="0"/>
+          <w:numId w:val="23"/>
+        </w:numPr>
+        <w:ind w:left="709" w:hanging="425"/>
+      </w:pPr>
+      <w:r>
+        <w:t xml:space="preserve">• Mobil: Az webes alkalmazás mobil nézetben is megjelenik, </w:t>
+      </w:r>
+    </w:p>
+    <w:p>
+      <w:pPr>
+        <w:ind w:left="709" w:hanging="698"/>
+        <w:rPr>
+          <w:b/>
+          <w:bCs/>
+          <w:color w:val="656D4A"/>
+        </w:rPr>
+      </w:pPr>
+      <w:commentRangeStart w:id="3"/>
+      <w:r>
+        <w:rPr>
+          <w:b/>
+          <w:bCs/>
+          <w:color w:val="656D4A"/>
+        </w:rPr>
+        <w:lastRenderedPageBreak/>
+        <w:t>2.3.2. Asztali alkalmazás ()</w:t>
+      </w:r>
+      <w:commentRangeEnd w:id="3"/>
+      <w:r>
+        <w:rPr>
+          <w:rStyle w:val="Jegyzethivatkozs"/>
+          <w:b/>
+          <w:bCs/>
+          <w:color w:val="656D4A"/>
+          <w:sz w:val="24"/>
+          <w:szCs w:val="24"/>
+        </w:rPr>
+        <w:commentReference w:id="3"/>
+      </w:r>
+    </w:p>
+    <w:p>
+      <w:pPr>
+        <w:ind w:left="709" w:hanging="698"/>
+      </w:pPr>
+    </w:p>
+    <w:p>
+      <w:pPr>
+        <w:pStyle w:val="DokumentciNagyCm"/>
+        <w:numPr>
+          <w:ilvl w:val="1"/>
+          <w:numId w:val="20"/>
+        </w:numPr>
+        <w:ind w:left="709" w:hanging="698"/>
+      </w:pPr>
+      <w:r>
+        <w:t>Használati útmutató, funkciók és lehetőségek</w:t>
+      </w:r>
+      <w:r>
+        <w:tab/>
+      </w:r>
+      <w:r>
+        <w:tab/>
+      </w:r>
+      <w:r>
+        <w:tab/>
+      </w:r>
+    </w:p>
+    <w:p>
+      <w:pPr>
+        <w:ind w:left="709" w:hanging="698"/>
+        <w:rPr>
+          <w:b/>
+          <w:bCs/>
+          <w:color w:val="656D4A"/>
+        </w:rPr>
+      </w:pPr>
+      <w:r>
+        <w:rPr>
+          <w:b/>
+          <w:bCs/>
+          <w:color w:val="656D4A"/>
+        </w:rPr>
+        <w:t>2.4.1. Főoldal, Navigációs sáv, Élőláb</w:t>
+      </w:r>
+    </w:p>
+    <w:p>
+      <w:pPr>
+        <w:ind w:left="709" w:hanging="698"/>
+        <w:jc w:val="center"/>
+        <w:rPr>
+          <w:i/>
+          <w:iCs/>
+          <w:color w:val="656D4A"/>
+        </w:rPr>
+      </w:pPr>
+      <w:r>
+        <w:rPr>
+          <w:i/>
+          <w:iCs/>
+          <w:color w:val="656D4A"/>
+        </w:rPr>
+        <w:t>2.4.1.1. Főoldal</w:t>
+      </w:r>
+    </w:p>
+    <w:p>
+      <w:r>
+        <w:t>A weboldal felkeresésekor vagy az alkalmazás elindításakor ugyan az a felület</w:t>
+      </w:r>
+      <w:r>
+        <w:t xml:space="preserve"> </w:t>
+      </w:r>
+      <w:r>
+        <w:t>fogad mindenkit bejelentkezéstől függetlenül.</w:t>
+      </w:r>
+    </w:p>
+    <w:p>
+      <w:r>
+        <w:t>Az asztali és mobil felületek között az eltérést csupán az elemek mérete jelenti.</w:t>
+      </w:r>
+    </w:p>
+    <w:p>
+      <w:r>
+        <w:rPr>
+          <w:noProof/>
+        </w:rPr>
+        <w:drawing>
+          <wp:anchor distT="0" distB="0" distL="114300" distR="114300" simplePos="0" relativeHeight="251661312" behindDoc="0" locked="0" layoutInCell="1" allowOverlap="1" wp14:anchorId="4F0FBD67" wp14:editId="04E67106">
+            <wp:simplePos x="0" y="0"/>
+            <wp:positionH relativeFrom="column">
+              <wp:posOffset>-84455</wp:posOffset>
+            </wp:positionH>
+            <wp:positionV relativeFrom="paragraph">
+              <wp:posOffset>43815</wp:posOffset>
+            </wp:positionV>
+            <wp:extent cx="3543544" cy="1828800"/>
+            <wp:effectExtent l="0" t="0" r="0" b="0"/>
+            <wp:wrapSquare wrapText="bothSides"/>
+            <wp:docPr id="155808686" name="Kép 7" descr="A képen szöveg, képernyőkép, személy, étkezés látható&#10;&#10;Előfordulhat, hogy az AI által létrehozott tartalom helytelen."/>
+            <wp:cNvGraphicFramePr>
+              <a:graphicFrameLocks xmlns:a="http://schemas.openxmlformats.org/drawingml/2006/main" noChangeAspect="1"/>
+            </wp:cNvGraphicFramePr>
+            <a:graphic xmlns:a="http://schemas.openxmlformats.org/drawingml/2006/main">
+              <a:graphicData uri="http://schemas.openxmlformats.org/drawingml/2006/picture">
+                <pic:pic xmlns:pic="http://schemas.openxmlformats.org/drawingml/2006/picture">
+                  <pic:nvPicPr>
+                    <pic:cNvPr id="155808686" name="Kép 7" descr="A képen szöveg, képernyőkép, személy, étkezés látható&#10;&#10;Előfordulhat, hogy az AI által létrehozott tartalom helytelen."/>
+                    <pic:cNvPicPr/>
+                  </pic:nvPicPr>
+                  <pic:blipFill>
+                    <a:blip r:embed="rId13" cstate="print">
+                      <a:extLst>
+                        <a:ext uri="{28A0092B-C50C-407E-A947-70E740481C1C}">
+                          <a14:useLocalDpi xmlns:a14="http://schemas.microsoft.com/office/drawing/2010/main" val="0"/>
+                        </a:ext>
+                      </a:extLst>
+                    </a:blip>
+                    <a:stretch>
+                      <a:fillRect/>
+                    </a:stretch>
+                  </pic:blipFill>
+                  <pic:spPr>
+                    <a:xfrm>
+                      <a:off x="0" y="0"/>
+                      <a:ext cx="3543544" cy="1828800"/>
+                    </a:xfrm>
+                    <a:prstGeom prst="rect">
+                      <a:avLst/>
+                    </a:prstGeom>
+                  </pic:spPr>
+                </pic:pic>
+              </a:graphicData>
+            </a:graphic>
+          </wp:anchor>
+        </w:drawing>
+      </w:r>
+    </w:p>
+    <w:p>
+      <w:r>
+        <w:rPr>
+          <w:noProof/>
+        </w:rPr>
+        <mc:AlternateContent>
+          <mc:Choice Requires="wps">
+            <w:drawing>
+              <wp:anchor distT="0" distB="0" distL="114300" distR="114300" simplePos="0" relativeHeight="251667456" behindDoc="0" locked="0" layoutInCell="1" allowOverlap="1" wp14:anchorId="7913BFE8" wp14:editId="4B8E210C">
+                <wp:simplePos x="0" y="0"/>
+                <wp:positionH relativeFrom="column">
+                  <wp:posOffset>-84455</wp:posOffset>
+                </wp:positionH>
+                <wp:positionV relativeFrom="paragraph">
+                  <wp:posOffset>1570990</wp:posOffset>
+                </wp:positionV>
+                <wp:extent cx="3299460" cy="251460"/>
+                <wp:effectExtent l="0" t="0" r="15240" b="15240"/>
+                <wp:wrapSquare wrapText="bothSides"/>
+                <wp:docPr id="1161940427" name="Szövegdoboz 1"/>
+                <wp:cNvGraphicFramePr/>
+                <a:graphic xmlns:a="http://schemas.openxmlformats.org/drawingml/2006/main">
+                  <a:graphicData uri="http://schemas.microsoft.com/office/word/2010/wordprocessingShape">
+                    <wps:wsp>
+                      <wps:cNvSpPr txBox="1"/>
+                      <wps:spPr>
+                        <a:xfrm>
+                          <a:off x="0" y="0"/>
+                          <a:ext cx="3299460" cy="251460"/>
+                        </a:xfrm>
+                        <a:prstGeom prst="rect">
+                          <a:avLst/>
+                        </a:prstGeom>
+                        <a:noFill/>
+                        <a:ln>
+                          <a:noFill/>
+                        </a:ln>
+                      </wps:spPr>
+                      <wps:txbx>
+                        <w:txbxContent>
+                          <w:p>
+                            <w:pPr>
+                              <w:pStyle w:val="Kpalrs"/>
+                              <w:rPr>
+                                <w:noProof/>
+                              </w:rPr>
+                            </w:pPr>
+                            <w:r>
+                              <w:rPr>
+                                <w:noProof/>
+                              </w:rPr>
+                              <w:fldChar w:fldCharType="begin"/>
+                            </w:r>
+                            <w:r>
+                              <w:rPr>
+                                <w:noProof/>
+                              </w:rPr>
+                              <w:instrText xml:space="preserve"> SEQ ábra \* ARABIC </w:instrText>
+                            </w:r>
+                            <w:r>
+                              <w:rPr>
+                                <w:noProof/>
+                              </w:rPr>
+                              <w:fldChar w:fldCharType="separate"/>
+                            </w:r>
+                            <w:r>
+                              <w:rPr>
+                                <w:noProof/>
+                              </w:rPr>
+                              <w:t>1</w:t>
+                            </w:r>
+                            <w:r>
+                              <w:rPr>
+                                <w:noProof/>
+                              </w:rPr>
+                              <w:fldChar w:fldCharType="end"/>
+                            </w:r>
+                            <w:r>
+                              <w:t>. ábra Nyitólap</w:t>
+                            </w:r>
+                          </w:p>
+                        </w:txbxContent>
+                      </wps:txbx>
+                      <wps:bodyPr rot="0" spcFirstLastPara="0" vertOverflow="overflow" horzOverflow="overflow" vert="horz" wrap="square" lIns="0" tIns="0" rIns="0" bIns="0" numCol="1" spcCol="0" rtlCol="0" fromWordArt="0" anchor="t" anchorCtr="0" forceAA="0" compatLnSpc="1">
+                        <a:prstTxWarp prst="textNoShape">
+                          <a:avLst/>
+                        </a:prstTxWarp>
+                        <a:noAutofit/>
+                      </wps:bodyPr>
+                    </wps:wsp>
+                  </a:graphicData>
+                </a:graphic>
+                <wp14:sizeRelH relativeFrom="margin">
+                  <wp14:pctWidth>0</wp14:pctWidth>
+                </wp14:sizeRelH>
+                <wp14:sizeRelV relativeFrom="margin">
+                  <wp14:pctHeight>0</wp14:pctHeight>
+                </wp14:sizeRelV>
+              </wp:anchor>
+            </w:drawing>
+          </mc:Choice>
+          <mc:Fallback>
+            <w:pict>
+              <v:shape w14:anchorId="7913BFE8" id="Szövegdoboz 1" o:spid="_x0000_s1028" type="#_x0000_t202" style="position:absolute;margin-left:-6.65pt;margin-top:123.7pt;width:259.8pt;height:19.8pt;z-index:251667456;visibility:visible;mso-wrap-style:square;mso-width-percent:0;mso-height-percent:0;mso-wrap-distance-left:9pt;mso-wrap-distance-top:0;mso-wrap-distance-right:9pt;mso-wrap-distance-bottom:0;mso-position-horizontal:absolute;mso-position-horizontal-relative:text;mso-position-vertical:absolute;mso-position-vertical-relative:text;mso-width-percent:0;mso-height-percent:0;mso-width-relative:margin;mso-height-relative:margin;v-text-anchor:top" o:gfxdata="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" filled="f" stroked="f">
+                <v:textbox inset="0,0,0,0">
+                  <w:txbxContent>
+                    <w:p>
+                      <w:pPr>
+                        <w:pStyle w:val="Kpalrs"/>
+                        <w:rPr>
+                          <w:noProof/>
+                        </w:rPr>
+                      </w:pPr>
+                      <w:r>
+                        <w:rPr>
+                          <w:noProof/>
+                        </w:rPr>
+                        <w:fldChar w:fldCharType="begin"/>
+                      </w:r>
+                      <w:r>
+                        <w:rPr>
+                          <w:noProof/>
+                        </w:rPr>
+                        <w:instrText xml:space="preserve"> SEQ ábra \* ARABIC </w:instrText>
+                      </w:r>
+                      <w:r>
+                        <w:rPr>
+                          <w:noProof/>
+                        </w:rPr>
+                        <w:fldChar w:fldCharType="separate"/>
+                      </w:r>
+                      <w:r>
+                        <w:rPr>
+                          <w:noProof/>
+                        </w:rPr>
+                        <w:t>1</w:t>
+                      </w:r>
+                      <w:r>
+                        <w:rPr>
+                          <w:noProof/>
+                        </w:rPr>
+                        <w:fldChar w:fldCharType="end"/>
+                      </w:r>
+                      <w:r>
+                        <w:t>. ábra Nyitólap</w:t>
+                      </w:r>
+                    </w:p>
+                  </w:txbxContent>
+                </v:textbox>
+                <w10:wrap type="square"/>
+              </v:shape>
+            </w:pict>
+          </mc:Fallback>
+        </mc:AlternateContent>
+      </w:r>
+      <w:r>
+        <w:t>A felületen megjelenő Sign-in gombra kattintva a felhasználó be tud jelentkezni – amennyiben nincs fiókja az átvezetett felületen van lehetőség a link segítségével elnavigálni arra az oldalra, ahol megteheti.</w:t>
+      </w:r>
+    </w:p>
+    <w:p>
+      <w:r>
+        <w:rPr>
+          <w:noProof/>
+        </w:rPr>
+        <mc:AlternateContent>
+          <mc:Choice Requires="wps">
+            <w:drawing>
+              <wp:anchor distT="0" distB="0" distL="114300" distR="114300" simplePos="0" relativeHeight="251673600" behindDoc="1" locked="0" layoutInCell="1" allowOverlap="1" wp14:anchorId="5651E2DF" wp14:editId="09E603DA">
+                <wp:simplePos x="0" y="0"/>
+                <wp:positionH relativeFrom="column">
+                  <wp:posOffset>-88900</wp:posOffset>
+                </wp:positionH>
+                <wp:positionV relativeFrom="paragraph">
+                  <wp:posOffset>1939925</wp:posOffset>
+                </wp:positionV>
+                <wp:extent cx="3537585" cy="635"/>
+                <wp:effectExtent l="0" t="0" r="0" b="0"/>
+                <wp:wrapTight wrapText="bothSides">
+                  <wp:wrapPolygon edited="0">
+                    <wp:start x="0" y="0"/>
+                    <wp:lineTo x="0" y="21600"/>
+                    <wp:lineTo x="21600" y="21600"/>
+                    <wp:lineTo x="21600" y="0"/>
+                  </wp:wrapPolygon>
+                </wp:wrapTight>
+                <wp:docPr id="1763646634" name="Szövegdoboz 1"/>
+                <wp:cNvGraphicFramePr/>
+                <a:graphic xmlns:a="http://schemas.openxmlformats.org/drawingml/2006/main">
+                  <a:graphicData uri="http://schemas.microsoft.com/office/word/2010/wordprocessingShape">
+                    <wps:wsp>
+                      <wps:cNvSpPr txBox="1"/>
+                      <wps:spPr>
+                        <a:xfrm>
+                          <a:off x="0" y="0"/>
+                          <a:ext cx="3537585" cy="635"/>
+                        </a:xfrm>
+                        <a:prstGeom prst="rect">
+                          <a:avLst/>
+                        </a:prstGeom>
+                        <a:solidFill>
+                          <a:prstClr val="white"/>
+                        </a:solidFill>
+                        <a:ln>
+                          <a:noFill/>
+                        </a:ln>
+                      </wps:spPr>
+                      <wps:txbx>
+                        <w:txbxContent>
+                          <w:p>
+                            <w:pPr>
+                              <w:pStyle w:val="Kpalrs"/>
+                              <w:rPr>
+                                <w:noProof/>
+                              </w:rPr>
+                            </w:pPr>
+                            <w:r>
+                              <w:rPr>
+                                <w:noProof/>
+                              </w:rPr>
+                              <w:fldChar w:fldCharType="begin"/>
+                            </w:r>
+                            <w:r>
+                              <w:rPr>
+                                <w:noProof/>
+                              </w:rPr>
+                              <w:instrText xml:space="preserve"> SEQ ábra \* ARABIC </w:instrText>
+                            </w:r>
+                            <w:r>
+                              <w:rPr>
+                                <w:noProof/>
+                              </w:rPr>
+                              <w:fldChar w:fldCharType="separate"/>
+                            </w:r>
+                            <w:r>
+                              <w:rPr>
+                                <w:noProof/>
+                              </w:rPr>
+                              <w:t>2</w:t>
+                            </w:r>
+                            <w:r>
+                              <w:rPr>
+                                <w:noProof/>
+                              </w:rPr>
+                              <w:fldChar w:fldCharType="end"/>
+                            </w:r>
+                            <w:r>
+                              <w:t>. ábra Célunk</w:t>
+                            </w:r>
+                          </w:p>
+                        </w:txbxContent>
+                      </wps:txbx>
+                      <wps:bodyPr rot="0" spcFirstLastPara="0" vertOverflow="overflow" horzOverflow="overflow" vert="horz" wrap="square" lIns="0" tIns="0" rIns="0" bIns="0" numCol="1" spcCol="0" rtlCol="0" fromWordArt="0" anchor="t" anchorCtr="0" forceAA="0" compatLnSpc="1">
+                        <a:prstTxWarp prst="textNoShape">
+                          <a:avLst/>
+                        </a:prstTxWarp>
+                        <a:spAutoFit/>
+                      </wps:bodyPr>
+                    </wps:wsp>
+                  </a:graphicData>
+                </a:graphic>
+              </wp:anchor>
+            </w:drawing>
+          </mc:Choice>
+          <mc:Fallback>
+            <w:pict>
+              <v:shape w14:anchorId="5651E2DF" id="_x0000_s1029" type="#_x0000_t202" style="position:absolute;margin-left:-7pt;margin-top:152.75pt;width:278.55pt;height:.05pt;z-index:-251642880;visibility:visible;mso-wrap-style:square;mso-wrap-distance-left:9pt;mso-wrap-distance-top:0;mso-wrap-distance-right:9pt;mso-wrap-distance-bottom:0;mso-position-horizontal:absolute;mso-position-horizontal-relative:text;mso-position-vertical:absolute;mso-position-vertical-relative:text;v-text-anchor:top" o:gfxdata="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" stroked="f">
+                <v:textbox style="mso-fit-shape-to-text:t" inset="0,0,0,0">
+                  <w:txbxContent>
+                    <w:p>
+                      <w:pPr>
+                        <w:pStyle w:val="Kpalrs"/>
+                        <w:rPr>
+                          <w:noProof/>
+                        </w:rPr>
+                      </w:pPr>
+                      <w:r>
+                        <w:rPr>
+                          <w:noProof/>
+                        </w:rPr>
+                        <w:fldChar w:fldCharType="begin"/>
+                      </w:r>
+                      <w:r>
+                        <w:rPr>
+                          <w:noProof/>
+                        </w:rPr>
+                        <w:instrText xml:space="preserve"> SEQ ábra \* ARABIC </w:instrText>
+                      </w:r>
+                      <w:r>
+                        <w:rPr>
+                          <w:noProof/>
+                        </w:rPr>
+                        <w:fldChar w:fldCharType="separate"/>
+                      </w:r>
+                      <w:r>
+                        <w:rPr>
+                          <w:noProof/>
+                        </w:rPr>
+                        <w:t>2</w:t>
+                      </w:r>
+                      <w:r>
+                        <w:rPr>
+                          <w:noProof/>
+                        </w:rPr>
+                        <w:fldChar w:fldCharType="end"/>
+                      </w:r>
+                      <w:r>
+                        <w:t>. ábra Célunk</w:t>
+                      </w:r>
+                    </w:p>
+                  </w:txbxContent>
+                </v:textbox>
+                <w10:wrap type="tight"/>
+              </v:shape>
+            </w:pict>
+          </mc:Fallback>
+        </mc:AlternateContent>
+      </w:r>
+      <w:r>
+        <w:rPr>
+          <w:noProof/>
+        </w:rPr>
+        <w:drawing>
+          <wp:anchor distT="0" distB="0" distL="114300" distR="114300" simplePos="0" relativeHeight="251671552" behindDoc="1" locked="0" layoutInCell="1" allowOverlap="1" wp14:anchorId="2224A233" wp14:editId="31861225">
+            <wp:simplePos x="0" y="0"/>
+            <wp:positionH relativeFrom="column">
+              <wp:posOffset>-88900</wp:posOffset>
+            </wp:positionH>
+            <wp:positionV relativeFrom="paragraph">
+              <wp:posOffset>192405</wp:posOffset>
+            </wp:positionV>
+            <wp:extent cx="3537585" cy="1690370"/>
+            <wp:effectExtent l="0" t="0" r="5715" b="5080"/>
+            <wp:wrapTight wrapText="bothSides">
+              <wp:wrapPolygon edited="0">
+                <wp:start x="0" y="0"/>
+                <wp:lineTo x="0" y="21421"/>
+                <wp:lineTo x="21519" y="21421"/>
+                <wp:lineTo x="21519" y="0"/>
+                <wp:lineTo x="0" y="0"/>
+              </wp:wrapPolygon>
+            </wp:wrapTight>
+            <wp:docPr id="702795881" name="Kép 10" descr="A képen szöveg, képernyőkép, ruházat, lábbelik látható&#10;&#10;Előfordulhat, hogy az AI által létrehozott tartalom helytelen."/>
+            <wp:cNvGraphicFramePr>
+              <a:graphicFrameLocks xmlns:a="http://schemas.openxmlformats.org/drawingml/2006/main" noChangeAspect="1"/>
+            </wp:cNvGraphicFramePr>
+            <a:graphic xmlns:a="http://schemas.openxmlformats.org/drawingml/2006/main">
+              <a:graphicData uri="http://schemas.openxmlformats.org/drawingml/2006/picture">
+                <pic:pic xmlns:pic="http://schemas.openxmlformats.org/drawingml/2006/picture">
+                  <pic:nvPicPr>
+                    <pic:cNvPr id="702795881" name="Kép 10" descr="A képen szöveg, képernyőkép, ruházat, lábbelik látható&#10;&#10;Előfordulhat, hogy az AI által létrehozott tartalom helytelen."/>
+                    <pic:cNvPicPr/>
+                  </pic:nvPicPr>
+                  <pic:blipFill>
+                    <a:blip r:embed="rId14" cstate="print">
+                      <a:extLst>
+                        <a:ext uri="{28A0092B-C50C-407E-A947-70E740481C1C}">
+                          <a14:useLocalDpi xmlns:a14="http://schemas.microsoft.com/office/drawing/2010/main" val="0"/>
+                        </a:ext>
+                      </a:extLst>
+                    </a:blip>
+                    <a:stretch>
+                      <a:fillRect/>
+                    </a:stretch>
+                  </pic:blipFill>
+                  <pic:spPr>
+                    <a:xfrm>
+                      <a:off x="0" y="0"/>
+                      <a:ext cx="3537585" cy="1690370"/>
+                    </a:xfrm>
+                    <a:prstGeom prst="rect">
+                      <a:avLst/>
+                    </a:prstGeom>
+                  </pic:spPr>
+                </pic:pic>
+              </a:graphicData>
+            </a:graphic>
+            <wp14:sizeRelH relativeFrom="margin">
+              <wp14:pctWidth>0</wp14:pctWidth>
+            </wp14:sizeRelH>
+            <wp14:sizeRelV relativeFrom="margin">
+              <wp14:pctHeight>0</wp14:pctHeight>
+            </wp14:sizeRelV>
+          </wp:anchor>
+        </w:drawing>
+      </w:r>
+    </w:p>
+    <w:p>
+      <w:r>
+        <w:t>Lejjebb görgetve röviden ismertetjük célunka és meglátásunkat.</w:t>
+      </w:r>
+    </w:p>
+    <w:p/>
+    <w:p/>
+    <w:p/>
+    <w:p/>
+    <w:p/>
+    <w:p>
+      <w:r>
+        <w:rPr>
+          <w:noProof/>
+        </w:rPr>
+        <w:drawing>
+          <wp:anchor distT="0" distB="0" distL="114300" distR="114300" simplePos="0" relativeHeight="251663360" behindDoc="1" locked="0" layoutInCell="1" allowOverlap="1" wp14:anchorId="5A1FA026" wp14:editId="02271CBC">
+            <wp:simplePos x="0" y="0"/>
+            <wp:positionH relativeFrom="column">
+              <wp:posOffset>-217805</wp:posOffset>
+            </wp:positionH>
+            <wp:positionV relativeFrom="paragraph">
+              <wp:posOffset>53340</wp:posOffset>
+            </wp:positionV>
+            <wp:extent cx="2901950" cy="1607820"/>
+            <wp:effectExtent l="0" t="0" r="0" b="0"/>
+            <wp:wrapTight wrapText="bothSides">
+              <wp:wrapPolygon edited="0">
+                <wp:start x="0" y="0"/>
+                <wp:lineTo x="0" y="21242"/>
+                <wp:lineTo x="21411" y="21242"/>
+                <wp:lineTo x="21411" y="0"/>
+                <wp:lineTo x="0" y="0"/>
+              </wp:wrapPolygon>
+            </wp:wrapTight>
+            <wp:docPr id="443256036" name="Kép 6" descr="A képen nő, szöveg, képernyőkép, virág látható&#10;&#10;Előfordulhat, hogy az AI által létrehozott tartalom helytelen."/>
+            <wp:cNvGraphicFramePr>
+              <a:graphicFrameLocks xmlns:a="http://schemas.openxmlformats.org/drawingml/2006/main" noChangeAspect="1"/>
+            </wp:cNvGraphicFramePr>
+            <a:graphic xmlns:a="http://schemas.openxmlformats.org/drawingml/2006/main">
+              <a:graphicData uri="http://schemas.openxmlformats.org/drawingml/2006/picture">
+                <pic:pic xmlns:pic="http://schemas.openxmlformats.org/drawingml/2006/picture">
+                  <pic:nvPicPr>
+                    <pic:cNvPr id="443256036" name="Kép 6" descr="A képen nő, szöveg, képernyőkép, virág látható&#10;&#10;Előfordulhat, hogy az AI által létrehozott tartalom helytelen."/>
+                    <pic:cNvPicPr/>
+                  </pic:nvPicPr>
+                  <pic:blipFill>
+                    <a:blip r:embed="rId15" cstate="print">
+                      <a:extLst>
+                        <a:ext uri="{28A0092B-C50C-407E-A947-70E740481C1C}">
+                          <a14:useLocalDpi xmlns:a14="http://schemas.microsoft.com/office/drawing/2010/main" val="0"/>
+                        </a:ext>
+                      </a:extLst>
+                    </a:blip>
+                    <a:stretch>
+                      <a:fillRect/>
+                    </a:stretch>
+                  </pic:blipFill>
+                  <pic:spPr>
+                    <a:xfrm>
+                      <a:off x="0" y="0"/>
+                      <a:ext cx="2901950" cy="1607820"/>
+                    </a:xfrm>
+                    <a:prstGeom prst="rect">
+                      <a:avLst/>
+                    </a:prstGeom>
+                  </pic:spPr>
+                </pic:pic>
+              </a:graphicData>
+            </a:graphic>
+            <wp14:sizeRelH relativeFrom="margin">
+              <wp14:pctWidth>0</wp14:pctWidth>
+            </wp14:sizeRelH>
+            <wp14:sizeRelV relativeFrom="margin">
+              <wp14:pctHeight>0</wp14:pctHeight>
+            </wp14:sizeRelV>
+          </wp:anchor>
+        </w:drawing>
+      </w:r>
+      <w:r>
+        <w:t>A weboldal ezen (</w:t>
+      </w:r>
+      <w:r>
+        <w:t>4</w:t>
+      </w:r>
+      <w:r>
+        <w:t>. ábra) részén a felhasználónak lehetősége van akár a képekre kattintva is elérni az adott aloldalt a</w:t>
+      </w:r>
+      <w:r>
+        <w:t>z oldal tetején található</w:t>
+      </w:r>
+      <w:r>
+        <w:t xml:space="preserve"> navigációs </w:t>
+      </w:r>
+      <w:r>
+        <w:t>sáv mellett</w:t>
+      </w:r>
+      <w:r>
+        <w:t>.</w:t>
+      </w:r>
+    </w:p>
+    <w:p>
+      <w:r>
+        <w:rPr>
+          <w:noProof/>
+        </w:rPr>
+        <mc:AlternateContent>
+          <mc:Choice Requires="wps">
+            <w:drawing>
+              <wp:anchor distT="0" distB="0" distL="114300" distR="114300" simplePos="0" relativeHeight="251670528" behindDoc="0" locked="0" layoutInCell="1" allowOverlap="1" wp14:anchorId="44741696" wp14:editId="78A6766F">
+                <wp:simplePos x="0" y="0"/>
+                <wp:positionH relativeFrom="column">
+                  <wp:posOffset>2910024</wp:posOffset>
+                </wp:positionH>
+                <wp:positionV relativeFrom="paragraph">
+                  <wp:posOffset>569867</wp:posOffset>
+                </wp:positionV>
+                <wp:extent cx="2220686" cy="146957"/>
+                <wp:effectExtent l="0" t="0" r="8255" b="5715"/>
+                <wp:wrapNone/>
+                <wp:docPr id="810980623" name="Szövegdoboz 1"/>
+                <wp:cNvGraphicFramePr/>
+                <a:graphic xmlns:a="http://schemas.openxmlformats.org/drawingml/2006/main">
+                  <a:graphicData uri="http://schemas.microsoft.com/office/word/2010/wordprocessingShape">
+                    <wps:wsp>
+                      <wps:cNvSpPr txBox="1"/>
+                      <wps:spPr>
+                        <a:xfrm>
+                          <a:off x="0" y="0"/>
+                          <a:ext cx="2220686" cy="146957"/>
+                        </a:xfrm>
+                        <a:prstGeom prst="rect">
+                          <a:avLst/>
+                        </a:prstGeom>
+                        <a:solidFill>
+                          <a:prstClr val="white"/>
+                        </a:solidFill>
+                        <a:ln>
+                          <a:noFill/>
+                        </a:ln>
+                      </wps:spPr>
+                      <wps:txbx>
+                        <w:txbxContent>
+                          <w:p>
+                            <w:pPr>
+                              <w:pStyle w:val="Kpalrs"/>
+                              <w:rPr>
+                                <w:noProof/>
+                              </w:rPr>
+                            </w:pPr>
+                            <w:r>
+                              <w:rPr>
+                                <w:noProof/>
+                              </w:rPr>
+                              <w:fldChar w:fldCharType="begin"/>
+                            </w:r>
+                            <w:r>
+                              <w:rPr>
+                                <w:noProof/>
+                              </w:rPr>
+                              <w:instrText xml:space="preserve"> SEQ ábra \* ARABIC </w:instrText>
+                            </w:r>
+                            <w:r>
+                              <w:rPr>
+                                <w:noProof/>
+                              </w:rPr>
+                              <w:fldChar w:fldCharType="separate"/>
+                            </w:r>
+                            <w:r>
+                              <w:rPr>
+                                <w:noProof/>
+                              </w:rPr>
+                              <w:t>3</w:t>
+                            </w:r>
+                            <w:r>
+                              <w:rPr>
+                                <w:noProof/>
+                              </w:rPr>
+                              <w:fldChar w:fldCharType="end"/>
+                            </w:r>
+                            <w:r>
+                              <w:t>. ábra Navigációs sáv</w:t>
+                            </w:r>
+                          </w:p>
+                        </w:txbxContent>
+                      </wps:txbx>
+                      <wps:bodyPr rot="0" spcFirstLastPara="0" vertOverflow="overflow" horzOverflow="overflow" vert="horz" wrap="square" lIns="0" tIns="0" rIns="0" bIns="0" numCol="1" spcCol="0" rtlCol="0" fromWordArt="0" anchor="t" anchorCtr="0" forceAA="0" compatLnSpc="1">
+                        <a:prstTxWarp prst="textNoShape">
+                          <a:avLst/>
+                        </a:prstTxWarp>
+                        <a:noAutofit/>
+                      </wps:bodyPr>
+                    </wps:wsp>
+                  </a:graphicData>
+                </a:graphic>
+                <wp14:sizeRelH relativeFrom="margin">
+                  <wp14:pctWidth>0</wp14:pctWidth>
+                </wp14:sizeRelH>
+                <wp14:sizeRelV relativeFrom="margin">
+                  <wp14:pctHeight>0</wp14:pctHeight>
+                </wp14:sizeRelV>
+              </wp:anchor>
+            </w:drawing>
+          </mc:Choice>
+          <mc:Fallback>
+            <w:pict>
+              <v:shape w14:anchorId="44741696" id="_x0000_s1030" type="#_x0000_t202" style="position:absolute;margin-left:229.15pt;margin-top:44.85pt;width:174.85pt;height:11.55pt;z-index:251670528;visibility:visible;mso-wrap-style:square;mso-width-percent:0;mso-height-percent:0;mso-wrap-distance-left:9pt;mso-wrap-distance-top:0;mso-wrap-distance-right:9pt;mso-wrap-distance-bottom:0;mso-position-horizontal:absolute;mso-position-horizontal-relative:text;mso-position-vertical:absolute;mso-position-vertical-relative:text;mso-width-percent:0;mso-height-percent:0;mso-width-relative:margin;mso-height-relative:margin;v-text-anchor:top" o:gfxdata="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" stroked="f">
+                <v:textbox inset="0,0,0,0">
+                  <w:txbxContent>
+                    <w:p>
+                      <w:pPr>
+                        <w:pStyle w:val="Kpalrs"/>
+                        <w:rPr>
+                          <w:noProof/>
+                        </w:rPr>
+                      </w:pPr>
+                      <w:r>
+                        <w:rPr>
+                          <w:noProof/>
+                        </w:rPr>
+                        <w:fldChar w:fldCharType="begin"/>
+                      </w:r>
+                      <w:r>
+                        <w:rPr>
+                          <w:noProof/>
+                        </w:rPr>
+                        <w:instrText xml:space="preserve"> SEQ ábra \* ARABIC </w:instrText>
+                      </w:r>
+                      <w:r>
+                        <w:rPr>
+                          <w:noProof/>
+                        </w:rPr>
+                        <w:fldChar w:fldCharType="separate"/>
+                      </w:r>
+                      <w:r>
+                        <w:rPr>
+                          <w:noProof/>
+                        </w:rPr>
+                        <w:t>3</w:t>
+                      </w:r>
+                      <w:r>
+                        <w:rPr>
+                          <w:noProof/>
+                        </w:rPr>
+                        <w:fldChar w:fldCharType="end"/>
+                      </w:r>
+                      <w:r>
+                        <w:t>. ábra Navigációs sáv</w:t>
+                      </w:r>
+                    </w:p>
+                  </w:txbxContent>
+                </v:textbox>
+              </v:shape>
+            </w:pict>
+          </mc:Fallback>
+        </mc:AlternateContent>
+      </w:r>
+      <w:r>
+        <w:rPr>
+          <w:noProof/>
+        </w:rPr>
+        <w:drawing>
+          <wp:anchor distT="0" distB="0" distL="114300" distR="114300" simplePos="0" relativeHeight="251668480" behindDoc="0" locked="0" layoutInCell="1" allowOverlap="1" wp14:anchorId="6FBC5382" wp14:editId="340D6D4E">
+            <wp:simplePos x="0" y="0"/>
+            <wp:positionH relativeFrom="column">
+              <wp:posOffset>2903957</wp:posOffset>
+            </wp:positionH>
+            <wp:positionV relativeFrom="paragraph">
+              <wp:posOffset>1361</wp:posOffset>
+            </wp:positionV>
+            <wp:extent cx="3352800" cy="571734"/>
+            <wp:effectExtent l="0" t="0" r="0" b="0"/>
+            <wp:wrapNone/>
+            <wp:docPr id="1232246479" name="Kép 8" descr="A képen képernyőkép, szöveg, Betűtípus látható&#10;&#10;Előfordulhat, hogy az AI által létrehozott tartalom helytelen."/>
+            <wp:cNvGraphicFramePr>
+              <a:graphicFrameLocks xmlns:a="http://schemas.openxmlformats.org/drawingml/2006/main" noChangeAspect="1"/>
+            </wp:cNvGraphicFramePr>
+            <a:graphic xmlns:a="http://schemas.openxmlformats.org/drawingml/2006/main">
+              <a:graphicData uri="http://schemas.openxmlformats.org/drawingml/2006/picture">
+                <pic:pic xmlns:pic="http://schemas.openxmlformats.org/drawingml/2006/picture">
+                  <pic:nvPicPr>
+                    <pic:cNvPr id="1232246479" name="Kép 8" descr="A képen képernyőkép, szöveg, Betűtípus látható&#10;&#10;Előfordulhat, hogy az AI által létrehozott tartalom helytelen."/>
+                    <pic:cNvPicPr/>
+                  </pic:nvPicPr>
+                  <pic:blipFill>
+                    <a:blip r:embed="rId16" cstate="print">
+                      <a:extLst>
+                        <a:ext uri="{28A0092B-C50C-407E-A947-70E740481C1C}">
+                          <a14:useLocalDpi xmlns:a14="http://schemas.microsoft.com/office/drawing/2010/main" val="0"/>
+                        </a:ext>
+                      </a:extLst>
+                    </a:blip>
+                    <a:stretch>
+                      <a:fillRect/>
+                    </a:stretch>
+                  </pic:blipFill>
+                  <pic:spPr>
+                    <a:xfrm>
+                      <a:off x="0" y="0"/>
+                      <a:ext cx="3352800" cy="571734"/>
+                    </a:xfrm>
+                    <a:prstGeom prst="rect">
+                      <a:avLst/>
+                    </a:prstGeom>
+                  </pic:spPr>
+                </pic:pic>
+              </a:graphicData>
+            </a:graphic>
+            <wp14:sizeRelH relativeFrom="margin">
+              <wp14:pctWidth>0</wp14:pctWidth>
+            </wp14:sizeRelH>
+            <wp14:sizeRelV relativeFrom="margin">
+              <wp14:pctHeight>0</wp14:pctHeight>
+            </wp14:sizeRelV>
+          </wp:anchor>
+        </w:drawing>
+      </w:r>
+    </w:p>
+    <w:p>
+      <w:pPr>
+        <w:ind w:left="709" w:hanging="698"/>
+        <w:rPr>
+          <w:i/>
+          <w:iCs/>
+          <w:color w:val="656D4A"/>
+        </w:rPr>
+      </w:pPr>
+      <w:r>
+        <w:rPr>
+          <w:noProof/>
+        </w:rPr>
+        <w:lastRenderedPageBreak/>
+        <w:drawing>
+          <wp:anchor distT="0" distB="0" distL="114300" distR="114300" simplePos="0" relativeHeight="251662336" behindDoc="1" locked="0" layoutInCell="1" allowOverlap="1" wp14:anchorId="25F16473" wp14:editId="4636815B">
+            <wp:simplePos x="0" y="0"/>
+            <wp:positionH relativeFrom="column">
+              <wp:posOffset>-92075</wp:posOffset>
+            </wp:positionH>
+            <wp:positionV relativeFrom="paragraph">
+              <wp:posOffset>123190</wp:posOffset>
+            </wp:positionV>
+            <wp:extent cx="2901950" cy="1651000"/>
+            <wp:effectExtent l="0" t="0" r="0" b="6350"/>
+            <wp:wrapTight wrapText="bothSides">
+              <wp:wrapPolygon edited="0">
+                <wp:start x="0" y="0"/>
+                <wp:lineTo x="0" y="21434"/>
+                <wp:lineTo x="21411" y="21434"/>
+                <wp:lineTo x="21411" y="0"/>
+                <wp:lineTo x="0" y="0"/>
+              </wp:wrapPolygon>
+            </wp:wrapTight>
+            <wp:docPr id="2144428206" name="Kép 5" descr="A képen szöveg, gyümölcs, képernyőkép, Természetes élelmiszerek látható&#10;&#10;Előfordulhat, hogy az AI által létrehozott tartalom helytelen."/>
+            <wp:cNvGraphicFramePr>
+              <a:graphicFrameLocks xmlns:a="http://schemas.openxmlformats.org/drawingml/2006/main" noChangeAspect="1"/>
+            </wp:cNvGraphicFramePr>
+            <a:graphic xmlns:a="http://schemas.openxmlformats.org/drawingml/2006/main">
+              <a:graphicData uri="http://schemas.openxmlformats.org/drawingml/2006/picture">
+                <pic:pic xmlns:pic="http://schemas.openxmlformats.org/drawingml/2006/picture">
+                  <pic:nvPicPr>
+                    <pic:cNvPr id="369410828" name="Kép 5" descr="A képen szöveg, gyümölcs, képernyőkép, Természetes élelmiszerek látható&#10;&#10;Előfordulhat, hogy az AI által létrehozott tartalom helytelen."/>
+                    <pic:cNvPicPr/>
+                  </pic:nvPicPr>
+                  <pic:blipFill>
+                    <a:blip r:embed="rId17" cstate="print">
+                      <a:extLst>
+                        <a:ext uri="{28A0092B-C50C-407E-A947-70E740481C1C}">
+                          <a14:useLocalDpi xmlns:a14="http://schemas.microsoft.com/office/drawing/2010/main" val="0"/>
+                        </a:ext>
+                      </a:extLst>
+                    </a:blip>
+                    <a:stretch>
+                      <a:fillRect/>
+                    </a:stretch>
+                  </pic:blipFill>
+                  <pic:spPr>
+                    <a:xfrm>
+                      <a:off x="0" y="0"/>
+                      <a:ext cx="2901950" cy="1651000"/>
+                    </a:xfrm>
+                    <a:prstGeom prst="rect">
+                      <a:avLst/>
+                    </a:prstGeom>
+                  </pic:spPr>
+                </pic:pic>
+              </a:graphicData>
+            </a:graphic>
+            <wp14:sizeRelH relativeFrom="margin">
+              <wp14:pctWidth>0</wp14:pctWidth>
+            </wp14:sizeRelH>
+            <wp14:sizeRelV relativeFrom="margin">
+              <wp14:pctHeight>0</wp14:pctHeight>
+            </wp14:sizeRelV>
+          </wp:anchor>
+        </w:drawing>
+      </w:r>
+    </w:p>
+    <w:p>
+      <w:r>
+        <w:t>A felület legalján található Élőfej sávban található, ahol a felhasználók fel tudják venni a kapcsolatot ügyfélszolgálatunkkal</w:t>
+      </w:r>
+    </w:p>
+    <w:p>
+      <w:pPr>
+        <w:ind w:left="709" w:hanging="698"/>
+        <w:rPr>
+          <w:i/>
+          <w:iCs/>
+          <w:color w:val="656D4A"/>
+        </w:rPr>
+      </w:pPr>
+    </w:p>
+    <w:p>
+      <w:pPr>
+        <w:ind w:left="709" w:hanging="698"/>
+        <w:rPr>
+          <w:i/>
+          <w:iCs/>
+          <w:color w:val="656D4A"/>
+        </w:rPr>
+      </w:pPr>
+    </w:p>
+    <w:p>
+      <w:pPr>
+        <w:ind w:left="709" w:hanging="698"/>
+        <w:rPr>
+          <w:i/>
+          <w:iCs/>
+          <w:color w:val="656D4A"/>
+        </w:rPr>
+      </w:pPr>
+      <w:r>
+        <w:rPr>
+          <w:noProof/>
+        </w:rPr>
+        <mc:AlternateContent>
+          <mc:Choice Requires="wps">
+            <w:drawing>
+              <wp:anchor distT="0" distB="0" distL="114300" distR="114300" simplePos="0" relativeHeight="251665408" behindDoc="1" locked="0" layoutInCell="1" allowOverlap="1" wp14:anchorId="3958BD6F" wp14:editId="0B95A500">
+                <wp:simplePos x="0" y="0"/>
+                <wp:positionH relativeFrom="column">
+                  <wp:posOffset>-62230</wp:posOffset>
+                </wp:positionH>
+                <wp:positionV relativeFrom="paragraph">
+                  <wp:posOffset>106680</wp:posOffset>
+                </wp:positionV>
+                <wp:extent cx="3575050" cy="635"/>
+                <wp:effectExtent l="0" t="0" r="6350" b="0"/>
+                <wp:wrapTight wrapText="bothSides">
+                  <wp:wrapPolygon edited="0">
+                    <wp:start x="0" y="0"/>
+                    <wp:lineTo x="0" y="20057"/>
+                    <wp:lineTo x="21523" y="20057"/>
+                    <wp:lineTo x="21523" y="0"/>
+                    <wp:lineTo x="0" y="0"/>
+                  </wp:wrapPolygon>
+                </wp:wrapTight>
+                <wp:docPr id="248168990" name="Szövegdoboz 1"/>
+                <wp:cNvGraphicFramePr/>
+                <a:graphic xmlns:a="http://schemas.openxmlformats.org/drawingml/2006/main">
+                  <a:graphicData uri="http://schemas.microsoft.com/office/word/2010/wordprocessingShape">
+                    <wps:wsp>
+                      <wps:cNvSpPr txBox="1"/>
+                      <wps:spPr>
+                        <a:xfrm>
+                          <a:off x="0" y="0"/>
+                          <a:ext cx="3575050" cy="635"/>
+                        </a:xfrm>
+                        <a:prstGeom prst="rect">
+                          <a:avLst/>
+                        </a:prstGeom>
+                        <a:noFill/>
+                        <a:ln>
+                          <a:noFill/>
+                        </a:ln>
+                      </wps:spPr>
+                      <wps:txbx>
+                        <w:txbxContent>
+                          <w:p>
+                            <w:pPr>
+                              <w:pStyle w:val="Kpalrs"/>
+                              <w:rPr>
+                                <w:noProof/>
+                              </w:rPr>
+                            </w:pPr>
+                            <w:r>
+                              <w:rPr>
+                                <w:noProof/>
+                              </w:rPr>
+                              <w:fldChar w:fldCharType="begin"/>
+                            </w:r>
+                            <w:r>
+                              <w:rPr>
+                                <w:noProof/>
+                              </w:rPr>
+                              <w:instrText xml:space="preserve"> SEQ ábra \* ARABIC </w:instrText>
+                            </w:r>
+                            <w:r>
+                              <w:rPr>
+                                <w:noProof/>
+                              </w:rPr>
+                              <w:fldChar w:fldCharType="separate"/>
+                            </w:r>
+                            <w:r>
+                              <w:rPr>
+                                <w:noProof/>
+                              </w:rPr>
+                              <w:t>4</w:t>
+                            </w:r>
+                            <w:r>
+                              <w:rPr>
+                                <w:noProof/>
+                              </w:rPr>
+                              <w:fldChar w:fldCharType="end"/>
+                            </w:r>
+                            <w:r>
+                              <w:t>. ábra What we offer?</w:t>
+                            </w:r>
+                          </w:p>
+                        </w:txbxContent>
+                      </wps:txbx>
+                      <wps:bodyPr rot="0" spcFirstLastPara="0" vertOverflow="overflow" horzOverflow="overflow" vert="horz" wrap="square" lIns="0" tIns="0" rIns="0" bIns="0" numCol="1" spcCol="0" rtlCol="0" fromWordArt="0" anchor="t" anchorCtr="0" forceAA="0" compatLnSpc="1">
+                        <a:prstTxWarp prst="textNoShape">
+                          <a:avLst/>
+                        </a:prstTxWarp>
+                        <a:spAutoFit/>
+                      </wps:bodyPr>
+                    </wps:wsp>
+                  </a:graphicData>
+                </a:graphic>
+              </wp:anchor>
+            </w:drawing>
+          </mc:Choice>
+          <mc:Fallback>
+            <w:pict>
+              <v:shape w14:anchorId="3958BD6F" id="_x0000_s1031" type="#_x0000_t202" style="position:absolute;left:0;text-align:left;margin-left:-4.9pt;margin-top:8.4pt;width:281.5pt;height:.05pt;z-index:-251651072;visibility:visible;mso-wrap-style:square;mso-wrap-distance-left:9pt;mso-wrap-distance-top:0;mso-wrap-distance-right:9pt;mso-wrap-distance-bottom:0;mso-position-horizontal:absolute;mso-position-horizontal-relative:text;mso-position-vertical:absolute;mso-position-vertical-relative:text;v-text-anchor:top" o:gfxdata="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" filled="f" stroked="f">
+                <v:textbox style="mso-fit-shape-to-text:t" inset="0,0,0,0">
+                  <w:txbxContent>
+                    <w:p>
+                      <w:pPr>
+                        <w:pStyle w:val="Kpalrs"/>
+                        <w:rPr>
+                          <w:noProof/>
+                        </w:rPr>
+                      </w:pPr>
+                      <w:r>
+                        <w:rPr>
+                          <w:noProof/>
+                        </w:rPr>
+                        <w:fldChar w:fldCharType="begin"/>
+                      </w:r>
+                      <w:r>
+                        <w:rPr>
+                          <w:noProof/>
+                        </w:rPr>
+                        <w:instrText xml:space="preserve"> SEQ ábra \* ARABIC </w:instrText>
+                      </w:r>
+                      <w:r>
+                        <w:rPr>
+                          <w:noProof/>
+                        </w:rPr>
+                        <w:fldChar w:fldCharType="separate"/>
+                      </w:r>
+                      <w:r>
+                        <w:rPr>
+                          <w:noProof/>
+                        </w:rPr>
+                        <w:t>4</w:t>
+                      </w:r>
+                      <w:r>
+                        <w:rPr>
+                          <w:noProof/>
+                        </w:rPr>
+                        <w:fldChar w:fldCharType="end"/>
+                      </w:r>
+                      <w:r>
+                        <w:t>. ábra What we offer?</w:t>
+                      </w:r>
+                    </w:p>
+                  </w:txbxContent>
+                </v:textbox>
+                <w10:wrap type="tight"/>
+              </v:shape>
+            </w:pict>
+          </mc:Fallback>
+        </mc:AlternateContent>
+      </w:r>
+    </w:p>
+    <w:p>
+      <w:pPr>
+        <w:rPr>
+          <w:i/>
+          <w:iCs/>
+          <w:color w:val="656D4A"/>
+        </w:rPr>
+      </w:pPr>
+    </w:p>
+    <w:p>
+      <w:pPr>
         <w:pStyle w:val="DokumentciAlcm"/>
       </w:pPr>
       <w:r>
@@ -1052,7 +2584,1707 @@
     </w:p>
     <w:p>
       <w:pPr>
-        <w:pStyle w:val="DokumentciAlcm"/>
+        <w:pStyle w:val="DokumentciNagyCm"/>
+        <w:numPr>
+          <w:ilvl w:val="1"/>
+          <w:numId w:val="10"/>
+        </w:numPr>
+        <w:ind w:left="993"/>
+      </w:pPr>
+      <w:r>
+        <w:t>Tesztelési dokumentáció</w:t>
+      </w:r>
+      <w:r>
+        <w:tab/>
+      </w:r>
+      <w:r>
+        <w:tab/>
+      </w:r>
+      <w:r>
+        <w:tab/>
+      </w:r>
+      <w:r>
+        <w:tab/>
+      </w:r>
+      <w:r>
+        <w:tab/>
+      </w:r>
+      <w:r>
+        <w:tab/>
+      </w:r>
+    </w:p>
+    <w:p>
+      <w:pPr>
+        <w:ind w:left="284"/>
+        <w:rPr>
+          <w:b/>
+          <w:bCs/>
+          <w:color w:val="656D4A"/>
+        </w:rPr>
+      </w:pPr>
+      <w:r>
+        <w:rPr>
+          <w:b/>
+          <w:bCs/>
+          <w:color w:val="656D4A"/>
+        </w:rPr>
+        <w:t xml:space="preserve">3.4.1. </w:t>
+      </w:r>
+      <w:r>
+        <w:rPr>
+          <w:b/>
+          <w:bCs/>
+          <w:color w:val="656D4A"/>
+        </w:rPr>
+        <w:t>Bevezetés</w:t>
+      </w:r>
+    </w:p>
+    <w:p>
+      <w:pPr>
+        <w:pStyle w:val="Listaszerbekezds"/>
+        <w:numPr>
+          <w:ilvl w:val="0"/>
+          <w:numId w:val="6"/>
+        </w:numPr>
+        <w:ind w:left="1069"/>
+      </w:pPr>
+      <w:r>
+        <w:rPr>
+          <w:b/>
+          <w:bCs/>
+        </w:rPr>
+        <w:t>Projekt neve:</w:t>
+      </w:r>
+      <w:r>
+        <w:t xml:space="preserve"> Fit&amp;Mindful</w:t>
+      </w:r>
+    </w:p>
+    <w:p>
+      <w:pPr>
+        <w:pStyle w:val="Listaszerbekezds"/>
+        <w:numPr>
+          <w:ilvl w:val="0"/>
+          <w:numId w:val="6"/>
+        </w:numPr>
+        <w:ind w:left="1069"/>
+        <w:rPr>
+          <w:b/>
+          <w:bCs/>
+        </w:rPr>
+      </w:pPr>
+      <w:r>
+        <w:rPr>
+          <w:b/>
+          <w:bCs/>
+        </w:rPr>
+        <w:t>Tesztelők:</w:t>
+      </w:r>
+    </w:p>
+    <w:p>
+      <w:pPr>
+        <w:pStyle w:val="Listaszerbekezds"/>
+        <w:numPr>
+          <w:ilvl w:val="1"/>
+          <w:numId w:val="6"/>
+        </w:numPr>
+        <w:ind w:left="1789"/>
+      </w:pPr>
+      <w:r>
+        <w:t>Bakonyi Marcell</w:t>
+      </w:r>
+    </w:p>
+    <w:p>
+      <w:pPr>
+        <w:pStyle w:val="Listaszerbekezds"/>
+        <w:numPr>
+          <w:ilvl w:val="1"/>
+          <w:numId w:val="6"/>
+        </w:numPr>
+        <w:ind w:left="1789"/>
+      </w:pPr>
+      <w:r>
+        <w:t>Bori Edina</w:t>
+      </w:r>
+    </w:p>
+    <w:p>
+      <w:pPr>
+        <w:pStyle w:val="Listaszerbekezds"/>
+        <w:ind w:left="1789"/>
+      </w:pPr>
+      <w:r>
+        <w:t xml:space="preserve"> </w:t>
+      </w:r>
+    </w:p>
+    <w:p>
+      <w:pPr>
+        <w:pStyle w:val="Listaszerbekezds"/>
+        <w:numPr>
+          <w:ilvl w:val="0"/>
+          <w:numId w:val="6"/>
+        </w:numPr>
+        <w:ind w:left="1069"/>
+      </w:pPr>
+      <w:r>
+        <w:rPr>
+          <w:b/>
+          <w:bCs/>
+        </w:rPr>
+        <w:t>Dátum:</w:t>
+      </w:r>
+      <w:r>
+        <w:t xml:space="preserve"> </w:t>
+      </w:r>
+      <w:commentRangeStart w:id="4"/>
+      <w:r>
+        <w:t>2026-02.12-2026.05.?</w:t>
+      </w:r>
+      <w:commentRangeEnd w:id="4"/>
+      <w:r>
+        <w:rPr>
+          <w:rStyle w:val="Jegyzethivatkozs"/>
+          <w:sz w:val="24"/>
+          <w:szCs w:val="24"/>
+        </w:rPr>
+        <w:commentReference w:id="4"/>
+      </w:r>
+    </w:p>
+    <w:p>
+      <w:pPr>
+        <w:pStyle w:val="Listaszerbekezds"/>
+        <w:numPr>
+          <w:ilvl w:val="0"/>
+          <w:numId w:val="6"/>
+        </w:numPr>
+        <w:ind w:left="1069"/>
+      </w:pPr>
+      <w:r>
+        <w:rPr>
+          <w:b/>
+          <w:bCs/>
+        </w:rPr>
+        <w:t>Cél:</w:t>
+      </w:r>
+      <w:r>
+        <w:t xml:space="preserve"> A rendszer funkcióinak validálása és hibák azonosítása.</w:t>
+      </w:r>
+    </w:p>
+    <w:p>
+      <w:pPr>
+        <w:ind w:left="360"/>
+        <w:rPr>
+          <w:b/>
+          <w:bCs/>
+          <w:color w:val="656D4A"/>
+        </w:rPr>
+      </w:pPr>
+      <w:r>
+        <w:rPr>
+          <w:b/>
+          <w:bCs/>
+          <w:color w:val="656D4A"/>
+        </w:rPr>
+        <w:t>3.4.</w:t>
+      </w:r>
+      <w:r>
+        <w:rPr>
+          <w:b/>
+          <w:bCs/>
+          <w:color w:val="656D4A"/>
+        </w:rPr>
+        <w:t>2</w:t>
+      </w:r>
+      <w:r>
+        <w:rPr>
+          <w:b/>
+          <w:bCs/>
+          <w:color w:val="656D4A"/>
+        </w:rPr>
+        <w:t xml:space="preserve">. </w:t>
+      </w:r>
+      <w:r>
+        <w:rPr>
+          <w:b/>
+          <w:bCs/>
+          <w:color w:val="656D4A"/>
+        </w:rPr>
+        <w:t>Tesztelési környezet</w:t>
+      </w:r>
+    </w:p>
+    <w:p>
+      <w:pPr>
+        <w:pStyle w:val="Listaszerbekezds"/>
+        <w:numPr>
+          <w:ilvl w:val="0"/>
+          <w:numId w:val="6"/>
+        </w:numPr>
+        <w:ind w:left="1069"/>
+      </w:pPr>
+      <w:r>
+        <w:rPr>
+          <w:b/>
+          <w:bCs/>
+        </w:rPr>
+        <w:t xml:space="preserve">Operációs rendszer: </w:t>
+      </w:r>
+      <w:r>
+        <w:t>Windows 10 vagy Windows 11</w:t>
+      </w:r>
+    </w:p>
+    <w:p>
+      <w:pPr>
+        <w:pStyle w:val="Listaszerbekezds"/>
+        <w:numPr>
+          <w:ilvl w:val="0"/>
+          <w:numId w:val="6"/>
+        </w:numPr>
+        <w:ind w:left="1069"/>
+        <w:rPr>
+          <w:b/>
+          <w:bCs/>
+        </w:rPr>
+      </w:pPr>
+      <w:r>
+        <w:rPr>
+          <w:b/>
+          <w:bCs/>
+        </w:rPr>
+        <w:t xml:space="preserve">Adatbázis: </w:t>
+      </w:r>
+      <w:commentRangeStart w:id="5"/>
+      <w:r>
+        <w:t>MySQL 8.0</w:t>
+      </w:r>
+      <w:commentRangeEnd w:id="5"/>
+      <w:r>
+        <w:rPr>
+          <w:rStyle w:val="Jegyzethivatkozs"/>
+          <w:b/>
+          <w:bCs/>
+          <w:sz w:val="24"/>
+          <w:szCs w:val="24"/>
+        </w:rPr>
+        <w:commentReference w:id="5"/>
+      </w:r>
+    </w:p>
+    <w:p>
+      <w:pPr>
+        <w:pStyle w:val="Listaszerbekezds"/>
+        <w:numPr>
+          <w:ilvl w:val="0"/>
+          <w:numId w:val="6"/>
+        </w:numPr>
+        <w:ind w:left="1069"/>
+        <w:rPr>
+          <w:b/>
+          <w:bCs/>
+        </w:rPr>
+      </w:pPr>
+      <w:r>
+        <w:rPr>
+          <w:b/>
+          <w:bCs/>
+        </w:rPr>
+        <w:t xml:space="preserve">Szerver: </w:t>
+      </w:r>
+      <w:commentRangeStart w:id="6"/>
+      <w:r>
+        <w:t>Apache 2.4, Laravel 12</w:t>
+      </w:r>
+      <w:commentRangeEnd w:id="6"/>
+      <w:r>
+        <w:rPr>
+          <w:rStyle w:val="Jegyzethivatkozs"/>
+          <w:b/>
+          <w:bCs/>
+          <w:sz w:val="24"/>
+          <w:szCs w:val="24"/>
+        </w:rPr>
+        <w:commentReference w:id="6"/>
+      </w:r>
+    </w:p>
+    <w:p>
+      <w:pPr>
+        <w:pStyle w:val="Listaszerbekezds"/>
+        <w:numPr>
+          <w:ilvl w:val="0"/>
+          <w:numId w:val="6"/>
+        </w:numPr>
+        <w:ind w:left="1069"/>
+      </w:pPr>
+      <w:r>
+        <w:rPr>
+          <w:b/>
+          <w:bCs/>
+        </w:rPr>
+        <w:t xml:space="preserve">Böngésző: </w:t>
+      </w:r>
+      <w:r>
+        <w:t>Chrome</w:t>
+      </w:r>
+    </w:p>
+    <w:p>
+      <w:pPr>
+        <w:ind w:firstLine="360"/>
+        <w:rPr>
+          <w:b/>
+          <w:bCs/>
+          <w:color w:val="656D4A"/>
+        </w:rPr>
+      </w:pPr>
+      <w:r>
+        <w:rPr>
+          <w:b/>
+          <w:bCs/>
+          <w:color w:val="656D4A"/>
+        </w:rPr>
+        <w:t>3.4.</w:t>
+      </w:r>
+      <w:r>
+        <w:rPr>
+          <w:b/>
+          <w:bCs/>
+          <w:color w:val="656D4A"/>
+        </w:rPr>
+        <w:t>3</w:t>
+      </w:r>
+      <w:r>
+        <w:rPr>
+          <w:b/>
+          <w:bCs/>
+          <w:color w:val="656D4A"/>
+        </w:rPr>
+        <w:t xml:space="preserve">. Tesztelési </w:t>
+      </w:r>
+      <w:r>
+        <w:rPr>
+          <w:b/>
+          <w:bCs/>
+          <w:color w:val="656D4A"/>
+        </w:rPr>
+        <w:t>esetek</w:t>
+      </w:r>
+    </w:p>
+    <w:tbl>
+      <w:tblPr>
+        <w:tblStyle w:val="Rcsostblzat"/>
+        <w:tblW w:w="9493" w:type="dxa"/>
+        <w:jc w:val="center"/>
+        <w:tblLook w:val="04A0" w:firstRow="1" w:lastRow="0" w:firstColumn="1" w:lastColumn="0" w:noHBand="0" w:noVBand="1"/>
+      </w:tblPr>
+      <w:tblGrid>
+        <w:gridCol w:w="1246"/>
+        <w:gridCol w:w="2254"/>
+        <w:gridCol w:w="2599"/>
+        <w:gridCol w:w="1793"/>
+        <w:gridCol w:w="1601"/>
+      </w:tblGrid>
+      <w:tr>
+        <w:trPr>
+          <w:jc w:val="center"/>
+        </w:trPr>
+        <w:tc>
+          <w:tcPr>
+            <w:tcW w:w="9493" w:type="dxa"/>
+            <w:gridSpan w:val="5"/>
+          </w:tcPr>
+          <w:p>
+            <w:pPr>
+              <w:jc w:val="center"/>
+              <w:rPr>
+                <w:b/>
+                <w:bCs/>
+              </w:rPr>
+            </w:pPr>
+            <w:r>
+              <w:rPr>
+                <w:b/>
+                <w:bCs/>
+                <w:i/>
+                <w:iCs/>
+                <w:color w:val="656D4A"/>
+              </w:rPr>
+              <w:t>Adatbázis</w:t>
+            </w:r>
+          </w:p>
+        </w:tc>
+      </w:tr>
+      <w:tr>
+        <w:trPr>
+          <w:jc w:val="center"/>
+        </w:trPr>
+        <w:tc>
+          <w:tcPr>
+            <w:tcW w:w="1246" w:type="dxa"/>
+          </w:tcPr>
+          <w:p>
+            <w:pPr>
+              <w:jc w:val="center"/>
+              <w:rPr>
+                <w:i/>
+                <w:iCs/>
+                <w:color w:val="656D4A"/>
+              </w:rPr>
+            </w:pPr>
+            <w:r>
+              <w:rPr>
+                <w:i/>
+                <w:iCs/>
+                <w:color w:val="656D4A"/>
+              </w:rPr>
+              <w:t>Teszt ID</w:t>
+            </w:r>
+          </w:p>
+        </w:tc>
+        <w:tc>
+          <w:tcPr>
+            <w:tcW w:w="2254" w:type="dxa"/>
+          </w:tcPr>
+          <w:p>
+            <w:pPr>
+              <w:jc w:val="center"/>
+              <w:rPr>
+                <w:i/>
+                <w:iCs/>
+                <w:color w:val="656D4A"/>
+              </w:rPr>
+            </w:pPr>
+            <w:r>
+              <w:rPr>
+                <w:i/>
+                <w:iCs/>
+                <w:color w:val="656D4A"/>
+              </w:rPr>
+              <w:t>Leírás</w:t>
+            </w:r>
+          </w:p>
+        </w:tc>
+        <w:tc>
+          <w:tcPr>
+            <w:tcW w:w="2599" w:type="dxa"/>
+          </w:tcPr>
+          <w:p>
+            <w:pPr>
+              <w:jc w:val="center"/>
+              <w:rPr>
+                <w:i/>
+                <w:iCs/>
+                <w:color w:val="656D4A"/>
+              </w:rPr>
+            </w:pPr>
+            <w:r>
+              <w:rPr>
+                <w:i/>
+                <w:iCs/>
+                <w:color w:val="656D4A"/>
+              </w:rPr>
+              <w:t>Lépések</w:t>
+            </w:r>
+          </w:p>
+        </w:tc>
+        <w:tc>
+          <w:tcPr>
+            <w:tcW w:w="1793" w:type="dxa"/>
+          </w:tcPr>
+          <w:p>
+            <w:pPr>
+              <w:jc w:val="center"/>
+              <w:rPr>
+                <w:i/>
+                <w:iCs/>
+                <w:color w:val="656D4A"/>
+              </w:rPr>
+            </w:pPr>
+            <w:r>
+              <w:rPr>
+                <w:i/>
+                <w:iCs/>
+                <w:color w:val="656D4A"/>
+              </w:rPr>
+              <w:t>Elvárt eredmény</w:t>
+            </w:r>
+          </w:p>
+        </w:tc>
+        <w:tc>
+          <w:tcPr>
+            <w:tcW w:w="1601" w:type="dxa"/>
+          </w:tcPr>
+          <w:p>
+            <w:pPr>
+              <w:jc w:val="center"/>
+              <w:rPr>
+                <w:i/>
+                <w:iCs/>
+                <w:color w:val="656D4A"/>
+              </w:rPr>
+            </w:pPr>
+            <w:r>
+              <w:rPr>
+                <w:i/>
+                <w:iCs/>
+                <w:color w:val="656D4A"/>
+              </w:rPr>
+              <w:t>Valós eredmény</w:t>
+            </w:r>
+          </w:p>
+        </w:tc>
+      </w:tr>
+      <w:tr>
+        <w:trPr>
+          <w:jc w:val="center"/>
+        </w:trPr>
+        <w:tc>
+          <w:tcPr>
+            <w:tcW w:w="1246" w:type="dxa"/>
+          </w:tcPr>
+          <w:p>
+            <w:pPr>
+              <w:jc w:val="center"/>
+            </w:pPr>
+            <w:r>
+              <w:t>TC-001</w:t>
+            </w:r>
+          </w:p>
+        </w:tc>
+        <w:tc>
+          <w:tcPr>
+            <w:tcW w:w="2254" w:type="dxa"/>
+          </w:tcPr>
+          <w:p>
+            <w:pPr>
+              <w:jc w:val="center"/>
+            </w:pPr>
+            <w:r>
+              <w:t>food_diaries tábla és users tábla kapcsolatának ellenőrzése</w:t>
+            </w:r>
+          </w:p>
+        </w:tc>
+        <w:tc>
+          <w:tcPr>
+            <w:tcW w:w="2599" w:type="dxa"/>
+          </w:tcPr>
+          <w:p>
+            <w:pPr>
+              <w:pStyle w:val="Listaszerbekezds"/>
+              <w:numPr>
+                <w:ilvl w:val="0"/>
+                <w:numId w:val="11"/>
+              </w:numPr>
+            </w:pPr>
+            <w:r>
+              <w:t>php artisan tinker parancs</w:t>
+            </w:r>
+          </w:p>
+          <w:p>
+            <w:pPr>
+              <w:pStyle w:val="Listaszerbekezds"/>
+              <w:numPr>
+                <w:ilvl w:val="0"/>
+                <w:numId w:val="11"/>
+              </w:numPr>
+            </w:pPr>
+            <w:r>
+              <w:t>user létrehozása</w:t>
+            </w:r>
+          </w:p>
+          <w:p>
+            <w:pPr>
+              <w:pStyle w:val="Listaszerbekezds"/>
+              <w:numPr>
+                <w:ilvl w:val="0"/>
+                <w:numId w:val="11"/>
+              </w:numPr>
+            </w:pPr>
+            <w:r>
+              <w:t>naplóbejegyzés létrehozása</w:t>
+            </w:r>
+          </w:p>
+          <w:p>
+            <w:pPr>
+              <w:pStyle w:val="Listaszerbekezds"/>
+              <w:numPr>
+                <w:ilvl w:val="0"/>
+                <w:numId w:val="11"/>
+              </w:numPr>
+            </w:pPr>
+            <w:r>
+              <w:t>kapcsolat lekérdezése</w:t>
+            </w:r>
+          </w:p>
+        </w:tc>
+        <w:tc>
+          <w:tcPr>
+            <w:tcW w:w="1793" w:type="dxa"/>
+          </w:tcPr>
+          <w:p>
+            <w:pPr>
+              <w:jc w:val="center"/>
+            </w:pPr>
+            <w:r>
+              <w:t>Teszt adatok megjelenése</w:t>
+            </w:r>
+          </w:p>
+        </w:tc>
+        <w:tc>
+          <w:tcPr>
+            <w:tcW w:w="1601" w:type="dxa"/>
+          </w:tcPr>
+          <w:p>
+            <w:pPr>
+              <w:jc w:val="center"/>
+            </w:pPr>
+            <w:r>
+              <w:t>Sikeres</w:t>
+            </w:r>
+          </w:p>
+        </w:tc>
+      </w:tr>
+      <w:tr>
+        <w:trPr>
+          <w:jc w:val="center"/>
+        </w:trPr>
+        <w:tc>
+          <w:tcPr>
+            <w:tcW w:w="1246" w:type="dxa"/>
+          </w:tcPr>
+          <w:p>
+            <w:pPr>
+              <w:jc w:val="center"/>
+            </w:pPr>
+            <w:r>
+              <w:lastRenderedPageBreak/>
+              <w:t>TC-00</w:t>
+            </w:r>
+            <w:r>
+              <w:t>2</w:t>
+            </w:r>
+          </w:p>
+        </w:tc>
+        <w:tc>
+          <w:tcPr>
+            <w:tcW w:w="2254" w:type="dxa"/>
+          </w:tcPr>
+          <w:p>
+            <w:pPr>
+              <w:jc w:val="center"/>
+            </w:pPr>
+            <w:r>
+              <w:t>journal</w:t>
+            </w:r>
+            <w:r>
+              <w:t xml:space="preserve"> tábla és users tábla kapcsolatának ellenőrzése</w:t>
+            </w:r>
+          </w:p>
+        </w:tc>
+        <w:tc>
+          <w:tcPr>
+            <w:tcW w:w="2599" w:type="dxa"/>
+          </w:tcPr>
+          <w:p>
+            <w:pPr>
+              <w:pStyle w:val="Listaszerbekezds"/>
+              <w:numPr>
+                <w:ilvl w:val="0"/>
+                <w:numId w:val="12"/>
+              </w:numPr>
+            </w:pPr>
+            <w:r>
+              <w:t>php artisan tinker parancs</w:t>
+            </w:r>
+          </w:p>
+          <w:p>
+            <w:pPr>
+              <w:pStyle w:val="Listaszerbekezds"/>
+              <w:numPr>
+                <w:ilvl w:val="0"/>
+                <w:numId w:val="12"/>
+              </w:numPr>
+            </w:pPr>
+            <w:r>
+              <w:t>user létrehozása</w:t>
+            </w:r>
+          </w:p>
+          <w:p>
+            <w:pPr>
+              <w:pStyle w:val="Listaszerbekezds"/>
+              <w:numPr>
+                <w:ilvl w:val="0"/>
+                <w:numId w:val="12"/>
+              </w:numPr>
+            </w:pPr>
+            <w:r>
+              <w:t>naplóbejegyzés létrehozása</w:t>
+            </w:r>
+          </w:p>
+          <w:p>
+            <w:pPr>
+              <w:pStyle w:val="Listaszerbekezds"/>
+              <w:numPr>
+                <w:ilvl w:val="0"/>
+                <w:numId w:val="12"/>
+              </w:numPr>
+            </w:pPr>
+            <w:r>
+              <w:t>kapcsolat lekérdezése</w:t>
+            </w:r>
+          </w:p>
+        </w:tc>
+        <w:tc>
+          <w:tcPr>
+            <w:tcW w:w="1793" w:type="dxa"/>
+          </w:tcPr>
+          <w:p>
+            <w:pPr>
+              <w:jc w:val="center"/>
+            </w:pPr>
+            <w:r>
+              <w:t>Teszt adatok megjelenése</w:t>
+            </w:r>
+          </w:p>
+        </w:tc>
+        <w:tc>
+          <w:tcPr>
+            <w:tcW w:w="1601" w:type="dxa"/>
+          </w:tcPr>
+          <w:p>
+            <w:pPr>
+              <w:jc w:val="center"/>
+            </w:pPr>
+            <w:r>
+              <w:t>Sikeres</w:t>
+            </w:r>
+          </w:p>
+        </w:tc>
+      </w:tr>
+      <w:tr>
+        <w:trPr>
+          <w:jc w:val="center"/>
+        </w:trPr>
+        <w:tc>
+          <w:tcPr>
+            <w:tcW w:w="1246" w:type="dxa"/>
+          </w:tcPr>
+          <w:p>
+            <w:pPr>
+              <w:jc w:val="center"/>
+            </w:pPr>
+            <w:r>
+              <w:t>TC-00</w:t>
+            </w:r>
+            <w:r>
+              <w:t>3</w:t>
+            </w:r>
+          </w:p>
+        </w:tc>
+        <w:tc>
+          <w:tcPr>
+            <w:tcW w:w="2254" w:type="dxa"/>
+          </w:tcPr>
+          <w:p>
+            <w:pPr>
+              <w:jc w:val="center"/>
+            </w:pPr>
+            <w:r>
+              <w:t>roles</w:t>
+            </w:r>
+            <w:r>
+              <w:t xml:space="preserve"> tábla és users tábla kapcsolatának ellenőrzése</w:t>
+            </w:r>
+          </w:p>
+        </w:tc>
+        <w:tc>
+          <w:tcPr>
+            <w:tcW w:w="2599" w:type="dxa"/>
+          </w:tcPr>
+          <w:p>
+            <w:pPr>
+              <w:pStyle w:val="Listaszerbekezds"/>
+              <w:numPr>
+                <w:ilvl w:val="0"/>
+                <w:numId w:val="13"/>
+              </w:numPr>
+            </w:pPr>
+            <w:r>
+              <w:t>php artisan tinker parancs</w:t>
+            </w:r>
+          </w:p>
+          <w:p>
+            <w:pPr>
+              <w:pStyle w:val="Listaszerbekezds"/>
+              <w:numPr>
+                <w:ilvl w:val="0"/>
+                <w:numId w:val="13"/>
+              </w:numPr>
+            </w:pPr>
+            <w:r>
+              <w:t>user létrehozása</w:t>
+            </w:r>
+          </w:p>
+          <w:p>
+            <w:pPr>
+              <w:pStyle w:val="Listaszerbekezds"/>
+              <w:numPr>
+                <w:ilvl w:val="0"/>
+                <w:numId w:val="13"/>
+              </w:numPr>
+            </w:pPr>
+            <w:r>
+              <w:t>szerepkör</w:t>
+            </w:r>
+            <w:r>
+              <w:t xml:space="preserve"> létrehozása</w:t>
+            </w:r>
+          </w:p>
+          <w:p>
+            <w:pPr>
+              <w:pStyle w:val="Listaszerbekezds"/>
+              <w:numPr>
+                <w:ilvl w:val="0"/>
+                <w:numId w:val="13"/>
+              </w:numPr>
+            </w:pPr>
+            <w:r>
+              <w:t>kapcsolat lekérdezése</w:t>
+            </w:r>
+          </w:p>
+        </w:tc>
+        <w:tc>
+          <w:tcPr>
+            <w:tcW w:w="1793" w:type="dxa"/>
+          </w:tcPr>
+          <w:p>
+            <w:pPr>
+              <w:jc w:val="center"/>
+            </w:pPr>
+            <w:r>
+              <w:t>Teszt adatok megjelenése</w:t>
+            </w:r>
+          </w:p>
+        </w:tc>
+        <w:tc>
+          <w:tcPr>
+            <w:tcW w:w="1601" w:type="dxa"/>
+          </w:tcPr>
+          <w:p>
+            <w:pPr>
+              <w:jc w:val="center"/>
+            </w:pPr>
+            <w:r>
+              <w:t>Sikeres</w:t>
+            </w:r>
+          </w:p>
+        </w:tc>
+      </w:tr>
+      <w:tr>
+        <w:trPr>
+          <w:jc w:val="center"/>
+        </w:trPr>
+        <w:tc>
+          <w:tcPr>
+            <w:tcW w:w="1246" w:type="dxa"/>
+          </w:tcPr>
+          <w:p>
+            <w:pPr>
+              <w:jc w:val="center"/>
+            </w:pPr>
+            <w:r>
+              <w:t>TC-00</w:t>
+            </w:r>
+            <w:r>
+              <w:t>4</w:t>
+            </w:r>
+          </w:p>
+        </w:tc>
+        <w:tc>
+          <w:tcPr>
+            <w:tcW w:w="2254" w:type="dxa"/>
+          </w:tcPr>
+          <w:p>
+            <w:pPr>
+              <w:jc w:val="center"/>
+            </w:pPr>
+            <w:r>
+              <w:t>rec</w:t>
+            </w:r>
+            <w:r>
+              <w:t>ipes</w:t>
+            </w:r>
+            <w:r>
+              <w:t xml:space="preserve"> tábla</w:t>
+            </w:r>
+            <w:r>
+              <w:t>, receipe_ingredients tábla, ingredients tábla</w:t>
+            </w:r>
+            <w:r>
+              <w:t xml:space="preserve"> és users tábla kapcsolatának ellenőrzése</w:t>
+            </w:r>
+          </w:p>
+        </w:tc>
+        <w:tc>
+          <w:tcPr>
+            <w:tcW w:w="2599" w:type="dxa"/>
+          </w:tcPr>
+          <w:p>
+            <w:pPr>
+              <w:pStyle w:val="Listaszerbekezds"/>
+              <w:numPr>
+                <w:ilvl w:val="0"/>
+                <w:numId w:val="14"/>
+              </w:numPr>
+            </w:pPr>
+            <w:r>
+              <w:t>php artisan tinker parancs</w:t>
+            </w:r>
+          </w:p>
+          <w:p>
+            <w:pPr>
+              <w:pStyle w:val="Listaszerbekezds"/>
+              <w:numPr>
+                <w:ilvl w:val="0"/>
+                <w:numId w:val="14"/>
+              </w:numPr>
+            </w:pPr>
+            <w:r>
+              <w:t>user létrehozása</w:t>
+            </w:r>
+          </w:p>
+          <w:p>
+            <w:pPr>
+              <w:pStyle w:val="Listaszerbekezds"/>
+              <w:numPr>
+                <w:ilvl w:val="0"/>
+                <w:numId w:val="14"/>
+              </w:numPr>
+            </w:pPr>
+            <w:r>
+              <w:t>szerepkör létrehozása</w:t>
+            </w:r>
+          </w:p>
+          <w:p>
+            <w:pPr>
+              <w:pStyle w:val="Listaszerbekezds"/>
+              <w:numPr>
+                <w:ilvl w:val="0"/>
+                <w:numId w:val="14"/>
+              </w:numPr>
+            </w:pPr>
+            <w:r>
+              <w:t>recept létrehozás</w:t>
+            </w:r>
+          </w:p>
+          <w:p>
+            <w:pPr>
+              <w:pStyle w:val="Listaszerbekezds"/>
+              <w:numPr>
+                <w:ilvl w:val="0"/>
+                <w:numId w:val="14"/>
+              </w:numPr>
+            </w:pPr>
+            <w:r>
+              <w:t>hozzávalók létrehozása</w:t>
+            </w:r>
+          </w:p>
+          <w:p>
+            <w:pPr>
+              <w:pStyle w:val="Listaszerbekezds"/>
+              <w:numPr>
+                <w:ilvl w:val="0"/>
+                <w:numId w:val="14"/>
+              </w:numPr>
+            </w:pPr>
+            <w:r>
+              <w:t>kapcsolat lekérdezése</w:t>
+            </w:r>
+            <w:r>
+              <w:t xml:space="preserve"> (foreach használatával)</w:t>
+            </w:r>
+          </w:p>
+        </w:tc>
+        <w:tc>
+          <w:tcPr>
+            <w:tcW w:w="1793" w:type="dxa"/>
+          </w:tcPr>
+          <w:p>
+            <w:pPr>
+              <w:jc w:val="center"/>
+            </w:pPr>
+            <w:r>
+              <w:t>Teszt adatok megjelenése</w:t>
+            </w:r>
+          </w:p>
+        </w:tc>
+        <w:tc>
+          <w:tcPr>
+            <w:tcW w:w="1601" w:type="dxa"/>
+          </w:tcPr>
+          <w:p>
+            <w:pPr>
+              <w:jc w:val="center"/>
+            </w:pPr>
+            <w:r>
+              <w:t>Sikeres</w:t>
+            </w:r>
+          </w:p>
+        </w:tc>
+      </w:tr>
+      <w:tr>
+        <w:trPr>
+          <w:jc w:val="center"/>
+        </w:trPr>
+        <w:tc>
+          <w:tcPr>
+            <w:tcW w:w="1246" w:type="dxa"/>
+          </w:tcPr>
+          <w:p>
+            <w:pPr>
+              <w:jc w:val="center"/>
+            </w:pPr>
+            <w:r>
+              <w:t>TC-005</w:t>
+            </w:r>
+          </w:p>
+        </w:tc>
+        <w:tc>
+          <w:tcPr>
+            <w:tcW w:w="2254" w:type="dxa"/>
+          </w:tcPr>
+          <w:p>
+            <w:pPr>
+              <w:jc w:val="center"/>
+            </w:pPr>
+            <w:r>
+              <w:t xml:space="preserve">categories </w:t>
+            </w:r>
+            <w:r>
+              <w:t xml:space="preserve">tábla, </w:t>
+            </w:r>
+            <w:r>
+              <w:t>plans</w:t>
+            </w:r>
+            <w:r>
+              <w:t xml:space="preserve"> tábla, </w:t>
+            </w:r>
+            <w:r>
+              <w:t>exercies</w:t>
+            </w:r>
+            <w:r>
+              <w:t xml:space="preserve"> tábla és users tábla kapcsolatának ellenőrzése</w:t>
+            </w:r>
+          </w:p>
+        </w:tc>
+        <w:tc>
+          <w:tcPr>
+            <w:tcW w:w="2599" w:type="dxa"/>
+          </w:tcPr>
+          <w:p>
+            <w:pPr>
+              <w:pStyle w:val="Listaszerbekezds"/>
+              <w:numPr>
+                <w:ilvl w:val="0"/>
+                <w:numId w:val="15"/>
+              </w:numPr>
+            </w:pPr>
+            <w:r>
+              <w:t>php artisan tinker parancs</w:t>
+            </w:r>
+          </w:p>
+          <w:p>
+            <w:pPr>
+              <w:pStyle w:val="Listaszerbekezds"/>
+              <w:numPr>
+                <w:ilvl w:val="0"/>
+                <w:numId w:val="15"/>
+              </w:numPr>
+            </w:pPr>
+            <w:r>
+              <w:t>magasság létrehozása</w:t>
+            </w:r>
+          </w:p>
+          <w:p>
+            <w:pPr>
+              <w:pStyle w:val="Listaszerbekezds"/>
+              <w:numPr>
+                <w:ilvl w:val="0"/>
+                <w:numId w:val="15"/>
+              </w:numPr>
+            </w:pPr>
+            <w:r>
+              <w:t>súly létrehozása</w:t>
+            </w:r>
+          </w:p>
+          <w:p>
+            <w:pPr>
+              <w:pStyle w:val="Listaszerbekezds"/>
+              <w:numPr>
+                <w:ilvl w:val="0"/>
+                <w:numId w:val="15"/>
+              </w:numPr>
+            </w:pPr>
+            <w:r>
+              <w:t>felhasználói értékek létrehozása</w:t>
+            </w:r>
+          </w:p>
+          <w:p>
+            <w:pPr>
+              <w:pStyle w:val="Listaszerbekezds"/>
+              <w:numPr>
+                <w:ilvl w:val="0"/>
+                <w:numId w:val="15"/>
+              </w:numPr>
+            </w:pPr>
+            <w:r>
+              <w:t>felhasználó létrehozása</w:t>
+            </w:r>
+          </w:p>
+          <w:p>
+            <w:pPr>
+              <w:pStyle w:val="Listaszerbekezds"/>
+              <w:numPr>
+                <w:ilvl w:val="0"/>
+                <w:numId w:val="15"/>
+              </w:numPr>
+            </w:pPr>
+            <w:r>
+              <w:t>Kategória létrehozása</w:t>
+            </w:r>
+          </w:p>
+          <w:p>
+            <w:pPr>
+              <w:pStyle w:val="Listaszerbekezds"/>
+              <w:numPr>
+                <w:ilvl w:val="0"/>
+                <w:numId w:val="15"/>
+              </w:numPr>
+            </w:pPr>
+            <w:r>
+              <w:t>Terv létrehozása</w:t>
+            </w:r>
+          </w:p>
+          <w:p>
+            <w:pPr>
+              <w:pStyle w:val="Listaszerbekezds"/>
+              <w:numPr>
+                <w:ilvl w:val="0"/>
+                <w:numId w:val="15"/>
+              </w:numPr>
+            </w:pPr>
+            <w:r>
+              <w:t>Gyakorlat létrehozása</w:t>
+            </w:r>
+          </w:p>
+          <w:p>
+            <w:pPr>
+              <w:pStyle w:val="Listaszerbekezds"/>
+              <w:numPr>
+                <w:ilvl w:val="0"/>
+                <w:numId w:val="15"/>
+              </w:numPr>
+            </w:pPr>
+            <w:r>
+              <w:lastRenderedPageBreak/>
+              <w:t>Kapcsolat lekérdezése</w:t>
+            </w:r>
+          </w:p>
+          <w:p>
+            <w:pPr>
+              <w:pStyle w:val="Listaszerbekezds"/>
+              <w:ind w:left="780"/>
+            </w:pPr>
+          </w:p>
+        </w:tc>
+        <w:tc>
+          <w:tcPr>
+            <w:tcW w:w="1793" w:type="dxa"/>
+          </w:tcPr>
+          <w:p>
+            <w:pPr>
+              <w:jc w:val="center"/>
+            </w:pPr>
+            <w:r>
+              <w:lastRenderedPageBreak/>
+              <w:t>Teszt adatok megjelenése</w:t>
+            </w:r>
+          </w:p>
+        </w:tc>
+        <w:tc>
+          <w:tcPr>
+            <w:tcW w:w="1601" w:type="dxa"/>
+          </w:tcPr>
+          <w:p>
+            <w:pPr>
+              <w:jc w:val="center"/>
+            </w:pPr>
+            <w:r>
+              <w:t>Sikeres</w:t>
+            </w:r>
+          </w:p>
+        </w:tc>
+      </w:tr>
+      <w:tr>
+        <w:trPr>
+          <w:jc w:val="center"/>
+        </w:trPr>
+        <w:tc>
+          <w:tcPr>
+            <w:tcW w:w="1246" w:type="dxa"/>
+          </w:tcPr>
+          <w:p>
+            <w:pPr>
+              <w:jc w:val="center"/>
+            </w:pPr>
+            <w:r>
+              <w:t>TC-006</w:t>
+            </w:r>
+          </w:p>
+        </w:tc>
+        <w:tc>
+          <w:tcPr>
+            <w:tcW w:w="2254" w:type="dxa"/>
+          </w:tcPr>
+          <w:p>
+            <w:pPr>
+              <w:jc w:val="center"/>
+            </w:pPr>
+            <w:r>
+              <w:t>heights</w:t>
+            </w:r>
+            <w:r>
+              <w:t xml:space="preserve"> tábla, </w:t>
+            </w:r>
+            <w:r>
+              <w:t xml:space="preserve">weights </w:t>
+            </w:r>
+            <w:r>
+              <w:t xml:space="preserve">tábla, </w:t>
+            </w:r>
+            <w:r>
+              <w:t xml:space="preserve">user_stats </w:t>
+            </w:r>
+            <w:r>
+              <w:t>tábla és users tábla kapcsolatának ellenőrzése</w:t>
+            </w:r>
+          </w:p>
+        </w:tc>
+        <w:tc>
+          <w:tcPr>
+            <w:tcW w:w="2599" w:type="dxa"/>
+          </w:tcPr>
+          <w:p>
+            <w:pPr>
+              <w:pStyle w:val="Listaszerbekezds"/>
+              <w:numPr>
+                <w:ilvl w:val="0"/>
+                <w:numId w:val="16"/>
+              </w:numPr>
+            </w:pPr>
+            <w:r>
+              <w:t>php artisan tinker parancs</w:t>
+            </w:r>
+          </w:p>
+          <w:p>
+            <w:pPr>
+              <w:pStyle w:val="Listaszerbekezds"/>
+              <w:numPr>
+                <w:ilvl w:val="0"/>
+                <w:numId w:val="16"/>
+              </w:numPr>
+            </w:pPr>
+            <w:r>
+              <w:t>szerep megadása</w:t>
+            </w:r>
+          </w:p>
+          <w:p>
+            <w:pPr>
+              <w:pStyle w:val="Listaszerbekezds"/>
+              <w:numPr>
+                <w:ilvl w:val="0"/>
+                <w:numId w:val="16"/>
+              </w:numPr>
+            </w:pPr>
+            <w:r>
+              <w:t>magasság létrehozása</w:t>
+            </w:r>
+          </w:p>
+          <w:p>
+            <w:pPr>
+              <w:pStyle w:val="Listaszerbekezds"/>
+              <w:numPr>
+                <w:ilvl w:val="0"/>
+                <w:numId w:val="16"/>
+              </w:numPr>
+            </w:pPr>
+            <w:r>
+              <w:t>súly létrehozása</w:t>
+            </w:r>
+          </w:p>
+          <w:p>
+            <w:pPr>
+              <w:pStyle w:val="Listaszerbekezds"/>
+              <w:numPr>
+                <w:ilvl w:val="0"/>
+                <w:numId w:val="16"/>
+              </w:numPr>
+            </w:pPr>
+            <w:r>
+              <w:t>felhasználói értékek létrehozása</w:t>
+            </w:r>
+          </w:p>
+          <w:p>
+            <w:pPr>
+              <w:pStyle w:val="Listaszerbekezds"/>
+              <w:numPr>
+                <w:ilvl w:val="0"/>
+                <w:numId w:val="16"/>
+              </w:numPr>
+            </w:pPr>
+            <w:r>
+              <w:t>felhasználó létrehozása</w:t>
+            </w:r>
+          </w:p>
+          <w:p>
+            <w:pPr>
+              <w:pStyle w:val="Listaszerbekezds"/>
+              <w:numPr>
+                <w:ilvl w:val="0"/>
+                <w:numId w:val="16"/>
+              </w:numPr>
+            </w:pPr>
+            <w:r>
+              <w:t>Kapcsolat lekérdezése</w:t>
+            </w:r>
+          </w:p>
+          <w:p>
+            <w:pPr>
+              <w:pStyle w:val="Listaszerbekezds"/>
+              <w:ind w:left="780"/>
+            </w:pPr>
+          </w:p>
+        </w:tc>
+        <w:tc>
+          <w:tcPr>
+            <w:tcW w:w="1793" w:type="dxa"/>
+          </w:tcPr>
+          <w:p>
+            <w:pPr>
+              <w:jc w:val="center"/>
+            </w:pPr>
+            <w:r>
+              <w:t>Teszt adatok megjelenése</w:t>
+            </w:r>
+          </w:p>
+        </w:tc>
+        <w:tc>
+          <w:tcPr>
+            <w:tcW w:w="1601" w:type="dxa"/>
+          </w:tcPr>
+          <w:p>
+            <w:pPr>
+              <w:jc w:val="center"/>
+            </w:pPr>
+            <w:r>
+              <w:t>Sikeres</w:t>
+            </w:r>
+            <w:r>
+              <w:t xml:space="preserve"> </w:t>
+            </w:r>
+          </w:p>
+        </w:tc>
+      </w:tr>
+      <w:tr>
+        <w:trPr>
+          <w:jc w:val="center"/>
+        </w:trPr>
+        <w:tc>
+          <w:tcPr>
+            <w:tcW w:w="1246" w:type="dxa"/>
+          </w:tcPr>
+          <w:p>
+            <w:pPr>
+              <w:jc w:val="center"/>
+            </w:pPr>
+            <w:r>
+              <w:t>TC-007</w:t>
+            </w:r>
+          </w:p>
+        </w:tc>
+        <w:tc>
+          <w:tcPr>
+            <w:tcW w:w="2254" w:type="dxa"/>
+          </w:tcPr>
+          <w:p>
+            <w:pPr>
+              <w:jc w:val="center"/>
+            </w:pPr>
+            <w:r>
+              <w:t>heights tábla, weights tábla, user_stats tábla és users tábla kapcsolatának ellenőrzése</w:t>
+            </w:r>
+          </w:p>
+        </w:tc>
+        <w:tc>
+          <w:tcPr>
+            <w:tcW w:w="2599" w:type="dxa"/>
+          </w:tcPr>
+          <w:p>
+            <w:pPr>
+              <w:pStyle w:val="Listaszerbekezds"/>
+            </w:pPr>
+            <w:r>
+              <w:t>(Előző teszt esett folytatása)</w:t>
+            </w:r>
+          </w:p>
+          <w:p>
+            <w:pPr>
+              <w:pStyle w:val="Listaszerbekezds"/>
+              <w:numPr>
+                <w:ilvl w:val="0"/>
+                <w:numId w:val="16"/>
+              </w:numPr>
+            </w:pPr>
+            <w:r>
+              <w:t>Adatok frissítése</w:t>
+            </w:r>
+          </w:p>
+          <w:p>
+            <w:pPr>
+              <w:pStyle w:val="Listaszerbekezds"/>
+              <w:numPr>
+                <w:ilvl w:val="0"/>
+                <w:numId w:val="16"/>
+              </w:numPr>
+            </w:pPr>
+            <w:r>
+              <w:t>Kapcsolat lekérdezése</w:t>
+            </w:r>
+          </w:p>
+        </w:tc>
+        <w:tc>
+          <w:tcPr>
+            <w:tcW w:w="1793" w:type="dxa"/>
+          </w:tcPr>
+          <w:p>
+            <w:pPr>
+              <w:jc w:val="center"/>
+            </w:pPr>
+            <w:r>
+              <w:t>Frissített t</w:t>
+            </w:r>
+            <w:r>
+              <w:t>eszt adatok megjelenése</w:t>
+            </w:r>
+          </w:p>
+        </w:tc>
+        <w:tc>
+          <w:tcPr>
+            <w:tcW w:w="1601" w:type="dxa"/>
+          </w:tcPr>
+          <w:p>
+            <w:pPr>
+              <w:jc w:val="center"/>
+            </w:pPr>
+            <w:r>
+              <w:t>Sikeres</w:t>
+            </w:r>
+          </w:p>
+        </w:tc>
+      </w:tr>
+      <w:tr>
+        <w:trPr>
+          <w:jc w:val="center"/>
+        </w:trPr>
+        <w:tc>
+          <w:tcPr>
+            <w:tcW w:w="1246" w:type="dxa"/>
+          </w:tcPr>
+          <w:p>
+            <w:pPr>
+              <w:jc w:val="center"/>
+            </w:pPr>
+            <w:r>
+              <w:t>TC-00</w:t>
+            </w:r>
+            <w:r>
+              <w:t>8</w:t>
+            </w:r>
+          </w:p>
+        </w:tc>
+        <w:tc>
+          <w:tcPr>
+            <w:tcW w:w="2254" w:type="dxa"/>
+          </w:tcPr>
+          <w:p>
+            <w:pPr>
+              <w:jc w:val="center"/>
+            </w:pPr>
+            <w:r>
+              <w:t>done_workouts tábla és users tábla kapcsolata</w:t>
+            </w:r>
+          </w:p>
+        </w:tc>
+        <w:tc>
+          <w:tcPr>
+            <w:tcW w:w="2599" w:type="dxa"/>
+          </w:tcPr>
+          <w:p>
+            <w:pPr>
+              <w:pStyle w:val="Listaszerbekezds"/>
+              <w:numPr>
+                <w:ilvl w:val="0"/>
+                <w:numId w:val="19"/>
+              </w:numPr>
+            </w:pPr>
+            <w:r>
+              <w:t>php artisan tinker parancs</w:t>
+            </w:r>
+          </w:p>
+          <w:p>
+            <w:pPr>
+              <w:pStyle w:val="Listaszerbekezds"/>
+              <w:numPr>
+                <w:ilvl w:val="0"/>
+                <w:numId w:val="19"/>
+              </w:numPr>
+            </w:pPr>
+            <w:r>
+              <w:t>szerep megadása</w:t>
+            </w:r>
+          </w:p>
+          <w:p>
+            <w:pPr>
+              <w:pStyle w:val="Listaszerbekezds"/>
+              <w:numPr>
+                <w:ilvl w:val="0"/>
+                <w:numId w:val="19"/>
+              </w:numPr>
+            </w:pPr>
+            <w:r>
+              <w:t>magasság létrehozása</w:t>
+            </w:r>
+          </w:p>
+          <w:p>
+            <w:pPr>
+              <w:pStyle w:val="Listaszerbekezds"/>
+              <w:numPr>
+                <w:ilvl w:val="0"/>
+                <w:numId w:val="19"/>
+              </w:numPr>
+            </w:pPr>
+            <w:r>
+              <w:t>súly létrehozása</w:t>
+            </w:r>
+          </w:p>
+          <w:p>
+            <w:pPr>
+              <w:pStyle w:val="Listaszerbekezds"/>
+              <w:numPr>
+                <w:ilvl w:val="0"/>
+                <w:numId w:val="19"/>
+              </w:numPr>
+            </w:pPr>
+            <w:r>
+              <w:t>felhasználói értékek létrehozása</w:t>
+            </w:r>
+          </w:p>
+          <w:p>
+            <w:pPr>
+              <w:pStyle w:val="Listaszerbekezds"/>
+              <w:numPr>
+                <w:ilvl w:val="0"/>
+                <w:numId w:val="19"/>
+              </w:numPr>
+            </w:pPr>
+            <w:r>
+              <w:t>felhasználó létrehozása</w:t>
+            </w:r>
+          </w:p>
+          <w:p>
+            <w:pPr>
+              <w:pStyle w:val="Listaszerbekezds"/>
+              <w:numPr>
+                <w:ilvl w:val="0"/>
+                <w:numId w:val="19"/>
+              </w:numPr>
+            </w:pPr>
+            <w:r>
+              <w:t>kategória létrehozása</w:t>
+            </w:r>
+          </w:p>
+          <w:p>
+            <w:pPr>
+              <w:pStyle w:val="Listaszerbekezds"/>
+              <w:numPr>
+                <w:ilvl w:val="0"/>
+                <w:numId w:val="19"/>
+              </w:numPr>
+            </w:pPr>
+            <w:r>
+              <w:t>terv létrehozása</w:t>
+            </w:r>
+          </w:p>
+          <w:p>
+            <w:pPr>
+              <w:pStyle w:val="Listaszerbekezds"/>
+              <w:numPr>
+                <w:ilvl w:val="0"/>
+                <w:numId w:val="19"/>
+              </w:numPr>
+            </w:pPr>
+            <w:r>
+              <w:t>elvégzet terv átadása</w:t>
+            </w:r>
+          </w:p>
+          <w:p>
+            <w:pPr>
+              <w:pStyle w:val="Listaszerbekezds"/>
+              <w:numPr>
+                <w:ilvl w:val="0"/>
+                <w:numId w:val="19"/>
+              </w:numPr>
+            </w:pPr>
+            <w:r>
+              <w:t>Kapcsolat lekérdezése</w:t>
+            </w:r>
+          </w:p>
+          <w:p>
+            <w:pPr>
+              <w:pStyle w:val="Listaszerbekezds"/>
+              <w:ind w:left="780"/>
+            </w:pPr>
+          </w:p>
+        </w:tc>
+        <w:tc>
+          <w:tcPr>
+            <w:tcW w:w="1793" w:type="dxa"/>
+          </w:tcPr>
+          <w:p>
+            <w:pPr>
+              <w:jc w:val="center"/>
+            </w:pPr>
+            <w:r>
+              <w:t>Teszt adatok megjelenése</w:t>
+            </w:r>
+          </w:p>
+        </w:tc>
+        <w:tc>
+          <w:tcPr>
+            <w:tcW w:w="1601" w:type="dxa"/>
+          </w:tcPr>
+          <w:p>
+            <w:pPr>
+              <w:jc w:val="center"/>
+            </w:pPr>
+            <w:r>
+              <w:t>Sikeres</w:t>
+            </w:r>
+          </w:p>
+        </w:tc>
+      </w:tr>
+    </w:tbl>
+    <w:p>
+      <w:pPr>
+        <w:rPr>
+          <w:i/>
+          <w:iCs/>
+          <w:color w:val="656D4A"/>
+        </w:rPr>
       </w:pPr>
     </w:p>
     <w:p>
@@ -1199,6 +4431,15 @@
     </w:p>
     <w:p>
       <w:pPr>
+        <w:ind w:left="360"/>
+        <w:rPr>
+          <w:color w:val="656D4A"/>
+        </w:rPr>
+      </w:pPr>
+    </w:p>
+    <w:p/>
+    <w:p>
+      <w:pPr>
         <w:pStyle w:val="DokumentciAlcm"/>
       </w:pPr>
       <w:r>
@@ -1229,7 +4470,7 @@
     </w:p>
     <w:p/>
     <w:sectPr>
-      <w:footerReference w:type="default" r:id="rId9"/>
+      <w:footerReference w:type="default" r:id="rId18"/>
       <w:pgSz w:w="11906" w:h="16838"/>
       <w:pgMar w:top="1417" w:right="1417" w:bottom="1417" w:left="1417" w:header="708" w:footer="708" w:gutter="0"/>
       <w:pgBorders w:offsetFrom="page">
@@ -1244,6 +4485,159 @@
     </w:sectPr>
   </w:body>
 </w:document>
+</file>
+
+<file path=word/comments.xml><?xml version="1.0" encoding="utf-8"?>
+<w:comments xmlns:wpc="http://schemas.microsoft.com/office/word/2010/wordprocessingCanvas" xmlns:cx="http://schemas.microsoft.com/office/drawing/2014/chartex" xmlns:cx1="http://schemas.microsoft.com/office/drawing/2015/9/8/chartex" xmlns:cx2="http://schemas.microsoft.com/office/drawing/2015/10/21/chartex" xmlns:cx3="http://schemas.microsoft.com/office/drawing/2016/5/9/chartex" xmlns:cx4="http://schemas.microsoft.com/office/drawing/2016/5/10/chartex" xmlns:cx5="http://schemas.microsoft.com/office/drawing/2016/5/11/chartex" xmlns:cx6="http://schemas.microsoft.com/office/drawing/2016/5/12/chartex" xmlns:cx7="http://schemas.microsoft.com/office/drawing/2016/5/13/chartex" xmlns:cx8="http://schemas.microsoft.com/office/drawing/2016/5/14/chartex" xmlns:mc="http://schemas.openxmlformats.org/markup-compatibility/2006" xmlns:aink="http://schemas.microsoft.com/office/drawing/2016/ink" xmlns:am3d="http://schemas.microsoft.com/office/drawing/2017/model3d" xmlns:o="urn:schemas-microsoft-com:office:office" xmlns:oel="http://schemas.microsoft.com/office/2019/extlst" xmlns:r="http://schemas.openxmlformats.org/officeDocument/2006/relationships" xmlns:m="http://schemas.openxmlformats.org/officeDocument/2006/math" xmlns:v="urn:schemas-microsoft-com:vml" xmlns:wp14="http://schemas.microsoft.com/office/word/2010/wordprocessingDrawing" xmlns:wp="http://schemas.openxmlformats.org/drawingml/2006/wordprocessingDrawing" xmlns:w10="urn:schemas-microsoft-com:office:word" xmlns:w="http://schemas.openxmlformats.org/wordprocessingml/2006/main" xmlns:w14="http://schemas.microsoft.com/office/word/2010/wordml" xmlns:w15="http://schemas.microsoft.com/office/word/2012/wordml" xmlns:w16cex="http://schemas.microsoft.com/office/word/2018/wordml/cex" xmlns:w16cid="http://schemas.microsoft.com/office/word/2016/wordml/cid" xmlns:w16="http://schemas.microsoft.com/office/word/2018/wordml" xmlns:w16du="http://schemas.microsoft.com/office/word/2023/wordml/word16du" xmlns:w16sdtdh="http://schemas.microsoft.com/office/word/2020/wordml/sdtdatahash" xmlns:w16sdtfl="http://schemas.microsoft.com/office/word/2024/wordml/sdtformatlock" xmlns:w16se="http://schemas.microsoft.com/office/word/2015/wordml/symex" xmlns:wpg="http://schemas.microsoft.com/office/word/2010/wordprocessingGroup" xmlns:wpi="http://schemas.microsoft.com/office/word/2010/wordprocessingInk" xmlns:wne="http://schemas.microsoft.com/office/word/2006/wordml" xmlns:wps="http://schemas.microsoft.com/office/word/2010/wordprocessingShape" mc:Ignorable="w14 w15 w16se w16cid w16 w16cex w16sdtdh w16sdtfl w16du wp14">
+  <w:comment w:id="0" w:author="O365 felhasználó" w:date="2026-02-12T20:10:00Z" w:initials="Of">
+    <w:p>
+      <w:pPr>
+        <w:pStyle w:val="Jegyzetszveg"/>
+      </w:pPr>
+      <w:r>
+        <w:rPr>
+          <w:rStyle w:val="Jegyzethivatkozs"/>
+        </w:rPr>
+        <w:annotationRef/>
+      </w:r>
+      <w:r>
+        <w:t>Kérdéses rész</w:t>
+      </w:r>
+    </w:p>
+  </w:comment>
+  <w:comment w:id="1" w:author="O365 felhasználó" w:date="2026-02-12T20:10:00Z" w:initials="Of">
+    <w:p>
+      <w:pPr>
+        <w:pStyle w:val="Jegyzetszveg"/>
+      </w:pPr>
+      <w:r>
+        <w:rPr>
+          <w:rStyle w:val="Jegyzethivatkozs"/>
+        </w:rPr>
+        <w:annotationRef/>
+      </w:r>
+      <w:r>
+        <w:t>Kérdéses rész</w:t>
+      </w:r>
+    </w:p>
+  </w:comment>
+  <w:comment w:id="2" w:author="O365 felhasználó" w:date="2026-02-12T20:13:00Z" w:initials="Of">
+    <w:p>
+      <w:pPr>
+        <w:pStyle w:val="Jegyzetszveg"/>
+      </w:pPr>
+      <w:r>
+        <w:rPr>
+          <w:rStyle w:val="Jegyzethivatkozs"/>
+        </w:rPr>
+        <w:annotationRef/>
+      </w:r>
+      <w:r>
+        <w:t>kieg</w:t>
+      </w:r>
+    </w:p>
+  </w:comment>
+  <w:comment w:id="3" w:author="O365 felhasználó" w:date="2026-02-12T20:14:00Z" w:initials="Of">
+    <w:p>
+      <w:pPr>
+        <w:pStyle w:val="Jegyzetszveg"/>
+      </w:pPr>
+      <w:r>
+        <w:rPr>
+          <w:rStyle w:val="Jegyzethivatkozs"/>
+        </w:rPr>
+        <w:annotationRef/>
+      </w:r>
+      <w:r>
+        <w:t>kérdéses</w:t>
+      </w:r>
+    </w:p>
+  </w:comment>
+  <w:comment w:id="4" w:author="O365 felhasználó" w:date="2026-02-12T18:40:00Z" w:initials="Of">
+    <w:p>
+      <w:pPr>
+        <w:pStyle w:val="Jegyzetszveg"/>
+      </w:pPr>
+      <w:r>
+        <w:rPr>
+          <w:rStyle w:val="Jegyzethivatkozs"/>
+        </w:rPr>
+        <w:annotationRef/>
+      </w:r>
+      <w:r>
+        <w:t>Dátum?</w:t>
+      </w:r>
+    </w:p>
+  </w:comment>
+  <w:comment w:id="5" w:author="O365 felhasználó" w:date="2026-02-12T18:39:00Z" w:initials="Of">
+    <w:p>
+      <w:pPr>
+        <w:pStyle w:val="Jegyzetszveg"/>
+      </w:pPr>
+      <w:r>
+        <w:rPr>
+          <w:rStyle w:val="Jegyzethivatkozs"/>
+        </w:rPr>
+        <w:annotationRef/>
+      </w:r>
+      <w:r>
+        <w:t>8.0?</w:t>
+      </w:r>
+    </w:p>
+  </w:comment>
+  <w:comment w:id="6" w:author="O365 felhasználó" w:date="2026-02-12T18:40:00Z" w:initials="Of">
+    <w:p>
+      <w:pPr>
+        <w:pStyle w:val="Jegyzetszveg"/>
+      </w:pPr>
+      <w:r>
+        <w:rPr>
+          <w:rStyle w:val="Jegyzethivatkozs"/>
+        </w:rPr>
+        <w:annotationRef/>
+      </w:r>
+      <w:r>
+        <w:t>Verziók?</w:t>
+      </w:r>
+    </w:p>
+  </w:comment>
+</w:comments>
+</file>
+
+<file path=word/commentsExtended.xml><?xml version="1.0" encoding="utf-8"?>
+<w15:commentsEx xmlns:wpc="http://schemas.microsoft.com/office/word/2010/wordprocessingCanvas" xmlns:cx="http://schemas.microsoft.com/office/drawing/2014/chartex" xmlns:cx1="http://schemas.microsoft.com/office/drawing/2015/9/8/chartex" xmlns:cx2="http://schemas.microsoft.com/office/drawing/2015/10/21/chartex" xmlns:cx3="http://schemas.microsoft.com/office/drawing/2016/5/9/chartex" xmlns:cx4="http://schemas.microsoft.com/office/drawing/2016/5/10/chartex" xmlns:cx5="http://schemas.microsoft.com/office/drawing/2016/5/11/chartex" xmlns:cx6="http://schemas.microsoft.com/office/drawing/2016/5/12/chartex" xmlns:cx7="http://schemas.microsoft.com/office/drawing/2016/5/13/chartex" xmlns:cx8="http://schemas.microsoft.com/office/drawing/2016/5/14/chartex" xmlns:mc="http://schemas.openxmlformats.org/markup-compatibility/2006" xmlns:aink="http://schemas.microsoft.com/office/drawing/2016/ink" xmlns:am3d="http://schemas.microsoft.com/office/drawing/2017/model3d" xmlns:o="urn:schemas-microsoft-com:office:office" xmlns:oel="http://schemas.microsoft.com/office/2019/extlst" xmlns:r="http://schemas.openxmlformats.org/officeDocument/2006/relationships" xmlns:m="http://schemas.openxmlformats.org/officeDocument/2006/math" xmlns:v="urn:schemas-microsoft-com:vml" xmlns:wp14="http://schemas.microsoft.com/office/word/2010/wordprocessingDrawing" xmlns:wp="http://schemas.openxmlformats.org/drawingml/2006/wordprocessingDrawing" xmlns:w10="urn:schemas-microsoft-com:office:word" xmlns:w="http://schemas.openxmlformats.org/wordprocessingml/2006/main" xmlns:w14="http://schemas.microsoft.com/office/word/2010/wordml" xmlns:w15="http://schemas.microsoft.com/office/word/2012/wordml" xmlns:w16cex="http://schemas.microsoft.com/office/word/2018/wordml/cex" xmlns:w16cid="http://schemas.microsoft.com/office/word/2016/wordml/cid" xmlns:w16="http://schemas.microsoft.com/office/word/2018/wordml" xmlns:w16du="http://schemas.microsoft.com/office/word/2023/wordml/word16du" xmlns:w16sdtdh="http://schemas.microsoft.com/office/word/2020/wordml/sdtdatahash" xmlns:w16sdtfl="http://schemas.microsoft.com/office/word/2024/wordml/sdtformatlock" xmlns:w16se="http://schemas.microsoft.com/office/word/2015/wordml/symex" xmlns:wpg="http://schemas.microsoft.com/office/word/2010/wordprocessingGroup" xmlns:wpi="http://schemas.microsoft.com/office/word/2010/wordprocessingInk" xmlns:wne="http://schemas.microsoft.com/office/word/2006/wordml" xmlns:wps="http://schemas.microsoft.com/office/word/2010/wordprocessingShape" mc:Ignorable="w14 w15 w16se w16cid w16 w16cex w16sdtdh w16sdtfl w16du wp14">
+  <w15:commentEx w15:paraId="47AD8869" w15:done="0"/>
+  <w15:commentEx w15:paraId="15ABA80C" w15:done="0"/>
+  <w15:commentEx w15:paraId="250B910C" w15:done="0"/>
+  <w15:commentEx w15:paraId="348673EB" w15:done="0"/>
+  <w15:commentEx w15:paraId="12AE880E" w15:done="0"/>
+  <w15:commentEx w15:paraId="08A94A6C" w15:done="0"/>
+  <w15:commentEx w15:paraId="476D2723" w15:done="0"/>
+</w15:commentsEx>
+</file>
+
+<file path=word/commentsExtensible.xml><?xml version="1.0" encoding="utf-8"?>
+<w16cex:commentsExtensible xmlns:wpc="http://schemas.microsoft.com/office/word/2010/wordprocessingCanvas" xmlns:cx="http://schemas.microsoft.com/office/drawing/2014/chartex" xmlns:cx1="http://schemas.microsoft.com/office/drawing/2015/9/8/chartex" xmlns:cx2="http://schemas.microsoft.com/office/drawing/2015/10/21/chartex" xmlns:cx3="http://schemas.microsoft.com/office/drawing/2016/5/9/chartex" xmlns:cx4="http://schemas.microsoft.com/office/drawing/2016/5/10/chartex" xmlns:cx5="http://schemas.microsoft.com/office/drawing/2016/5/11/chartex" xmlns:cx6="http://schemas.microsoft.com/office/drawing/2016/5/12/chartex" xmlns:cx7="http://schemas.microsoft.com/office/drawing/2016/5/13/chartex" xmlns:cx8="http://schemas.microsoft.com/office/drawing/2016/5/14/chartex" xmlns:cr="http://schemas.microsoft.com/office/comments/2020/reactions" xmlns:mc="http://schemas.openxmlformats.org/markup-compatibility/2006" xmlns:aink="http://schemas.microsoft.com/office/drawing/2016/ink" xmlns:am3d="http://schemas.microsoft.com/office/drawing/2017/model3d" xmlns:o="urn:schemas-microsoft-com:office:office" xmlns:oel="http://schemas.microsoft.com/office/2019/extlst" xmlns:r="http://schemas.openxmlformats.org/officeDocument/2006/relationships" xmlns:m="http://schemas.openxmlformats.org/officeDocument/2006/math" xmlns:v="urn:schemas-microsoft-com:vml" xmlns:wp14="http://schemas.microsoft.com/office/word/2010/wordprocessingDrawing" xmlns:wp="http://schemas.openxmlformats.org/drawingml/2006/wordprocessingDrawing" xmlns:w10="urn:schemas-microsoft-com:office:word" xmlns:w="http://schemas.openxmlformats.org/wordprocessingml/2006/main" xmlns:w14="http://schemas.microsoft.com/office/word/2010/wordml" xmlns:w15="http://schemas.microsoft.com/office/word/2012/wordml" xmlns:w16cex="http://schemas.microsoft.com/office/word/2018/wordml/cex" xmlns:w16cid="http://schemas.microsoft.com/office/word/2016/wordml/cid" xmlns:w16="http://schemas.microsoft.com/office/word/2018/wordml" xmlns:w16du="http://schemas.microsoft.com/office/word/2023/wordml/word16du" xmlns:w16sdtdh="http://schemas.microsoft.com/office/word/2020/wordml/sdtdatahash" xmlns:w16sdtfl="http://schemas.microsoft.com/office/word/2024/wordml/sdtformatlock" xmlns:w16se="http://schemas.microsoft.com/office/word/2015/wordml/symex" xmlns:wpg="http://schemas.microsoft.com/office/word/2010/wordprocessingGroup" xmlns:wpi="http://schemas.microsoft.com/office/word/2010/wordprocessingInk" xmlns:wne="http://schemas.microsoft.com/office/word/2006/wordml" xmlns:wps="http://schemas.microsoft.com/office/word/2010/wordprocessingShape" mc:Ignorable="w14 w15 w16se w16cid w16 w16cex w16sdtdh w16sdtfl cr w16du wp14">
+  <w16cex:commentExtensible w16cex:durableId="529BB485" w16cex:dateUtc="2026-02-12T19:10:00Z"/>
+  <w16cex:commentExtensible w16cex:durableId="38DA213F" w16cex:dateUtc="2026-02-12T19:10:00Z"/>
+  <w16cex:commentExtensible w16cex:durableId="70C013C5" w16cex:dateUtc="2026-02-12T19:13:00Z"/>
+  <w16cex:commentExtensible w16cex:durableId="06D95F38" w16cex:dateUtc="2026-02-12T19:14:00Z"/>
+  <w16cex:commentExtensible w16cex:durableId="666F89F6" w16cex:dateUtc="2026-02-12T17:40:00Z"/>
+  <w16cex:commentExtensible w16cex:durableId="1ABE2F8E" w16cex:dateUtc="2026-02-12T17:39:00Z"/>
+  <w16cex:commentExtensible w16cex:durableId="09ABA69F" w16cex:dateUtc="2026-02-12T17:40:00Z"/>
+</w16cex:commentsExtensible>
+</file>
+
+<file path=word/commentsIds.xml><?xml version="1.0" encoding="utf-8"?>
+<w16cid:commentsIds xmlns:wpc="http://schemas.microsoft.com/office/word/2010/wordprocessingCanvas" xmlns:cx="http://schemas.microsoft.com/office/drawing/2014/chartex" xmlns:cx1="http://schemas.microsoft.com/office/drawing/2015/9/8/chartex" xmlns:cx2="http://schemas.microsoft.com/office/drawing/2015/10/21/chartex" xmlns:cx3="http://schemas.microsoft.com/office/drawing/2016/5/9/chartex" xmlns:cx4="http://schemas.microsoft.com/office/drawing/2016/5/10/chartex" xmlns:cx5="http://schemas.microsoft.com/office/drawing/2016/5/11/chartex" xmlns:cx6="http://schemas.microsoft.com/office/drawing/2016/5/12/chartex" xmlns:cx7="http://schemas.microsoft.com/office/drawing/2016/5/13/chartex" xmlns:cx8="http://schemas.microsoft.com/office/drawing/2016/5/14/chartex" xmlns:mc="http://schemas.openxmlformats.org/markup-compatibility/2006" xmlns:aink="http://schemas.microsoft.com/office/drawing/2016/ink" xmlns:am3d="http://schemas.microsoft.com/office/drawing/2017/model3d" xmlns:o="urn:schemas-microsoft-com:office:office" xmlns:oel="http://schemas.microsoft.com/office/2019/extlst" xmlns:r="http://schemas.openxmlformats.org/officeDocument/2006/relationships" xmlns:m="http://schemas.openxmlformats.org/officeDocument/2006/math" xmlns:v="urn:schemas-microsoft-com:vml" xmlns:wp14="http://schemas.microsoft.com/office/word/2010/wordprocessingDrawing" xmlns:wp="http://schemas.openxmlformats.org/drawingml/2006/wordprocessingDrawing" xmlns:w10="urn:schemas-microsoft-com:office:word" xmlns:w="http://schemas.openxmlformats.org/wordprocessingml/2006/main" xmlns:w14="http://schemas.microsoft.com/office/word/2010/wordml" xmlns:w15="http://schemas.microsoft.com/office/word/2012/wordml" xmlns:w16cex="http://schemas.microsoft.com/office/word/2018/wordml/cex" xmlns:w16cid="http://schemas.microsoft.com/office/word/2016/wordml/cid" xmlns:w16="http://schemas.microsoft.com/office/word/2018/wordml" xmlns:w16du="http://schemas.microsoft.com/office/word/2023/wordml/word16du" xmlns:w16sdtdh="http://schemas.microsoft.com/office/word/2020/wordml/sdtdatahash" xmlns:w16sdtfl="http://schemas.microsoft.com/office/word/2024/wordml/sdtformatlock" xmlns:w16se="http://schemas.microsoft.com/office/word/2015/wordml/symex" xmlns:wpg="http://schemas.microsoft.com/office/word/2010/wordprocessingGroup" xmlns:wpi="http://schemas.microsoft.com/office/word/2010/wordprocessingInk" xmlns:wne="http://schemas.microsoft.com/office/word/2006/wordml" xmlns:wps="http://schemas.microsoft.com/office/word/2010/wordprocessingShape" mc:Ignorable="w14 w15 w16se w16cid w16 w16cex w16sdtdh w16sdtfl w16du wp14">
+  <w16cid:commentId w16cid:paraId="47AD8869" w16cid:durableId="529BB485"/>
+  <w16cid:commentId w16cid:paraId="15ABA80C" w16cid:durableId="38DA213F"/>
+  <w16cid:commentId w16cid:paraId="250B910C" w16cid:durableId="70C013C5"/>
+  <w16cid:commentId w16cid:paraId="348673EB" w16cid:durableId="06D95F38"/>
+  <w16cid:commentId w16cid:paraId="12AE880E" w16cid:durableId="666F89F6"/>
+  <w16cid:commentId w16cid:paraId="08A94A6C" w16cid:durableId="1ABE2F8E"/>
+  <w16cid:commentId w16cid:paraId="476D2723" w16cid:durableId="09ABA69F"/>
+</w16cid:commentsIds>
 </file>
 
 <file path=word/endnotes.xml><?xml version="1.0" encoding="utf-8"?>
@@ -1340,6 +4734,1278 @@
 <file path=word/numbering.xml><?xml version="1.0" encoding="utf-8"?>
 <w:numbering xmlns:wpc="http://schemas.microsoft.com/office/word/2010/wordprocessingCanvas" xmlns:cx="http://schemas.microsoft.com/office/drawing/2014/chartex" xmlns:cx1="http://schemas.microsoft.com/office/drawing/2015/9/8/chartex" xmlns:cx2="http://schemas.microsoft.com/office/drawing/2015/10/21/chartex" xmlns:cx3="http://schemas.microsoft.com/office/drawing/2016/5/9/chartex" xmlns:cx4="http://schemas.microsoft.com/office/drawing/2016/5/10/chartex" xmlns:cx5="http://schemas.microsoft.com/office/drawing/2016/5/11/chartex" xmlns:cx6="http://schemas.microsoft.com/office/drawing/2016/5/12/chartex" xmlns:cx7="http://schemas.microsoft.com/office/drawing/2016/5/13/chartex" xmlns:cx8="http://schemas.microsoft.com/office/drawing/2016/5/14/chartex" xmlns:mc="http://schemas.openxmlformats.org/markup-compatibility/2006" xmlns:aink="http://schemas.microsoft.com/office/drawing/2016/ink" xmlns:am3d="http://schemas.microsoft.com/office/drawing/2017/model3d" xmlns:o="urn:schemas-microsoft-com:office:office" xmlns:oel="http://schemas.microsoft.com/office/2019/extlst" xmlns:r="http://schemas.openxmlformats.org/officeDocument/2006/relationships" xmlns:m="http://schemas.openxmlformats.org/officeDocument/2006/math" xmlns:v="urn:schemas-microsoft-com:vml" xmlns:wp14="http://schemas.microsoft.com/office/word/2010/wordprocessingDrawing" xmlns:wp="http://schemas.openxmlformats.org/drawingml/2006/wordprocessingDrawing" xmlns:w10="urn:schemas-microsoft-com:office:word" xmlns:w="http://schemas.openxmlformats.org/wordprocessingml/2006/main" xmlns:w14="http://schemas.microsoft.com/office/word/2010/wordml" xmlns:w15="http://schemas.microsoft.com/office/word/2012/wordml" xmlns:w16cex="http://schemas.microsoft.com/office/word/2018/wordml/cex" xmlns:w16cid="http://schemas.microsoft.com/office/word/2016/wordml/cid" xmlns:w16="http://schemas.microsoft.com/office/word/2018/wordml" xmlns:w16du="http://schemas.microsoft.com/office/word/2023/wordml/word16du" xmlns:w16sdtdh="http://schemas.microsoft.com/office/word/2020/wordml/sdtdatahash" xmlns:w16sdtfl="http://schemas.microsoft.com/office/word/2024/wordml/sdtformatlock" xmlns:w16se="http://schemas.microsoft.com/office/word/2015/wordml/symex" xmlns:wpg="http://schemas.microsoft.com/office/word/2010/wordprocessingGroup" xmlns:wpi="http://schemas.microsoft.com/office/word/2010/wordprocessingInk" xmlns:wne="http://schemas.microsoft.com/office/word/2006/wordml" xmlns:wps="http://schemas.microsoft.com/office/word/2010/wordprocessingShape" mc:Ignorable="w14 w15 w16se w16cid w16 w16cex w16sdtdh w16sdtfl w16du wp14">
   <w:abstractNum w:abstractNumId="0" w15:restartNumberingAfterBreak="0">
+    <w:nsid w:val="009F7ED7"/>
+    <w:multiLevelType w:val="hybridMultilevel"/>
+    <w:tmpl w:val="05FC0D28"/>
+    <w:lvl w:ilvl="0" w:tplc="FFFFFFFF">
+      <w:start w:val="1"/>
+      <w:numFmt w:val="decimal"/>
+      <w:lvlText w:val="%1."/>
+      <w:lvlJc w:val="left"/>
+      <w:pPr>
+        <w:ind w:left="780" w:hanging="360"/>
+      </w:pPr>
+      <w:rPr>
+        <w:rFonts w:hint="default"/>
+      </w:rPr>
+    </w:lvl>
+    <w:lvl w:ilvl="1" w:tplc="FFFFFFFF" w:tentative="1">
+      <w:start w:val="1"/>
+      <w:numFmt w:val="lowerLetter"/>
+      <w:lvlText w:val="%2."/>
+      <w:lvlJc w:val="left"/>
+      <w:pPr>
+        <w:ind w:left="1500" w:hanging="360"/>
+      </w:pPr>
+    </w:lvl>
+    <w:lvl w:ilvl="2" w:tplc="FFFFFFFF" w:tentative="1">
+      <w:start w:val="1"/>
+      <w:numFmt w:val="lowerRoman"/>
+      <w:lvlText w:val="%3."/>
+      <w:lvlJc w:val="right"/>
+      <w:pPr>
+        <w:ind w:left="2220" w:hanging="180"/>
+      </w:pPr>
+    </w:lvl>
+    <w:lvl w:ilvl="3" w:tplc="FFFFFFFF" w:tentative="1">
+      <w:start w:val="1"/>
+      <w:numFmt w:val="decimal"/>
+      <w:lvlText w:val="%4."/>
+      <w:lvlJc w:val="left"/>
+      <w:pPr>
+        <w:ind w:left="2940" w:hanging="360"/>
+      </w:pPr>
+    </w:lvl>
+    <w:lvl w:ilvl="4" w:tplc="FFFFFFFF" w:tentative="1">
+      <w:start w:val="1"/>
+      <w:numFmt w:val="lowerLetter"/>
+      <w:lvlText w:val="%5."/>
+      <w:lvlJc w:val="left"/>
+      <w:pPr>
+        <w:ind w:left="3660" w:hanging="360"/>
+      </w:pPr>
+    </w:lvl>
+    <w:lvl w:ilvl="5" w:tplc="FFFFFFFF" w:tentative="1">
+      <w:start w:val="1"/>
+      <w:numFmt w:val="lowerRoman"/>
+      <w:lvlText w:val="%6."/>
+      <w:lvlJc w:val="right"/>
+      <w:pPr>
+        <w:ind w:left="4380" w:hanging="180"/>
+      </w:pPr>
+    </w:lvl>
+    <w:lvl w:ilvl="6" w:tplc="FFFFFFFF" w:tentative="1">
+      <w:start w:val="1"/>
+      <w:numFmt w:val="decimal"/>
+      <w:lvlText w:val="%7."/>
+      <w:lvlJc w:val="left"/>
+      <w:pPr>
+        <w:ind w:left="5100" w:hanging="360"/>
+      </w:pPr>
+    </w:lvl>
+    <w:lvl w:ilvl="7" w:tplc="FFFFFFFF" w:tentative="1">
+      <w:start w:val="1"/>
+      <w:numFmt w:val="lowerLetter"/>
+      <w:lvlText w:val="%8."/>
+      <w:lvlJc w:val="left"/>
+      <w:pPr>
+        <w:ind w:left="5820" w:hanging="360"/>
+      </w:pPr>
+    </w:lvl>
+    <w:lvl w:ilvl="8" w:tplc="FFFFFFFF" w:tentative="1">
+      <w:start w:val="1"/>
+      <w:numFmt w:val="lowerRoman"/>
+      <w:lvlText w:val="%9."/>
+      <w:lvlJc w:val="right"/>
+      <w:pPr>
+        <w:ind w:left="6540" w:hanging="180"/>
+      </w:pPr>
+    </w:lvl>
+  </w:abstractNum>
+  <w:abstractNum w:abstractNumId="1" w15:restartNumberingAfterBreak="0">
+    <w:nsid w:val="081E155D"/>
+    <w:multiLevelType w:val="multilevel"/>
+    <w:tmpl w:val="700E24FA"/>
+    <w:lvl w:ilvl="0">
+      <w:start w:val="3"/>
+      <w:numFmt w:val="decimal"/>
+      <w:lvlText w:val="%1."/>
+      <w:lvlJc w:val="left"/>
+      <w:pPr>
+        <w:ind w:left="504" w:hanging="504"/>
+      </w:pPr>
+      <w:rPr>
+        <w:rFonts w:hint="default"/>
+      </w:rPr>
+    </w:lvl>
+    <w:lvl w:ilvl="1">
+      <w:start w:val="3"/>
+      <w:numFmt w:val="decimal"/>
+      <w:lvlText w:val="%1.%2."/>
+      <w:lvlJc w:val="left"/>
+      <w:pPr>
+        <w:ind w:left="720" w:hanging="720"/>
+      </w:pPr>
+      <w:rPr>
+        <w:rFonts w:hint="default"/>
+      </w:rPr>
+    </w:lvl>
+    <w:lvl w:ilvl="2">
+      <w:start w:val="1"/>
+      <w:numFmt w:val="decimal"/>
+      <w:lvlText w:val="%1.%2.%3."/>
+      <w:lvlJc w:val="left"/>
+      <w:pPr>
+        <w:ind w:left="720" w:hanging="720"/>
+      </w:pPr>
+      <w:rPr>
+        <w:rFonts w:hint="default"/>
+      </w:rPr>
+    </w:lvl>
+    <w:lvl w:ilvl="3">
+      <w:start w:val="1"/>
+      <w:numFmt w:val="decimal"/>
+      <w:lvlText w:val="%1.%2.%3.%4."/>
+      <w:lvlJc w:val="left"/>
+      <w:pPr>
+        <w:ind w:left="1080" w:hanging="1080"/>
+      </w:pPr>
+      <w:rPr>
+        <w:rFonts w:hint="default"/>
+      </w:rPr>
+    </w:lvl>
+    <w:lvl w:ilvl="4">
+      <w:start w:val="1"/>
+      <w:numFmt w:val="decimal"/>
+      <w:lvlText w:val="%1.%2.%3.%4.%5."/>
+      <w:lvlJc w:val="left"/>
+      <w:pPr>
+        <w:ind w:left="1440" w:hanging="1440"/>
+      </w:pPr>
+      <w:rPr>
+        <w:rFonts w:hint="default"/>
+      </w:rPr>
+    </w:lvl>
+    <w:lvl w:ilvl="5">
+      <w:start w:val="1"/>
+      <w:numFmt w:val="decimal"/>
+      <w:lvlText w:val="%1.%2.%3.%4.%5.%6."/>
+      <w:lvlJc w:val="left"/>
+      <w:pPr>
+        <w:ind w:left="1440" w:hanging="1440"/>
+      </w:pPr>
+      <w:rPr>
+        <w:rFonts w:hint="default"/>
+      </w:rPr>
+    </w:lvl>
+    <w:lvl w:ilvl="6">
+      <w:start w:val="1"/>
+      <w:numFmt w:val="decimal"/>
+      <w:lvlText w:val="%1.%2.%3.%4.%5.%6.%7."/>
+      <w:lvlJc w:val="left"/>
+      <w:pPr>
+        <w:ind w:left="1800" w:hanging="1800"/>
+      </w:pPr>
+      <w:rPr>
+        <w:rFonts w:hint="default"/>
+      </w:rPr>
+    </w:lvl>
+    <w:lvl w:ilvl="7">
+      <w:start w:val="1"/>
+      <w:numFmt w:val="decimal"/>
+      <w:lvlText w:val="%1.%2.%3.%4.%5.%6.%7.%8."/>
+      <w:lvlJc w:val="left"/>
+      <w:pPr>
+        <w:ind w:left="2160" w:hanging="2160"/>
+      </w:pPr>
+      <w:rPr>
+        <w:rFonts w:hint="default"/>
+      </w:rPr>
+    </w:lvl>
+    <w:lvl w:ilvl="8">
+      <w:start w:val="1"/>
+      <w:numFmt w:val="decimal"/>
+      <w:lvlText w:val="%1.%2.%3.%4.%5.%6.%7.%8.%9."/>
+      <w:lvlJc w:val="left"/>
+      <w:pPr>
+        <w:ind w:left="2160" w:hanging="2160"/>
+      </w:pPr>
+      <w:rPr>
+        <w:rFonts w:hint="default"/>
+      </w:rPr>
+    </w:lvl>
+  </w:abstractNum>
+  <w:abstractNum w:abstractNumId="2" w15:restartNumberingAfterBreak="0">
+    <w:nsid w:val="08374C27"/>
+    <w:multiLevelType w:val="multilevel"/>
+    <w:tmpl w:val="785CD560"/>
+    <w:lvl w:ilvl="0">
+      <w:start w:val="1"/>
+      <w:numFmt w:val="bullet"/>
+      <w:lvlText w:val=""/>
+      <w:lvlJc w:val="left"/>
+      <w:pPr>
+        <w:tabs>
+          <w:tab w:val="num" w:pos="720"/>
+        </w:tabs>
+        <w:ind w:left="720" w:hanging="360"/>
+      </w:pPr>
+      <w:rPr>
+        <w:rFonts w:ascii="Symbol" w:hAnsi="Symbol" w:hint="default"/>
+        <w:sz w:val="20"/>
+      </w:rPr>
+    </w:lvl>
+    <w:lvl w:ilvl="1" w:tentative="1">
+      <w:start w:val="1"/>
+      <w:numFmt w:val="bullet"/>
+      <w:lvlText w:val="o"/>
+      <w:lvlJc w:val="left"/>
+      <w:pPr>
+        <w:tabs>
+          <w:tab w:val="num" w:pos="1440"/>
+        </w:tabs>
+        <w:ind w:left="1440" w:hanging="360"/>
+      </w:pPr>
+      <w:rPr>
+        <w:rFonts w:ascii="Courier New" w:hAnsi="Courier New" w:hint="default"/>
+        <w:sz w:val="20"/>
+      </w:rPr>
+    </w:lvl>
+    <w:lvl w:ilvl="2" w:tentative="1">
+      <w:start w:val="1"/>
+      <w:numFmt w:val="bullet"/>
+      <w:lvlText w:val=""/>
+      <w:lvlJc w:val="left"/>
+      <w:pPr>
+        <w:tabs>
+          <w:tab w:val="num" w:pos="2160"/>
+        </w:tabs>
+        <w:ind w:left="2160" w:hanging="360"/>
+      </w:pPr>
+      <w:rPr>
+        <w:rFonts w:ascii="Wingdings" w:hAnsi="Wingdings" w:hint="default"/>
+        <w:sz w:val="20"/>
+      </w:rPr>
+    </w:lvl>
+    <w:lvl w:ilvl="3" w:tentative="1">
+      <w:start w:val="1"/>
+      <w:numFmt w:val="bullet"/>
+      <w:lvlText w:val=""/>
+      <w:lvlJc w:val="left"/>
+      <w:pPr>
+        <w:tabs>
+          <w:tab w:val="num" w:pos="2880"/>
+        </w:tabs>
+        <w:ind w:left="2880" w:hanging="360"/>
+      </w:pPr>
+      <w:rPr>
+        <w:rFonts w:ascii="Wingdings" w:hAnsi="Wingdings" w:hint="default"/>
+        <w:sz w:val="20"/>
+      </w:rPr>
+    </w:lvl>
+    <w:lvl w:ilvl="4" w:tentative="1">
+      <w:start w:val="1"/>
+      <w:numFmt w:val="bullet"/>
+      <w:lvlText w:val=""/>
+      <w:lvlJc w:val="left"/>
+      <w:pPr>
+        <w:tabs>
+          <w:tab w:val="num" w:pos="3600"/>
+        </w:tabs>
+        <w:ind w:left="3600" w:hanging="360"/>
+      </w:pPr>
+      <w:rPr>
+        <w:rFonts w:ascii="Wingdings" w:hAnsi="Wingdings" w:hint="default"/>
+        <w:sz w:val="20"/>
+      </w:rPr>
+    </w:lvl>
+    <w:lvl w:ilvl="5" w:tentative="1">
+      <w:start w:val="1"/>
+      <w:numFmt w:val="bullet"/>
+      <w:lvlText w:val=""/>
+      <w:lvlJc w:val="left"/>
+      <w:pPr>
+        <w:tabs>
+          <w:tab w:val="num" w:pos="4320"/>
+        </w:tabs>
+        <w:ind w:left="4320" w:hanging="360"/>
+      </w:pPr>
+      <w:rPr>
+        <w:rFonts w:ascii="Wingdings" w:hAnsi="Wingdings" w:hint="default"/>
+        <w:sz w:val="20"/>
+      </w:rPr>
+    </w:lvl>
+    <w:lvl w:ilvl="6" w:tentative="1">
+      <w:start w:val="1"/>
+      <w:numFmt w:val="bullet"/>
+      <w:lvlText w:val=""/>
+      <w:lvlJc w:val="left"/>
+      <w:pPr>
+        <w:tabs>
+          <w:tab w:val="num" w:pos="5040"/>
+        </w:tabs>
+        <w:ind w:left="5040" w:hanging="360"/>
+      </w:pPr>
+      <w:rPr>
+        <w:rFonts w:ascii="Wingdings" w:hAnsi="Wingdings" w:hint="default"/>
+        <w:sz w:val="20"/>
+      </w:rPr>
+    </w:lvl>
+    <w:lvl w:ilvl="7" w:tentative="1">
+      <w:start w:val="1"/>
+      <w:numFmt w:val="bullet"/>
+      <w:lvlText w:val=""/>
+      <w:lvlJc w:val="left"/>
+      <w:pPr>
+        <w:tabs>
+          <w:tab w:val="num" w:pos="5760"/>
+        </w:tabs>
+        <w:ind w:left="5760" w:hanging="360"/>
+      </w:pPr>
+      <w:rPr>
+        <w:rFonts w:ascii="Wingdings" w:hAnsi="Wingdings" w:hint="default"/>
+        <w:sz w:val="20"/>
+      </w:rPr>
+    </w:lvl>
+    <w:lvl w:ilvl="8" w:tentative="1">
+      <w:start w:val="1"/>
+      <w:numFmt w:val="bullet"/>
+      <w:lvlText w:val=""/>
+      <w:lvlJc w:val="left"/>
+      <w:pPr>
+        <w:tabs>
+          <w:tab w:val="num" w:pos="6480"/>
+        </w:tabs>
+        <w:ind w:left="6480" w:hanging="360"/>
+      </w:pPr>
+      <w:rPr>
+        <w:rFonts w:ascii="Wingdings" w:hAnsi="Wingdings" w:hint="default"/>
+        <w:sz w:val="20"/>
+      </w:rPr>
+    </w:lvl>
+  </w:abstractNum>
+  <w:abstractNum w:abstractNumId="3" w15:restartNumberingAfterBreak="0">
+    <w:nsid w:val="097B757D"/>
+    <w:multiLevelType w:val="hybridMultilevel"/>
+    <w:tmpl w:val="05FC0D28"/>
+    <w:lvl w:ilvl="0" w:tplc="FFFFFFFF">
+      <w:start w:val="1"/>
+      <w:numFmt w:val="decimal"/>
+      <w:lvlText w:val="%1."/>
+      <w:lvlJc w:val="left"/>
+      <w:pPr>
+        <w:ind w:left="780" w:hanging="360"/>
+      </w:pPr>
+      <w:rPr>
+        <w:rFonts w:hint="default"/>
+      </w:rPr>
+    </w:lvl>
+    <w:lvl w:ilvl="1" w:tplc="FFFFFFFF" w:tentative="1">
+      <w:start w:val="1"/>
+      <w:numFmt w:val="lowerLetter"/>
+      <w:lvlText w:val="%2."/>
+      <w:lvlJc w:val="left"/>
+      <w:pPr>
+        <w:ind w:left="1500" w:hanging="360"/>
+      </w:pPr>
+    </w:lvl>
+    <w:lvl w:ilvl="2" w:tplc="FFFFFFFF" w:tentative="1">
+      <w:start w:val="1"/>
+      <w:numFmt w:val="lowerRoman"/>
+      <w:lvlText w:val="%3."/>
+      <w:lvlJc w:val="right"/>
+      <w:pPr>
+        <w:ind w:left="2220" w:hanging="180"/>
+      </w:pPr>
+    </w:lvl>
+    <w:lvl w:ilvl="3" w:tplc="FFFFFFFF" w:tentative="1">
+      <w:start w:val="1"/>
+      <w:numFmt w:val="decimal"/>
+      <w:lvlText w:val="%4."/>
+      <w:lvlJc w:val="left"/>
+      <w:pPr>
+        <w:ind w:left="2940" w:hanging="360"/>
+      </w:pPr>
+    </w:lvl>
+    <w:lvl w:ilvl="4" w:tplc="FFFFFFFF" w:tentative="1">
+      <w:start w:val="1"/>
+      <w:numFmt w:val="lowerLetter"/>
+      <w:lvlText w:val="%5."/>
+      <w:lvlJc w:val="left"/>
+      <w:pPr>
+        <w:ind w:left="3660" w:hanging="360"/>
+      </w:pPr>
+    </w:lvl>
+    <w:lvl w:ilvl="5" w:tplc="FFFFFFFF" w:tentative="1">
+      <w:start w:val="1"/>
+      <w:numFmt w:val="lowerRoman"/>
+      <w:lvlText w:val="%6."/>
+      <w:lvlJc w:val="right"/>
+      <w:pPr>
+        <w:ind w:left="4380" w:hanging="180"/>
+      </w:pPr>
+    </w:lvl>
+    <w:lvl w:ilvl="6" w:tplc="FFFFFFFF" w:tentative="1">
+      <w:start w:val="1"/>
+      <w:numFmt w:val="decimal"/>
+      <w:lvlText w:val="%7."/>
+      <w:lvlJc w:val="left"/>
+      <w:pPr>
+        <w:ind w:left="5100" w:hanging="360"/>
+      </w:pPr>
+    </w:lvl>
+    <w:lvl w:ilvl="7" w:tplc="FFFFFFFF" w:tentative="1">
+      <w:start w:val="1"/>
+      <w:numFmt w:val="lowerLetter"/>
+      <w:lvlText w:val="%8."/>
+      <w:lvlJc w:val="left"/>
+      <w:pPr>
+        <w:ind w:left="5820" w:hanging="360"/>
+      </w:pPr>
+    </w:lvl>
+    <w:lvl w:ilvl="8" w:tplc="FFFFFFFF" w:tentative="1">
+      <w:start w:val="1"/>
+      <w:numFmt w:val="lowerRoman"/>
+      <w:lvlText w:val="%9."/>
+      <w:lvlJc w:val="right"/>
+      <w:pPr>
+        <w:ind w:left="6540" w:hanging="180"/>
+      </w:pPr>
+    </w:lvl>
+  </w:abstractNum>
+  <w:abstractNum w:abstractNumId="4" w15:restartNumberingAfterBreak="0">
+    <w:nsid w:val="0A0F0852"/>
+    <w:multiLevelType w:val="multilevel"/>
+    <w:tmpl w:val="C78CF640"/>
+    <w:lvl w:ilvl="0">
+      <w:start w:val="1"/>
+      <w:numFmt w:val="decimal"/>
+      <w:lvlText w:val="%1."/>
+      <w:lvlJc w:val="left"/>
+      <w:pPr>
+        <w:ind w:left="504" w:hanging="504"/>
+      </w:pPr>
+      <w:rPr>
+        <w:rFonts w:hint="default"/>
+      </w:rPr>
+    </w:lvl>
+    <w:lvl w:ilvl="1">
+      <w:start w:val="1"/>
+      <w:numFmt w:val="decimal"/>
+      <w:lvlText w:val="%1.%2."/>
+      <w:lvlJc w:val="left"/>
+      <w:pPr>
+        <w:ind w:left="720" w:hanging="720"/>
+      </w:pPr>
+      <w:rPr>
+        <w:rFonts w:hint="default"/>
+      </w:rPr>
+    </w:lvl>
+    <w:lvl w:ilvl="2">
+      <w:start w:val="1"/>
+      <w:numFmt w:val="decimal"/>
+      <w:lvlText w:val="%1.%2.%3."/>
+      <w:lvlJc w:val="left"/>
+      <w:pPr>
+        <w:ind w:left="720" w:hanging="720"/>
+      </w:pPr>
+      <w:rPr>
+        <w:rFonts w:hint="default"/>
+      </w:rPr>
+    </w:lvl>
+    <w:lvl w:ilvl="3">
+      <w:start w:val="1"/>
+      <w:numFmt w:val="decimal"/>
+      <w:lvlText w:val="%1.%2.%3.%4."/>
+      <w:lvlJc w:val="left"/>
+      <w:pPr>
+        <w:ind w:left="1080" w:hanging="1080"/>
+      </w:pPr>
+      <w:rPr>
+        <w:rFonts w:hint="default"/>
+      </w:rPr>
+    </w:lvl>
+    <w:lvl w:ilvl="4">
+      <w:start w:val="1"/>
+      <w:numFmt w:val="decimal"/>
+      <w:lvlText w:val="%1.%2.%3.%4.%5."/>
+      <w:lvlJc w:val="left"/>
+      <w:pPr>
+        <w:ind w:left="1440" w:hanging="1440"/>
+      </w:pPr>
+      <w:rPr>
+        <w:rFonts w:hint="default"/>
+      </w:rPr>
+    </w:lvl>
+    <w:lvl w:ilvl="5">
+      <w:start w:val="1"/>
+      <w:numFmt w:val="decimal"/>
+      <w:lvlText w:val="%1.%2.%3.%4.%5.%6."/>
+      <w:lvlJc w:val="left"/>
+      <w:pPr>
+        <w:ind w:left="1440" w:hanging="1440"/>
+      </w:pPr>
+      <w:rPr>
+        <w:rFonts w:hint="default"/>
+      </w:rPr>
+    </w:lvl>
+    <w:lvl w:ilvl="6">
+      <w:start w:val="1"/>
+      <w:numFmt w:val="decimal"/>
+      <w:lvlText w:val="%1.%2.%3.%4.%5.%6.%7."/>
+      <w:lvlJc w:val="left"/>
+      <w:pPr>
+        <w:ind w:left="1800" w:hanging="1800"/>
+      </w:pPr>
+      <w:rPr>
+        <w:rFonts w:hint="default"/>
+      </w:rPr>
+    </w:lvl>
+    <w:lvl w:ilvl="7">
+      <w:start w:val="1"/>
+      <w:numFmt w:val="decimal"/>
+      <w:lvlText w:val="%1.%2.%3.%4.%5.%6.%7.%8."/>
+      <w:lvlJc w:val="left"/>
+      <w:pPr>
+        <w:ind w:left="2160" w:hanging="2160"/>
+      </w:pPr>
+      <w:rPr>
+        <w:rFonts w:hint="default"/>
+      </w:rPr>
+    </w:lvl>
+    <w:lvl w:ilvl="8">
+      <w:start w:val="1"/>
+      <w:numFmt w:val="decimal"/>
+      <w:lvlText w:val="%1.%2.%3.%4.%5.%6.%7.%8.%9."/>
+      <w:lvlJc w:val="left"/>
+      <w:pPr>
+        <w:ind w:left="2160" w:hanging="2160"/>
+      </w:pPr>
+      <w:rPr>
+        <w:rFonts w:hint="default"/>
+      </w:rPr>
+    </w:lvl>
+  </w:abstractNum>
+  <w:abstractNum w:abstractNumId="5" w15:restartNumberingAfterBreak="0">
+    <w:nsid w:val="0FDC14FB"/>
+    <w:multiLevelType w:val="hybridMultilevel"/>
+    <w:tmpl w:val="05FC0D28"/>
+    <w:lvl w:ilvl="0" w:tplc="FFFFFFFF">
+      <w:start w:val="1"/>
+      <w:numFmt w:val="decimal"/>
+      <w:lvlText w:val="%1."/>
+      <w:lvlJc w:val="left"/>
+      <w:pPr>
+        <w:ind w:left="780" w:hanging="360"/>
+      </w:pPr>
+      <w:rPr>
+        <w:rFonts w:hint="default"/>
+      </w:rPr>
+    </w:lvl>
+    <w:lvl w:ilvl="1" w:tplc="FFFFFFFF" w:tentative="1">
+      <w:start w:val="1"/>
+      <w:numFmt w:val="lowerLetter"/>
+      <w:lvlText w:val="%2."/>
+      <w:lvlJc w:val="left"/>
+      <w:pPr>
+        <w:ind w:left="1500" w:hanging="360"/>
+      </w:pPr>
+    </w:lvl>
+    <w:lvl w:ilvl="2" w:tplc="FFFFFFFF" w:tentative="1">
+      <w:start w:val="1"/>
+      <w:numFmt w:val="lowerRoman"/>
+      <w:lvlText w:val="%3."/>
+      <w:lvlJc w:val="right"/>
+      <w:pPr>
+        <w:ind w:left="2220" w:hanging="180"/>
+      </w:pPr>
+    </w:lvl>
+    <w:lvl w:ilvl="3" w:tplc="FFFFFFFF" w:tentative="1">
+      <w:start w:val="1"/>
+      <w:numFmt w:val="decimal"/>
+      <w:lvlText w:val="%4."/>
+      <w:lvlJc w:val="left"/>
+      <w:pPr>
+        <w:ind w:left="2940" w:hanging="360"/>
+      </w:pPr>
+    </w:lvl>
+    <w:lvl w:ilvl="4" w:tplc="FFFFFFFF" w:tentative="1">
+      <w:start w:val="1"/>
+      <w:numFmt w:val="lowerLetter"/>
+      <w:lvlText w:val="%5."/>
+      <w:lvlJc w:val="left"/>
+      <w:pPr>
+        <w:ind w:left="3660" w:hanging="360"/>
+      </w:pPr>
+    </w:lvl>
+    <w:lvl w:ilvl="5" w:tplc="FFFFFFFF" w:tentative="1">
+      <w:start w:val="1"/>
+      <w:numFmt w:val="lowerRoman"/>
+      <w:lvlText w:val="%6."/>
+      <w:lvlJc w:val="right"/>
+      <w:pPr>
+        <w:ind w:left="4380" w:hanging="180"/>
+      </w:pPr>
+    </w:lvl>
+    <w:lvl w:ilvl="6" w:tplc="FFFFFFFF" w:tentative="1">
+      <w:start w:val="1"/>
+      <w:numFmt w:val="decimal"/>
+      <w:lvlText w:val="%7."/>
+      <w:lvlJc w:val="left"/>
+      <w:pPr>
+        <w:ind w:left="5100" w:hanging="360"/>
+      </w:pPr>
+    </w:lvl>
+    <w:lvl w:ilvl="7" w:tplc="FFFFFFFF" w:tentative="1">
+      <w:start w:val="1"/>
+      <w:numFmt w:val="lowerLetter"/>
+      <w:lvlText w:val="%8."/>
+      <w:lvlJc w:val="left"/>
+      <w:pPr>
+        <w:ind w:left="5820" w:hanging="360"/>
+      </w:pPr>
+    </w:lvl>
+    <w:lvl w:ilvl="8" w:tplc="FFFFFFFF" w:tentative="1">
+      <w:start w:val="1"/>
+      <w:numFmt w:val="lowerRoman"/>
+      <w:lvlText w:val="%9."/>
+      <w:lvlJc w:val="right"/>
+      <w:pPr>
+        <w:ind w:left="6540" w:hanging="180"/>
+      </w:pPr>
+    </w:lvl>
+  </w:abstractNum>
+  <w:abstractNum w:abstractNumId="6" w15:restartNumberingAfterBreak="0">
+    <w:nsid w:val="14D90E3A"/>
+    <w:multiLevelType w:val="hybridMultilevel"/>
+    <w:tmpl w:val="05FC0D28"/>
+    <w:lvl w:ilvl="0" w:tplc="FFFFFFFF">
+      <w:start w:val="1"/>
+      <w:numFmt w:val="decimal"/>
+      <w:lvlText w:val="%1."/>
+      <w:lvlJc w:val="left"/>
+      <w:pPr>
+        <w:ind w:left="780" w:hanging="360"/>
+      </w:pPr>
+      <w:rPr>
+        <w:rFonts w:hint="default"/>
+      </w:rPr>
+    </w:lvl>
+    <w:lvl w:ilvl="1" w:tplc="FFFFFFFF" w:tentative="1">
+      <w:start w:val="1"/>
+      <w:numFmt w:val="lowerLetter"/>
+      <w:lvlText w:val="%2."/>
+      <w:lvlJc w:val="left"/>
+      <w:pPr>
+        <w:ind w:left="1500" w:hanging="360"/>
+      </w:pPr>
+    </w:lvl>
+    <w:lvl w:ilvl="2" w:tplc="FFFFFFFF" w:tentative="1">
+      <w:start w:val="1"/>
+      <w:numFmt w:val="lowerRoman"/>
+      <w:lvlText w:val="%3."/>
+      <w:lvlJc w:val="right"/>
+      <w:pPr>
+        <w:ind w:left="2220" w:hanging="180"/>
+      </w:pPr>
+    </w:lvl>
+    <w:lvl w:ilvl="3" w:tplc="FFFFFFFF" w:tentative="1">
+      <w:start w:val="1"/>
+      <w:numFmt w:val="decimal"/>
+      <w:lvlText w:val="%4."/>
+      <w:lvlJc w:val="left"/>
+      <w:pPr>
+        <w:ind w:left="2940" w:hanging="360"/>
+      </w:pPr>
+    </w:lvl>
+    <w:lvl w:ilvl="4" w:tplc="FFFFFFFF" w:tentative="1">
+      <w:start w:val="1"/>
+      <w:numFmt w:val="lowerLetter"/>
+      <w:lvlText w:val="%5."/>
+      <w:lvlJc w:val="left"/>
+      <w:pPr>
+        <w:ind w:left="3660" w:hanging="360"/>
+      </w:pPr>
+    </w:lvl>
+    <w:lvl w:ilvl="5" w:tplc="FFFFFFFF" w:tentative="1">
+      <w:start w:val="1"/>
+      <w:numFmt w:val="lowerRoman"/>
+      <w:lvlText w:val="%6."/>
+      <w:lvlJc w:val="right"/>
+      <w:pPr>
+        <w:ind w:left="4380" w:hanging="180"/>
+      </w:pPr>
+    </w:lvl>
+    <w:lvl w:ilvl="6" w:tplc="FFFFFFFF" w:tentative="1">
+      <w:start w:val="1"/>
+      <w:numFmt w:val="decimal"/>
+      <w:lvlText w:val="%7."/>
+      <w:lvlJc w:val="left"/>
+      <w:pPr>
+        <w:ind w:left="5100" w:hanging="360"/>
+      </w:pPr>
+    </w:lvl>
+    <w:lvl w:ilvl="7" w:tplc="FFFFFFFF" w:tentative="1">
+      <w:start w:val="1"/>
+      <w:numFmt w:val="lowerLetter"/>
+      <w:lvlText w:val="%8."/>
+      <w:lvlJc w:val="left"/>
+      <w:pPr>
+        <w:ind w:left="5820" w:hanging="360"/>
+      </w:pPr>
+    </w:lvl>
+    <w:lvl w:ilvl="8" w:tplc="FFFFFFFF" w:tentative="1">
+      <w:start w:val="1"/>
+      <w:numFmt w:val="lowerRoman"/>
+      <w:lvlText w:val="%9."/>
+      <w:lvlJc w:val="right"/>
+      <w:pPr>
+        <w:ind w:left="6540" w:hanging="180"/>
+      </w:pPr>
+    </w:lvl>
+  </w:abstractNum>
+  <w:abstractNum w:abstractNumId="7" w15:restartNumberingAfterBreak="0">
+    <w:nsid w:val="187163AF"/>
+    <w:multiLevelType w:val="multilevel"/>
+    <w:tmpl w:val="DFBE1020"/>
+    <w:lvl w:ilvl="0">
+      <w:start w:val="1"/>
+      <w:numFmt w:val="decimal"/>
+      <w:lvlText w:val="%1."/>
+      <w:lvlJc w:val="left"/>
+      <w:pPr>
+        <w:ind w:left="504" w:hanging="504"/>
+      </w:pPr>
+      <w:rPr>
+        <w:rFonts w:hint="default"/>
+      </w:rPr>
+    </w:lvl>
+    <w:lvl w:ilvl="1">
+      <w:start w:val="3"/>
+      <w:numFmt w:val="decimal"/>
+      <w:lvlText w:val="%1.%2."/>
+      <w:lvlJc w:val="left"/>
+      <w:pPr>
+        <w:ind w:left="1440" w:hanging="720"/>
+      </w:pPr>
+      <w:rPr>
+        <w:rFonts w:hint="default"/>
+      </w:rPr>
+    </w:lvl>
+    <w:lvl w:ilvl="2">
+      <w:start w:val="1"/>
+      <w:numFmt w:val="decimal"/>
+      <w:lvlText w:val="%1.%2.%3."/>
+      <w:lvlJc w:val="left"/>
+      <w:pPr>
+        <w:ind w:left="2160" w:hanging="720"/>
+      </w:pPr>
+      <w:rPr>
+        <w:rFonts w:hint="default"/>
+      </w:rPr>
+    </w:lvl>
+    <w:lvl w:ilvl="3">
+      <w:start w:val="1"/>
+      <w:numFmt w:val="decimal"/>
+      <w:lvlText w:val="%1.%2.%3.%4."/>
+      <w:lvlJc w:val="left"/>
+      <w:pPr>
+        <w:ind w:left="3240" w:hanging="1080"/>
+      </w:pPr>
+      <w:rPr>
+        <w:rFonts w:hint="default"/>
+      </w:rPr>
+    </w:lvl>
+    <w:lvl w:ilvl="4">
+      <w:start w:val="1"/>
+      <w:numFmt w:val="decimal"/>
+      <w:lvlText w:val="%1.%2.%3.%4.%5."/>
+      <w:lvlJc w:val="left"/>
+      <w:pPr>
+        <w:ind w:left="4320" w:hanging="1440"/>
+      </w:pPr>
+      <w:rPr>
+        <w:rFonts w:hint="default"/>
+      </w:rPr>
+    </w:lvl>
+    <w:lvl w:ilvl="5">
+      <w:start w:val="1"/>
+      <w:numFmt w:val="decimal"/>
+      <w:lvlText w:val="%1.%2.%3.%4.%5.%6."/>
+      <w:lvlJc w:val="left"/>
+      <w:pPr>
+        <w:ind w:left="5040" w:hanging="1440"/>
+      </w:pPr>
+      <w:rPr>
+        <w:rFonts w:hint="default"/>
+      </w:rPr>
+    </w:lvl>
+    <w:lvl w:ilvl="6">
+      <w:start w:val="1"/>
+      <w:numFmt w:val="decimal"/>
+      <w:lvlText w:val="%1.%2.%3.%4.%5.%6.%7."/>
+      <w:lvlJc w:val="left"/>
+      <w:pPr>
+        <w:ind w:left="6120" w:hanging="1800"/>
+      </w:pPr>
+      <w:rPr>
+        <w:rFonts w:hint="default"/>
+      </w:rPr>
+    </w:lvl>
+    <w:lvl w:ilvl="7">
+      <w:start w:val="1"/>
+      <w:numFmt w:val="decimal"/>
+      <w:lvlText w:val="%1.%2.%3.%4.%5.%6.%7.%8."/>
+      <w:lvlJc w:val="left"/>
+      <w:pPr>
+        <w:ind w:left="7200" w:hanging="2160"/>
+      </w:pPr>
+      <w:rPr>
+        <w:rFonts w:hint="default"/>
+      </w:rPr>
+    </w:lvl>
+    <w:lvl w:ilvl="8">
+      <w:start w:val="1"/>
+      <w:numFmt w:val="decimal"/>
+      <w:lvlText w:val="%1.%2.%3.%4.%5.%6.%7.%8.%9."/>
+      <w:lvlJc w:val="left"/>
+      <w:pPr>
+        <w:ind w:left="7920" w:hanging="2160"/>
+      </w:pPr>
+      <w:rPr>
+        <w:rFonts w:hint="default"/>
+      </w:rPr>
+    </w:lvl>
+  </w:abstractNum>
+  <w:abstractNum w:abstractNumId="8" w15:restartNumberingAfterBreak="0">
+    <w:nsid w:val="1A4D33EE"/>
+    <w:multiLevelType w:val="hybridMultilevel"/>
+    <w:tmpl w:val="C08A0C74"/>
+    <w:lvl w:ilvl="0" w:tplc="040E0001">
+      <w:start w:val="1"/>
+      <w:numFmt w:val="bullet"/>
+      <w:lvlText w:val=""/>
+      <w:lvlJc w:val="left"/>
+      <w:pPr>
+        <w:ind w:left="1429" w:hanging="360"/>
+      </w:pPr>
+      <w:rPr>
+        <w:rFonts w:ascii="Symbol" w:hAnsi="Symbol" w:hint="default"/>
+      </w:rPr>
+    </w:lvl>
+    <w:lvl w:ilvl="1" w:tplc="040E0003" w:tentative="1">
+      <w:start w:val="1"/>
+      <w:numFmt w:val="bullet"/>
+      <w:lvlText w:val="o"/>
+      <w:lvlJc w:val="left"/>
+      <w:pPr>
+        <w:ind w:left="2149" w:hanging="360"/>
+      </w:pPr>
+      <w:rPr>
+        <w:rFonts w:ascii="Courier New" w:hAnsi="Courier New" w:cs="Courier New" w:hint="default"/>
+      </w:rPr>
+    </w:lvl>
+    <w:lvl w:ilvl="2" w:tplc="040E0005" w:tentative="1">
+      <w:start w:val="1"/>
+      <w:numFmt w:val="bullet"/>
+      <w:lvlText w:val=""/>
+      <w:lvlJc w:val="left"/>
+      <w:pPr>
+        <w:ind w:left="2869" w:hanging="360"/>
+      </w:pPr>
+      <w:rPr>
+        <w:rFonts w:ascii="Wingdings" w:hAnsi="Wingdings" w:hint="default"/>
+      </w:rPr>
+    </w:lvl>
+    <w:lvl w:ilvl="3" w:tplc="040E0001" w:tentative="1">
+      <w:start w:val="1"/>
+      <w:numFmt w:val="bullet"/>
+      <w:lvlText w:val=""/>
+      <w:lvlJc w:val="left"/>
+      <w:pPr>
+        <w:ind w:left="3589" w:hanging="360"/>
+      </w:pPr>
+      <w:rPr>
+        <w:rFonts w:ascii="Symbol" w:hAnsi="Symbol" w:hint="default"/>
+      </w:rPr>
+    </w:lvl>
+    <w:lvl w:ilvl="4" w:tplc="040E0003" w:tentative="1">
+      <w:start w:val="1"/>
+      <w:numFmt w:val="bullet"/>
+      <w:lvlText w:val="o"/>
+      <w:lvlJc w:val="left"/>
+      <w:pPr>
+        <w:ind w:left="4309" w:hanging="360"/>
+      </w:pPr>
+      <w:rPr>
+        <w:rFonts w:ascii="Courier New" w:hAnsi="Courier New" w:cs="Courier New" w:hint="default"/>
+      </w:rPr>
+    </w:lvl>
+    <w:lvl w:ilvl="5" w:tplc="040E0005" w:tentative="1">
+      <w:start w:val="1"/>
+      <w:numFmt w:val="bullet"/>
+      <w:lvlText w:val=""/>
+      <w:lvlJc w:val="left"/>
+      <w:pPr>
+        <w:ind w:left="5029" w:hanging="360"/>
+      </w:pPr>
+      <w:rPr>
+        <w:rFonts w:ascii="Wingdings" w:hAnsi="Wingdings" w:hint="default"/>
+      </w:rPr>
+    </w:lvl>
+    <w:lvl w:ilvl="6" w:tplc="040E0001" w:tentative="1">
+      <w:start w:val="1"/>
+      <w:numFmt w:val="bullet"/>
+      <w:lvlText w:val=""/>
+      <w:lvlJc w:val="left"/>
+      <w:pPr>
+        <w:ind w:left="5749" w:hanging="360"/>
+      </w:pPr>
+      <w:rPr>
+        <w:rFonts w:ascii="Symbol" w:hAnsi="Symbol" w:hint="default"/>
+      </w:rPr>
+    </w:lvl>
+    <w:lvl w:ilvl="7" w:tplc="040E0003" w:tentative="1">
+      <w:start w:val="1"/>
+      <w:numFmt w:val="bullet"/>
+      <w:lvlText w:val="o"/>
+      <w:lvlJc w:val="left"/>
+      <w:pPr>
+        <w:ind w:left="6469" w:hanging="360"/>
+      </w:pPr>
+      <w:rPr>
+        <w:rFonts w:ascii="Courier New" w:hAnsi="Courier New" w:cs="Courier New" w:hint="default"/>
+      </w:rPr>
+    </w:lvl>
+    <w:lvl w:ilvl="8" w:tplc="040E0005" w:tentative="1">
+      <w:start w:val="1"/>
+      <w:numFmt w:val="bullet"/>
+      <w:lvlText w:val=""/>
+      <w:lvlJc w:val="left"/>
+      <w:pPr>
+        <w:ind w:left="7189" w:hanging="360"/>
+      </w:pPr>
+      <w:rPr>
+        <w:rFonts w:ascii="Wingdings" w:hAnsi="Wingdings" w:hint="default"/>
+      </w:rPr>
+    </w:lvl>
+  </w:abstractNum>
+  <w:abstractNum w:abstractNumId="9" w15:restartNumberingAfterBreak="0">
+    <w:nsid w:val="1E183CF6"/>
+    <w:multiLevelType w:val="hybridMultilevel"/>
+    <w:tmpl w:val="CF36D056"/>
+    <w:lvl w:ilvl="0" w:tplc="040E0001">
+      <w:start w:val="1"/>
+      <w:numFmt w:val="bullet"/>
+      <w:lvlText w:val=""/>
+      <w:lvlJc w:val="left"/>
+      <w:pPr>
+        <w:ind w:left="720" w:hanging="360"/>
+      </w:pPr>
+      <w:rPr>
+        <w:rFonts w:ascii="Symbol" w:hAnsi="Symbol" w:hint="default"/>
+      </w:rPr>
+    </w:lvl>
+    <w:lvl w:ilvl="1" w:tplc="040E0003" w:tentative="1">
+      <w:start w:val="1"/>
+      <w:numFmt w:val="bullet"/>
+      <w:lvlText w:val="o"/>
+      <w:lvlJc w:val="left"/>
+      <w:pPr>
+        <w:ind w:left="1440" w:hanging="360"/>
+      </w:pPr>
+      <w:rPr>
+        <w:rFonts w:ascii="Courier New" w:hAnsi="Courier New" w:cs="Courier New" w:hint="default"/>
+      </w:rPr>
+    </w:lvl>
+    <w:lvl w:ilvl="2" w:tplc="040E0005" w:tentative="1">
+      <w:start w:val="1"/>
+      <w:numFmt w:val="bullet"/>
+      <w:lvlText w:val=""/>
+      <w:lvlJc w:val="left"/>
+      <w:pPr>
+        <w:ind w:left="2160" w:hanging="360"/>
+      </w:pPr>
+      <w:rPr>
+        <w:rFonts w:ascii="Wingdings" w:hAnsi="Wingdings" w:hint="default"/>
+      </w:rPr>
+    </w:lvl>
+    <w:lvl w:ilvl="3" w:tplc="040E0001" w:tentative="1">
+      <w:start w:val="1"/>
+      <w:numFmt w:val="bullet"/>
+      <w:lvlText w:val=""/>
+      <w:lvlJc w:val="left"/>
+      <w:pPr>
+        <w:ind w:left="2880" w:hanging="360"/>
+      </w:pPr>
+      <w:rPr>
+        <w:rFonts w:ascii="Symbol" w:hAnsi="Symbol" w:hint="default"/>
+      </w:rPr>
+    </w:lvl>
+    <w:lvl w:ilvl="4" w:tplc="040E0003" w:tentative="1">
+      <w:start w:val="1"/>
+      <w:numFmt w:val="bullet"/>
+      <w:lvlText w:val="o"/>
+      <w:lvlJc w:val="left"/>
+      <w:pPr>
+        <w:ind w:left="3600" w:hanging="360"/>
+      </w:pPr>
+      <w:rPr>
+        <w:rFonts w:ascii="Courier New" w:hAnsi="Courier New" w:cs="Courier New" w:hint="default"/>
+      </w:rPr>
+    </w:lvl>
+    <w:lvl w:ilvl="5" w:tplc="040E0005" w:tentative="1">
+      <w:start w:val="1"/>
+      <w:numFmt w:val="bullet"/>
+      <w:lvlText w:val=""/>
+      <w:lvlJc w:val="left"/>
+      <w:pPr>
+        <w:ind w:left="4320" w:hanging="360"/>
+      </w:pPr>
+      <w:rPr>
+        <w:rFonts w:ascii="Wingdings" w:hAnsi="Wingdings" w:hint="default"/>
+      </w:rPr>
+    </w:lvl>
+    <w:lvl w:ilvl="6" w:tplc="040E0001" w:tentative="1">
+      <w:start w:val="1"/>
+      <w:numFmt w:val="bullet"/>
+      <w:lvlText w:val=""/>
+      <w:lvlJc w:val="left"/>
+      <w:pPr>
+        <w:ind w:left="5040" w:hanging="360"/>
+      </w:pPr>
+      <w:rPr>
+        <w:rFonts w:ascii="Symbol" w:hAnsi="Symbol" w:hint="default"/>
+      </w:rPr>
+    </w:lvl>
+    <w:lvl w:ilvl="7" w:tplc="040E0003" w:tentative="1">
+      <w:start w:val="1"/>
+      <w:numFmt w:val="bullet"/>
+      <w:lvlText w:val="o"/>
+      <w:lvlJc w:val="left"/>
+      <w:pPr>
+        <w:ind w:left="5760" w:hanging="360"/>
+      </w:pPr>
+      <w:rPr>
+        <w:rFonts w:ascii="Courier New" w:hAnsi="Courier New" w:cs="Courier New" w:hint="default"/>
+      </w:rPr>
+    </w:lvl>
+    <w:lvl w:ilvl="8" w:tplc="040E0005" w:tentative="1">
+      <w:start w:val="1"/>
+      <w:numFmt w:val="bullet"/>
+      <w:lvlText w:val=""/>
+      <w:lvlJc w:val="left"/>
+      <w:pPr>
+        <w:ind w:left="6480" w:hanging="360"/>
+      </w:pPr>
+      <w:rPr>
+        <w:rFonts w:ascii="Wingdings" w:hAnsi="Wingdings" w:hint="default"/>
+      </w:rPr>
+    </w:lvl>
+  </w:abstractNum>
+  <w:abstractNum w:abstractNumId="10" w15:restartNumberingAfterBreak="0">
+    <w:nsid w:val="238D1AA1"/>
+    <w:multiLevelType w:val="hybridMultilevel"/>
+    <w:tmpl w:val="05FC0D28"/>
+    <w:lvl w:ilvl="0" w:tplc="1BDE933C">
+      <w:start w:val="1"/>
+      <w:numFmt w:val="decimal"/>
+      <w:lvlText w:val="%1."/>
+      <w:lvlJc w:val="left"/>
+      <w:pPr>
+        <w:ind w:left="780" w:hanging="360"/>
+      </w:pPr>
+      <w:rPr>
+        <w:rFonts w:hint="default"/>
+      </w:rPr>
+    </w:lvl>
+    <w:lvl w:ilvl="1" w:tplc="040E0019" w:tentative="1">
+      <w:start w:val="1"/>
+      <w:numFmt w:val="lowerLetter"/>
+      <w:lvlText w:val="%2."/>
+      <w:lvlJc w:val="left"/>
+      <w:pPr>
+        <w:ind w:left="1500" w:hanging="360"/>
+      </w:pPr>
+    </w:lvl>
+    <w:lvl w:ilvl="2" w:tplc="040E001B" w:tentative="1">
+      <w:start w:val="1"/>
+      <w:numFmt w:val="lowerRoman"/>
+      <w:lvlText w:val="%3."/>
+      <w:lvlJc w:val="right"/>
+      <w:pPr>
+        <w:ind w:left="2220" w:hanging="180"/>
+      </w:pPr>
+    </w:lvl>
+    <w:lvl w:ilvl="3" w:tplc="040E000F" w:tentative="1">
+      <w:start w:val="1"/>
+      <w:numFmt w:val="decimal"/>
+      <w:lvlText w:val="%4."/>
+      <w:lvlJc w:val="left"/>
+      <w:pPr>
+        <w:ind w:left="2940" w:hanging="360"/>
+      </w:pPr>
+    </w:lvl>
+    <w:lvl w:ilvl="4" w:tplc="040E0019" w:tentative="1">
+      <w:start w:val="1"/>
+      <w:numFmt w:val="lowerLetter"/>
+      <w:lvlText w:val="%5."/>
+      <w:lvlJc w:val="left"/>
+      <w:pPr>
+        <w:ind w:left="3660" w:hanging="360"/>
+      </w:pPr>
+    </w:lvl>
+    <w:lvl w:ilvl="5" w:tplc="040E001B" w:tentative="1">
+      <w:start w:val="1"/>
+      <w:numFmt w:val="lowerRoman"/>
+      <w:lvlText w:val="%6."/>
+      <w:lvlJc w:val="right"/>
+      <w:pPr>
+        <w:ind w:left="4380" w:hanging="180"/>
+      </w:pPr>
+    </w:lvl>
+    <w:lvl w:ilvl="6" w:tplc="040E000F" w:tentative="1">
+      <w:start w:val="1"/>
+      <w:numFmt w:val="decimal"/>
+      <w:lvlText w:val="%7."/>
+      <w:lvlJc w:val="left"/>
+      <w:pPr>
+        <w:ind w:left="5100" w:hanging="360"/>
+      </w:pPr>
+    </w:lvl>
+    <w:lvl w:ilvl="7" w:tplc="040E0019" w:tentative="1">
+      <w:start w:val="1"/>
+      <w:numFmt w:val="lowerLetter"/>
+      <w:lvlText w:val="%8."/>
+      <w:lvlJc w:val="left"/>
+      <w:pPr>
+        <w:ind w:left="5820" w:hanging="360"/>
+      </w:pPr>
+    </w:lvl>
+    <w:lvl w:ilvl="8" w:tplc="040E001B" w:tentative="1">
+      <w:start w:val="1"/>
+      <w:numFmt w:val="lowerRoman"/>
+      <w:lvlText w:val="%9."/>
+      <w:lvlJc w:val="right"/>
+      <w:pPr>
+        <w:ind w:left="6540" w:hanging="180"/>
+      </w:pPr>
+    </w:lvl>
+  </w:abstractNum>
+  <w:abstractNum w:abstractNumId="11" w15:restartNumberingAfterBreak="0">
+    <w:nsid w:val="2692601F"/>
+    <w:multiLevelType w:val="hybridMultilevel"/>
+    <w:tmpl w:val="87B0E620"/>
+    <w:lvl w:ilvl="0" w:tplc="040E0001">
+      <w:start w:val="1"/>
+      <w:numFmt w:val="bullet"/>
+      <w:lvlText w:val=""/>
+      <w:lvlJc w:val="left"/>
+      <w:pPr>
+        <w:ind w:left="1440" w:hanging="360"/>
+      </w:pPr>
+      <w:rPr>
+        <w:rFonts w:ascii="Symbol" w:hAnsi="Symbol" w:hint="default"/>
+      </w:rPr>
+    </w:lvl>
+    <w:lvl w:ilvl="1" w:tplc="040E0003" w:tentative="1">
+      <w:start w:val="1"/>
+      <w:numFmt w:val="bullet"/>
+      <w:lvlText w:val="o"/>
+      <w:lvlJc w:val="left"/>
+      <w:pPr>
+        <w:ind w:left="2160" w:hanging="360"/>
+      </w:pPr>
+      <w:rPr>
+        <w:rFonts w:ascii="Courier New" w:hAnsi="Courier New" w:cs="Courier New" w:hint="default"/>
+      </w:rPr>
+    </w:lvl>
+    <w:lvl w:ilvl="2" w:tplc="040E0005" w:tentative="1">
+      <w:start w:val="1"/>
+      <w:numFmt w:val="bullet"/>
+      <w:lvlText w:val=""/>
+      <w:lvlJc w:val="left"/>
+      <w:pPr>
+        <w:ind w:left="2880" w:hanging="360"/>
+      </w:pPr>
+      <w:rPr>
+        <w:rFonts w:ascii="Wingdings" w:hAnsi="Wingdings" w:hint="default"/>
+      </w:rPr>
+    </w:lvl>
+    <w:lvl w:ilvl="3" w:tplc="040E0001" w:tentative="1">
+      <w:start w:val="1"/>
+      <w:numFmt w:val="bullet"/>
+      <w:lvlText w:val=""/>
+      <w:lvlJc w:val="left"/>
+      <w:pPr>
+        <w:ind w:left="3600" w:hanging="360"/>
+      </w:pPr>
+      <w:rPr>
+        <w:rFonts w:ascii="Symbol" w:hAnsi="Symbol" w:hint="default"/>
+      </w:rPr>
+    </w:lvl>
+    <w:lvl w:ilvl="4" w:tplc="040E0003" w:tentative="1">
+      <w:start w:val="1"/>
+      <w:numFmt w:val="bullet"/>
+      <w:lvlText w:val="o"/>
+      <w:lvlJc w:val="left"/>
+      <w:pPr>
+        <w:ind w:left="4320" w:hanging="360"/>
+      </w:pPr>
+      <w:rPr>
+        <w:rFonts w:ascii="Courier New" w:hAnsi="Courier New" w:cs="Courier New" w:hint="default"/>
+      </w:rPr>
+    </w:lvl>
+    <w:lvl w:ilvl="5" w:tplc="040E0005" w:tentative="1">
+      <w:start w:val="1"/>
+      <w:numFmt w:val="bullet"/>
+      <w:lvlText w:val=""/>
+      <w:lvlJc w:val="left"/>
+      <w:pPr>
+        <w:ind w:left="5040" w:hanging="360"/>
+      </w:pPr>
+      <w:rPr>
+        <w:rFonts w:ascii="Wingdings" w:hAnsi="Wingdings" w:hint="default"/>
+      </w:rPr>
+    </w:lvl>
+    <w:lvl w:ilvl="6" w:tplc="040E0001" w:tentative="1">
+      <w:start w:val="1"/>
+      <w:numFmt w:val="bullet"/>
+      <w:lvlText w:val=""/>
+      <w:lvlJc w:val="left"/>
+      <w:pPr>
+        <w:ind w:left="5760" w:hanging="360"/>
+      </w:pPr>
+      <w:rPr>
+        <w:rFonts w:ascii="Symbol" w:hAnsi="Symbol" w:hint="default"/>
+      </w:rPr>
+    </w:lvl>
+    <w:lvl w:ilvl="7" w:tplc="040E0003" w:tentative="1">
+      <w:start w:val="1"/>
+      <w:numFmt w:val="bullet"/>
+      <w:lvlText w:val="o"/>
+      <w:lvlJc w:val="left"/>
+      <w:pPr>
+        <w:ind w:left="6480" w:hanging="360"/>
+      </w:pPr>
+      <w:rPr>
+        <w:rFonts w:ascii="Courier New" w:hAnsi="Courier New" w:cs="Courier New" w:hint="default"/>
+      </w:rPr>
+    </w:lvl>
+    <w:lvl w:ilvl="8" w:tplc="040E0005" w:tentative="1">
+      <w:start w:val="1"/>
+      <w:numFmt w:val="bullet"/>
+      <w:lvlText w:val=""/>
+      <w:lvlJc w:val="left"/>
+      <w:pPr>
+        <w:ind w:left="7200" w:hanging="360"/>
+      </w:pPr>
+      <w:rPr>
+        <w:rFonts w:ascii="Wingdings" w:hAnsi="Wingdings" w:hint="default"/>
+      </w:rPr>
+    </w:lvl>
+  </w:abstractNum>
+  <w:abstractNum w:abstractNumId="12" w15:restartNumberingAfterBreak="0">
     <w:nsid w:val="272623B0"/>
     <w:multiLevelType w:val="multilevel"/>
     <w:tmpl w:val="ACDE4994"/>
@@ -1452,7 +6118,7 @@
       </w:rPr>
     </w:lvl>
   </w:abstractNum>
-  <w:abstractNum w:abstractNumId="1" w15:restartNumberingAfterBreak="0">
+  <w:abstractNum w:abstractNumId="13" w15:restartNumberingAfterBreak="0">
     <w:nsid w:val="2C876759"/>
     <w:multiLevelType w:val="hybridMultilevel"/>
     <w:tmpl w:val="91A866FC"/>
@@ -1565,7 +6231,209 @@
       </w:rPr>
     </w:lvl>
   </w:abstractNum>
-  <w:abstractNum w:abstractNumId="2" w15:restartNumberingAfterBreak="0">
+  <w:abstractNum w:abstractNumId="14" w15:restartNumberingAfterBreak="0">
+    <w:nsid w:val="31583706"/>
+    <w:multiLevelType w:val="hybridMultilevel"/>
+    <w:tmpl w:val="2A487386"/>
+    <w:lvl w:ilvl="0" w:tplc="040E0001">
+      <w:start w:val="1"/>
+      <w:numFmt w:val="bullet"/>
+      <w:lvlText w:val=""/>
+      <w:lvlJc w:val="left"/>
+      <w:pPr>
+        <w:ind w:left="720" w:hanging="360"/>
+      </w:pPr>
+      <w:rPr>
+        <w:rFonts w:ascii="Symbol" w:hAnsi="Symbol" w:hint="default"/>
+      </w:rPr>
+    </w:lvl>
+    <w:lvl w:ilvl="1" w:tplc="040E0003">
+      <w:start w:val="1"/>
+      <w:numFmt w:val="bullet"/>
+      <w:lvlText w:val="o"/>
+      <w:lvlJc w:val="left"/>
+      <w:pPr>
+        <w:ind w:left="1440" w:hanging="360"/>
+      </w:pPr>
+      <w:rPr>
+        <w:rFonts w:ascii="Courier New" w:hAnsi="Courier New" w:cs="Courier New" w:hint="default"/>
+      </w:rPr>
+    </w:lvl>
+    <w:lvl w:ilvl="2" w:tplc="040E0005" w:tentative="1">
+      <w:start w:val="1"/>
+      <w:numFmt w:val="bullet"/>
+      <w:lvlText w:val=""/>
+      <w:lvlJc w:val="left"/>
+      <w:pPr>
+        <w:ind w:left="2160" w:hanging="360"/>
+      </w:pPr>
+      <w:rPr>
+        <w:rFonts w:ascii="Wingdings" w:hAnsi="Wingdings" w:hint="default"/>
+      </w:rPr>
+    </w:lvl>
+    <w:lvl w:ilvl="3" w:tplc="040E0001" w:tentative="1">
+      <w:start w:val="1"/>
+      <w:numFmt w:val="bullet"/>
+      <w:lvlText w:val=""/>
+      <w:lvlJc w:val="left"/>
+      <w:pPr>
+        <w:ind w:left="2880" w:hanging="360"/>
+      </w:pPr>
+      <w:rPr>
+        <w:rFonts w:ascii="Symbol" w:hAnsi="Symbol" w:hint="default"/>
+      </w:rPr>
+    </w:lvl>
+    <w:lvl w:ilvl="4" w:tplc="040E0003" w:tentative="1">
+      <w:start w:val="1"/>
+      <w:numFmt w:val="bullet"/>
+      <w:lvlText w:val="o"/>
+      <w:lvlJc w:val="left"/>
+      <w:pPr>
+        <w:ind w:left="3600" w:hanging="360"/>
+      </w:pPr>
+      <w:rPr>
+        <w:rFonts w:ascii="Courier New" w:hAnsi="Courier New" w:cs="Courier New" w:hint="default"/>
+      </w:rPr>
+    </w:lvl>
+    <w:lvl w:ilvl="5" w:tplc="040E0005" w:tentative="1">
+      <w:start w:val="1"/>
+      <w:numFmt w:val="bullet"/>
+      <w:lvlText w:val=""/>
+      <w:lvlJc w:val="left"/>
+      <w:pPr>
+        <w:ind w:left="4320" w:hanging="360"/>
+      </w:pPr>
+      <w:rPr>
+        <w:rFonts w:ascii="Wingdings" w:hAnsi="Wingdings" w:hint="default"/>
+      </w:rPr>
+    </w:lvl>
+    <w:lvl w:ilvl="6" w:tplc="040E0001" w:tentative="1">
+      <w:start w:val="1"/>
+      <w:numFmt w:val="bullet"/>
+      <w:lvlText w:val=""/>
+      <w:lvlJc w:val="left"/>
+      <w:pPr>
+        <w:ind w:left="5040" w:hanging="360"/>
+      </w:pPr>
+      <w:rPr>
+        <w:rFonts w:ascii="Symbol" w:hAnsi="Symbol" w:hint="default"/>
+      </w:rPr>
+    </w:lvl>
+    <w:lvl w:ilvl="7" w:tplc="040E0003" w:tentative="1">
+      <w:start w:val="1"/>
+      <w:numFmt w:val="bullet"/>
+      <w:lvlText w:val="o"/>
+      <w:lvlJc w:val="left"/>
+      <w:pPr>
+        <w:ind w:left="5760" w:hanging="360"/>
+      </w:pPr>
+      <w:rPr>
+        <w:rFonts w:ascii="Courier New" w:hAnsi="Courier New" w:cs="Courier New" w:hint="default"/>
+      </w:rPr>
+    </w:lvl>
+    <w:lvl w:ilvl="8" w:tplc="040E0005" w:tentative="1">
+      <w:start w:val="1"/>
+      <w:numFmt w:val="bullet"/>
+      <w:lvlText w:val=""/>
+      <w:lvlJc w:val="left"/>
+      <w:pPr>
+        <w:ind w:left="6480" w:hanging="360"/>
+      </w:pPr>
+      <w:rPr>
+        <w:rFonts w:ascii="Wingdings" w:hAnsi="Wingdings" w:hint="default"/>
+      </w:rPr>
+    </w:lvl>
+  </w:abstractNum>
+  <w:abstractNum w:abstractNumId="15" w15:restartNumberingAfterBreak="0">
+    <w:nsid w:val="50131CEA"/>
+    <w:multiLevelType w:val="hybridMultilevel"/>
+    <w:tmpl w:val="05FC0D28"/>
+    <w:lvl w:ilvl="0" w:tplc="FFFFFFFF">
+      <w:start w:val="1"/>
+      <w:numFmt w:val="decimal"/>
+      <w:lvlText w:val="%1."/>
+      <w:lvlJc w:val="left"/>
+      <w:pPr>
+        <w:ind w:left="780" w:hanging="360"/>
+      </w:pPr>
+      <w:rPr>
+        <w:rFonts w:hint="default"/>
+      </w:rPr>
+    </w:lvl>
+    <w:lvl w:ilvl="1" w:tplc="FFFFFFFF" w:tentative="1">
+      <w:start w:val="1"/>
+      <w:numFmt w:val="lowerLetter"/>
+      <w:lvlText w:val="%2."/>
+      <w:lvlJc w:val="left"/>
+      <w:pPr>
+        <w:ind w:left="1500" w:hanging="360"/>
+      </w:pPr>
+    </w:lvl>
+    <w:lvl w:ilvl="2" w:tplc="FFFFFFFF" w:tentative="1">
+      <w:start w:val="1"/>
+      <w:numFmt w:val="lowerRoman"/>
+      <w:lvlText w:val="%3."/>
+      <w:lvlJc w:val="right"/>
+      <w:pPr>
+        <w:ind w:left="2220" w:hanging="180"/>
+      </w:pPr>
+    </w:lvl>
+    <w:lvl w:ilvl="3" w:tplc="FFFFFFFF" w:tentative="1">
+      <w:start w:val="1"/>
+      <w:numFmt w:val="decimal"/>
+      <w:lvlText w:val="%4."/>
+      <w:lvlJc w:val="left"/>
+      <w:pPr>
+        <w:ind w:left="2940" w:hanging="360"/>
+      </w:pPr>
+    </w:lvl>
+    <w:lvl w:ilvl="4" w:tplc="FFFFFFFF" w:tentative="1">
+      <w:start w:val="1"/>
+      <w:numFmt w:val="lowerLetter"/>
+      <w:lvlText w:val="%5."/>
+      <w:lvlJc w:val="left"/>
+      <w:pPr>
+        <w:ind w:left="3660" w:hanging="360"/>
+      </w:pPr>
+    </w:lvl>
+    <w:lvl w:ilvl="5" w:tplc="FFFFFFFF" w:tentative="1">
+      <w:start w:val="1"/>
+      <w:numFmt w:val="lowerRoman"/>
+      <w:lvlText w:val="%6."/>
+      <w:lvlJc w:val="right"/>
+      <w:pPr>
+        <w:ind w:left="4380" w:hanging="180"/>
+      </w:pPr>
+    </w:lvl>
+    <w:lvl w:ilvl="6" w:tplc="FFFFFFFF" w:tentative="1">
+      <w:start w:val="1"/>
+      <w:numFmt w:val="decimal"/>
+      <w:lvlText w:val="%7."/>
+      <w:lvlJc w:val="left"/>
+      <w:pPr>
+        <w:ind w:left="5100" w:hanging="360"/>
+      </w:pPr>
+    </w:lvl>
+    <w:lvl w:ilvl="7" w:tplc="FFFFFFFF" w:tentative="1">
+      <w:start w:val="1"/>
+      <w:numFmt w:val="lowerLetter"/>
+      <w:lvlText w:val="%8."/>
+      <w:lvlJc w:val="left"/>
+      <w:pPr>
+        <w:ind w:left="5820" w:hanging="360"/>
+      </w:pPr>
+    </w:lvl>
+    <w:lvl w:ilvl="8" w:tplc="FFFFFFFF" w:tentative="1">
+      <w:start w:val="1"/>
+      <w:numFmt w:val="lowerRoman"/>
+      <w:lvlText w:val="%9."/>
+      <w:lvlJc w:val="right"/>
+      <w:pPr>
+        <w:ind w:left="6540" w:hanging="180"/>
+      </w:pPr>
+    </w:lvl>
+  </w:abstractNum>
+  <w:abstractNum w:abstractNumId="16" w15:restartNumberingAfterBreak="0">
     <w:nsid w:val="526D63F2"/>
     <w:multiLevelType w:val="hybridMultilevel"/>
     <w:tmpl w:val="7EC4AEE8"/>
@@ -1654,7 +6522,435 @@
       </w:pPr>
     </w:lvl>
   </w:abstractNum>
-  <w:abstractNum w:abstractNumId="3" w15:restartNumberingAfterBreak="0">
+  <w:abstractNum w:abstractNumId="17" w15:restartNumberingAfterBreak="0">
+    <w:nsid w:val="54DF2881"/>
+    <w:multiLevelType w:val="multilevel"/>
+    <w:tmpl w:val="32FEC092"/>
+    <w:lvl w:ilvl="0">
+      <w:start w:val="3"/>
+      <w:numFmt w:val="decimal"/>
+      <w:lvlText w:val="%1"/>
+      <w:lvlJc w:val="left"/>
+      <w:pPr>
+        <w:ind w:left="420" w:hanging="420"/>
+      </w:pPr>
+      <w:rPr>
+        <w:rFonts w:hint="default"/>
+      </w:rPr>
+    </w:lvl>
+    <w:lvl w:ilvl="1">
+      <w:start w:val="4"/>
+      <w:numFmt w:val="decimal"/>
+      <w:lvlText w:val="%1.%2"/>
+      <w:lvlJc w:val="left"/>
+      <w:pPr>
+        <w:ind w:left="720" w:hanging="720"/>
+      </w:pPr>
+      <w:rPr>
+        <w:rFonts w:hint="default"/>
+      </w:rPr>
+    </w:lvl>
+    <w:lvl w:ilvl="2">
+      <w:start w:val="1"/>
+      <w:numFmt w:val="decimal"/>
+      <w:lvlText w:val="%1.%2.%3"/>
+      <w:lvlJc w:val="left"/>
+      <w:pPr>
+        <w:ind w:left="720" w:hanging="720"/>
+      </w:pPr>
+      <w:rPr>
+        <w:rFonts w:hint="default"/>
+      </w:rPr>
+    </w:lvl>
+    <w:lvl w:ilvl="3">
+      <w:start w:val="1"/>
+      <w:numFmt w:val="decimal"/>
+      <w:lvlText w:val="%1.%2.%3.%4"/>
+      <w:lvlJc w:val="left"/>
+      <w:pPr>
+        <w:ind w:left="1080" w:hanging="1080"/>
+      </w:pPr>
+      <w:rPr>
+        <w:rFonts w:hint="default"/>
+      </w:rPr>
+    </w:lvl>
+    <w:lvl w:ilvl="4">
+      <w:start w:val="1"/>
+      <w:numFmt w:val="decimal"/>
+      <w:lvlText w:val="%1.%2.%3.%4.%5"/>
+      <w:lvlJc w:val="left"/>
+      <w:pPr>
+        <w:ind w:left="1440" w:hanging="1440"/>
+      </w:pPr>
+      <w:rPr>
+        <w:rFonts w:hint="default"/>
+      </w:rPr>
+    </w:lvl>
+    <w:lvl w:ilvl="5">
+      <w:start w:val="1"/>
+      <w:numFmt w:val="decimal"/>
+      <w:lvlText w:val="%1.%2.%3.%4.%5.%6"/>
+      <w:lvlJc w:val="left"/>
+      <w:pPr>
+        <w:ind w:left="1440" w:hanging="1440"/>
+      </w:pPr>
+      <w:rPr>
+        <w:rFonts w:hint="default"/>
+      </w:rPr>
+    </w:lvl>
+    <w:lvl w:ilvl="6">
+      <w:start w:val="1"/>
+      <w:numFmt w:val="decimal"/>
+      <w:lvlText w:val="%1.%2.%3.%4.%5.%6.%7"/>
+      <w:lvlJc w:val="left"/>
+      <w:pPr>
+        <w:ind w:left="1800" w:hanging="1800"/>
+      </w:pPr>
+      <w:rPr>
+        <w:rFonts w:hint="default"/>
+      </w:rPr>
+    </w:lvl>
+    <w:lvl w:ilvl="7">
+      <w:start w:val="1"/>
+      <w:numFmt w:val="decimal"/>
+      <w:lvlText w:val="%1.%2.%3.%4.%5.%6.%7.%8"/>
+      <w:lvlJc w:val="left"/>
+      <w:pPr>
+        <w:ind w:left="2160" w:hanging="2160"/>
+      </w:pPr>
+      <w:rPr>
+        <w:rFonts w:hint="default"/>
+      </w:rPr>
+    </w:lvl>
+    <w:lvl w:ilvl="8">
+      <w:start w:val="1"/>
+      <w:numFmt w:val="decimal"/>
+      <w:lvlText w:val="%1.%2.%3.%4.%5.%6.%7.%8.%9"/>
+      <w:lvlJc w:val="left"/>
+      <w:pPr>
+        <w:ind w:left="2160" w:hanging="2160"/>
+      </w:pPr>
+      <w:rPr>
+        <w:rFonts w:hint="default"/>
+      </w:rPr>
+    </w:lvl>
+  </w:abstractNum>
+  <w:abstractNum w:abstractNumId="18" w15:restartNumberingAfterBreak="0">
+    <w:nsid w:val="56D326FB"/>
+    <w:multiLevelType w:val="hybridMultilevel"/>
+    <w:tmpl w:val="607C14C0"/>
+    <w:lvl w:ilvl="0" w:tplc="040E0001">
+      <w:start w:val="1"/>
+      <w:numFmt w:val="bullet"/>
+      <w:lvlText w:val=""/>
+      <w:lvlJc w:val="left"/>
+      <w:pPr>
+        <w:ind w:left="2138" w:hanging="360"/>
+      </w:pPr>
+      <w:rPr>
+        <w:rFonts w:ascii="Symbol" w:hAnsi="Symbol" w:hint="default"/>
+      </w:rPr>
+    </w:lvl>
+    <w:lvl w:ilvl="1" w:tplc="040E0003" w:tentative="1">
+      <w:start w:val="1"/>
+      <w:numFmt w:val="bullet"/>
+      <w:lvlText w:val="o"/>
+      <w:lvlJc w:val="left"/>
+      <w:pPr>
+        <w:ind w:left="2858" w:hanging="360"/>
+      </w:pPr>
+      <w:rPr>
+        <w:rFonts w:ascii="Courier New" w:hAnsi="Courier New" w:cs="Courier New" w:hint="default"/>
+      </w:rPr>
+    </w:lvl>
+    <w:lvl w:ilvl="2" w:tplc="040E0005" w:tentative="1">
+      <w:start w:val="1"/>
+      <w:numFmt w:val="bullet"/>
+      <w:lvlText w:val=""/>
+      <w:lvlJc w:val="left"/>
+      <w:pPr>
+        <w:ind w:left="3578" w:hanging="360"/>
+      </w:pPr>
+      <w:rPr>
+        <w:rFonts w:ascii="Wingdings" w:hAnsi="Wingdings" w:hint="default"/>
+      </w:rPr>
+    </w:lvl>
+    <w:lvl w:ilvl="3" w:tplc="040E0001" w:tentative="1">
+      <w:start w:val="1"/>
+      <w:numFmt w:val="bullet"/>
+      <w:lvlText w:val=""/>
+      <w:lvlJc w:val="left"/>
+      <w:pPr>
+        <w:ind w:left="4298" w:hanging="360"/>
+      </w:pPr>
+      <w:rPr>
+        <w:rFonts w:ascii="Symbol" w:hAnsi="Symbol" w:hint="default"/>
+      </w:rPr>
+    </w:lvl>
+    <w:lvl w:ilvl="4" w:tplc="040E0003" w:tentative="1">
+      <w:start w:val="1"/>
+      <w:numFmt w:val="bullet"/>
+      <w:lvlText w:val="o"/>
+      <w:lvlJc w:val="left"/>
+      <w:pPr>
+        <w:ind w:left="5018" w:hanging="360"/>
+      </w:pPr>
+      <w:rPr>
+        <w:rFonts w:ascii="Courier New" w:hAnsi="Courier New" w:cs="Courier New" w:hint="default"/>
+      </w:rPr>
+    </w:lvl>
+    <w:lvl w:ilvl="5" w:tplc="040E0005" w:tentative="1">
+      <w:start w:val="1"/>
+      <w:numFmt w:val="bullet"/>
+      <w:lvlText w:val=""/>
+      <w:lvlJc w:val="left"/>
+      <w:pPr>
+        <w:ind w:left="5738" w:hanging="360"/>
+      </w:pPr>
+      <w:rPr>
+        <w:rFonts w:ascii="Wingdings" w:hAnsi="Wingdings" w:hint="default"/>
+      </w:rPr>
+    </w:lvl>
+    <w:lvl w:ilvl="6" w:tplc="040E0001" w:tentative="1">
+      <w:start w:val="1"/>
+      <w:numFmt w:val="bullet"/>
+      <w:lvlText w:val=""/>
+      <w:lvlJc w:val="left"/>
+      <w:pPr>
+        <w:ind w:left="6458" w:hanging="360"/>
+      </w:pPr>
+      <w:rPr>
+        <w:rFonts w:ascii="Symbol" w:hAnsi="Symbol" w:hint="default"/>
+      </w:rPr>
+    </w:lvl>
+    <w:lvl w:ilvl="7" w:tplc="040E0003" w:tentative="1">
+      <w:start w:val="1"/>
+      <w:numFmt w:val="bullet"/>
+      <w:lvlText w:val="o"/>
+      <w:lvlJc w:val="left"/>
+      <w:pPr>
+        <w:ind w:left="7178" w:hanging="360"/>
+      </w:pPr>
+      <w:rPr>
+        <w:rFonts w:ascii="Courier New" w:hAnsi="Courier New" w:cs="Courier New" w:hint="default"/>
+      </w:rPr>
+    </w:lvl>
+    <w:lvl w:ilvl="8" w:tplc="040E0005" w:tentative="1">
+      <w:start w:val="1"/>
+      <w:numFmt w:val="bullet"/>
+      <w:lvlText w:val=""/>
+      <w:lvlJc w:val="left"/>
+      <w:pPr>
+        <w:ind w:left="7898" w:hanging="360"/>
+      </w:pPr>
+      <w:rPr>
+        <w:rFonts w:ascii="Wingdings" w:hAnsi="Wingdings" w:hint="default"/>
+      </w:rPr>
+    </w:lvl>
+  </w:abstractNum>
+  <w:abstractNum w:abstractNumId="19" w15:restartNumberingAfterBreak="0">
+    <w:nsid w:val="58446979"/>
+    <w:multiLevelType w:val="hybridMultilevel"/>
+    <w:tmpl w:val="47BC756E"/>
+    <w:lvl w:ilvl="0" w:tplc="040E0001">
+      <w:start w:val="1"/>
+      <w:numFmt w:val="bullet"/>
+      <w:lvlText w:val=""/>
+      <w:lvlJc w:val="left"/>
+      <w:pPr>
+        <w:ind w:left="1429" w:hanging="360"/>
+      </w:pPr>
+      <w:rPr>
+        <w:rFonts w:ascii="Symbol" w:hAnsi="Symbol" w:hint="default"/>
+      </w:rPr>
+    </w:lvl>
+    <w:lvl w:ilvl="1" w:tplc="040E0003" w:tentative="1">
+      <w:start w:val="1"/>
+      <w:numFmt w:val="bullet"/>
+      <w:lvlText w:val="o"/>
+      <w:lvlJc w:val="left"/>
+      <w:pPr>
+        <w:ind w:left="2149" w:hanging="360"/>
+      </w:pPr>
+      <w:rPr>
+        <w:rFonts w:ascii="Courier New" w:hAnsi="Courier New" w:cs="Courier New" w:hint="default"/>
+      </w:rPr>
+    </w:lvl>
+    <w:lvl w:ilvl="2" w:tplc="040E0005" w:tentative="1">
+      <w:start w:val="1"/>
+      <w:numFmt w:val="bullet"/>
+      <w:lvlText w:val=""/>
+      <w:lvlJc w:val="left"/>
+      <w:pPr>
+        <w:ind w:left="2869" w:hanging="360"/>
+      </w:pPr>
+      <w:rPr>
+        <w:rFonts w:ascii="Wingdings" w:hAnsi="Wingdings" w:hint="default"/>
+      </w:rPr>
+    </w:lvl>
+    <w:lvl w:ilvl="3" w:tplc="040E0001" w:tentative="1">
+      <w:start w:val="1"/>
+      <w:numFmt w:val="bullet"/>
+      <w:lvlText w:val=""/>
+      <w:lvlJc w:val="left"/>
+      <w:pPr>
+        <w:ind w:left="3589" w:hanging="360"/>
+      </w:pPr>
+      <w:rPr>
+        <w:rFonts w:ascii="Symbol" w:hAnsi="Symbol" w:hint="default"/>
+      </w:rPr>
+    </w:lvl>
+    <w:lvl w:ilvl="4" w:tplc="040E0003" w:tentative="1">
+      <w:start w:val="1"/>
+      <w:numFmt w:val="bullet"/>
+      <w:lvlText w:val="o"/>
+      <w:lvlJc w:val="left"/>
+      <w:pPr>
+        <w:ind w:left="4309" w:hanging="360"/>
+      </w:pPr>
+      <w:rPr>
+        <w:rFonts w:ascii="Courier New" w:hAnsi="Courier New" w:cs="Courier New" w:hint="default"/>
+      </w:rPr>
+    </w:lvl>
+    <w:lvl w:ilvl="5" w:tplc="040E0005" w:tentative="1">
+      <w:start w:val="1"/>
+      <w:numFmt w:val="bullet"/>
+      <w:lvlText w:val=""/>
+      <w:lvlJc w:val="left"/>
+      <w:pPr>
+        <w:ind w:left="5029" w:hanging="360"/>
+      </w:pPr>
+      <w:rPr>
+        <w:rFonts w:ascii="Wingdings" w:hAnsi="Wingdings" w:hint="default"/>
+      </w:rPr>
+    </w:lvl>
+    <w:lvl w:ilvl="6" w:tplc="040E0001" w:tentative="1">
+      <w:start w:val="1"/>
+      <w:numFmt w:val="bullet"/>
+      <w:lvlText w:val=""/>
+      <w:lvlJc w:val="left"/>
+      <w:pPr>
+        <w:ind w:left="5749" w:hanging="360"/>
+      </w:pPr>
+      <w:rPr>
+        <w:rFonts w:ascii="Symbol" w:hAnsi="Symbol" w:hint="default"/>
+      </w:rPr>
+    </w:lvl>
+    <w:lvl w:ilvl="7" w:tplc="040E0003" w:tentative="1">
+      <w:start w:val="1"/>
+      <w:numFmt w:val="bullet"/>
+      <w:lvlText w:val="o"/>
+      <w:lvlJc w:val="left"/>
+      <w:pPr>
+        <w:ind w:left="6469" w:hanging="360"/>
+      </w:pPr>
+      <w:rPr>
+        <w:rFonts w:ascii="Courier New" w:hAnsi="Courier New" w:cs="Courier New" w:hint="default"/>
+      </w:rPr>
+    </w:lvl>
+    <w:lvl w:ilvl="8" w:tplc="040E0005" w:tentative="1">
+      <w:start w:val="1"/>
+      <w:numFmt w:val="bullet"/>
+      <w:lvlText w:val=""/>
+      <w:lvlJc w:val="left"/>
+      <w:pPr>
+        <w:ind w:left="7189" w:hanging="360"/>
+      </w:pPr>
+      <w:rPr>
+        <w:rFonts w:ascii="Wingdings" w:hAnsi="Wingdings" w:hint="default"/>
+      </w:rPr>
+    </w:lvl>
+  </w:abstractNum>
+  <w:abstractNum w:abstractNumId="20" w15:restartNumberingAfterBreak="0">
+    <w:nsid w:val="62757572"/>
+    <w:multiLevelType w:val="hybridMultilevel"/>
+    <w:tmpl w:val="05FC0D28"/>
+    <w:lvl w:ilvl="0" w:tplc="FFFFFFFF">
+      <w:start w:val="1"/>
+      <w:numFmt w:val="decimal"/>
+      <w:lvlText w:val="%1."/>
+      <w:lvlJc w:val="left"/>
+      <w:pPr>
+        <w:ind w:left="780" w:hanging="360"/>
+      </w:pPr>
+      <w:rPr>
+        <w:rFonts w:hint="default"/>
+      </w:rPr>
+    </w:lvl>
+    <w:lvl w:ilvl="1" w:tplc="FFFFFFFF" w:tentative="1">
+      <w:start w:val="1"/>
+      <w:numFmt w:val="lowerLetter"/>
+      <w:lvlText w:val="%2."/>
+      <w:lvlJc w:val="left"/>
+      <w:pPr>
+        <w:ind w:left="1500" w:hanging="360"/>
+      </w:pPr>
+    </w:lvl>
+    <w:lvl w:ilvl="2" w:tplc="FFFFFFFF" w:tentative="1">
+      <w:start w:val="1"/>
+      <w:numFmt w:val="lowerRoman"/>
+      <w:lvlText w:val="%3."/>
+      <w:lvlJc w:val="right"/>
+      <w:pPr>
+        <w:ind w:left="2220" w:hanging="180"/>
+      </w:pPr>
+    </w:lvl>
+    <w:lvl w:ilvl="3" w:tplc="FFFFFFFF" w:tentative="1">
+      <w:start w:val="1"/>
+      <w:numFmt w:val="decimal"/>
+      <w:lvlText w:val="%4."/>
+      <w:lvlJc w:val="left"/>
+      <w:pPr>
+        <w:ind w:left="2940" w:hanging="360"/>
+      </w:pPr>
+    </w:lvl>
+    <w:lvl w:ilvl="4" w:tplc="FFFFFFFF" w:tentative="1">
+      <w:start w:val="1"/>
+      <w:numFmt w:val="lowerLetter"/>
+      <w:lvlText w:val="%5."/>
+      <w:lvlJc w:val="left"/>
+      <w:pPr>
+        <w:ind w:left="3660" w:hanging="360"/>
+      </w:pPr>
+    </w:lvl>
+    <w:lvl w:ilvl="5" w:tplc="FFFFFFFF" w:tentative="1">
+      <w:start w:val="1"/>
+      <w:numFmt w:val="lowerRoman"/>
+      <w:lvlText w:val="%6."/>
+      <w:lvlJc w:val="right"/>
+      <w:pPr>
+        <w:ind w:left="4380" w:hanging="180"/>
+      </w:pPr>
+    </w:lvl>
+    <w:lvl w:ilvl="6" w:tplc="FFFFFFFF" w:tentative="1">
+      <w:start w:val="1"/>
+      <w:numFmt w:val="decimal"/>
+      <w:lvlText w:val="%7."/>
+      <w:lvlJc w:val="left"/>
+      <w:pPr>
+        <w:ind w:left="5100" w:hanging="360"/>
+      </w:pPr>
+    </w:lvl>
+    <w:lvl w:ilvl="7" w:tplc="FFFFFFFF" w:tentative="1">
+      <w:start w:val="1"/>
+      <w:numFmt w:val="lowerLetter"/>
+      <w:lvlText w:val="%8."/>
+      <w:lvlJc w:val="left"/>
+      <w:pPr>
+        <w:ind w:left="5820" w:hanging="360"/>
+      </w:pPr>
+    </w:lvl>
+    <w:lvl w:ilvl="8" w:tplc="FFFFFFFF" w:tentative="1">
+      <w:start w:val="1"/>
+      <w:numFmt w:val="lowerRoman"/>
+      <w:lvlText w:val="%9."/>
+      <w:lvlJc w:val="right"/>
+      <w:pPr>
+        <w:ind w:left="6540" w:hanging="180"/>
+      </w:pPr>
+    </w:lvl>
+  </w:abstractNum>
+  <w:abstractNum w:abstractNumId="21" w15:restartNumberingAfterBreak="0">
     <w:nsid w:val="646417F3"/>
     <w:multiLevelType w:val="hybridMultilevel"/>
     <w:tmpl w:val="F5A212BE"/>
@@ -1767,10 +7063,10 @@
       </w:rPr>
     </w:lvl>
   </w:abstractNum>
-  <w:abstractNum w:abstractNumId="4" w15:restartNumberingAfterBreak="0">
+  <w:abstractNum w:abstractNumId="22" w15:restartNumberingAfterBreak="0">
     <w:nsid w:val="75713EB0"/>
     <w:multiLevelType w:val="hybridMultilevel"/>
-    <w:tmpl w:val="6CFA0F4C"/>
+    <w:tmpl w:val="627CB816"/>
     <w:lvl w:ilvl="0" w:tplc="01F42C0C">
       <w:start w:val="1"/>
       <w:numFmt w:val="decimal"/>
@@ -1783,9 +7079,10 @@
         <w:rFonts w:hint="default"/>
       </w:rPr>
     </w:lvl>
-    <w:lvl w:ilvl="1" w:tplc="7F8A62AE">
+    <w:lvl w:ilvl="1" w:tplc="A5E277A2">
       <w:start w:val="1"/>
       <w:numFmt w:val="decimal"/>
+      <w:pStyle w:val="DokumentciAlcm"/>
       <w:lvlText w:val="%2."/>
       <w:lvlJc w:val="left"/>
       <w:pPr>
@@ -1859,22 +7156,384 @@
       </w:pPr>
     </w:lvl>
   </w:abstractNum>
+  <w:abstractNum w:abstractNumId="23" w15:restartNumberingAfterBreak="0">
+    <w:nsid w:val="79631AD2"/>
+    <w:multiLevelType w:val="multilevel"/>
+    <w:tmpl w:val="370892DC"/>
+    <w:lvl w:ilvl="0">
+      <w:start w:val="2"/>
+      <w:numFmt w:val="decimal"/>
+      <w:lvlText w:val="%1"/>
+      <w:lvlJc w:val="left"/>
+      <w:pPr>
+        <w:ind w:left="420" w:hanging="420"/>
+      </w:pPr>
+      <w:rPr>
+        <w:rFonts w:hint="default"/>
+      </w:rPr>
+    </w:lvl>
+    <w:lvl w:ilvl="1">
+      <w:start w:val="1"/>
+      <w:numFmt w:val="decimal"/>
+      <w:lvlText w:val="%1.%2"/>
+      <w:lvlJc w:val="left"/>
+      <w:pPr>
+        <w:ind w:left="1440" w:hanging="720"/>
+      </w:pPr>
+      <w:rPr>
+        <w:rFonts w:hint="default"/>
+      </w:rPr>
+    </w:lvl>
+    <w:lvl w:ilvl="2">
+      <w:start w:val="1"/>
+      <w:numFmt w:val="decimal"/>
+      <w:lvlText w:val="%1.%2.%3"/>
+      <w:lvlJc w:val="left"/>
+      <w:pPr>
+        <w:ind w:left="2160" w:hanging="720"/>
+      </w:pPr>
+      <w:rPr>
+        <w:rFonts w:hint="default"/>
+      </w:rPr>
+    </w:lvl>
+    <w:lvl w:ilvl="3">
+      <w:start w:val="1"/>
+      <w:numFmt w:val="decimal"/>
+      <w:lvlText w:val="%1.%2.%3.%4"/>
+      <w:lvlJc w:val="left"/>
+      <w:pPr>
+        <w:ind w:left="3240" w:hanging="1080"/>
+      </w:pPr>
+      <w:rPr>
+        <w:rFonts w:hint="default"/>
+      </w:rPr>
+    </w:lvl>
+    <w:lvl w:ilvl="4">
+      <w:start w:val="1"/>
+      <w:numFmt w:val="decimal"/>
+      <w:lvlText w:val="%1.%2.%3.%4.%5"/>
+      <w:lvlJc w:val="left"/>
+      <w:pPr>
+        <w:ind w:left="4320" w:hanging="1440"/>
+      </w:pPr>
+      <w:rPr>
+        <w:rFonts w:hint="default"/>
+      </w:rPr>
+    </w:lvl>
+    <w:lvl w:ilvl="5">
+      <w:start w:val="1"/>
+      <w:numFmt w:val="decimal"/>
+      <w:lvlText w:val="%1.%2.%3.%4.%5.%6"/>
+      <w:lvlJc w:val="left"/>
+      <w:pPr>
+        <w:ind w:left="5040" w:hanging="1440"/>
+      </w:pPr>
+      <w:rPr>
+        <w:rFonts w:hint="default"/>
+      </w:rPr>
+    </w:lvl>
+    <w:lvl w:ilvl="6">
+      <w:start w:val="1"/>
+      <w:numFmt w:val="decimal"/>
+      <w:lvlText w:val="%1.%2.%3.%4.%5.%6.%7"/>
+      <w:lvlJc w:val="left"/>
+      <w:pPr>
+        <w:ind w:left="6120" w:hanging="1800"/>
+      </w:pPr>
+      <w:rPr>
+        <w:rFonts w:hint="default"/>
+      </w:rPr>
+    </w:lvl>
+    <w:lvl w:ilvl="7">
+      <w:start w:val="1"/>
+      <w:numFmt w:val="decimal"/>
+      <w:lvlText w:val="%1.%2.%3.%4.%5.%6.%7.%8"/>
+      <w:lvlJc w:val="left"/>
+      <w:pPr>
+        <w:ind w:left="7200" w:hanging="2160"/>
+      </w:pPr>
+      <w:rPr>
+        <w:rFonts w:hint="default"/>
+      </w:rPr>
+    </w:lvl>
+    <w:lvl w:ilvl="8">
+      <w:start w:val="1"/>
+      <w:numFmt w:val="decimal"/>
+      <w:lvlText w:val="%1.%2.%3.%4.%5.%6.%7.%8.%9"/>
+      <w:lvlJc w:val="left"/>
+      <w:pPr>
+        <w:ind w:left="7920" w:hanging="2160"/>
+      </w:pPr>
+      <w:rPr>
+        <w:rFonts w:hint="default"/>
+      </w:rPr>
+    </w:lvl>
+  </w:abstractNum>
+  <w:abstractNum w:abstractNumId="24" w15:restartNumberingAfterBreak="0">
+    <w:nsid w:val="7D102B5C"/>
+    <w:multiLevelType w:val="hybridMultilevel"/>
+    <w:tmpl w:val="859A041C"/>
+    <w:lvl w:ilvl="0" w:tplc="040E000F">
+      <w:start w:val="1"/>
+      <w:numFmt w:val="decimal"/>
+      <w:lvlText w:val="%1."/>
+      <w:lvlJc w:val="left"/>
+      <w:pPr>
+        <w:ind w:left="720" w:hanging="360"/>
+      </w:pPr>
+      <w:rPr>
+        <w:rFonts w:hint="default"/>
+      </w:rPr>
+    </w:lvl>
+    <w:lvl w:ilvl="1" w:tplc="040E0019" w:tentative="1">
+      <w:start w:val="1"/>
+      <w:numFmt w:val="lowerLetter"/>
+      <w:lvlText w:val="%2."/>
+      <w:lvlJc w:val="left"/>
+      <w:pPr>
+        <w:ind w:left="1440" w:hanging="360"/>
+      </w:pPr>
+    </w:lvl>
+    <w:lvl w:ilvl="2" w:tplc="040E001B" w:tentative="1">
+      <w:start w:val="1"/>
+      <w:numFmt w:val="lowerRoman"/>
+      <w:lvlText w:val="%3."/>
+      <w:lvlJc w:val="right"/>
+      <w:pPr>
+        <w:ind w:left="2160" w:hanging="180"/>
+      </w:pPr>
+    </w:lvl>
+    <w:lvl w:ilvl="3" w:tplc="040E000F" w:tentative="1">
+      <w:start w:val="1"/>
+      <w:numFmt w:val="decimal"/>
+      <w:lvlText w:val="%4."/>
+      <w:lvlJc w:val="left"/>
+      <w:pPr>
+        <w:ind w:left="2880" w:hanging="360"/>
+      </w:pPr>
+    </w:lvl>
+    <w:lvl w:ilvl="4" w:tplc="040E0019" w:tentative="1">
+      <w:start w:val="1"/>
+      <w:numFmt w:val="lowerLetter"/>
+      <w:lvlText w:val="%5."/>
+      <w:lvlJc w:val="left"/>
+      <w:pPr>
+        <w:ind w:left="3600" w:hanging="360"/>
+      </w:pPr>
+    </w:lvl>
+    <w:lvl w:ilvl="5" w:tplc="040E001B" w:tentative="1">
+      <w:start w:val="1"/>
+      <w:numFmt w:val="lowerRoman"/>
+      <w:lvlText w:val="%6."/>
+      <w:lvlJc w:val="right"/>
+      <w:pPr>
+        <w:ind w:left="4320" w:hanging="180"/>
+      </w:pPr>
+    </w:lvl>
+    <w:lvl w:ilvl="6" w:tplc="040E000F" w:tentative="1">
+      <w:start w:val="1"/>
+      <w:numFmt w:val="decimal"/>
+      <w:lvlText w:val="%7."/>
+      <w:lvlJc w:val="left"/>
+      <w:pPr>
+        <w:ind w:left="5040" w:hanging="360"/>
+      </w:pPr>
+    </w:lvl>
+    <w:lvl w:ilvl="7" w:tplc="040E0019" w:tentative="1">
+      <w:start w:val="1"/>
+      <w:numFmt w:val="lowerLetter"/>
+      <w:lvlText w:val="%8."/>
+      <w:lvlJc w:val="left"/>
+      <w:pPr>
+        <w:ind w:left="5760" w:hanging="360"/>
+      </w:pPr>
+    </w:lvl>
+    <w:lvl w:ilvl="8" w:tplc="040E001B" w:tentative="1">
+      <w:start w:val="1"/>
+      <w:numFmt w:val="lowerRoman"/>
+      <w:lvlText w:val="%9."/>
+      <w:lvlJc w:val="right"/>
+      <w:pPr>
+        <w:ind w:left="6480" w:hanging="180"/>
+      </w:pPr>
+    </w:lvl>
+  </w:abstractNum>
+  <w:abstractNum w:abstractNumId="25" w15:restartNumberingAfterBreak="0">
+    <w:nsid w:val="7E171791"/>
+    <w:multiLevelType w:val="hybridMultilevel"/>
+    <w:tmpl w:val="EB2A6F4C"/>
+    <w:lvl w:ilvl="0" w:tplc="7A521326">
+      <w:start w:val="1"/>
+      <w:numFmt w:val="decimal"/>
+      <w:lvlText w:val="%1."/>
+      <w:lvlJc w:val="left"/>
+      <w:pPr>
+        <w:ind w:left="1080" w:hanging="360"/>
+      </w:pPr>
+      <w:rPr>
+        <w:rFonts w:hint="default"/>
+      </w:rPr>
+    </w:lvl>
+    <w:lvl w:ilvl="1" w:tplc="040E0019" w:tentative="1">
+      <w:start w:val="1"/>
+      <w:numFmt w:val="lowerLetter"/>
+      <w:lvlText w:val="%2."/>
+      <w:lvlJc w:val="left"/>
+      <w:pPr>
+        <w:ind w:left="1800" w:hanging="360"/>
+      </w:pPr>
+    </w:lvl>
+    <w:lvl w:ilvl="2" w:tplc="040E001B" w:tentative="1">
+      <w:start w:val="1"/>
+      <w:numFmt w:val="lowerRoman"/>
+      <w:lvlText w:val="%3."/>
+      <w:lvlJc w:val="right"/>
+      <w:pPr>
+        <w:ind w:left="2520" w:hanging="180"/>
+      </w:pPr>
+    </w:lvl>
+    <w:lvl w:ilvl="3" w:tplc="040E000F" w:tentative="1">
+      <w:start w:val="1"/>
+      <w:numFmt w:val="decimal"/>
+      <w:lvlText w:val="%4."/>
+      <w:lvlJc w:val="left"/>
+      <w:pPr>
+        <w:ind w:left="3240" w:hanging="360"/>
+      </w:pPr>
+    </w:lvl>
+    <w:lvl w:ilvl="4" w:tplc="040E0019" w:tentative="1">
+      <w:start w:val="1"/>
+      <w:numFmt w:val="lowerLetter"/>
+      <w:lvlText w:val="%5."/>
+      <w:lvlJc w:val="left"/>
+      <w:pPr>
+        <w:ind w:left="3960" w:hanging="360"/>
+      </w:pPr>
+    </w:lvl>
+    <w:lvl w:ilvl="5" w:tplc="040E001B" w:tentative="1">
+      <w:start w:val="1"/>
+      <w:numFmt w:val="lowerRoman"/>
+      <w:lvlText w:val="%6."/>
+      <w:lvlJc w:val="right"/>
+      <w:pPr>
+        <w:ind w:left="4680" w:hanging="180"/>
+      </w:pPr>
+    </w:lvl>
+    <w:lvl w:ilvl="6" w:tplc="040E000F" w:tentative="1">
+      <w:start w:val="1"/>
+      <w:numFmt w:val="decimal"/>
+      <w:lvlText w:val="%7."/>
+      <w:lvlJc w:val="left"/>
+      <w:pPr>
+        <w:ind w:left="5400" w:hanging="360"/>
+      </w:pPr>
+    </w:lvl>
+    <w:lvl w:ilvl="7" w:tplc="040E0019" w:tentative="1">
+      <w:start w:val="1"/>
+      <w:numFmt w:val="lowerLetter"/>
+      <w:lvlText w:val="%8."/>
+      <w:lvlJc w:val="left"/>
+      <w:pPr>
+        <w:ind w:left="6120" w:hanging="360"/>
+      </w:pPr>
+    </w:lvl>
+    <w:lvl w:ilvl="8" w:tplc="040E001B" w:tentative="1">
+      <w:start w:val="1"/>
+      <w:numFmt w:val="lowerRoman"/>
+      <w:lvlText w:val="%9."/>
+      <w:lvlJc w:val="right"/>
+      <w:pPr>
+        <w:ind w:left="6840" w:hanging="180"/>
+      </w:pPr>
+    </w:lvl>
+  </w:abstractNum>
   <w:num w:numId="1" w16cid:durableId="1272587989">
+    <w:abstractNumId w:val="21"/>
+  </w:num>
+  <w:num w:numId="2" w16cid:durableId="1463115346">
+    <w:abstractNumId w:val="13"/>
+  </w:num>
+  <w:num w:numId="3" w16cid:durableId="459763914">
+    <w:abstractNumId w:val="16"/>
+  </w:num>
+  <w:num w:numId="4" w16cid:durableId="920141657">
+    <w:abstractNumId w:val="22"/>
+  </w:num>
+  <w:num w:numId="5" w16cid:durableId="23674574">
+    <w:abstractNumId w:val="12"/>
+  </w:num>
+  <w:num w:numId="6" w16cid:durableId="2021076392">
+    <w:abstractNumId w:val="14"/>
+  </w:num>
+  <w:num w:numId="7" w16cid:durableId="1356812871">
+    <w:abstractNumId w:val="4"/>
+  </w:num>
+  <w:num w:numId="8" w16cid:durableId="86582687">
+    <w:abstractNumId w:val="7"/>
+  </w:num>
+  <w:num w:numId="9" w16cid:durableId="2056806720">
+    <w:abstractNumId w:val="1"/>
+  </w:num>
+  <w:num w:numId="10" w16cid:durableId="414743928">
+    <w:abstractNumId w:val="17"/>
+  </w:num>
+  <w:num w:numId="11" w16cid:durableId="206334075">
+    <w:abstractNumId w:val="10"/>
+  </w:num>
+  <w:num w:numId="12" w16cid:durableId="1655794956">
+    <w:abstractNumId w:val="0"/>
+  </w:num>
+  <w:num w:numId="13" w16cid:durableId="547760087">
+    <w:abstractNumId w:val="5"/>
+  </w:num>
+  <w:num w:numId="14" w16cid:durableId="85225277">
+    <w:abstractNumId w:val="15"/>
+  </w:num>
+  <w:num w:numId="15" w16cid:durableId="436680465">
     <w:abstractNumId w:val="3"/>
   </w:num>
-  <w:num w:numId="2" w16cid:durableId="1463115346">
-    <w:abstractNumId w:val="1"/>
+  <w:num w:numId="16" w16cid:durableId="1928999063">
+    <w:abstractNumId w:val="20"/>
   </w:num>
-  <w:num w:numId="3" w16cid:durableId="459763914">
+  <w:num w:numId="17" w16cid:durableId="1697196509">
+    <w:abstractNumId w:val="24"/>
+  </w:num>
+  <w:num w:numId="18" w16cid:durableId="1639338664">
+    <w:abstractNumId w:val="25"/>
+  </w:num>
+  <w:num w:numId="19" w16cid:durableId="28801657">
+    <w:abstractNumId w:val="6"/>
+  </w:num>
+  <w:num w:numId="20" w16cid:durableId="845440338">
+    <w:abstractNumId w:val="23"/>
+  </w:num>
+  <w:num w:numId="21" w16cid:durableId="763764663">
     <w:abstractNumId w:val="2"/>
   </w:num>
-  <w:num w:numId="4" w16cid:durableId="920141657">
-    <w:abstractNumId w:val="4"/>
+  <w:num w:numId="22" w16cid:durableId="292256259">
+    <w:abstractNumId w:val="11"/>
   </w:num>
-  <w:num w:numId="5" w16cid:durableId="23674574">
-    <w:abstractNumId w:val="0"/>
+  <w:num w:numId="23" w16cid:durableId="479924013">
+    <w:abstractNumId w:val="19"/>
+  </w:num>
+  <w:num w:numId="24" w16cid:durableId="1649745141">
+    <w:abstractNumId w:val="8"/>
+  </w:num>
+  <w:num w:numId="25" w16cid:durableId="1242373527">
+    <w:abstractNumId w:val="18"/>
+  </w:num>
+  <w:num w:numId="26" w16cid:durableId="983118067">
+    <w:abstractNumId w:val="9"/>
   </w:num>
 </w:numbering>
+</file>
+
+<file path=word/people.xml><?xml version="1.0" encoding="utf-8"?>
+<w15:people xmlns:wpc="http://schemas.microsoft.com/office/word/2010/wordprocessingCanvas" xmlns:cx="http://schemas.microsoft.com/office/drawing/2014/chartex" xmlns:cx1="http://schemas.microsoft.com/office/drawing/2015/9/8/chartex" xmlns:cx2="http://schemas.microsoft.com/office/drawing/2015/10/21/chartex" xmlns:cx3="http://schemas.microsoft.com/office/drawing/2016/5/9/chartex" xmlns:cx4="http://schemas.microsoft.com/office/drawing/2016/5/10/chartex" xmlns:cx5="http://schemas.microsoft.com/office/drawing/2016/5/11/chartex" xmlns:cx6="http://schemas.microsoft.com/office/drawing/2016/5/12/chartex" xmlns:cx7="http://schemas.microsoft.com/office/drawing/2016/5/13/chartex" xmlns:cx8="http://schemas.microsoft.com/office/drawing/2016/5/14/chartex" xmlns:mc="http://schemas.openxmlformats.org/markup-compatibility/2006" xmlns:aink="http://schemas.microsoft.com/office/drawing/2016/ink" xmlns:am3d="http://schemas.microsoft.com/office/drawing/2017/model3d" xmlns:o="urn:schemas-microsoft-com:office:office" xmlns:oel="http://schemas.microsoft.com/office/2019/extlst" xmlns:r="http://schemas.openxmlformats.org/officeDocument/2006/relationships" xmlns:m="http://schemas.openxmlformats.org/officeDocument/2006/math" xmlns:v="urn:schemas-microsoft-com:vml" xmlns:wp14="http://schemas.microsoft.com/office/word/2010/wordprocessingDrawing" xmlns:wp="http://schemas.openxmlformats.org/drawingml/2006/wordprocessingDrawing" xmlns:w10="urn:schemas-microsoft-com:office:word" xmlns:w="http://schemas.openxmlformats.org/wordprocessingml/2006/main" xmlns:w14="http://schemas.microsoft.com/office/word/2010/wordml" xmlns:w15="http://schemas.microsoft.com/office/word/2012/wordml" xmlns:w16cex="http://schemas.microsoft.com/office/word/2018/wordml/cex" xmlns:w16cid="http://schemas.microsoft.com/office/word/2016/wordml/cid" xmlns:w16="http://schemas.microsoft.com/office/word/2018/wordml" xmlns:w16du="http://schemas.microsoft.com/office/word/2023/wordml/word16du" xmlns:w16sdtdh="http://schemas.microsoft.com/office/word/2020/wordml/sdtdatahash" xmlns:w16sdtfl="http://schemas.microsoft.com/office/word/2024/wordml/sdtformatlock" xmlns:w16se="http://schemas.microsoft.com/office/word/2015/wordml/symex" xmlns:wpg="http://schemas.microsoft.com/office/word/2010/wordprocessingGroup" xmlns:wpi="http://schemas.microsoft.com/office/word/2010/wordprocessingInk" xmlns:wne="http://schemas.microsoft.com/office/word/2006/wordml" xmlns:wps="http://schemas.microsoft.com/office/word/2010/wordprocessingShape" mc:Ignorable="w14 w15 w16se w16cid w16 w16cex w16sdtdh w16sdtfl w16du wp14">
+  <w15:person w15:author="O365 felhasználó">
+    <w15:presenceInfo w15:providerId="AD" w15:userId="S::295d360e-00d8-4b5b-9f76-32652344cd9a@m365.edu.hu::92ae9776-d61a-44cb-9c2f-d236b2f6434f"/>
+  </w15:person>
+</w15:people>
 </file>
 
 <file path=word/styles.xml><?xml version="1.0" encoding="utf-8"?>
@@ -2480,7 +8139,6 @@
   <w:style w:type="character" w:default="1" w:styleId="Bekezdsalapbettpusa">
     <w:name w:val="Default Paragraph Font"/>
     <w:uiPriority w:val="1"/>
-    <w:semiHidden/>
     <w:unhideWhenUsed/>
   </w:style>
   <w:style w:type="table" w:default="1" w:styleId="Normltblzat">
@@ -2853,8 +8511,13 @@
     <w:link w:val="DokumentciAlcmChar"/>
     <w:autoRedefine/>
     <w:qFormat/>
-    <w:rsid w:val="00311AF0"/>
+    <w:rsid w:val="001D2160"/>
     <w:pPr>
+      <w:numPr>
+        <w:ilvl w:val="1"/>
+        <w:numId w:val="4"/>
+      </w:numPr>
+      <w:ind w:left="0"/>
       <w:jc w:val="center"/>
     </w:pPr>
     <w:rPr>
@@ -2866,7 +8529,7 @@
     <w:name w:val="DokumentációAlcím Char"/>
     <w:basedOn w:val="DokumentciNagyCmChar"/>
     <w:link w:val="DokumentciAlcm"/>
-    <w:rsid w:val="00311AF0"/>
+    <w:rsid w:val="001D2160"/>
     <w:rPr>
       <w:rFonts w:ascii="Times New Roman" w:eastAsiaTheme="majorEastAsia" w:hAnsi="Times New Roman" w:cstheme="majorBidi"/>
       <w:b/>
@@ -2942,6 +8605,110 @@
       <w:sz w:val="32"/>
       <w:szCs w:val="32"/>
       <w:u w:val="single"/>
+    </w:rPr>
+  </w:style>
+  <w:style w:type="character" w:styleId="Jegyzethivatkozs">
+    <w:name w:val="annotation reference"/>
+    <w:basedOn w:val="Bekezdsalapbettpusa"/>
+    <w:uiPriority w:val="99"/>
+    <w:semiHidden/>
+    <w:unhideWhenUsed/>
+    <w:rsid w:val="009D2927"/>
+    <w:rPr>
+      <w:sz w:val="16"/>
+      <w:szCs w:val="16"/>
+    </w:rPr>
+  </w:style>
+  <w:style w:type="paragraph" w:styleId="Jegyzetszveg">
+    <w:name w:val="annotation text"/>
+    <w:basedOn w:val="Norml"/>
+    <w:link w:val="JegyzetszvegChar"/>
+    <w:uiPriority w:val="99"/>
+    <w:unhideWhenUsed/>
+    <w:rsid w:val="009D2927"/>
+    <w:pPr>
+      <w:spacing w:line="240" w:lineRule="auto"/>
+    </w:pPr>
+    <w:rPr>
+      <w:sz w:val="20"/>
+      <w:szCs w:val="20"/>
+    </w:rPr>
+  </w:style>
+  <w:style w:type="character" w:customStyle="1" w:styleId="JegyzetszvegChar">
+    <w:name w:val="Jegyzetszöveg Char"/>
+    <w:basedOn w:val="Bekezdsalapbettpusa"/>
+    <w:link w:val="Jegyzetszveg"/>
+    <w:uiPriority w:val="99"/>
+    <w:rsid w:val="009D2927"/>
+    <w:rPr>
+      <w:sz w:val="20"/>
+      <w:szCs w:val="20"/>
+    </w:rPr>
+  </w:style>
+  <w:style w:type="paragraph" w:styleId="Megjegyzstrgya">
+    <w:name w:val="annotation subject"/>
+    <w:basedOn w:val="Jegyzetszveg"/>
+    <w:next w:val="Jegyzetszveg"/>
+    <w:link w:val="MegjegyzstrgyaChar"/>
+    <w:uiPriority w:val="99"/>
+    <w:semiHidden/>
+    <w:unhideWhenUsed/>
+    <w:rsid w:val="009D2927"/>
+    <w:rPr>
+      <w:b/>
+      <w:bCs/>
+    </w:rPr>
+  </w:style>
+  <w:style w:type="character" w:customStyle="1" w:styleId="MegjegyzstrgyaChar">
+    <w:name w:val="Megjegyzés tárgya Char"/>
+    <w:basedOn w:val="JegyzetszvegChar"/>
+    <w:link w:val="Megjegyzstrgya"/>
+    <w:uiPriority w:val="99"/>
+    <w:semiHidden/>
+    <w:rsid w:val="009D2927"/>
+    <w:rPr>
+      <w:b/>
+      <w:bCs/>
+      <w:sz w:val="20"/>
+      <w:szCs w:val="20"/>
+    </w:rPr>
+  </w:style>
+  <w:style w:type="table" w:styleId="Rcsostblzat">
+    <w:name w:val="Table Grid"/>
+    <w:basedOn w:val="Normltblzat"/>
+    <w:uiPriority w:val="39"/>
+    <w:rsid w:val="007D039E"/>
+    <w:pPr>
+      <w:spacing w:after="0" w:line="240" w:lineRule="auto"/>
+    </w:pPr>
+    <w:tblPr>
+      <w:tblBorders>
+        <w:top w:val="single" w:sz="4" w:space="0" w:color="auto"/>
+        <w:left w:val="single" w:sz="4" w:space="0" w:color="auto"/>
+        <w:bottom w:val="single" w:sz="4" w:space="0" w:color="auto"/>
+        <w:right w:val="single" w:sz="4" w:space="0" w:color="auto"/>
+        <w:insideH w:val="single" w:sz="4" w:space="0" w:color="auto"/>
+        <w:insideV w:val="single" w:sz="4" w:space="0" w:color="auto"/>
+      </w:tblBorders>
+    </w:tblPr>
+  </w:style>
+  <w:style w:type="paragraph" w:styleId="Kpalrs">
+    <w:name w:val="caption"/>
+    <w:basedOn w:val="Norml"/>
+    <w:next w:val="Norml"/>
+    <w:uiPriority w:val="35"/>
+    <w:unhideWhenUsed/>
+    <w:qFormat/>
+    <w:rsid w:val="00642292"/>
+    <w:pPr>
+      <w:spacing w:after="200" w:line="240" w:lineRule="auto"/>
+    </w:pPr>
+    <w:rPr>
+      <w:i/>
+      <w:iCs/>
+      <w:color w:val="0E2841" w:themeColor="text2"/>
+      <w:sz w:val="18"/>
+      <w:szCs w:val="18"/>
     </w:rPr>
   </w:style>
 </w:styles>

--- a/Fit&Mindfull_Dokumentáció.docx
+++ b/Fit&Mindfull_Dokumentáció.docx
@@ -1077,16 +1077,7 @@
     </w:p>
     <w:p>
       <w:r>
-        <w:t xml:space="preserve">A Fit&amp;Mindful funkcióinak eléréséhez regisztrációra és bejelentkezésre van szükség. Ha még nincs profilod, néhány egyszerű lépésben létrehozhatod a saját fiókodat, hogy azonnal hozzáférj személyre szabott edzésterveidhez, </w:t>
-      </w:r>
-      <w:r>
-        <w:t xml:space="preserve">mentális egészség kihívásokhoz </w:t>
-      </w:r>
-      <w:r>
-        <w:t>és a</w:t>
-      </w:r>
-      <w:r>
-        <w:t>z ételnapló funkcióhoz</w:t>
+        <w:t>A Fit&amp;Mindful funkcióinak eléréséhez regisztrációra és bejelentkezésre van szükség. Ha még nincs profilod, néhány egyszerű lépésben létrehozhatod a saját fiókodat, hogy azonnal hozzáférj személyre szabott edzésterveidhez, mentális egészség kihívásokhoz és az ételnapló funkcióhoz</w:t>
       </w:r>
     </w:p>
     <w:p>
@@ -1128,7 +1119,13 @@
         <w:jc w:val="right"/>
       </w:pPr>
       <w:r>
-        <w:t>Üdvözlettel, A Fit&amp;Mindful csapata</w:t>
+        <w:t>Üdvözlettel</w:t>
+      </w:r>
+      <w:r>
+        <w:t>:</w:t>
+      </w:r>
+      <w:r>
+        <w:t xml:space="preserve"> A Fit&amp;Mindful csapata</w:t>
       </w:r>
     </w:p>
     <w:p>
@@ -1521,13 +1518,7 @@
     </w:p>
     <w:p>
       <w:r>
-        <w:t>A weboldal felkeresésekor vagy az alkalmazás elindításakor ugyan az a felület</w:t>
-      </w:r>
-      <w:r>
-        <w:t xml:space="preserve"> </w:t>
-      </w:r>
-      <w:r>
-        <w:t>fogad mindenkit bejelentkezéstől függetlenül.</w:t>
+        <w:t>A weboldal felkeresésekor vagy az alkalmazás elindításakor ugyan az a felület fogad mindenkit bejelentkezéstől függetlenül.</w:t>
       </w:r>
     </w:p>
     <w:p>
@@ -1747,9 +1738,140 @@
         </mc:AlternateContent>
       </w:r>
       <w:r>
-        <w:t>A felületen megjelenő Sign-in gombra kattintva a felhasználó be tud jelentkezni – amennyiben nincs fiókja az átvezetett felületen van lehetőség a link segítségével elnavigálni arra az oldalra, ahol megteheti.</w:t>
-      </w:r>
-    </w:p>
+        <w:t>A felületen megjelenő Sign-in gombra kattintva a felhasználó be tud jelentkezni – amennyiben nincs fiókja az átvezetett felületen van lehetőség a link segítségével elnavigálni arra az oldalra, ahol megteheti</w:t>
+      </w:r>
+      <w:r>
+        <w:t xml:space="preserve"> (2,3 ábra)</w:t>
+      </w:r>
+      <w:r>
+        <w:t>.</w:t>
+      </w:r>
+    </w:p>
+    <w:p/>
+    <w:p>
+      <w:r>
+        <w:rPr>
+          <w:noProof/>
+        </w:rPr>
+        <w:drawing>
+          <wp:anchor distT="0" distB="0" distL="114300" distR="114300" simplePos="0" relativeHeight="251675648" behindDoc="0" locked="0" layoutInCell="1" allowOverlap="1" wp14:anchorId="66D667E0" wp14:editId="441DFAA1">
+            <wp:simplePos x="0" y="0"/>
+            <wp:positionH relativeFrom="column">
+              <wp:posOffset>-96764</wp:posOffset>
+            </wp:positionH>
+            <wp:positionV relativeFrom="paragraph">
+              <wp:posOffset>119722</wp:posOffset>
+            </wp:positionV>
+            <wp:extent cx="2630758" cy="1225159"/>
+            <wp:effectExtent l="0" t="0" r="0" b="0"/>
+            <wp:wrapSquare wrapText="bothSides"/>
+            <wp:docPr id="1160730790" name="Kép 8" descr="A képen szöveg, képernyőkép, szoftver, Operációs rendszer látható&#10;&#10;Előfordulhat, hogy az AI által létrehozott tartalom helytelen."/>
+            <wp:cNvGraphicFramePr>
+              <a:graphicFrameLocks xmlns:a="http://schemas.openxmlformats.org/drawingml/2006/main" noChangeAspect="1"/>
+            </wp:cNvGraphicFramePr>
+            <a:graphic xmlns:a="http://schemas.openxmlformats.org/drawingml/2006/main">
+              <a:graphicData uri="http://schemas.openxmlformats.org/drawingml/2006/picture">
+                <pic:pic xmlns:pic="http://schemas.openxmlformats.org/drawingml/2006/picture">
+                  <pic:nvPicPr>
+                    <pic:cNvPr id="1160730790" name="Kép 8" descr="A képen szöveg, képernyőkép, szoftver, Operációs rendszer látható&#10;&#10;Előfordulhat, hogy az AI által létrehozott tartalom helytelen."/>
+                    <pic:cNvPicPr/>
+                  </pic:nvPicPr>
+                  <pic:blipFill>
+                    <a:blip r:embed="rId14" cstate="print">
+                      <a:extLst>
+                        <a:ext uri="{28A0092B-C50C-407E-A947-70E740481C1C}">
+                          <a14:useLocalDpi xmlns:a14="http://schemas.microsoft.com/office/drawing/2010/main" val="0"/>
+                        </a:ext>
+                      </a:extLst>
+                    </a:blip>
+                    <a:stretch>
+                      <a:fillRect/>
+                    </a:stretch>
+                  </pic:blipFill>
+                  <pic:spPr>
+                    <a:xfrm>
+                      <a:off x="0" y="0"/>
+                      <a:ext cx="2630758" cy="1225159"/>
+                    </a:xfrm>
+                    <a:prstGeom prst="rect">
+                      <a:avLst/>
+                    </a:prstGeom>
+                  </pic:spPr>
+                </pic:pic>
+              </a:graphicData>
+            </a:graphic>
+            <wp14:sizeRelH relativeFrom="margin">
+              <wp14:pctWidth>0</wp14:pctWidth>
+            </wp14:sizeRelH>
+            <wp14:sizeRelV relativeFrom="margin">
+              <wp14:pctHeight>0</wp14:pctHeight>
+            </wp14:sizeRelV>
+          </wp:anchor>
+        </w:drawing>
+      </w:r>
+      <w:r>
+        <w:rPr>
+          <w:noProof/>
+        </w:rPr>
+        <w:drawing>
+          <wp:anchor distT="0" distB="0" distL="114300" distR="114300" simplePos="0" relativeHeight="251674624" behindDoc="0" locked="0" layoutInCell="1" allowOverlap="1" wp14:anchorId="03EF9DA5" wp14:editId="1CD57609">
+            <wp:simplePos x="0" y="0"/>
+            <wp:positionH relativeFrom="margin">
+              <wp:align>right</wp:align>
+            </wp:positionH>
+            <wp:positionV relativeFrom="paragraph">
+              <wp:posOffset>119477</wp:posOffset>
+            </wp:positionV>
+            <wp:extent cx="2772410" cy="1278255"/>
+            <wp:effectExtent l="0" t="0" r="8890" b="0"/>
+            <wp:wrapNone/>
+            <wp:docPr id="248565569" name="Kép 7" descr="A képen szöveg, képernyőkép, Betűtípus, tervezés látható&#10;&#10;Előfordulhat, hogy az AI által létrehozott tartalom helytelen."/>
+            <wp:cNvGraphicFramePr>
+              <a:graphicFrameLocks xmlns:a="http://schemas.openxmlformats.org/drawingml/2006/main" noChangeAspect="1"/>
+            </wp:cNvGraphicFramePr>
+            <a:graphic xmlns:a="http://schemas.openxmlformats.org/drawingml/2006/main">
+              <a:graphicData uri="http://schemas.openxmlformats.org/drawingml/2006/picture">
+                <pic:pic xmlns:pic="http://schemas.openxmlformats.org/drawingml/2006/picture">
+                  <pic:nvPicPr>
+                    <pic:cNvPr id="248565569" name="Kép 7" descr="A képen szöveg, képernyőkép, Betűtípus, tervezés látható&#10;&#10;Előfordulhat, hogy az AI által létrehozott tartalom helytelen."/>
+                    <pic:cNvPicPr/>
+                  </pic:nvPicPr>
+                  <pic:blipFill>
+                    <a:blip r:embed="rId15" cstate="print">
+                      <a:extLst>
+                        <a:ext uri="{28A0092B-C50C-407E-A947-70E740481C1C}">
+                          <a14:useLocalDpi xmlns:a14="http://schemas.microsoft.com/office/drawing/2010/main" val="0"/>
+                        </a:ext>
+                      </a:extLst>
+                    </a:blip>
+                    <a:stretch>
+                      <a:fillRect/>
+                    </a:stretch>
+                  </pic:blipFill>
+                  <pic:spPr>
+                    <a:xfrm>
+                      <a:off x="0" y="0"/>
+                      <a:ext cx="2772410" cy="1278255"/>
+                    </a:xfrm>
+                    <a:prstGeom prst="rect">
+                      <a:avLst/>
+                    </a:prstGeom>
+                  </pic:spPr>
+                </pic:pic>
+              </a:graphicData>
+            </a:graphic>
+            <wp14:sizeRelH relativeFrom="margin">
+              <wp14:pctWidth>0</wp14:pctWidth>
+            </wp14:sizeRelH>
+            <wp14:sizeRelV relativeFrom="margin">
+              <wp14:pctHeight>0</wp14:pctHeight>
+            </wp14:sizeRelV>
+          </wp:anchor>
+        </w:drawing>
+      </w:r>
+    </w:p>
+    <w:p/>
+    <w:p/>
     <w:p>
       <w:r>
         <w:rPr>
@@ -1758,13 +1880,582 @@
         <mc:AlternateContent>
           <mc:Choice Requires="wps">
             <w:drawing>
-              <wp:anchor distT="0" distB="0" distL="114300" distR="114300" simplePos="0" relativeHeight="251673600" behindDoc="1" locked="0" layoutInCell="1" allowOverlap="1" wp14:anchorId="5651E2DF" wp14:editId="09E603DA">
+              <wp:anchor distT="0" distB="0" distL="114300" distR="114300" simplePos="0" relativeHeight="251682816" behindDoc="0" locked="0" layoutInCell="1" allowOverlap="1" wp14:anchorId="7245736F" wp14:editId="7B8D0209">
                 <wp:simplePos x="0" y="0"/>
                 <wp:positionH relativeFrom="column">
-                  <wp:posOffset>-88900</wp:posOffset>
+                  <wp:posOffset>3783281</wp:posOffset>
                 </wp:positionH>
                 <wp:positionV relativeFrom="paragraph">
-                  <wp:posOffset>1939925</wp:posOffset>
+                  <wp:posOffset>301283</wp:posOffset>
+                </wp:positionV>
+                <wp:extent cx="1089807" cy="134717"/>
+                <wp:effectExtent l="0" t="0" r="15240" b="17780"/>
+                <wp:wrapNone/>
+                <wp:docPr id="891109585" name="Ellipszis 9"/>
+                <wp:cNvGraphicFramePr/>
+                <a:graphic xmlns:a="http://schemas.openxmlformats.org/drawingml/2006/main">
+                  <a:graphicData uri="http://schemas.microsoft.com/office/word/2010/wordprocessingShape">
+                    <wps:wsp>
+                      <wps:cNvSpPr/>
+                      <wps:spPr>
+                        <a:xfrm>
+                          <a:off x="0" y="0"/>
+                          <a:ext cx="1089807" cy="134717"/>
+                        </a:xfrm>
+                        <a:prstGeom prst="ellipse">
+                          <a:avLst/>
+                        </a:prstGeom>
+                        <a:noFill/>
+                        <a:ln>
+                          <a:solidFill>
+                            <a:schemeClr val="bg1"/>
+                          </a:solidFill>
+                        </a:ln>
+                      </wps:spPr>
+                      <wps:style>
+                        <a:lnRef idx="2">
+                          <a:schemeClr val="accent1">
+                            <a:shade val="15000"/>
+                          </a:schemeClr>
+                        </a:lnRef>
+                        <a:fillRef idx="1">
+                          <a:schemeClr val="accent1"/>
+                        </a:fillRef>
+                        <a:effectRef idx="0">
+                          <a:schemeClr val="accent1"/>
+                        </a:effectRef>
+                        <a:fontRef idx="minor">
+                          <a:schemeClr val="lt1"/>
+                        </a:fontRef>
+                      </wps:style>
+                      <wps:bodyPr rot="0" spcFirstLastPara="0" vertOverflow="overflow" horzOverflow="overflow" vert="horz" wrap="square" lIns="91440" tIns="45720" rIns="91440" bIns="45720" numCol="1" spcCol="0" rtlCol="0" fromWordArt="0" anchor="ctr" anchorCtr="0" forceAA="0" compatLnSpc="1">
+                        <a:prstTxWarp prst="textNoShape">
+                          <a:avLst/>
+                        </a:prstTxWarp>
+                        <a:noAutofit/>
+                      </wps:bodyPr>
+                    </wps:wsp>
+                  </a:graphicData>
+                </a:graphic>
+                <wp14:sizeRelH relativeFrom="margin">
+                  <wp14:pctWidth>0</wp14:pctWidth>
+                </wp14:sizeRelH>
+                <wp14:sizeRelV relativeFrom="margin">
+                  <wp14:pctHeight>0</wp14:pctHeight>
+                </wp14:sizeRelV>
+              </wp:anchor>
+            </w:drawing>
+          </mc:Choice>
+          <mc:Fallback>
+            <w:pict>
+              <v:oval w14:anchorId="0367F4D8" id="Ellipszis 9" o:spid="_x0000_s1026" style="position:absolute;margin-left:297.9pt;margin-top:23.7pt;width:85.8pt;height:10.6pt;z-index:251682816;visibility:visible;mso-wrap-style:square;mso-width-percent:0;mso-height-percent:0;mso-wrap-distance-left:9pt;mso-wrap-distance-top:0;mso-wrap-distance-right:9pt;mso-wrap-distance-bottom:0;mso-position-horizontal:absolute;mso-position-horizontal-relative:text;mso-position-vertical:absolute;mso-position-vertical-relative:text;mso-width-percent:0;mso-height-percent:0;mso-width-relative:margin;mso-height-relative:margin;v-text-anchor:middle" o:gfxdata="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" filled="f" strokecolor="white [3212]" strokeweight="1pt">
+                <v:stroke joinstyle="miter"/>
+              </v:oval>
+            </w:pict>
+          </mc:Fallback>
+        </mc:AlternateContent>
+      </w:r>
+      <w:r>
+        <w:rPr>
+          <w:noProof/>
+        </w:rPr>
+        <mc:AlternateContent>
+          <mc:Choice Requires="wps">
+            <w:drawing>
+              <wp:anchor distT="0" distB="0" distL="114300" distR="114300" simplePos="0" relativeHeight="251680768" behindDoc="0" locked="0" layoutInCell="1" allowOverlap="1" wp14:anchorId="3AC9C47C" wp14:editId="2515103D">
+                <wp:simplePos x="0" y="0"/>
+                <wp:positionH relativeFrom="column">
+                  <wp:posOffset>712128</wp:posOffset>
+                </wp:positionH>
+                <wp:positionV relativeFrom="paragraph">
+                  <wp:posOffset>213458</wp:posOffset>
+                </wp:positionV>
+                <wp:extent cx="1089807" cy="134717"/>
+                <wp:effectExtent l="0" t="0" r="15240" b="17780"/>
+                <wp:wrapNone/>
+                <wp:docPr id="520006360" name="Ellipszis 9"/>
+                <wp:cNvGraphicFramePr/>
+                <a:graphic xmlns:a="http://schemas.openxmlformats.org/drawingml/2006/main">
+                  <a:graphicData uri="http://schemas.microsoft.com/office/word/2010/wordprocessingShape">
+                    <wps:wsp>
+                      <wps:cNvSpPr/>
+                      <wps:spPr>
+                        <a:xfrm>
+                          <a:off x="0" y="0"/>
+                          <a:ext cx="1089807" cy="134717"/>
+                        </a:xfrm>
+                        <a:prstGeom prst="ellipse">
+                          <a:avLst/>
+                        </a:prstGeom>
+                        <a:noFill/>
+                        <a:ln>
+                          <a:solidFill>
+                            <a:schemeClr val="bg1"/>
+                          </a:solidFill>
+                        </a:ln>
+                      </wps:spPr>
+                      <wps:style>
+                        <a:lnRef idx="2">
+                          <a:schemeClr val="accent1">
+                            <a:shade val="15000"/>
+                          </a:schemeClr>
+                        </a:lnRef>
+                        <a:fillRef idx="1">
+                          <a:schemeClr val="accent1"/>
+                        </a:fillRef>
+                        <a:effectRef idx="0">
+                          <a:schemeClr val="accent1"/>
+                        </a:effectRef>
+                        <a:fontRef idx="minor">
+                          <a:schemeClr val="lt1"/>
+                        </a:fontRef>
+                      </wps:style>
+                      <wps:bodyPr rot="0" spcFirstLastPara="0" vertOverflow="overflow" horzOverflow="overflow" vert="horz" wrap="square" lIns="91440" tIns="45720" rIns="91440" bIns="45720" numCol="1" spcCol="0" rtlCol="0" fromWordArt="0" anchor="ctr" anchorCtr="0" forceAA="0" compatLnSpc="1">
+                        <a:prstTxWarp prst="textNoShape">
+                          <a:avLst/>
+                        </a:prstTxWarp>
+                        <a:noAutofit/>
+                      </wps:bodyPr>
+                    </wps:wsp>
+                  </a:graphicData>
+                </a:graphic>
+                <wp14:sizeRelH relativeFrom="margin">
+                  <wp14:pctWidth>0</wp14:pctWidth>
+                </wp14:sizeRelH>
+                <wp14:sizeRelV relativeFrom="margin">
+                  <wp14:pctHeight>0</wp14:pctHeight>
+                </wp14:sizeRelV>
+              </wp:anchor>
+            </w:drawing>
+          </mc:Choice>
+          <mc:Fallback>
+            <w:pict>
+              <v:oval w14:anchorId="52AEC04D" id="Ellipszis 9" o:spid="_x0000_s1026" style="position:absolute;margin-left:56.05pt;margin-top:16.8pt;width:85.8pt;height:10.6pt;z-index:251680768;visibility:visible;mso-wrap-style:square;mso-width-percent:0;mso-height-percent:0;mso-wrap-distance-left:9pt;mso-wrap-distance-top:0;mso-wrap-distance-right:9pt;mso-wrap-distance-bottom:0;mso-position-horizontal:absolute;mso-position-horizontal-relative:text;mso-position-vertical:absolute;mso-position-vertical-relative:text;mso-width-percent:0;mso-height-percent:0;mso-width-relative:margin;mso-height-relative:margin;v-text-anchor:middle" o:gfxdata="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" filled="f" strokecolor="white [3212]" strokeweight="1pt">
+                <v:stroke joinstyle="miter"/>
+              </v:oval>
+            </w:pict>
+          </mc:Fallback>
+        </mc:AlternateContent>
+      </w:r>
+    </w:p>
+    <w:p>
+      <w:r>
+        <w:rPr>
+          <w:noProof/>
+        </w:rPr>
+        <mc:AlternateContent>
+          <mc:Choice Requires="wps">
+            <w:drawing>
+              <wp:anchor distT="0" distB="0" distL="114300" distR="114300" simplePos="0" relativeHeight="251679744" behindDoc="0" locked="0" layoutInCell="1" allowOverlap="1" wp14:anchorId="1F4D83D8" wp14:editId="47F83E23">
+                <wp:simplePos x="0" y="0"/>
+                <wp:positionH relativeFrom="column">
+                  <wp:posOffset>-97155</wp:posOffset>
+                </wp:positionH>
+                <wp:positionV relativeFrom="paragraph">
+                  <wp:posOffset>59690</wp:posOffset>
+                </wp:positionV>
+                <wp:extent cx="2491105" cy="181610"/>
+                <wp:effectExtent l="0" t="0" r="4445" b="8890"/>
+                <wp:wrapSquare wrapText="bothSides"/>
+                <wp:docPr id="1345807956" name="Szövegdoboz 1"/>
+                <wp:cNvGraphicFramePr/>
+                <a:graphic xmlns:a="http://schemas.openxmlformats.org/drawingml/2006/main">
+                  <a:graphicData uri="http://schemas.microsoft.com/office/word/2010/wordprocessingShape">
+                    <wps:wsp>
+                      <wps:cNvSpPr txBox="1"/>
+                      <wps:spPr>
+                        <a:xfrm>
+                          <a:off x="0" y="0"/>
+                          <a:ext cx="2491105" cy="181610"/>
+                        </a:xfrm>
+                        <a:prstGeom prst="rect">
+                          <a:avLst/>
+                        </a:prstGeom>
+                        <a:solidFill>
+                          <a:prstClr val="white"/>
+                        </a:solidFill>
+                        <a:ln>
+                          <a:noFill/>
+                        </a:ln>
+                      </wps:spPr>
+                      <wps:txbx>
+                        <w:txbxContent>
+                          <w:p>
+                            <w:pPr>
+                              <w:pStyle w:val="Kpalrs"/>
+                              <w:rPr>
+                                <w:noProof/>
+                              </w:rPr>
+                            </w:pPr>
+                            <w:r>
+                              <w:rPr>
+                                <w:noProof/>
+                              </w:rPr>
+                              <w:fldChar w:fldCharType="begin"/>
+                            </w:r>
+                            <w:r>
+                              <w:rPr>
+                                <w:noProof/>
+                              </w:rPr>
+                              <w:instrText xml:space="preserve"> SEQ ábra \* ARABIC </w:instrText>
+                            </w:r>
+                            <w:r>
+                              <w:rPr>
+                                <w:noProof/>
+                              </w:rPr>
+                              <w:fldChar w:fldCharType="separate"/>
+                            </w:r>
+                            <w:r>
+                              <w:rPr>
+                                <w:noProof/>
+                              </w:rPr>
+                              <w:t>2</w:t>
+                            </w:r>
+                            <w:r>
+                              <w:rPr>
+                                <w:noProof/>
+                              </w:rPr>
+                              <w:fldChar w:fldCharType="end"/>
+                            </w:r>
+                            <w:r>
+                              <w:t>. ábra Bejelentkezés</w:t>
+                            </w:r>
+                          </w:p>
+                        </w:txbxContent>
+                      </wps:txbx>
+                      <wps:bodyPr rot="0" spcFirstLastPara="0" vertOverflow="overflow" horzOverflow="overflow" vert="horz" wrap="square" lIns="0" tIns="0" rIns="0" bIns="0" numCol="1" spcCol="0" rtlCol="0" fromWordArt="0" anchor="t" anchorCtr="0" forceAA="0" compatLnSpc="1">
+                        <a:prstTxWarp prst="textNoShape">
+                          <a:avLst/>
+                        </a:prstTxWarp>
+                        <a:noAutofit/>
+                      </wps:bodyPr>
+                    </wps:wsp>
+                  </a:graphicData>
+                </a:graphic>
+                <wp14:sizeRelH relativeFrom="margin">
+                  <wp14:pctWidth>0</wp14:pctWidth>
+                </wp14:sizeRelH>
+                <wp14:sizeRelV relativeFrom="margin">
+                  <wp14:pctHeight>0</wp14:pctHeight>
+                </wp14:sizeRelV>
+              </wp:anchor>
+            </w:drawing>
+          </mc:Choice>
+          <mc:Fallback>
+            <w:pict>
+              <v:shape w14:anchorId="1F4D83D8" id="_x0000_s1029" type="#_x0000_t202" style="position:absolute;margin-left:-7.65pt;margin-top:4.7pt;width:196.15pt;height:14.3pt;z-index:251679744;visibility:visible;mso-wrap-style:square;mso-width-percent:0;mso-height-percent:0;mso-wrap-distance-left:9pt;mso-wrap-distance-top:0;mso-wrap-distance-right:9pt;mso-wrap-distance-bottom:0;mso-position-horizontal:absolute;mso-position-horizontal-relative:text;mso-position-vertical:absolute;mso-position-vertical-relative:text;mso-width-percent:0;mso-height-percent:0;mso-width-relative:margin;mso-height-relative:margin;v-text-anchor:top" o:gfxdata="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" stroked="f">
+                <v:textbox inset="0,0,0,0">
+                  <w:txbxContent>
+                    <w:p>
+                      <w:pPr>
+                        <w:pStyle w:val="Kpalrs"/>
+                        <w:rPr>
+                          <w:noProof/>
+                        </w:rPr>
+                      </w:pPr>
+                      <w:r>
+                        <w:rPr>
+                          <w:noProof/>
+                        </w:rPr>
+                        <w:fldChar w:fldCharType="begin"/>
+                      </w:r>
+                      <w:r>
+                        <w:rPr>
+                          <w:noProof/>
+                        </w:rPr>
+                        <w:instrText xml:space="preserve"> SEQ ábra \* ARABIC </w:instrText>
+                      </w:r>
+                      <w:r>
+                        <w:rPr>
+                          <w:noProof/>
+                        </w:rPr>
+                        <w:fldChar w:fldCharType="separate"/>
+                      </w:r>
+                      <w:r>
+                        <w:rPr>
+                          <w:noProof/>
+                        </w:rPr>
+                        <w:t>2</w:t>
+                      </w:r>
+                      <w:r>
+                        <w:rPr>
+                          <w:noProof/>
+                        </w:rPr>
+                        <w:fldChar w:fldCharType="end"/>
+                      </w:r>
+                      <w:r>
+                        <w:t>. ábra Bejelentkezés</w:t>
+                      </w:r>
+                    </w:p>
+                  </w:txbxContent>
+                </v:textbox>
+                <w10:wrap type="square"/>
+              </v:shape>
+            </w:pict>
+          </mc:Fallback>
+        </mc:AlternateContent>
+      </w:r>
+      <w:r>
+        <w:rPr>
+          <w:noProof/>
+        </w:rPr>
+        <mc:AlternateContent>
+          <mc:Choice Requires="wps">
+            <w:drawing>
+              <wp:anchor distT="0" distB="0" distL="114300" distR="114300" simplePos="0" relativeHeight="251677696" behindDoc="0" locked="0" layoutInCell="1" allowOverlap="1" wp14:anchorId="117FCFD8" wp14:editId="7E549C06">
+                <wp:simplePos x="0" y="0"/>
+                <wp:positionH relativeFrom="margin">
+                  <wp:align>right</wp:align>
+                </wp:positionH>
+                <wp:positionV relativeFrom="paragraph">
+                  <wp:posOffset>105996</wp:posOffset>
+                </wp:positionV>
+                <wp:extent cx="2790093" cy="128954"/>
+                <wp:effectExtent l="0" t="0" r="0" b="4445"/>
+                <wp:wrapNone/>
+                <wp:docPr id="1618246463" name="Szövegdoboz 1"/>
+                <wp:cNvGraphicFramePr/>
+                <a:graphic xmlns:a="http://schemas.openxmlformats.org/drawingml/2006/main">
+                  <a:graphicData uri="http://schemas.microsoft.com/office/word/2010/wordprocessingShape">
+                    <wps:wsp>
+                      <wps:cNvSpPr txBox="1"/>
+                      <wps:spPr>
+                        <a:xfrm>
+                          <a:off x="0" y="0"/>
+                          <a:ext cx="2790093" cy="128954"/>
+                        </a:xfrm>
+                        <a:prstGeom prst="rect">
+                          <a:avLst/>
+                        </a:prstGeom>
+                        <a:solidFill>
+                          <a:prstClr val="white"/>
+                        </a:solidFill>
+                        <a:ln>
+                          <a:noFill/>
+                        </a:ln>
+                      </wps:spPr>
+                      <wps:txbx>
+                        <w:txbxContent>
+                          <w:p>
+                            <w:pPr>
+                              <w:pStyle w:val="Kpalrs"/>
+                              <w:rPr>
+                                <w:noProof/>
+                              </w:rPr>
+                            </w:pPr>
+                            <w:r>
+                              <w:rPr>
+                                <w:noProof/>
+                              </w:rPr>
+                              <w:fldChar w:fldCharType="begin"/>
+                            </w:r>
+                            <w:r>
+                              <w:rPr>
+                                <w:noProof/>
+                              </w:rPr>
+                              <w:instrText xml:space="preserve"> SEQ ábra \* ARABIC </w:instrText>
+                            </w:r>
+                            <w:r>
+                              <w:rPr>
+                                <w:noProof/>
+                              </w:rPr>
+                              <w:fldChar w:fldCharType="separate"/>
+                            </w:r>
+                            <w:r>
+                              <w:rPr>
+                                <w:noProof/>
+                              </w:rPr>
+                              <w:t>3</w:t>
+                            </w:r>
+                            <w:r>
+                              <w:rPr>
+                                <w:noProof/>
+                              </w:rPr>
+                              <w:fldChar w:fldCharType="end"/>
+                            </w:r>
+                            <w:r>
+                              <w:t>. ábra Regisztráci</w:t>
+                            </w:r>
+                            <w:r>
+                              <w:rPr>
+                                <w:noProof/>
+                              </w:rPr>
+                              <w:t>ó</w:t>
+                            </w:r>
+                          </w:p>
+                        </w:txbxContent>
+                      </wps:txbx>
+                      <wps:bodyPr rot="0" spcFirstLastPara="0" vertOverflow="overflow" horzOverflow="overflow" vert="horz" wrap="square" lIns="0" tIns="0" rIns="0" bIns="0" numCol="1" spcCol="0" rtlCol="0" fromWordArt="0" anchor="t" anchorCtr="0" forceAA="0" compatLnSpc="1">
+                        <a:prstTxWarp prst="textNoShape">
+                          <a:avLst/>
+                        </a:prstTxWarp>
+                        <a:noAutofit/>
+                      </wps:bodyPr>
+                    </wps:wsp>
+                  </a:graphicData>
+                </a:graphic>
+                <wp14:sizeRelH relativeFrom="margin">
+                  <wp14:pctWidth>0</wp14:pctWidth>
+                </wp14:sizeRelH>
+                <wp14:sizeRelV relativeFrom="margin">
+                  <wp14:pctHeight>0</wp14:pctHeight>
+                </wp14:sizeRelV>
+              </wp:anchor>
+            </w:drawing>
+          </mc:Choice>
+          <mc:Fallback>
+            <w:pict>
+              <v:shape w14:anchorId="117FCFD8" id="_x0000_s1030" type="#_x0000_t202" style="position:absolute;margin-left:168.5pt;margin-top:8.35pt;width:219.7pt;height:10.15pt;z-index:251677696;visibility:visible;mso-wrap-style:square;mso-width-percent:0;mso-height-percent:0;mso-wrap-distance-left:9pt;mso-wrap-distance-top:0;mso-wrap-distance-right:9pt;mso-wrap-distance-bottom:0;mso-position-horizontal:right;mso-position-horizontal-relative:margin;mso-position-vertical:absolute;mso-position-vertical-relative:text;mso-width-percent:0;mso-height-percent:0;mso-width-relative:margin;mso-height-relative:margin;v-text-anchor:top" o:gfxdata="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" stroked="f">
+                <v:textbox inset="0,0,0,0">
+                  <w:txbxContent>
+                    <w:p>
+                      <w:pPr>
+                        <w:pStyle w:val="Kpalrs"/>
+                        <w:rPr>
+                          <w:noProof/>
+                        </w:rPr>
+                      </w:pPr>
+                      <w:r>
+                        <w:rPr>
+                          <w:noProof/>
+                        </w:rPr>
+                        <w:fldChar w:fldCharType="begin"/>
+                      </w:r>
+                      <w:r>
+                        <w:rPr>
+                          <w:noProof/>
+                        </w:rPr>
+                        <w:instrText xml:space="preserve"> SEQ ábra \* ARABIC </w:instrText>
+                      </w:r>
+                      <w:r>
+                        <w:rPr>
+                          <w:noProof/>
+                        </w:rPr>
+                        <w:fldChar w:fldCharType="separate"/>
+                      </w:r>
+                      <w:r>
+                        <w:rPr>
+                          <w:noProof/>
+                        </w:rPr>
+                        <w:t>3</w:t>
+                      </w:r>
+                      <w:r>
+                        <w:rPr>
+                          <w:noProof/>
+                        </w:rPr>
+                        <w:fldChar w:fldCharType="end"/>
+                      </w:r>
+                      <w:r>
+                        <w:t>. ábra Regisztráci</w:t>
+                      </w:r>
+                      <w:r>
+                        <w:rPr>
+                          <w:noProof/>
+                        </w:rPr>
+                        <w:t>ó</w:t>
+                      </w:r>
+                    </w:p>
+                  </w:txbxContent>
+                </v:textbox>
+                <w10:wrap anchorx="margin"/>
+              </v:shape>
+            </w:pict>
+          </mc:Fallback>
+        </mc:AlternateContent>
+      </w:r>
+    </w:p>
+    <w:p/>
+    <w:p>
+      <w:r>
+        <w:rPr>
+          <w:noProof/>
+        </w:rPr>
+        <w:drawing>
+          <wp:anchor distT="0" distB="0" distL="114300" distR="114300" simplePos="0" relativeHeight="251671552" behindDoc="1" locked="0" layoutInCell="1" allowOverlap="1" wp14:anchorId="2224A233" wp14:editId="257BE38E">
+            <wp:simplePos x="0" y="0"/>
+            <wp:positionH relativeFrom="column">
+              <wp:posOffset>-170522</wp:posOffset>
+            </wp:positionH>
+            <wp:positionV relativeFrom="paragraph">
+              <wp:posOffset>26328</wp:posOffset>
+            </wp:positionV>
+            <wp:extent cx="3537585" cy="1690370"/>
+            <wp:effectExtent l="0" t="0" r="5715" b="5080"/>
+            <wp:wrapTight wrapText="bothSides">
+              <wp:wrapPolygon edited="0">
+                <wp:start x="0" y="0"/>
+                <wp:lineTo x="0" y="21421"/>
+                <wp:lineTo x="21519" y="21421"/>
+                <wp:lineTo x="21519" y="0"/>
+                <wp:lineTo x="0" y="0"/>
+              </wp:wrapPolygon>
+            </wp:wrapTight>
+            <wp:docPr id="702795881" name="Kép 10" descr="A képen szöveg, képernyőkép, ruházat, lábbelik látható&#10;&#10;Előfordulhat, hogy az AI által létrehozott tartalom helytelen."/>
+            <wp:cNvGraphicFramePr>
+              <a:graphicFrameLocks xmlns:a="http://schemas.openxmlformats.org/drawingml/2006/main" noChangeAspect="1"/>
+            </wp:cNvGraphicFramePr>
+            <a:graphic xmlns:a="http://schemas.openxmlformats.org/drawingml/2006/main">
+              <a:graphicData uri="http://schemas.openxmlformats.org/drawingml/2006/picture">
+                <pic:pic xmlns:pic="http://schemas.openxmlformats.org/drawingml/2006/picture">
+                  <pic:nvPicPr>
+                    <pic:cNvPr id="702795881" name="Kép 10" descr="A képen szöveg, képernyőkép, ruházat, lábbelik látható&#10;&#10;Előfordulhat, hogy az AI által létrehozott tartalom helytelen."/>
+                    <pic:cNvPicPr/>
+                  </pic:nvPicPr>
+                  <pic:blipFill>
+                    <a:blip r:embed="rId16" cstate="print">
+                      <a:extLst>
+                        <a:ext uri="{28A0092B-C50C-407E-A947-70E740481C1C}">
+                          <a14:useLocalDpi xmlns:a14="http://schemas.microsoft.com/office/drawing/2010/main" val="0"/>
+                        </a:ext>
+                      </a:extLst>
+                    </a:blip>
+                    <a:stretch>
+                      <a:fillRect/>
+                    </a:stretch>
+                  </pic:blipFill>
+                  <pic:spPr>
+                    <a:xfrm>
+                      <a:off x="0" y="0"/>
+                      <a:ext cx="3537585" cy="1690370"/>
+                    </a:xfrm>
+                    <a:prstGeom prst="rect">
+                      <a:avLst/>
+                    </a:prstGeom>
+                  </pic:spPr>
+                </pic:pic>
+              </a:graphicData>
+            </a:graphic>
+            <wp14:sizeRelH relativeFrom="margin">
+              <wp14:pctWidth>0</wp14:pctWidth>
+            </wp14:sizeRelH>
+            <wp14:sizeRelV relativeFrom="margin">
+              <wp14:pctHeight>0</wp14:pctHeight>
+            </wp14:sizeRelV>
+          </wp:anchor>
+        </w:drawing>
+      </w:r>
+      <w:r>
+        <w:t>Lejjebb görgetve röviden ismertetjük célunka és meglátásunkat.</w:t>
+      </w:r>
+    </w:p>
+    <w:p/>
+    <w:p/>
+    <w:p/>
+    <w:p>
+      <w:r>
+        <w:rPr>
+          <w:noProof/>
+        </w:rPr>
+        <mc:AlternateContent>
+          <mc:Choice Requires="wps">
+            <w:drawing>
+              <wp:anchor distT="0" distB="0" distL="114300" distR="114300" simplePos="0" relativeHeight="251673600" behindDoc="1" locked="0" layoutInCell="1" allowOverlap="1" wp14:anchorId="5651E2DF" wp14:editId="435F2CD0">
+                <wp:simplePos x="0" y="0"/>
+                <wp:positionH relativeFrom="column">
+                  <wp:posOffset>-170375</wp:posOffset>
+                </wp:positionH>
+                <wp:positionV relativeFrom="paragraph">
+                  <wp:posOffset>53487</wp:posOffset>
                 </wp:positionV>
                 <wp:extent cx="3537585" cy="635"/>
                 <wp:effectExtent l="0" t="0" r="0" b="0"/>
@@ -1828,7 +2519,7 @@
                               <w:rPr>
                                 <w:noProof/>
                               </w:rPr>
-                              <w:t>2</w:t>
+                              <w:t>4</w:t>
                             </w:r>
                             <w:r>
                               <w:rPr>
@@ -1856,7 +2547,7 @@
           </mc:Choice>
           <mc:Fallback>
             <w:pict>
-              <v:shape w14:anchorId="5651E2DF" id="_x0000_s1029" type="#_x0000_t202" style="position:absolute;margin-left:-7pt;margin-top:152.75pt;width:278.55pt;height:.05pt;z-index:-251642880;visibility:visible;mso-wrap-style:square;mso-wrap-distance-left:9pt;mso-wrap-distance-top:0;mso-wrap-distance-right:9pt;mso-wrap-distance-bottom:0;mso-position-horizontal:absolute;mso-position-horizontal-relative:text;mso-position-vertical:absolute;mso-position-vertical-relative:text;v-text-anchor:top" o:gfxdata="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" stroked="f">
+              <v:shape w14:anchorId="5651E2DF" id="_x0000_s1031" type="#_x0000_t202" style="position:absolute;margin-left:-13.4pt;margin-top:4.2pt;width:278.55pt;height:.05pt;z-index:-251642880;visibility:visible;mso-wrap-style:square;mso-wrap-distance-left:9pt;mso-wrap-distance-top:0;mso-wrap-distance-right:9pt;mso-wrap-distance-bottom:0;mso-position-horizontal:absolute;mso-position-horizontal-relative:text;mso-position-vertical:absolute;mso-position-vertical-relative:text;v-text-anchor:top" o:gfxdata="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" stroked="f">
                 <v:textbox style="mso-fit-shape-to-text:t" inset="0,0,0,0">
                   <w:txbxContent>
                     <w:p>
@@ -1888,7 +2579,7 @@
                         <w:rPr>
                           <w:noProof/>
                         </w:rPr>
-                        <w:t>2</w:t>
+                        <w:t>4</w:t>
                       </w:r>
                       <w:r>
                         <w:rPr>
@@ -1908,98 +2599,21 @@
           </mc:Fallback>
         </mc:AlternateContent>
       </w:r>
+    </w:p>
+    <w:p/>
+    <w:p>
       <w:r>
         <w:rPr>
           <w:noProof/>
         </w:rPr>
         <w:drawing>
-          <wp:anchor distT="0" distB="0" distL="114300" distR="114300" simplePos="0" relativeHeight="251671552" behindDoc="1" locked="0" layoutInCell="1" allowOverlap="1" wp14:anchorId="2224A233" wp14:editId="31861225">
+          <wp:anchor distT="0" distB="0" distL="114300" distR="114300" simplePos="0" relativeHeight="251663360" behindDoc="1" locked="0" layoutInCell="1" allowOverlap="1" wp14:anchorId="5A1FA026" wp14:editId="17EB3CC3">
             <wp:simplePos x="0" y="0"/>
             <wp:positionH relativeFrom="column">
-              <wp:posOffset>-88900</wp:posOffset>
+              <wp:posOffset>-88412</wp:posOffset>
             </wp:positionH>
             <wp:positionV relativeFrom="paragraph">
-              <wp:posOffset>192405</wp:posOffset>
-            </wp:positionV>
-            <wp:extent cx="3537585" cy="1690370"/>
-            <wp:effectExtent l="0" t="0" r="5715" b="5080"/>
-            <wp:wrapTight wrapText="bothSides">
-              <wp:wrapPolygon edited="0">
-                <wp:start x="0" y="0"/>
-                <wp:lineTo x="0" y="21421"/>
-                <wp:lineTo x="21519" y="21421"/>
-                <wp:lineTo x="21519" y="0"/>
-                <wp:lineTo x="0" y="0"/>
-              </wp:wrapPolygon>
-            </wp:wrapTight>
-            <wp:docPr id="702795881" name="Kép 10" descr="A képen szöveg, képernyőkép, ruházat, lábbelik látható&#10;&#10;Előfordulhat, hogy az AI által létrehozott tartalom helytelen."/>
-            <wp:cNvGraphicFramePr>
-              <a:graphicFrameLocks xmlns:a="http://schemas.openxmlformats.org/drawingml/2006/main" noChangeAspect="1"/>
-            </wp:cNvGraphicFramePr>
-            <a:graphic xmlns:a="http://schemas.openxmlformats.org/drawingml/2006/main">
-              <a:graphicData uri="http://schemas.openxmlformats.org/drawingml/2006/picture">
-                <pic:pic xmlns:pic="http://schemas.openxmlformats.org/drawingml/2006/picture">
-                  <pic:nvPicPr>
-                    <pic:cNvPr id="702795881" name="Kép 10" descr="A képen szöveg, képernyőkép, ruházat, lábbelik látható&#10;&#10;Előfordulhat, hogy az AI által létrehozott tartalom helytelen."/>
-                    <pic:cNvPicPr/>
-                  </pic:nvPicPr>
-                  <pic:blipFill>
-                    <a:blip r:embed="rId14" cstate="print">
-                      <a:extLst>
-                        <a:ext uri="{28A0092B-C50C-407E-A947-70E740481C1C}">
-                          <a14:useLocalDpi xmlns:a14="http://schemas.microsoft.com/office/drawing/2010/main" val="0"/>
-                        </a:ext>
-                      </a:extLst>
-                    </a:blip>
-                    <a:stretch>
-                      <a:fillRect/>
-                    </a:stretch>
-                  </pic:blipFill>
-                  <pic:spPr>
-                    <a:xfrm>
-                      <a:off x="0" y="0"/>
-                      <a:ext cx="3537585" cy="1690370"/>
-                    </a:xfrm>
-                    <a:prstGeom prst="rect">
-                      <a:avLst/>
-                    </a:prstGeom>
-                  </pic:spPr>
-                </pic:pic>
-              </a:graphicData>
-            </a:graphic>
-            <wp14:sizeRelH relativeFrom="margin">
-              <wp14:pctWidth>0</wp14:pctWidth>
-            </wp14:sizeRelH>
-            <wp14:sizeRelV relativeFrom="margin">
-              <wp14:pctHeight>0</wp14:pctHeight>
-            </wp14:sizeRelV>
-          </wp:anchor>
-        </w:drawing>
-      </w:r>
-    </w:p>
-    <w:p>
-      <w:r>
-        <w:t>Lejjebb görgetve röviden ismertetjük célunka és meglátásunkat.</w:t>
-      </w:r>
-    </w:p>
-    <w:p/>
-    <w:p/>
-    <w:p/>
-    <w:p/>
-    <w:p/>
-    <w:p>
-      <w:r>
-        <w:rPr>
-          <w:noProof/>
-        </w:rPr>
-        <w:drawing>
-          <wp:anchor distT="0" distB="0" distL="114300" distR="114300" simplePos="0" relativeHeight="251663360" behindDoc="1" locked="0" layoutInCell="1" allowOverlap="1" wp14:anchorId="5A1FA026" wp14:editId="02271CBC">
-            <wp:simplePos x="0" y="0"/>
-            <wp:positionH relativeFrom="column">
-              <wp:posOffset>-217805</wp:posOffset>
-            </wp:positionH>
-            <wp:positionV relativeFrom="paragraph">
-              <wp:posOffset>53340</wp:posOffset>
+              <wp:posOffset>23495</wp:posOffset>
             </wp:positionV>
             <wp:extent cx="2901950" cy="1607820"/>
             <wp:effectExtent l="0" t="0" r="0" b="0"/>
@@ -2024,7 +2638,7 @@
                     <pic:cNvPicPr/>
                   </pic:nvPicPr>
                   <pic:blipFill>
-                    <a:blip r:embed="rId15" cstate="print">
+                    <a:blip r:embed="rId17" cstate="print">
                       <a:extLst>
                         <a:ext uri="{28A0092B-C50C-407E-A947-70E740481C1C}">
                           <a14:useLocalDpi xmlns:a14="http://schemas.microsoft.com/office/drawing/2010/main" val="0"/>
@@ -2086,17 +2700,17 @@
         <mc:AlternateContent>
           <mc:Choice Requires="wps">
             <w:drawing>
-              <wp:anchor distT="0" distB="0" distL="114300" distR="114300" simplePos="0" relativeHeight="251670528" behindDoc="0" locked="0" layoutInCell="1" allowOverlap="1" wp14:anchorId="44741696" wp14:editId="78A6766F">
+              <wp:anchor distT="0" distB="0" distL="114300" distR="114300" simplePos="0" relativeHeight="251670528" behindDoc="0" locked="0" layoutInCell="1" allowOverlap="1" wp14:anchorId="44741696" wp14:editId="1F779621">
                 <wp:simplePos x="0" y="0"/>
                 <wp:positionH relativeFrom="column">
-                  <wp:posOffset>2910024</wp:posOffset>
+                  <wp:posOffset>2910205</wp:posOffset>
                 </wp:positionH>
                 <wp:positionV relativeFrom="paragraph">
-                  <wp:posOffset>569867</wp:posOffset>
+                  <wp:posOffset>570425</wp:posOffset>
                 </wp:positionV>
                 <wp:extent cx="2220686" cy="146957"/>
                 <wp:effectExtent l="0" t="0" r="8255" b="5715"/>
-                <wp:wrapNone/>
+                <wp:wrapSquare wrapText="bothSides"/>
                 <wp:docPr id="810980623" name="Szövegdoboz 1"/>
                 <wp:cNvGraphicFramePr/>
                 <a:graphic xmlns:a="http://schemas.openxmlformats.org/drawingml/2006/main">
@@ -2149,7 +2763,7 @@
                               <w:rPr>
                                 <w:noProof/>
                               </w:rPr>
-                              <w:t>3</w:t>
+                              <w:t>5</w:t>
                             </w:r>
                             <w:r>
                               <w:rPr>
@@ -2183,7 +2797,7 @@
           </mc:Choice>
           <mc:Fallback>
             <w:pict>
-              <v:shape w14:anchorId="44741696" id="_x0000_s1030" type="#_x0000_t202" style="position:absolute;margin-left:229.15pt;margin-top:44.85pt;width:174.85pt;height:11.55pt;z-index:251670528;visibility:visible;mso-wrap-style:square;mso-width-percent:0;mso-height-percent:0;mso-wrap-distance-left:9pt;mso-wrap-distance-top:0;mso-wrap-distance-right:9pt;mso-wrap-distance-bottom:0;mso-position-horizontal:absolute;mso-position-horizontal-relative:text;mso-position-vertical:absolute;mso-position-vertical-relative:text;mso-width-percent:0;mso-height-percent:0;mso-width-relative:margin;mso-height-relative:margin;v-text-anchor:top" o:gfxdata="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" stroked="f">
+              <v:shape w14:anchorId="44741696" id="_x0000_s1032" type="#_x0000_t202" style="position:absolute;margin-left:229.15pt;margin-top:44.9pt;width:174.85pt;height:11.55pt;z-index:251670528;visibility:visible;mso-wrap-style:square;mso-width-percent:0;mso-height-percent:0;mso-wrap-distance-left:9pt;mso-wrap-distance-top:0;mso-wrap-distance-right:9pt;mso-wrap-distance-bottom:0;mso-position-horizontal:absolute;mso-position-horizontal-relative:text;mso-position-vertical:absolute;mso-position-vertical-relative:text;mso-width-percent:0;mso-height-percent:0;mso-width-relative:margin;mso-height-relative:margin;v-text-anchor:top" o:gfxdata="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" stroked="f">
                 <v:textbox inset="0,0,0,0">
                   <w:txbxContent>
                     <w:p>
@@ -2215,7 +2829,7 @@
                         <w:rPr>
                           <w:noProof/>
                         </w:rPr>
-                        <w:t>3</w:t>
+                        <w:t>5</w:t>
                       </w:r>
                       <w:r>
                         <w:rPr>
@@ -2229,6 +2843,7 @@
                     </w:p>
                   </w:txbxContent>
                 </v:textbox>
+                <w10:wrap type="square"/>
               </v:shape>
             </w:pict>
           </mc:Fallback>
@@ -2239,7 +2854,7 @@
           <w:noProof/>
         </w:rPr>
         <w:drawing>
-          <wp:anchor distT="0" distB="0" distL="114300" distR="114300" simplePos="0" relativeHeight="251668480" behindDoc="0" locked="0" layoutInCell="1" allowOverlap="1" wp14:anchorId="6FBC5382" wp14:editId="340D6D4E">
+          <wp:anchor distT="0" distB="0" distL="114300" distR="114300" simplePos="0" relativeHeight="251668480" behindDoc="0" locked="0" layoutInCell="1" allowOverlap="1" wp14:anchorId="6FBC5382" wp14:editId="30F34226">
             <wp:simplePos x="0" y="0"/>
             <wp:positionH relativeFrom="column">
               <wp:posOffset>2903957</wp:posOffset>
@@ -2262,7 +2877,7 @@
                     <pic:cNvPicPr/>
                   </pic:nvPicPr>
                   <pic:blipFill>
-                    <a:blip r:embed="rId16" cstate="print">
+                    <a:blip r:embed="rId18" cstate="print">
                       <a:extLst>
                         <a:ext uri="{28A0092B-C50C-407E-A947-70E740481C1C}">
                           <a14:useLocalDpi xmlns:a14="http://schemas.microsoft.com/office/drawing/2010/main" val="0"/>
@@ -2308,7 +2923,6 @@
         <w:rPr>
           <w:noProof/>
         </w:rPr>
-        <w:lastRenderedPageBreak/>
         <w:drawing>
           <wp:anchor distT="0" distB="0" distL="114300" distR="114300" simplePos="0" relativeHeight="251662336" behindDoc="1" locked="0" layoutInCell="1" allowOverlap="1" wp14:anchorId="25F16473" wp14:editId="4636815B">
             <wp:simplePos x="0" y="0"/>
@@ -2341,7 +2955,7 @@
                     <pic:cNvPicPr/>
                   </pic:nvPicPr>
                   <pic:blipFill>
-                    <a:blip r:embed="rId17" cstate="print">
+                    <a:blip r:embed="rId19" cstate="print">
                       <a:extLst>
                         <a:ext uri="{28A0092B-C50C-407E-A947-70E740481C1C}">
                           <a14:useLocalDpi xmlns:a14="http://schemas.microsoft.com/office/drawing/2010/main" val="0"/>
@@ -2374,6 +2988,7 @@
         </w:drawing>
       </w:r>
     </w:p>
+    <w:p/>
     <w:p>
       <w:r>
         <w:t>A felület legalján található Élőfej sávban található, ahol a felhasználók fel tudják venni a kapcsolatot ügyfélszolgálatunkkal</w:t>
@@ -2398,16 +3013,6 @@
           <w:color w:val="656D4A"/>
         </w:rPr>
       </w:pPr>
-    </w:p>
-    <w:p>
-      <w:pPr>
-        <w:ind w:left="709" w:hanging="698"/>
-        <w:rPr>
-          <w:i/>
-          <w:iCs/>
-          <w:color w:val="656D4A"/>
-        </w:rPr>
-      </w:pPr>
       <w:r>
         <w:rPr>
           <w:noProof/>
@@ -2415,13 +3020,13 @@
         <mc:AlternateContent>
           <mc:Choice Requires="wps">
             <w:drawing>
-              <wp:anchor distT="0" distB="0" distL="114300" distR="114300" simplePos="0" relativeHeight="251665408" behindDoc="1" locked="0" layoutInCell="1" allowOverlap="1" wp14:anchorId="3958BD6F" wp14:editId="0B95A500">
+              <wp:anchor distT="0" distB="0" distL="114300" distR="114300" simplePos="0" relativeHeight="251665408" behindDoc="1" locked="0" layoutInCell="1" allowOverlap="1" wp14:anchorId="3958BD6F" wp14:editId="44138791">
                 <wp:simplePos x="0" y="0"/>
                 <wp:positionH relativeFrom="column">
-                  <wp:posOffset>-62230</wp:posOffset>
+                  <wp:posOffset>-109122</wp:posOffset>
                 </wp:positionH>
                 <wp:positionV relativeFrom="paragraph">
-                  <wp:posOffset>106680</wp:posOffset>
+                  <wp:posOffset>230749</wp:posOffset>
                 </wp:positionV>
                 <wp:extent cx="3575050" cy="635"/>
                 <wp:effectExtent l="0" t="0" r="6350" b="0"/>
@@ -2484,7 +3089,7 @@
                               <w:rPr>
                                 <w:noProof/>
                               </w:rPr>
-                              <w:t>4</w:t>
+                              <w:t>6</w:t>
                             </w:r>
                             <w:r>
                               <w:rPr>
@@ -2512,7 +3117,7 @@
           </mc:Choice>
           <mc:Fallback>
             <w:pict>
-              <v:shape w14:anchorId="3958BD6F" id="_x0000_s1031" type="#_x0000_t202" style="position:absolute;left:0;text-align:left;margin-left:-4.9pt;margin-top:8.4pt;width:281.5pt;height:.05pt;z-index:-251651072;visibility:visible;mso-wrap-style:square;mso-wrap-distance-left:9pt;mso-wrap-distance-top:0;mso-wrap-distance-right:9pt;mso-wrap-distance-bottom:0;mso-position-horizontal:absolute;mso-position-horizontal-relative:text;mso-position-vertical:absolute;mso-position-vertical-relative:text;v-text-anchor:top" o:gfxdata="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" filled="f" stroked="f">
+              <v:shape w14:anchorId="3958BD6F" id="_x0000_s1033" type="#_x0000_t202" style="position:absolute;left:0;text-align:left;margin-left:-8.6pt;margin-top:18.15pt;width:281.5pt;height:.05pt;z-index:-251651072;visibility:visible;mso-wrap-style:square;mso-wrap-distance-left:9pt;mso-wrap-distance-top:0;mso-wrap-distance-right:9pt;mso-wrap-distance-bottom:0;mso-position-horizontal:absolute;mso-position-horizontal-relative:text;mso-position-vertical:absolute;mso-position-vertical-relative:text;v-text-anchor:top" o:gfxdata="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" filled="f" stroked="f">
                 <v:textbox style="mso-fit-shape-to-text:t" inset="0,0,0,0">
                   <w:txbxContent>
                     <w:p>
@@ -2544,7 +3149,7 @@
                         <w:rPr>
                           <w:noProof/>
                         </w:rPr>
-                        <w:t>4</w:t>
+                        <w:t>6</w:t>
                       </w:r>
                       <w:r>
                         <w:rPr>
@@ -2628,15 +3233,7 @@
           <w:bCs/>
           <w:color w:val="656D4A"/>
         </w:rPr>
-        <w:t xml:space="preserve">3.4.1. </w:t>
-      </w:r>
-      <w:r>
-        <w:rPr>
-          <w:b/>
-          <w:bCs/>
-          <w:color w:val="656D4A"/>
-        </w:rPr>
-        <w:t>Bevezetés</w:t>
+        <w:t>3.4.1. Bevezetés</w:t>
       </w:r>
     </w:p>
     <w:p>
@@ -3031,6 +3628,7 @@
                 <w:iCs/>
                 <w:color w:val="656D4A"/>
               </w:rPr>
+              <w:lastRenderedPageBreak/>
               <w:t>Teszt ID</w:t>
             </w:r>
           </w:p>
@@ -3251,11 +3849,7 @@
               <w:jc w:val="center"/>
             </w:pPr>
             <w:r>
-              <w:lastRenderedPageBreak/>
-              <w:t>TC-00</w:t>
-            </w:r>
-            <w:r>
-              <w:t>2</w:t>
+              <w:t>TC-002</w:t>
             </w:r>
           </w:p>
         </w:tc>
@@ -3268,10 +3862,7 @@
               <w:jc w:val="center"/>
             </w:pPr>
             <w:r>
-              <w:t>journal</w:t>
-            </w:r>
-            <w:r>
-              <w:t xml:space="preserve"> tábla és users tábla kapcsolatának ellenőrzése</w:t>
+              <w:t>journal tábla és users tábla kapcsolatának ellenőrzése</w:t>
             </w:r>
           </w:p>
         </w:tc>
@@ -3368,10 +3959,7 @@
               <w:jc w:val="center"/>
             </w:pPr>
             <w:r>
-              <w:t>TC-00</w:t>
-            </w:r>
-            <w:r>
-              <w:t>3</w:t>
+              <w:t>TC-003</w:t>
             </w:r>
           </w:p>
         </w:tc>
@@ -3384,10 +3972,7 @@
               <w:jc w:val="center"/>
             </w:pPr>
             <w:r>
-              <w:t>roles</w:t>
-            </w:r>
-            <w:r>
-              <w:t xml:space="preserve"> tábla és users tábla kapcsolatának ellenőrzése</w:t>
+              <w:t>roles tábla és users tábla kapcsolatának ellenőrzése</w:t>
             </w:r>
           </w:p>
         </w:tc>
@@ -3428,10 +4013,7 @@
               </w:numPr>
             </w:pPr>
             <w:r>
-              <w:t>szerepkör</w:t>
-            </w:r>
-            <w:r>
-              <w:t xml:space="preserve"> létrehozása</w:t>
+              <w:t>szerepkör létrehozása</w:t>
             </w:r>
           </w:p>
           <w:p>
@@ -3487,10 +4069,7 @@
               <w:jc w:val="center"/>
             </w:pPr>
             <w:r>
-              <w:t>TC-00</w:t>
-            </w:r>
-            <w:r>
-              <w:t>4</w:t>
+              <w:t>TC-004</w:t>
             </w:r>
           </w:p>
         </w:tc>
@@ -3592,10 +4171,7 @@
               </w:numPr>
             </w:pPr>
             <w:r>
-              <w:t>kapcsolat lekérdezése</w:t>
-            </w:r>
-            <w:r>
-              <w:t xml:space="preserve"> (foreach használatával)</w:t>
+              <w:t>kapcsolat lekérdezése (foreach használatával)</w:t>
             </w:r>
           </w:p>
         </w:tc>
@@ -3652,22 +4228,7 @@
               <w:jc w:val="center"/>
             </w:pPr>
             <w:r>
-              <w:t xml:space="preserve">categories </w:t>
-            </w:r>
-            <w:r>
-              <w:t xml:space="preserve">tábla, </w:t>
-            </w:r>
-            <w:r>
-              <w:t>plans</w:t>
-            </w:r>
-            <w:r>
-              <w:t xml:space="preserve"> tábla, </w:t>
-            </w:r>
-            <w:r>
-              <w:t>exercies</w:t>
-            </w:r>
-            <w:r>
-              <w:t xml:space="preserve"> tábla és users tábla kapcsolatának ellenőrzése</w:t>
+              <w:t>categories tábla, plans tábla, exercies tábla és users tábla kapcsolatának ellenőrzése</w:t>
             </w:r>
           </w:p>
         </w:tc>
@@ -3720,6 +4281,7 @@
               </w:numPr>
             </w:pPr>
             <w:r>
+              <w:lastRenderedPageBreak/>
               <w:t>felhasználói értékek létrehozása</w:t>
             </w:r>
           </w:p>
@@ -3780,7 +4342,6 @@
               </w:numPr>
             </w:pPr>
             <w:r>
-              <w:lastRenderedPageBreak/>
               <w:t>Kapcsolat lekérdezése</w:t>
             </w:r>
           </w:p>
@@ -3845,22 +4406,7 @@
               <w:jc w:val="center"/>
             </w:pPr>
             <w:r>
-              <w:t>heights</w:t>
-            </w:r>
-            <w:r>
-              <w:t xml:space="preserve"> tábla, </w:t>
-            </w:r>
-            <w:r>
-              <w:t xml:space="preserve">weights </w:t>
-            </w:r>
-            <w:r>
-              <w:t xml:space="preserve">tábla, </w:t>
-            </w:r>
-            <w:r>
-              <w:t xml:space="preserve">user_stats </w:t>
-            </w:r>
-            <w:r>
-              <w:t>tábla és users tábla kapcsolatának ellenőrzése</w:t>
+              <w:t>heights tábla, weights tábla, user_stats tábla és users tábla kapcsolatának ellenőrzése</w:t>
             </w:r>
           </w:p>
         </w:tc>
@@ -3981,10 +4527,7 @@
               <w:jc w:val="center"/>
             </w:pPr>
             <w:r>
-              <w:t>Sikeres</w:t>
-            </w:r>
-            <w:r>
-              <w:t xml:space="preserve"> </w:t>
+              <w:t xml:space="preserve">Sikeres </w:t>
             </w:r>
           </w:p>
         </w:tc>
@@ -4065,10 +4608,7 @@
               <w:jc w:val="center"/>
             </w:pPr>
             <w:r>
-              <w:t>Frissített t</w:t>
-            </w:r>
-            <w:r>
-              <w:t>eszt adatok megjelenése</w:t>
+              <w:t>Frissített teszt adatok megjelenése</w:t>
             </w:r>
           </w:p>
         </w:tc>
@@ -4192,6 +4732,7 @@
               </w:numPr>
             </w:pPr>
             <w:r>
+              <w:lastRenderedPageBreak/>
               <w:t>felhasználó létrehozása</w:t>
             </w:r>
           </w:p>
@@ -4259,6 +4800,7 @@
               <w:jc w:val="center"/>
             </w:pPr>
             <w:r>
+              <w:lastRenderedPageBreak/>
               <w:t>Teszt adatok megjelenése</w:t>
             </w:r>
           </w:p>
@@ -4470,7 +5012,7 @@
     </w:p>
     <w:p/>
     <w:sectPr>
-      <w:footerReference w:type="default" r:id="rId18"/>
+      <w:footerReference w:type="default" r:id="rId20"/>
       <w:pgSz w:w="11906" w:h="16838"/>
       <w:pgMar w:top="1417" w:right="1417" w:bottom="1417" w:left="1417" w:header="708" w:footer="708" w:gutter="0"/>
       <w:pgBorders w:offsetFrom="page">
@@ -8139,6 +8681,7 @@
   <w:style w:type="character" w:default="1" w:styleId="Bekezdsalapbettpusa">
     <w:name w:val="Default Paragraph Font"/>
     <w:uiPriority w:val="1"/>
+    <w:semiHidden/>
     <w:unhideWhenUsed/>
   </w:style>
   <w:style w:type="table" w:default="1" w:styleId="Normltblzat">

--- a/Fit&Mindfull_Dokumentáció.docx
+++ b/Fit&Mindfull_Dokumentáció.docx
@@ -1513,7 +1513,15 @@
           <w:iCs/>
           <w:color w:val="656D4A"/>
         </w:rPr>
-        <w:t>2.4.1.1. Főoldal</w:t>
+        <w:t xml:space="preserve">2.4.1.1. </w:t>
+      </w:r>
+      <w:r>
+        <w:rPr>
+          <w:i/>
+          <w:iCs/>
+          <w:color w:val="656D4A"/>
+        </w:rPr>
+        <w:t>Kezdőlap</w:t>
       </w:r>
     </w:p>
     <w:p>
@@ -1523,22 +1531,17 @@
     </w:p>
     <w:p>
       <w:r>
-        <w:t>Az asztali és mobil felületek között az eltérést csupán az elemek mérete jelenti.</w:t>
-      </w:r>
-    </w:p>
-    <w:p>
-      <w:r>
         <w:rPr>
           <w:noProof/>
         </w:rPr>
         <w:drawing>
-          <wp:anchor distT="0" distB="0" distL="114300" distR="114300" simplePos="0" relativeHeight="251661312" behindDoc="0" locked="0" layoutInCell="1" allowOverlap="1" wp14:anchorId="4F0FBD67" wp14:editId="04E67106">
+          <wp:anchor distT="0" distB="0" distL="114300" distR="114300" simplePos="0" relativeHeight="251661312" behindDoc="0" locked="0" layoutInCell="1" allowOverlap="1" wp14:anchorId="4F0FBD67" wp14:editId="58E7E756">
             <wp:simplePos x="0" y="0"/>
             <wp:positionH relativeFrom="column">
-              <wp:posOffset>-84455</wp:posOffset>
+              <wp:posOffset>-163283</wp:posOffset>
             </wp:positionH>
             <wp:positionV relativeFrom="paragraph">
-              <wp:posOffset>43815</wp:posOffset>
+              <wp:posOffset>190959</wp:posOffset>
             </wp:positionV>
             <wp:extent cx="3543544" cy="1828800"/>
             <wp:effectExtent l="0" t="0" r="0" b="0"/>
@@ -1581,6 +1584,20 @@
           </wp:anchor>
         </w:drawing>
       </w:r>
+      <w:r>
+        <w:t>Az asztali és mobil felületek között az eltérést csupán az elemek mérete jelenti.</w:t>
+      </w:r>
+    </w:p>
+    <w:p>
+      <w:r>
+        <w:t>A felületen megjelenő Sign-in gombra kattintva a felhasználó be tud jelentkezni – amennyiben nincs fiókja az átvezetett felületen van lehetőség a link segítségével elnavigálni arra az oldalra, ahol megteheti</w:t>
+      </w:r>
+      <w:r>
+        <w:t xml:space="preserve"> (2,3 ábra)</w:t>
+      </w:r>
+      <w:r>
+        <w:t>.</w:t>
+      </w:r>
     </w:p>
     <w:p>
       <w:r>
@@ -1590,13 +1607,13 @@
         <mc:AlternateContent>
           <mc:Choice Requires="wps">
             <w:drawing>
-              <wp:anchor distT="0" distB="0" distL="114300" distR="114300" simplePos="0" relativeHeight="251667456" behindDoc="0" locked="0" layoutInCell="1" allowOverlap="1" wp14:anchorId="7913BFE8" wp14:editId="4B8E210C">
+              <wp:anchor distT="0" distB="0" distL="114300" distR="114300" simplePos="0" relativeHeight="251667456" behindDoc="0" locked="0" layoutInCell="1" allowOverlap="1" wp14:anchorId="7913BFE8" wp14:editId="22812698">
                 <wp:simplePos x="0" y="0"/>
                 <wp:positionH relativeFrom="column">
-                  <wp:posOffset>-84455</wp:posOffset>
+                  <wp:posOffset>-94966</wp:posOffset>
                 </wp:positionH>
                 <wp:positionV relativeFrom="paragraph">
-                  <wp:posOffset>1570990</wp:posOffset>
+                  <wp:posOffset>108410</wp:posOffset>
                 </wp:positionV>
                 <wp:extent cx="3299460" cy="251460"/>
                 <wp:effectExtent l="0" t="0" r="15240" b="15240"/>
@@ -1685,7 +1702,7 @@
           </mc:Choice>
           <mc:Fallback>
             <w:pict>
-              <v:shape w14:anchorId="7913BFE8" id="Szövegdoboz 1" o:spid="_x0000_s1028" type="#_x0000_t202" style="position:absolute;margin-left:-6.65pt;margin-top:123.7pt;width:259.8pt;height:19.8pt;z-index:251667456;visibility:visible;mso-wrap-style:square;mso-width-percent:0;mso-height-percent:0;mso-wrap-distance-left:9pt;mso-wrap-distance-top:0;mso-wrap-distance-right:9pt;mso-wrap-distance-bottom:0;mso-position-horizontal:absolute;mso-position-horizontal-relative:text;mso-position-vertical:absolute;mso-position-vertical-relative:text;mso-width-percent:0;mso-height-percent:0;mso-width-relative:margin;mso-height-relative:margin;v-text-anchor:top" o:gfxdata="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" filled="f" stroked="f">
+              <v:shape w14:anchorId="7913BFE8" id="Szövegdoboz 1" o:spid="_x0000_s1028" type="#_x0000_t202" style="position:absolute;margin-left:-7.5pt;margin-top:8.55pt;width:259.8pt;height:19.8pt;z-index:251667456;visibility:visible;mso-wrap-style:square;mso-width-percent:0;mso-height-percent:0;mso-wrap-distance-left:9pt;mso-wrap-distance-top:0;mso-wrap-distance-right:9pt;mso-wrap-distance-bottom:0;mso-position-horizontal:absolute;mso-position-horizontal-relative:text;mso-position-vertical:absolute;mso-position-vertical-relative:text;mso-width-percent:0;mso-height-percent:0;mso-width-relative:margin;mso-height-relative:margin;v-text-anchor:top" o:gfxdata="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" filled="f" stroked="f">
                 <v:textbox inset="0,0,0,0">
                   <w:txbxContent>
                     <w:p>
@@ -1737,17 +1754,7 @@
           </mc:Fallback>
         </mc:AlternateContent>
       </w:r>
-      <w:r>
-        <w:t>A felületen megjelenő Sign-in gombra kattintva a felhasználó be tud jelentkezni – amennyiben nincs fiókja az átvezetett felületen van lehetőség a link segítségével elnavigálni arra az oldalra, ahol megteheti</w:t>
-      </w:r>
-      <w:r>
-        <w:t xml:space="preserve"> (2,3 ábra)</w:t>
-      </w:r>
-      <w:r>
-        <w:t>.</w:t>
-      </w:r>
-    </w:p>
-    <w:p/>
+    </w:p>
     <w:p>
       <w:r>
         <w:rPr>
@@ -2435,7 +2442,13 @@
         </w:drawing>
       </w:r>
       <w:r>
-        <w:t>Lejjebb görgetve röviden ismertetjük célunka és meglátásunkat.</w:t>
+        <w:t>Lejjebb görgetve röviden ismertetjük célunka</w:t>
+      </w:r>
+      <w:r>
+        <w:t>t</w:t>
+      </w:r>
+      <w:r>
+        <w:t xml:space="preserve"> és meglátásunkat.</w:t>
       </w:r>
     </w:p>
     <w:p/>
@@ -2606,6 +2619,7 @@
         <w:rPr>
           <w:noProof/>
         </w:rPr>
+        <w:lastRenderedPageBreak/>
         <w:drawing>
           <wp:anchor distT="0" distB="0" distL="114300" distR="114300" simplePos="0" relativeHeight="251663360" behindDoc="1" locked="0" layoutInCell="1" allowOverlap="1" wp14:anchorId="5A1FA026" wp14:editId="17EB3CC3">
             <wp:simplePos x="0" y="0"/>
@@ -2854,7 +2868,7 @@
           <w:noProof/>
         </w:rPr>
         <w:drawing>
-          <wp:anchor distT="0" distB="0" distL="114300" distR="114300" simplePos="0" relativeHeight="251668480" behindDoc="0" locked="0" layoutInCell="1" allowOverlap="1" wp14:anchorId="6FBC5382" wp14:editId="30F34226">
+          <wp:anchor distT="0" distB="0" distL="114300" distR="114300" simplePos="0" relativeHeight="251668480" behindDoc="0" locked="0" layoutInCell="1" allowOverlap="1" wp14:anchorId="6FBC5382" wp14:editId="2116A81C">
             <wp:simplePos x="0" y="0"/>
             <wp:positionH relativeFrom="column">
               <wp:posOffset>2903957</wp:posOffset>
@@ -3181,6 +3195,353 @@
     </w:p>
     <w:p>
       <w:pPr>
+        <w:ind w:left="709" w:hanging="698"/>
+        <w:jc w:val="center"/>
+        <w:rPr>
+          <w:i/>
+          <w:iCs/>
+          <w:color w:val="656D4A"/>
+        </w:rPr>
+      </w:pPr>
+      <w:r>
+        <w:rPr>
+          <w:i/>
+          <w:iCs/>
+          <w:color w:val="656D4A"/>
+        </w:rPr>
+        <w:t>2.4.1.</w:t>
+      </w:r>
+      <w:r>
+        <w:rPr>
+          <w:i/>
+          <w:iCs/>
+          <w:color w:val="656D4A"/>
+        </w:rPr>
+        <w:t>2</w:t>
+      </w:r>
+      <w:r>
+        <w:rPr>
+          <w:i/>
+          <w:iCs/>
+          <w:color w:val="656D4A"/>
+        </w:rPr>
+        <w:t xml:space="preserve">. </w:t>
+      </w:r>
+      <w:r>
+        <w:rPr>
+          <w:i/>
+          <w:iCs/>
+          <w:color w:val="656D4A"/>
+        </w:rPr>
+        <w:t>Edzések</w:t>
+      </w:r>
+    </w:p>
+    <w:p/>
+    <w:p>
+      <w:pPr>
+        <w:ind w:left="709" w:hanging="698"/>
+        <w:jc w:val="center"/>
+        <w:rPr>
+          <w:i/>
+          <w:iCs/>
+          <w:color w:val="656D4A"/>
+        </w:rPr>
+      </w:pPr>
+      <w:r>
+        <w:rPr>
+          <w:i/>
+          <w:iCs/>
+          <w:color w:val="656D4A"/>
+        </w:rPr>
+        <w:t>2.4.1.</w:t>
+      </w:r>
+      <w:r>
+        <w:rPr>
+          <w:i/>
+          <w:iCs/>
+          <w:color w:val="656D4A"/>
+        </w:rPr>
+        <w:t>3</w:t>
+      </w:r>
+      <w:r>
+        <w:rPr>
+          <w:i/>
+          <w:iCs/>
+          <w:color w:val="656D4A"/>
+        </w:rPr>
+        <w:t xml:space="preserve">. </w:t>
+      </w:r>
+      <w:r>
+        <w:rPr>
+          <w:i/>
+          <w:iCs/>
+          <w:color w:val="656D4A"/>
+        </w:rPr>
+        <w:t>Edzés napló</w:t>
+      </w:r>
+    </w:p>
+    <w:p>
+      <w:pPr>
+        <w:ind w:left="709" w:hanging="698"/>
+        <w:jc w:val="center"/>
+        <w:rPr>
+          <w:i/>
+          <w:iCs/>
+          <w:color w:val="656D4A"/>
+        </w:rPr>
+      </w:pPr>
+    </w:p>
+    <w:p>
+      <w:pPr>
+        <w:ind w:left="709" w:hanging="698"/>
+        <w:jc w:val="center"/>
+        <w:rPr>
+          <w:i/>
+          <w:iCs/>
+          <w:color w:val="656D4A"/>
+        </w:rPr>
+      </w:pPr>
+      <w:r>
+        <w:rPr>
+          <w:i/>
+          <w:iCs/>
+          <w:color w:val="656D4A"/>
+        </w:rPr>
+        <w:t>2.4.1.</w:t>
+      </w:r>
+      <w:r>
+        <w:rPr>
+          <w:i/>
+          <w:iCs/>
+          <w:color w:val="656D4A"/>
+        </w:rPr>
+        <w:t>4</w:t>
+      </w:r>
+      <w:r>
+        <w:rPr>
+          <w:i/>
+          <w:iCs/>
+          <w:color w:val="656D4A"/>
+        </w:rPr>
+        <w:t xml:space="preserve">. </w:t>
+      </w:r>
+      <w:r>
+        <w:rPr>
+          <w:i/>
+          <w:iCs/>
+          <w:color w:val="656D4A"/>
+        </w:rPr>
+        <w:t>Receptek</w:t>
+      </w:r>
+    </w:p>
+    <w:p>
+      <w:pPr>
+        <w:rPr>
+          <w:i/>
+          <w:iCs/>
+          <w:color w:val="656D4A"/>
+        </w:rPr>
+      </w:pPr>
+    </w:p>
+    <w:p>
+      <w:pPr>
+        <w:ind w:left="709" w:hanging="698"/>
+        <w:jc w:val="center"/>
+        <w:rPr>
+          <w:i/>
+          <w:iCs/>
+          <w:color w:val="656D4A"/>
+        </w:rPr>
+      </w:pPr>
+      <w:r>
+        <w:rPr>
+          <w:i/>
+          <w:iCs/>
+          <w:color w:val="656D4A"/>
+        </w:rPr>
+        <w:t>2.4.1.</w:t>
+      </w:r>
+      <w:r>
+        <w:rPr>
+          <w:i/>
+          <w:iCs/>
+          <w:color w:val="656D4A"/>
+        </w:rPr>
+        <w:t>5</w:t>
+      </w:r>
+      <w:r>
+        <w:rPr>
+          <w:i/>
+          <w:iCs/>
+          <w:color w:val="656D4A"/>
+        </w:rPr>
+        <w:t xml:space="preserve">. </w:t>
+      </w:r>
+      <w:r>
+        <w:rPr>
+          <w:i/>
+          <w:iCs/>
+          <w:color w:val="656D4A"/>
+        </w:rPr>
+        <w:t>Étel napló</w:t>
+      </w:r>
+    </w:p>
+    <w:p>
+      <w:pPr>
+        <w:ind w:left="709" w:hanging="698"/>
+        <w:jc w:val="center"/>
+        <w:rPr>
+          <w:i/>
+          <w:iCs/>
+          <w:color w:val="656D4A"/>
+        </w:rPr>
+      </w:pPr>
+    </w:p>
+    <w:p>
+      <w:pPr>
+        <w:ind w:left="709" w:hanging="698"/>
+        <w:jc w:val="center"/>
+        <w:rPr>
+          <w:i/>
+          <w:iCs/>
+          <w:color w:val="656D4A"/>
+        </w:rPr>
+      </w:pPr>
+      <w:r>
+        <w:rPr>
+          <w:i/>
+          <w:iCs/>
+          <w:color w:val="656D4A"/>
+        </w:rPr>
+        <w:t>2.4.1.</w:t>
+      </w:r>
+      <w:r>
+        <w:rPr>
+          <w:i/>
+          <w:iCs/>
+          <w:color w:val="656D4A"/>
+        </w:rPr>
+        <w:t>6</w:t>
+      </w:r>
+      <w:r>
+        <w:rPr>
+          <w:i/>
+          <w:iCs/>
+          <w:color w:val="656D4A"/>
+        </w:rPr>
+        <w:t xml:space="preserve">. </w:t>
+      </w:r>
+      <w:r>
+        <w:rPr>
+          <w:i/>
+          <w:iCs/>
+          <w:color w:val="656D4A"/>
+        </w:rPr>
+        <w:t>Mentális egészség</w:t>
+      </w:r>
+    </w:p>
+    <w:p>
+      <w:pPr>
+        <w:ind w:left="709" w:hanging="698"/>
+        <w:jc w:val="center"/>
+        <w:rPr>
+          <w:i/>
+          <w:iCs/>
+          <w:color w:val="656D4A"/>
+        </w:rPr>
+      </w:pPr>
+    </w:p>
+    <w:p>
+      <w:pPr>
+        <w:ind w:left="709" w:hanging="698"/>
+        <w:jc w:val="center"/>
+        <w:rPr>
+          <w:i/>
+          <w:iCs/>
+          <w:color w:val="656D4A"/>
+        </w:rPr>
+      </w:pPr>
+      <w:r>
+        <w:rPr>
+          <w:i/>
+          <w:iCs/>
+          <w:color w:val="656D4A"/>
+        </w:rPr>
+        <w:t>2.4.1.</w:t>
+      </w:r>
+      <w:r>
+        <w:rPr>
+          <w:i/>
+          <w:iCs/>
+          <w:color w:val="656D4A"/>
+        </w:rPr>
+        <w:t>7</w:t>
+      </w:r>
+      <w:r>
+        <w:rPr>
+          <w:i/>
+          <w:iCs/>
+          <w:color w:val="656D4A"/>
+        </w:rPr>
+        <w:t xml:space="preserve">. </w:t>
+      </w:r>
+      <w:r>
+        <w:rPr>
+          <w:i/>
+          <w:iCs/>
+          <w:color w:val="656D4A"/>
+        </w:rPr>
+        <w:t>Napló</w:t>
+      </w:r>
+    </w:p>
+    <w:p>
+      <w:pPr>
+        <w:ind w:left="709" w:hanging="698"/>
+        <w:jc w:val="center"/>
+        <w:rPr>
+          <w:i/>
+          <w:iCs/>
+          <w:color w:val="656D4A"/>
+        </w:rPr>
+      </w:pPr>
+    </w:p>
+    <w:p>
+      <w:pPr>
+        <w:ind w:left="709" w:hanging="698"/>
+        <w:jc w:val="center"/>
+        <w:rPr>
+          <w:i/>
+          <w:iCs/>
+          <w:color w:val="656D4A"/>
+        </w:rPr>
+      </w:pPr>
+    </w:p>
+    <w:p>
+      <w:pPr>
+        <w:ind w:left="709" w:hanging="698"/>
+        <w:jc w:val="center"/>
+        <w:rPr>
+          <w:i/>
+          <w:iCs/>
+          <w:color w:val="656D4A"/>
+        </w:rPr>
+      </w:pPr>
+    </w:p>
+    <w:p>
+      <w:pPr>
+        <w:ind w:left="709" w:hanging="698"/>
+        <w:jc w:val="center"/>
+        <w:rPr>
+          <w:i/>
+          <w:iCs/>
+          <w:color w:val="656D4A"/>
+        </w:rPr>
+      </w:pPr>
+    </w:p>
+    <w:p/>
+    <w:p/>
+    <w:p>
+      <w:pPr>
         <w:pStyle w:val="DokumentciAlcm"/>
       </w:pPr>
       <w:r>
@@ -3628,7 +3989,6 @@
                 <w:iCs/>
                 <w:color w:val="656D4A"/>
               </w:rPr>
-              <w:lastRenderedPageBreak/>
               <w:t>Teszt ID</w:t>
             </w:r>
           </w:p>
@@ -3972,7 +4332,11 @@
               <w:jc w:val="center"/>
             </w:pPr>
             <w:r>
-              <w:t>roles tábla és users tábla kapcsolatának ellenőrzése</w:t>
+              <w:t xml:space="preserve">roles tábla és users tábla </w:t>
+            </w:r>
+            <w:r>
+              <w:lastRenderedPageBreak/>
+              <w:t>kapcsolatának ellenőrzése</w:t>
             </w:r>
           </w:p>
         </w:tc>
@@ -3989,6 +4353,7 @@
               </w:numPr>
             </w:pPr>
             <w:r>
+              <w:lastRenderedPageBreak/>
               <w:t>php artisan tinker parancs</w:t>
             </w:r>
           </w:p>
@@ -4001,6 +4366,7 @@
               </w:numPr>
             </w:pPr>
             <w:r>
+              <w:lastRenderedPageBreak/>
               <w:t>user létrehozása</w:t>
             </w:r>
           </w:p>
@@ -4038,6 +4404,7 @@
               <w:jc w:val="center"/>
             </w:pPr>
             <w:r>
+              <w:lastRenderedPageBreak/>
               <w:t>Teszt adatok megjelenése</w:t>
             </w:r>
           </w:p>
@@ -4281,7 +4648,6 @@
               </w:numPr>
             </w:pPr>
             <w:r>
-              <w:lastRenderedPageBreak/>
               <w:t>felhasználói értékek létrehozása</w:t>
             </w:r>
           </w:p>
@@ -4361,7 +4727,6 @@
               <w:jc w:val="center"/>
             </w:pPr>
             <w:r>
-              <w:lastRenderedPageBreak/>
               <w:t>Teszt adatok megjelenése</w:t>
             </w:r>
           </w:p>
@@ -4459,6 +4824,7 @@
               </w:numPr>
             </w:pPr>
             <w:r>
+              <w:lastRenderedPageBreak/>
               <w:t>súly létrehozása</w:t>
             </w:r>
           </w:p>
@@ -4514,6 +4880,7 @@
               <w:jc w:val="center"/>
             </w:pPr>
             <w:r>
+              <w:lastRenderedPageBreak/>
               <w:t>Teszt adatok megjelenése</w:t>
             </w:r>
           </w:p>
@@ -4732,7 +5099,6 @@
               </w:numPr>
             </w:pPr>
             <w:r>
-              <w:lastRenderedPageBreak/>
               <w:t>felhasználó létrehozása</w:t>
             </w:r>
           </w:p>
@@ -4800,7 +5166,6 @@
               <w:jc w:val="center"/>
             </w:pPr>
             <w:r>
-              <w:lastRenderedPageBreak/>
               <w:t>Teszt adatok megjelenése</w:t>
             </w:r>
           </w:p>
@@ -4819,6 +5184,690 @@
           </w:p>
         </w:tc>
       </w:tr>
+      <w:tr>
+        <w:trPr>
+          <w:jc w:val="center"/>
+        </w:trPr>
+        <w:tc>
+          <w:tcPr>
+            <w:tcW w:w="9493" w:type="dxa"/>
+            <w:gridSpan w:val="5"/>
+          </w:tcPr>
+          <w:p>
+            <w:pPr>
+              <w:jc w:val="center"/>
+            </w:pPr>
+            <w:r>
+              <w:rPr>
+                <w:b/>
+                <w:bCs/>
+                <w:i/>
+                <w:iCs/>
+                <w:color w:val="656D4A"/>
+              </w:rPr>
+              <w:t>Kezdőlap és navigációs sáv</w:t>
+            </w:r>
+          </w:p>
+        </w:tc>
+      </w:tr>
+      <w:tr>
+        <w:trPr>
+          <w:jc w:val="center"/>
+        </w:trPr>
+        <w:tc>
+          <w:tcPr>
+            <w:tcW w:w="1246" w:type="dxa"/>
+          </w:tcPr>
+          <w:p>
+            <w:pPr>
+              <w:jc w:val="center"/>
+            </w:pPr>
+            <w:r>
+              <w:t>TC-009</w:t>
+            </w:r>
+          </w:p>
+        </w:tc>
+        <w:tc>
+          <w:tcPr>
+            <w:tcW w:w="2254" w:type="dxa"/>
+          </w:tcPr>
+          <w:p>
+            <w:pPr>
+              <w:jc w:val="center"/>
+            </w:pPr>
+            <w:r>
+              <w:t>Navigációs sáv gombjainak ellenőrzése</w:t>
+            </w:r>
+          </w:p>
+        </w:tc>
+        <w:tc>
+          <w:tcPr>
+            <w:tcW w:w="2599" w:type="dxa"/>
+          </w:tcPr>
+          <w:p>
+            <w:pPr>
+              <w:jc w:val="center"/>
+            </w:pPr>
+            <w:r>
+              <w:t>Manuális</w:t>
+            </w:r>
+          </w:p>
+        </w:tc>
+        <w:tc>
+          <w:tcPr>
+            <w:tcW w:w="1793" w:type="dxa"/>
+          </w:tcPr>
+          <w:p>
+            <w:pPr>
+              <w:jc w:val="center"/>
+            </w:pPr>
+            <w:r>
+              <w:t>Az adott aloldalak megjelenek</w:t>
+            </w:r>
+          </w:p>
+        </w:tc>
+        <w:tc>
+          <w:tcPr>
+            <w:tcW w:w="1601" w:type="dxa"/>
+          </w:tcPr>
+          <w:p>
+            <w:pPr>
+              <w:jc w:val="center"/>
+            </w:pPr>
+            <w:r>
+              <w:t>Sikeres</w:t>
+            </w:r>
+          </w:p>
+        </w:tc>
+      </w:tr>
+      <w:tr>
+        <w:trPr>
+          <w:jc w:val="center"/>
+        </w:trPr>
+        <w:tc>
+          <w:tcPr>
+            <w:tcW w:w="9493" w:type="dxa"/>
+            <w:gridSpan w:val="5"/>
+          </w:tcPr>
+          <w:p>
+            <w:pPr>
+              <w:jc w:val="center"/>
+            </w:pPr>
+            <w:r>
+              <w:rPr>
+                <w:b/>
+                <w:bCs/>
+                <w:i/>
+                <w:iCs/>
+                <w:color w:val="656D4A"/>
+              </w:rPr>
+              <w:t>Bejelentkezés és Regisztráció</w:t>
+            </w:r>
+          </w:p>
+        </w:tc>
+      </w:tr>
+      <w:tr>
+        <w:trPr>
+          <w:jc w:val="center"/>
+        </w:trPr>
+        <w:tc>
+          <w:tcPr>
+            <w:tcW w:w="1246" w:type="dxa"/>
+          </w:tcPr>
+          <w:p>
+            <w:pPr>
+              <w:jc w:val="center"/>
+            </w:pPr>
+            <w:r>
+              <w:t>TC-010</w:t>
+            </w:r>
+          </w:p>
+        </w:tc>
+        <w:tc>
+          <w:tcPr>
+            <w:tcW w:w="2254" w:type="dxa"/>
+          </w:tcPr>
+          <w:p>
+            <w:pPr>
+              <w:jc w:val="center"/>
+            </w:pPr>
+            <w:r>
+              <w:t>Regisztrációs</w:t>
+            </w:r>
+            <w:r>
+              <w:t xml:space="preserve"> felület ellenőrzése</w:t>
+            </w:r>
+          </w:p>
+        </w:tc>
+        <w:tc>
+          <w:tcPr>
+            <w:tcW w:w="2599" w:type="dxa"/>
+          </w:tcPr>
+          <w:p>
+            <w:pPr>
+              <w:jc w:val="center"/>
+            </w:pPr>
+            <w:r>
+              <w:t>Manuális</w:t>
+            </w:r>
+          </w:p>
+        </w:tc>
+        <w:tc>
+          <w:tcPr>
+            <w:tcW w:w="1793" w:type="dxa"/>
+          </w:tcPr>
+          <w:p>
+            <w:pPr>
+              <w:jc w:val="center"/>
+            </w:pPr>
+            <w:r>
+              <w:t xml:space="preserve">A megadott username, email cím és jelszó </w:t>
+            </w:r>
+            <w:r>
+              <w:lastRenderedPageBreak/>
+              <w:t>elmentésre kerül</w:t>
+            </w:r>
+          </w:p>
+        </w:tc>
+        <w:tc>
+          <w:tcPr>
+            <w:tcW w:w="1601" w:type="dxa"/>
+          </w:tcPr>
+          <w:p>
+            <w:pPr>
+              <w:jc w:val="center"/>
+            </w:pPr>
+            <w:r>
+              <w:lastRenderedPageBreak/>
+              <w:t>Sikertelen</w:t>
+            </w:r>
+          </w:p>
+        </w:tc>
+      </w:tr>
+      <w:tr>
+        <w:trPr>
+          <w:jc w:val="center"/>
+        </w:trPr>
+        <w:tc>
+          <w:tcPr>
+            <w:tcW w:w="1246" w:type="dxa"/>
+          </w:tcPr>
+          <w:p>
+            <w:pPr>
+              <w:jc w:val="center"/>
+            </w:pPr>
+            <w:r>
+              <w:t>TC-010</w:t>
+            </w:r>
+          </w:p>
+        </w:tc>
+        <w:tc>
+          <w:tcPr>
+            <w:tcW w:w="2254" w:type="dxa"/>
+          </w:tcPr>
+          <w:p>
+            <w:pPr>
+              <w:jc w:val="center"/>
+            </w:pPr>
+            <w:r>
+              <w:t>Regisztrációs felület ellenőrzése</w:t>
+            </w:r>
+          </w:p>
+        </w:tc>
+        <w:tc>
+          <w:tcPr>
+            <w:tcW w:w="2599" w:type="dxa"/>
+          </w:tcPr>
+          <w:p>
+            <w:pPr>
+              <w:jc w:val="center"/>
+            </w:pPr>
+            <w:r>
+              <w:t>Manuális</w:t>
+            </w:r>
+          </w:p>
+        </w:tc>
+        <w:tc>
+          <w:tcPr>
+            <w:tcW w:w="1793" w:type="dxa"/>
+          </w:tcPr>
+          <w:p>
+            <w:pPr>
+              <w:jc w:val="center"/>
+            </w:pPr>
+            <w:r>
+              <w:t>A megadott username, email cím és jelszó elmentésre kerül</w:t>
+            </w:r>
+          </w:p>
+        </w:tc>
+        <w:tc>
+          <w:tcPr>
+            <w:tcW w:w="1601" w:type="dxa"/>
+          </w:tcPr>
+          <w:p>
+            <w:pPr>
+              <w:jc w:val="center"/>
+            </w:pPr>
+            <w:r>
+              <w:t>Siker</w:t>
+            </w:r>
+            <w:r>
+              <w:t>es</w:t>
+            </w:r>
+          </w:p>
+        </w:tc>
+      </w:tr>
+      <w:tr>
+        <w:trPr>
+          <w:jc w:val="center"/>
+        </w:trPr>
+        <w:tc>
+          <w:tcPr>
+            <w:tcW w:w="1246" w:type="dxa"/>
+          </w:tcPr>
+          <w:p>
+            <w:pPr>
+              <w:jc w:val="center"/>
+            </w:pPr>
+            <w:r>
+              <w:t>TC-011</w:t>
+            </w:r>
+          </w:p>
+        </w:tc>
+        <w:tc>
+          <w:tcPr>
+            <w:tcW w:w="2254" w:type="dxa"/>
+          </w:tcPr>
+          <w:p>
+            <w:pPr>
+              <w:jc w:val="center"/>
+            </w:pPr>
+            <w:r>
+              <w:t>Regisztrációs felület ellenőrzése</w:t>
+            </w:r>
+          </w:p>
+        </w:tc>
+        <w:tc>
+          <w:tcPr>
+            <w:tcW w:w="2599" w:type="dxa"/>
+          </w:tcPr>
+          <w:p>
+            <w:pPr>
+              <w:jc w:val="center"/>
+            </w:pPr>
+            <w:r>
+              <w:t>Manuális</w:t>
+            </w:r>
+          </w:p>
+        </w:tc>
+        <w:tc>
+          <w:tcPr>
+            <w:tcW w:w="1793" w:type="dxa"/>
+          </w:tcPr>
+          <w:p>
+            <w:pPr>
+              <w:jc w:val="center"/>
+            </w:pPr>
+            <w:r>
+              <w:t>A megadott username, email cím és jelszó elmentésre kerül</w:t>
+            </w:r>
+          </w:p>
+        </w:tc>
+        <w:tc>
+          <w:tcPr>
+            <w:tcW w:w="1601" w:type="dxa"/>
+          </w:tcPr>
+          <w:p>
+            <w:pPr>
+              <w:jc w:val="center"/>
+            </w:pPr>
+          </w:p>
+        </w:tc>
+      </w:tr>
+      <w:tr>
+        <w:trPr>
+          <w:jc w:val="center"/>
+        </w:trPr>
+        <w:tc>
+          <w:tcPr>
+            <w:tcW w:w="1246" w:type="dxa"/>
+          </w:tcPr>
+          <w:p>
+            <w:pPr>
+              <w:jc w:val="center"/>
+            </w:pPr>
+            <w:r>
+              <w:t>TC-011</w:t>
+            </w:r>
+          </w:p>
+        </w:tc>
+        <w:tc>
+          <w:tcPr>
+            <w:tcW w:w="2254" w:type="dxa"/>
+          </w:tcPr>
+          <w:p>
+            <w:pPr>
+              <w:jc w:val="center"/>
+            </w:pPr>
+            <w:r>
+              <w:t>Regisztrációs felület Regex funkcióinak ellenőrzése</w:t>
+            </w:r>
+          </w:p>
+        </w:tc>
+        <w:tc>
+          <w:tcPr>
+            <w:tcW w:w="2599" w:type="dxa"/>
+          </w:tcPr>
+          <w:p>
+            <w:pPr>
+              <w:jc w:val="center"/>
+            </w:pPr>
+            <w:r>
+              <w:t>Manuális</w:t>
+            </w:r>
+          </w:p>
+        </w:tc>
+        <w:tc>
+          <w:tcPr>
+            <w:tcW w:w="1793" w:type="dxa"/>
+          </w:tcPr>
+          <w:p>
+            <w:pPr>
+              <w:jc w:val="center"/>
+            </w:pPr>
+            <w:r>
+              <w:t>Ha egy adat nem megfelelő hibát dob</w:t>
+            </w:r>
+          </w:p>
+        </w:tc>
+        <w:tc>
+          <w:tcPr>
+            <w:tcW w:w="1601" w:type="dxa"/>
+          </w:tcPr>
+          <w:p>
+            <w:pPr>
+              <w:jc w:val="center"/>
+            </w:pPr>
+          </w:p>
+        </w:tc>
+      </w:tr>
+      <w:tr>
+        <w:trPr>
+          <w:jc w:val="center"/>
+        </w:trPr>
+        <w:tc>
+          <w:tcPr>
+            <w:tcW w:w="1246" w:type="dxa"/>
+          </w:tcPr>
+          <w:p>
+            <w:pPr>
+              <w:jc w:val="center"/>
+            </w:pPr>
+            <w:r>
+              <w:t>TC-012</w:t>
+            </w:r>
+          </w:p>
+        </w:tc>
+        <w:tc>
+          <w:tcPr>
+            <w:tcW w:w="2254" w:type="dxa"/>
+          </w:tcPr>
+          <w:p>
+            <w:pPr>
+              <w:jc w:val="center"/>
+            </w:pPr>
+            <w:r>
+              <w:t>Regisztráció alatt található bejelentkezéshez navigáló link</w:t>
+            </w:r>
+          </w:p>
+        </w:tc>
+        <w:tc>
+          <w:tcPr>
+            <w:tcW w:w="2599" w:type="dxa"/>
+          </w:tcPr>
+          <w:p>
+            <w:pPr>
+              <w:jc w:val="center"/>
+            </w:pPr>
+            <w:r>
+              <w:t>Manuális</w:t>
+            </w:r>
+          </w:p>
+        </w:tc>
+        <w:tc>
+          <w:tcPr>
+            <w:tcW w:w="1793" w:type="dxa"/>
+          </w:tcPr>
+          <w:p>
+            <w:pPr>
+              <w:jc w:val="center"/>
+            </w:pPr>
+            <w:r>
+              <w:t>Átvezet a link a Bejelentkezési felületre</w:t>
+            </w:r>
+          </w:p>
+        </w:tc>
+        <w:tc>
+          <w:tcPr>
+            <w:tcW w:w="1601" w:type="dxa"/>
+          </w:tcPr>
+          <w:p>
+            <w:pPr>
+              <w:jc w:val="center"/>
+            </w:pPr>
+            <w:r>
+              <w:t>Sikeres</w:t>
+            </w:r>
+          </w:p>
+        </w:tc>
+      </w:tr>
+      <w:tr>
+        <w:trPr>
+          <w:jc w:val="center"/>
+        </w:trPr>
+        <w:tc>
+          <w:tcPr>
+            <w:tcW w:w="1246" w:type="dxa"/>
+          </w:tcPr>
+          <w:p>
+            <w:pPr>
+              <w:jc w:val="center"/>
+            </w:pPr>
+            <w:r>
+              <w:t>TC-013</w:t>
+            </w:r>
+          </w:p>
+        </w:tc>
+        <w:tc>
+          <w:tcPr>
+            <w:tcW w:w="2254" w:type="dxa"/>
+          </w:tcPr>
+          <w:p>
+            <w:pPr>
+              <w:jc w:val="center"/>
+            </w:pPr>
+            <w:r>
+              <w:t>Bejelentkezés ellenőrzése</w:t>
+            </w:r>
+          </w:p>
+        </w:tc>
+        <w:tc>
+          <w:tcPr>
+            <w:tcW w:w="2599" w:type="dxa"/>
+          </w:tcPr>
+          <w:p>
+            <w:pPr>
+              <w:jc w:val="center"/>
+            </w:pPr>
+            <w:r>
+              <w:t>Manuális</w:t>
+            </w:r>
+          </w:p>
+        </w:tc>
+        <w:tc>
+          <w:tcPr>
+            <w:tcW w:w="1793" w:type="dxa"/>
+          </w:tcPr>
+          <w:p>
+            <w:pPr>
+              <w:jc w:val="center"/>
+            </w:pPr>
+            <w:r>
+              <w:t>Bejelentkezteti a usert</w:t>
+            </w:r>
+          </w:p>
+        </w:tc>
+        <w:tc>
+          <w:tcPr>
+            <w:tcW w:w="1601" w:type="dxa"/>
+          </w:tcPr>
+          <w:p>
+            <w:pPr>
+              <w:jc w:val="center"/>
+            </w:pPr>
+            <w:r>
+              <w:t>Sikeres</w:t>
+            </w:r>
+          </w:p>
+        </w:tc>
+      </w:tr>
+      <w:tr>
+        <w:trPr>
+          <w:jc w:val="center"/>
+        </w:trPr>
+        <w:tc>
+          <w:tcPr>
+            <w:tcW w:w="1246" w:type="dxa"/>
+          </w:tcPr>
+          <w:p>
+            <w:pPr>
+              <w:jc w:val="center"/>
+            </w:pPr>
+            <w:r>
+              <w:t>TC-014</w:t>
+            </w:r>
+          </w:p>
+        </w:tc>
+        <w:tc>
+          <w:tcPr>
+            <w:tcW w:w="2254" w:type="dxa"/>
+          </w:tcPr>
+          <w:p>
+            <w:pPr>
+              <w:jc w:val="center"/>
+            </w:pPr>
+            <w:r>
+              <w:t>Bejelentkezés alatt található regisztrációra navigáló link</w:t>
+            </w:r>
+          </w:p>
+        </w:tc>
+        <w:tc>
+          <w:tcPr>
+            <w:tcW w:w="2599" w:type="dxa"/>
+          </w:tcPr>
+          <w:p>
+            <w:pPr>
+              <w:jc w:val="center"/>
+            </w:pPr>
+            <w:r>
+              <w:t>Manuális</w:t>
+            </w:r>
+          </w:p>
+        </w:tc>
+        <w:tc>
+          <w:tcPr>
+            <w:tcW w:w="1793" w:type="dxa"/>
+          </w:tcPr>
+          <w:p>
+            <w:pPr>
+              <w:jc w:val="center"/>
+            </w:pPr>
+            <w:r>
+              <w:t>Átvezet a link a Regisztrációs felületre</w:t>
+            </w:r>
+          </w:p>
+        </w:tc>
+        <w:tc>
+          <w:tcPr>
+            <w:tcW w:w="1601" w:type="dxa"/>
+          </w:tcPr>
+          <w:p>
+            <w:pPr>
+              <w:jc w:val="center"/>
+            </w:pPr>
+            <w:r>
+              <w:t>Sikeres</w:t>
+            </w:r>
+          </w:p>
+        </w:tc>
+      </w:tr>
+      <w:tr>
+        <w:trPr>
+          <w:jc w:val="center"/>
+        </w:trPr>
+        <w:tc>
+          <w:tcPr>
+            <w:tcW w:w="1246" w:type="dxa"/>
+          </w:tcPr>
+          <w:p>
+            <w:pPr>
+              <w:jc w:val="center"/>
+            </w:pPr>
+            <w:r>
+              <w:t>TC-015</w:t>
+            </w:r>
+          </w:p>
+        </w:tc>
+        <w:tc>
+          <w:tcPr>
+            <w:tcW w:w="2254" w:type="dxa"/>
+          </w:tcPr>
+          <w:p>
+            <w:pPr>
+              <w:jc w:val="center"/>
+            </w:pPr>
+            <w:r>
+              <w:t>Bejelentkezési felület Regex funkcióinak ellenőrzése</w:t>
+            </w:r>
+          </w:p>
+        </w:tc>
+        <w:tc>
+          <w:tcPr>
+            <w:tcW w:w="2599" w:type="dxa"/>
+          </w:tcPr>
+          <w:p>
+            <w:pPr>
+              <w:jc w:val="center"/>
+            </w:pPr>
+            <w:r>
+              <w:t>Manuális</w:t>
+            </w:r>
+          </w:p>
+        </w:tc>
+        <w:tc>
+          <w:tcPr>
+            <w:tcW w:w="1793" w:type="dxa"/>
+          </w:tcPr>
+          <w:p>
+            <w:pPr>
+              <w:jc w:val="center"/>
+            </w:pPr>
+            <w:r>
+              <w:t>Ha egy adat nem megfelelő hibát dob</w:t>
+            </w:r>
+          </w:p>
+        </w:tc>
+        <w:tc>
+          <w:tcPr>
+            <w:tcW w:w="1601" w:type="dxa"/>
+          </w:tcPr>
+          <w:p>
+            <w:pPr>
+              <w:jc w:val="center"/>
+            </w:pPr>
+          </w:p>
+        </w:tc>
+      </w:tr>
     </w:tbl>
     <w:p>
       <w:pPr>
@@ -4971,14 +6020,6 @@
         <w:t>Kalória számítás</w:t>
       </w:r>
     </w:p>
-    <w:p>
-      <w:pPr>
-        <w:ind w:left="360"/>
-        <w:rPr>
-          <w:color w:val="656D4A"/>
-        </w:rPr>
-      </w:pPr>
-    </w:p>
     <w:p/>
     <w:p>
       <w:pPr>
@@ -4991,7 +6032,180 @@
         <w:t>Irodalomjegyzék</w:t>
       </w:r>
     </w:p>
-    <w:p/>
+    <w:p>
+      <w:r>
+        <w:t>Szakmai</w:t>
+      </w:r>
+    </w:p>
+    <w:p>
+      <w:pPr>
+        <w:pStyle w:val="Listaszerbekezds"/>
+        <w:numPr>
+          <w:ilvl w:val="0"/>
+          <w:numId w:val="28"/>
+        </w:numPr>
+      </w:pPr>
+      <w:hyperlink r:id="rId20" w:history="1">
+        <w:r>
+          <w:rPr>
+            <w:rStyle w:val="Hiperhivatkozs"/>
+          </w:rPr>
+          <w:t>https://learn.microsoft.com/en-us/dotnet/csharp/</w:t>
+        </w:r>
+      </w:hyperlink>
+    </w:p>
+    <w:p>
+      <w:pPr>
+        <w:pStyle w:val="Listaszerbekezds"/>
+        <w:numPr>
+          <w:ilvl w:val="0"/>
+          <w:numId w:val="28"/>
+        </w:numPr>
+      </w:pPr>
+      <w:hyperlink r:id="rId21" w:history="1">
+        <w:r>
+          <w:rPr>
+            <w:rStyle w:val="Hiperhivatkozs"/>
+          </w:rPr>
+          <w:t>https://laravel.com/docs/12.x/installation</w:t>
+        </w:r>
+      </w:hyperlink>
+    </w:p>
+    <w:p>
+      <w:pPr>
+        <w:pStyle w:val="Listaszerbekezds"/>
+        <w:numPr>
+          <w:ilvl w:val="0"/>
+          <w:numId w:val="28"/>
+        </w:numPr>
+      </w:pPr>
+      <w:hyperlink r:id="rId22" w:history="1">
+        <w:r>
+          <w:rPr>
+            <w:rStyle w:val="Hiperhivatkozs"/>
+          </w:rPr>
+          <w:t>https://v2.tailwindcss.com/docs</w:t>
+        </w:r>
+      </w:hyperlink>
+    </w:p>
+    <w:p>
+      <w:pPr>
+        <w:pStyle w:val="Listaszerbekezds"/>
+        <w:numPr>
+          <w:ilvl w:val="0"/>
+          <w:numId w:val="28"/>
+        </w:numPr>
+      </w:pPr>
+      <w:hyperlink r:id="rId23" w:history="1">
+        <w:r>
+          <w:rPr>
+            <w:rStyle w:val="Hiperhivatkozs"/>
+          </w:rPr>
+          <w:t>https://stackoverflow.com/questions</w:t>
+        </w:r>
+      </w:hyperlink>
+    </w:p>
+    <w:p>
+      <w:r>
+        <w:t>Tartalmi</w:t>
+      </w:r>
+    </w:p>
+    <w:p>
+      <w:pPr>
+        <w:pStyle w:val="Listaszerbekezds"/>
+        <w:numPr>
+          <w:ilvl w:val="0"/>
+          <w:numId w:val="27"/>
+        </w:numPr>
+      </w:pPr>
+      <w:r>
+        <w:t>Tracy Ward - A pilates tudománya - Kézikönyv az erős és rugalmas testért</w:t>
+      </w:r>
+    </w:p>
+    <w:p>
+      <w:pPr>
+        <w:pStyle w:val="Listaszerbekezds"/>
+        <w:numPr>
+          <w:ilvl w:val="0"/>
+          <w:numId w:val="27"/>
+        </w:numPr>
+      </w:pPr>
+      <w:r>
+        <w:t xml:space="preserve">Ann Swanson, Ms </w:t>
+      </w:r>
+      <w:r>
+        <w:t xml:space="preserve">- A </w:t>
+      </w:r>
+      <w:r>
+        <w:t xml:space="preserve">jóga </w:t>
+      </w:r>
+      <w:r>
+        <w:t>tudománya - Kézikönyv a</w:t>
+      </w:r>
+      <w:r>
+        <w:t xml:space="preserve"> test és az elme tökéletes harmóniájáért</w:t>
+      </w:r>
+    </w:p>
+    <w:p>
+      <w:pPr>
+        <w:pStyle w:val="Listaszerbekezds"/>
+        <w:numPr>
+          <w:ilvl w:val="0"/>
+          <w:numId w:val="27"/>
+        </w:numPr>
+      </w:pPr>
+      <w:r>
+        <w:t>Bográdi István – A test izomzatának edzése (Semmelweis kiadó 2024)</w:t>
+      </w:r>
+    </w:p>
+    <w:p>
+      <w:pPr>
+        <w:pStyle w:val="Listaszerbekezds"/>
+        <w:numPr>
+          <w:ilvl w:val="0"/>
+          <w:numId w:val="27"/>
+        </w:numPr>
+      </w:pPr>
+      <w:r>
+        <w:t>Stefanie Stahl – Így erősítsd az önértékelésed</w:t>
+      </w:r>
+    </w:p>
+    <w:p>
+      <w:pPr>
+        <w:pStyle w:val="Listaszerbekezds"/>
+        <w:numPr>
+          <w:ilvl w:val="0"/>
+          <w:numId w:val="27"/>
+        </w:numPr>
+      </w:pPr>
+      <w:r>
+        <w:t>Stefanie Stahl – Benned rejlő gyermeknek otthonra kell találnia</w:t>
+      </w:r>
+    </w:p>
+    <w:p>
+      <w:pPr>
+        <w:pStyle w:val="Listaszerbekezds"/>
+        <w:numPr>
+          <w:ilvl w:val="0"/>
+          <w:numId w:val="27"/>
+        </w:numPr>
+      </w:pPr>
+      <w:r>
+        <w:t>Sue Hadfield – Pozitív gondolkodás</w:t>
+      </w:r>
+    </w:p>
+    <w:p>
+      <w:pPr>
+        <w:pStyle w:val="Listaszerbekezds"/>
+        <w:numPr>
+          <w:ilvl w:val="0"/>
+          <w:numId w:val="27"/>
+        </w:numPr>
+      </w:pPr>
+      <w:r>
+        <w:t>Gill Hanson – Érzelmi intelligencia</w:t>
+      </w:r>
+    </w:p>
     <w:p>
       <w:pPr>
         <w:rPr>
@@ -5012,7 +6226,7 @@
     </w:p>
     <w:p/>
     <w:sectPr>
-      <w:footerReference w:type="default" r:id="rId20"/>
+      <w:footerReference w:type="default" r:id="rId24"/>
       <w:pgSz w:w="11906" w:h="16838"/>
       <w:pgMar w:top="1417" w:right="1417" w:bottom="1417" w:left="1417" w:header="708" w:footer="708" w:gutter="0"/>
       <w:pgBorders w:offsetFrom="page">
@@ -5365,6 +6579,119 @@
     </w:lvl>
   </w:abstractNum>
   <w:abstractNum w:abstractNumId="1" w15:restartNumberingAfterBreak="0">
+    <w:nsid w:val="080F6AE6"/>
+    <w:multiLevelType w:val="hybridMultilevel"/>
+    <w:tmpl w:val="A3FEE57E"/>
+    <w:lvl w:ilvl="0" w:tplc="040E0001">
+      <w:start w:val="1"/>
+      <w:numFmt w:val="bullet"/>
+      <w:lvlText w:val=""/>
+      <w:lvlJc w:val="left"/>
+      <w:pPr>
+        <w:ind w:left="720" w:hanging="360"/>
+      </w:pPr>
+      <w:rPr>
+        <w:rFonts w:ascii="Symbol" w:hAnsi="Symbol" w:hint="default"/>
+      </w:rPr>
+    </w:lvl>
+    <w:lvl w:ilvl="1" w:tplc="040E0003" w:tentative="1">
+      <w:start w:val="1"/>
+      <w:numFmt w:val="bullet"/>
+      <w:lvlText w:val="o"/>
+      <w:lvlJc w:val="left"/>
+      <w:pPr>
+        <w:ind w:left="1440" w:hanging="360"/>
+      </w:pPr>
+      <w:rPr>
+        <w:rFonts w:ascii="Courier New" w:hAnsi="Courier New" w:cs="Courier New" w:hint="default"/>
+      </w:rPr>
+    </w:lvl>
+    <w:lvl w:ilvl="2" w:tplc="040E0005" w:tentative="1">
+      <w:start w:val="1"/>
+      <w:numFmt w:val="bullet"/>
+      <w:lvlText w:val=""/>
+      <w:lvlJc w:val="left"/>
+      <w:pPr>
+        <w:ind w:left="2160" w:hanging="360"/>
+      </w:pPr>
+      <w:rPr>
+        <w:rFonts w:ascii="Wingdings" w:hAnsi="Wingdings" w:hint="default"/>
+      </w:rPr>
+    </w:lvl>
+    <w:lvl w:ilvl="3" w:tplc="040E0001" w:tentative="1">
+      <w:start w:val="1"/>
+      <w:numFmt w:val="bullet"/>
+      <w:lvlText w:val=""/>
+      <w:lvlJc w:val="left"/>
+      <w:pPr>
+        <w:ind w:left="2880" w:hanging="360"/>
+      </w:pPr>
+      <w:rPr>
+        <w:rFonts w:ascii="Symbol" w:hAnsi="Symbol" w:hint="default"/>
+      </w:rPr>
+    </w:lvl>
+    <w:lvl w:ilvl="4" w:tplc="040E0003" w:tentative="1">
+      <w:start w:val="1"/>
+      <w:numFmt w:val="bullet"/>
+      <w:lvlText w:val="o"/>
+      <w:lvlJc w:val="left"/>
+      <w:pPr>
+        <w:ind w:left="3600" w:hanging="360"/>
+      </w:pPr>
+      <w:rPr>
+        <w:rFonts w:ascii="Courier New" w:hAnsi="Courier New" w:cs="Courier New" w:hint="default"/>
+      </w:rPr>
+    </w:lvl>
+    <w:lvl w:ilvl="5" w:tplc="040E0005" w:tentative="1">
+      <w:start w:val="1"/>
+      <w:numFmt w:val="bullet"/>
+      <w:lvlText w:val=""/>
+      <w:lvlJc w:val="left"/>
+      <w:pPr>
+        <w:ind w:left="4320" w:hanging="360"/>
+      </w:pPr>
+      <w:rPr>
+        <w:rFonts w:ascii="Wingdings" w:hAnsi="Wingdings" w:hint="default"/>
+      </w:rPr>
+    </w:lvl>
+    <w:lvl w:ilvl="6" w:tplc="040E0001" w:tentative="1">
+      <w:start w:val="1"/>
+      <w:numFmt w:val="bullet"/>
+      <w:lvlText w:val=""/>
+      <w:lvlJc w:val="left"/>
+      <w:pPr>
+        <w:ind w:left="5040" w:hanging="360"/>
+      </w:pPr>
+      <w:rPr>
+        <w:rFonts w:ascii="Symbol" w:hAnsi="Symbol" w:hint="default"/>
+      </w:rPr>
+    </w:lvl>
+    <w:lvl w:ilvl="7" w:tplc="040E0003" w:tentative="1">
+      <w:start w:val="1"/>
+      <w:numFmt w:val="bullet"/>
+      <w:lvlText w:val="o"/>
+      <w:lvlJc w:val="left"/>
+      <w:pPr>
+        <w:ind w:left="5760" w:hanging="360"/>
+      </w:pPr>
+      <w:rPr>
+        <w:rFonts w:ascii="Courier New" w:hAnsi="Courier New" w:cs="Courier New" w:hint="default"/>
+      </w:rPr>
+    </w:lvl>
+    <w:lvl w:ilvl="8" w:tplc="040E0005" w:tentative="1">
+      <w:start w:val="1"/>
+      <w:numFmt w:val="bullet"/>
+      <w:lvlText w:val=""/>
+      <w:lvlJc w:val="left"/>
+      <w:pPr>
+        <w:ind w:left="6480" w:hanging="360"/>
+      </w:pPr>
+      <w:rPr>
+        <w:rFonts w:ascii="Wingdings" w:hAnsi="Wingdings" w:hint="default"/>
+      </w:rPr>
+    </w:lvl>
+  </w:abstractNum>
+  <w:abstractNum w:abstractNumId="2" w15:restartNumberingAfterBreak="0">
     <w:nsid w:val="081E155D"/>
     <w:multiLevelType w:val="multilevel"/>
     <w:tmpl w:val="700E24FA"/>
@@ -5477,7 +6804,7 @@
       </w:rPr>
     </w:lvl>
   </w:abstractNum>
-  <w:abstractNum w:abstractNumId="2" w15:restartNumberingAfterBreak="0">
+  <w:abstractNum w:abstractNumId="3" w15:restartNumberingAfterBreak="0">
     <w:nsid w:val="08374C27"/>
     <w:multiLevelType w:val="multilevel"/>
     <w:tmpl w:val="785CD560"/>
@@ -5626,7 +6953,7 @@
       </w:rPr>
     </w:lvl>
   </w:abstractNum>
-  <w:abstractNum w:abstractNumId="3" w15:restartNumberingAfterBreak="0">
+  <w:abstractNum w:abstractNumId="4" w15:restartNumberingAfterBreak="0">
     <w:nsid w:val="097B757D"/>
     <w:multiLevelType w:val="hybridMultilevel"/>
     <w:tmpl w:val="05FC0D28"/>
@@ -5715,7 +7042,7 @@
       </w:pPr>
     </w:lvl>
   </w:abstractNum>
-  <w:abstractNum w:abstractNumId="4" w15:restartNumberingAfterBreak="0">
+  <w:abstractNum w:abstractNumId="5" w15:restartNumberingAfterBreak="0">
     <w:nsid w:val="0A0F0852"/>
     <w:multiLevelType w:val="multilevel"/>
     <w:tmpl w:val="C78CF640"/>
@@ -5828,7 +7155,7 @@
       </w:rPr>
     </w:lvl>
   </w:abstractNum>
-  <w:abstractNum w:abstractNumId="5" w15:restartNumberingAfterBreak="0">
+  <w:abstractNum w:abstractNumId="6" w15:restartNumberingAfterBreak="0">
     <w:nsid w:val="0FDC14FB"/>
     <w:multiLevelType w:val="hybridMultilevel"/>
     <w:tmpl w:val="05FC0D28"/>
@@ -5917,7 +7244,7 @@
       </w:pPr>
     </w:lvl>
   </w:abstractNum>
-  <w:abstractNum w:abstractNumId="6" w15:restartNumberingAfterBreak="0">
+  <w:abstractNum w:abstractNumId="7" w15:restartNumberingAfterBreak="0">
     <w:nsid w:val="14D90E3A"/>
     <w:multiLevelType w:val="hybridMultilevel"/>
     <w:tmpl w:val="05FC0D28"/>
@@ -6006,7 +7333,7 @@
       </w:pPr>
     </w:lvl>
   </w:abstractNum>
-  <w:abstractNum w:abstractNumId="7" w15:restartNumberingAfterBreak="0">
+  <w:abstractNum w:abstractNumId="8" w15:restartNumberingAfterBreak="0">
     <w:nsid w:val="187163AF"/>
     <w:multiLevelType w:val="multilevel"/>
     <w:tmpl w:val="DFBE1020"/>
@@ -6119,7 +7446,7 @@
       </w:rPr>
     </w:lvl>
   </w:abstractNum>
-  <w:abstractNum w:abstractNumId="8" w15:restartNumberingAfterBreak="0">
+  <w:abstractNum w:abstractNumId="9" w15:restartNumberingAfterBreak="0">
     <w:nsid w:val="1A4D33EE"/>
     <w:multiLevelType w:val="hybridMultilevel"/>
     <w:tmpl w:val="C08A0C74"/>
@@ -6232,7 +7559,7 @@
       </w:rPr>
     </w:lvl>
   </w:abstractNum>
-  <w:abstractNum w:abstractNumId="9" w15:restartNumberingAfterBreak="0">
+  <w:abstractNum w:abstractNumId="10" w15:restartNumberingAfterBreak="0">
     <w:nsid w:val="1E183CF6"/>
     <w:multiLevelType w:val="hybridMultilevel"/>
     <w:tmpl w:val="CF36D056"/>
@@ -6345,7 +7672,120 @@
       </w:rPr>
     </w:lvl>
   </w:abstractNum>
-  <w:abstractNum w:abstractNumId="10" w15:restartNumberingAfterBreak="0">
+  <w:abstractNum w:abstractNumId="11" w15:restartNumberingAfterBreak="0">
+    <w:nsid w:val="22000A85"/>
+    <w:multiLevelType w:val="hybridMultilevel"/>
+    <w:tmpl w:val="625828D6"/>
+    <w:lvl w:ilvl="0" w:tplc="040E0001">
+      <w:start w:val="1"/>
+      <w:numFmt w:val="bullet"/>
+      <w:lvlText w:val=""/>
+      <w:lvlJc w:val="left"/>
+      <w:pPr>
+        <w:ind w:left="720" w:hanging="360"/>
+      </w:pPr>
+      <w:rPr>
+        <w:rFonts w:ascii="Symbol" w:hAnsi="Symbol" w:hint="default"/>
+      </w:rPr>
+    </w:lvl>
+    <w:lvl w:ilvl="1" w:tplc="040E0003" w:tentative="1">
+      <w:start w:val="1"/>
+      <w:numFmt w:val="bullet"/>
+      <w:lvlText w:val="o"/>
+      <w:lvlJc w:val="left"/>
+      <w:pPr>
+        <w:ind w:left="1440" w:hanging="360"/>
+      </w:pPr>
+      <w:rPr>
+        <w:rFonts w:ascii="Courier New" w:hAnsi="Courier New" w:cs="Courier New" w:hint="default"/>
+      </w:rPr>
+    </w:lvl>
+    <w:lvl w:ilvl="2" w:tplc="040E0005" w:tentative="1">
+      <w:start w:val="1"/>
+      <w:numFmt w:val="bullet"/>
+      <w:lvlText w:val=""/>
+      <w:lvlJc w:val="left"/>
+      <w:pPr>
+        <w:ind w:left="2160" w:hanging="360"/>
+      </w:pPr>
+      <w:rPr>
+        <w:rFonts w:ascii="Wingdings" w:hAnsi="Wingdings" w:hint="default"/>
+      </w:rPr>
+    </w:lvl>
+    <w:lvl w:ilvl="3" w:tplc="040E0001" w:tentative="1">
+      <w:start w:val="1"/>
+      <w:numFmt w:val="bullet"/>
+      <w:lvlText w:val=""/>
+      <w:lvlJc w:val="left"/>
+      <w:pPr>
+        <w:ind w:left="2880" w:hanging="360"/>
+      </w:pPr>
+      <w:rPr>
+        <w:rFonts w:ascii="Symbol" w:hAnsi="Symbol" w:hint="default"/>
+      </w:rPr>
+    </w:lvl>
+    <w:lvl w:ilvl="4" w:tplc="040E0003" w:tentative="1">
+      <w:start w:val="1"/>
+      <w:numFmt w:val="bullet"/>
+      <w:lvlText w:val="o"/>
+      <w:lvlJc w:val="left"/>
+      <w:pPr>
+        <w:ind w:left="3600" w:hanging="360"/>
+      </w:pPr>
+      <w:rPr>
+        <w:rFonts w:ascii="Courier New" w:hAnsi="Courier New" w:cs="Courier New" w:hint="default"/>
+      </w:rPr>
+    </w:lvl>
+    <w:lvl w:ilvl="5" w:tplc="040E0005" w:tentative="1">
+      <w:start w:val="1"/>
+      <w:numFmt w:val="bullet"/>
+      <w:lvlText w:val=""/>
+      <w:lvlJc w:val="left"/>
+      <w:pPr>
+        <w:ind w:left="4320" w:hanging="360"/>
+      </w:pPr>
+      <w:rPr>
+        <w:rFonts w:ascii="Wingdings" w:hAnsi="Wingdings" w:hint="default"/>
+      </w:rPr>
+    </w:lvl>
+    <w:lvl w:ilvl="6" w:tplc="040E0001" w:tentative="1">
+      <w:start w:val="1"/>
+      <w:numFmt w:val="bullet"/>
+      <w:lvlText w:val=""/>
+      <w:lvlJc w:val="left"/>
+      <w:pPr>
+        <w:ind w:left="5040" w:hanging="360"/>
+      </w:pPr>
+      <w:rPr>
+        <w:rFonts w:ascii="Symbol" w:hAnsi="Symbol" w:hint="default"/>
+      </w:rPr>
+    </w:lvl>
+    <w:lvl w:ilvl="7" w:tplc="040E0003" w:tentative="1">
+      <w:start w:val="1"/>
+      <w:numFmt w:val="bullet"/>
+      <w:lvlText w:val="o"/>
+      <w:lvlJc w:val="left"/>
+      <w:pPr>
+        <w:ind w:left="5760" w:hanging="360"/>
+      </w:pPr>
+      <w:rPr>
+        <w:rFonts w:ascii="Courier New" w:hAnsi="Courier New" w:cs="Courier New" w:hint="default"/>
+      </w:rPr>
+    </w:lvl>
+    <w:lvl w:ilvl="8" w:tplc="040E0005" w:tentative="1">
+      <w:start w:val="1"/>
+      <w:numFmt w:val="bullet"/>
+      <w:lvlText w:val=""/>
+      <w:lvlJc w:val="left"/>
+      <w:pPr>
+        <w:ind w:left="6480" w:hanging="360"/>
+      </w:pPr>
+      <w:rPr>
+        <w:rFonts w:ascii="Wingdings" w:hAnsi="Wingdings" w:hint="default"/>
+      </w:rPr>
+    </w:lvl>
+  </w:abstractNum>
+  <w:abstractNum w:abstractNumId="12" w15:restartNumberingAfterBreak="0">
     <w:nsid w:val="238D1AA1"/>
     <w:multiLevelType w:val="hybridMultilevel"/>
     <w:tmpl w:val="05FC0D28"/>
@@ -6434,7 +7874,7 @@
       </w:pPr>
     </w:lvl>
   </w:abstractNum>
-  <w:abstractNum w:abstractNumId="11" w15:restartNumberingAfterBreak="0">
+  <w:abstractNum w:abstractNumId="13" w15:restartNumberingAfterBreak="0">
     <w:nsid w:val="2692601F"/>
     <w:multiLevelType w:val="hybridMultilevel"/>
     <w:tmpl w:val="87B0E620"/>
@@ -6547,7 +7987,7 @@
       </w:rPr>
     </w:lvl>
   </w:abstractNum>
-  <w:abstractNum w:abstractNumId="12" w15:restartNumberingAfterBreak="0">
+  <w:abstractNum w:abstractNumId="14" w15:restartNumberingAfterBreak="0">
     <w:nsid w:val="272623B0"/>
     <w:multiLevelType w:val="multilevel"/>
     <w:tmpl w:val="ACDE4994"/>
@@ -6660,7 +8100,7 @@
       </w:rPr>
     </w:lvl>
   </w:abstractNum>
-  <w:abstractNum w:abstractNumId="13" w15:restartNumberingAfterBreak="0">
+  <w:abstractNum w:abstractNumId="15" w15:restartNumberingAfterBreak="0">
     <w:nsid w:val="2C876759"/>
     <w:multiLevelType w:val="hybridMultilevel"/>
     <w:tmpl w:val="91A866FC"/>
@@ -6773,7 +8213,7 @@
       </w:rPr>
     </w:lvl>
   </w:abstractNum>
-  <w:abstractNum w:abstractNumId="14" w15:restartNumberingAfterBreak="0">
+  <w:abstractNum w:abstractNumId="16" w15:restartNumberingAfterBreak="0">
     <w:nsid w:val="31583706"/>
     <w:multiLevelType w:val="hybridMultilevel"/>
     <w:tmpl w:val="2A487386"/>
@@ -6886,7 +8326,7 @@
       </w:rPr>
     </w:lvl>
   </w:abstractNum>
-  <w:abstractNum w:abstractNumId="15" w15:restartNumberingAfterBreak="0">
+  <w:abstractNum w:abstractNumId="17" w15:restartNumberingAfterBreak="0">
     <w:nsid w:val="50131CEA"/>
     <w:multiLevelType w:val="hybridMultilevel"/>
     <w:tmpl w:val="05FC0D28"/>
@@ -6975,7 +8415,7 @@
       </w:pPr>
     </w:lvl>
   </w:abstractNum>
-  <w:abstractNum w:abstractNumId="16" w15:restartNumberingAfterBreak="0">
+  <w:abstractNum w:abstractNumId="18" w15:restartNumberingAfterBreak="0">
     <w:nsid w:val="526D63F2"/>
     <w:multiLevelType w:val="hybridMultilevel"/>
     <w:tmpl w:val="7EC4AEE8"/>
@@ -7064,7 +8504,7 @@
       </w:pPr>
     </w:lvl>
   </w:abstractNum>
-  <w:abstractNum w:abstractNumId="17" w15:restartNumberingAfterBreak="0">
+  <w:abstractNum w:abstractNumId="19" w15:restartNumberingAfterBreak="0">
     <w:nsid w:val="54DF2881"/>
     <w:multiLevelType w:val="multilevel"/>
     <w:tmpl w:val="32FEC092"/>
@@ -7177,7 +8617,7 @@
       </w:rPr>
     </w:lvl>
   </w:abstractNum>
-  <w:abstractNum w:abstractNumId="18" w15:restartNumberingAfterBreak="0">
+  <w:abstractNum w:abstractNumId="20" w15:restartNumberingAfterBreak="0">
     <w:nsid w:val="56D326FB"/>
     <w:multiLevelType w:val="hybridMultilevel"/>
     <w:tmpl w:val="607C14C0"/>
@@ -7290,7 +8730,7 @@
       </w:rPr>
     </w:lvl>
   </w:abstractNum>
-  <w:abstractNum w:abstractNumId="19" w15:restartNumberingAfterBreak="0">
+  <w:abstractNum w:abstractNumId="21" w15:restartNumberingAfterBreak="0">
     <w:nsid w:val="58446979"/>
     <w:multiLevelType w:val="hybridMultilevel"/>
     <w:tmpl w:val="47BC756E"/>
@@ -7403,7 +8843,7 @@
       </w:rPr>
     </w:lvl>
   </w:abstractNum>
-  <w:abstractNum w:abstractNumId="20" w15:restartNumberingAfterBreak="0">
+  <w:abstractNum w:abstractNumId="22" w15:restartNumberingAfterBreak="0">
     <w:nsid w:val="62757572"/>
     <w:multiLevelType w:val="hybridMultilevel"/>
     <w:tmpl w:val="05FC0D28"/>
@@ -7492,7 +8932,7 @@
       </w:pPr>
     </w:lvl>
   </w:abstractNum>
-  <w:abstractNum w:abstractNumId="21" w15:restartNumberingAfterBreak="0">
+  <w:abstractNum w:abstractNumId="23" w15:restartNumberingAfterBreak="0">
     <w:nsid w:val="646417F3"/>
     <w:multiLevelType w:val="hybridMultilevel"/>
     <w:tmpl w:val="F5A212BE"/>
@@ -7605,7 +9045,7 @@
       </w:rPr>
     </w:lvl>
   </w:abstractNum>
-  <w:abstractNum w:abstractNumId="22" w15:restartNumberingAfterBreak="0">
+  <w:abstractNum w:abstractNumId="24" w15:restartNumberingAfterBreak="0">
     <w:nsid w:val="75713EB0"/>
     <w:multiLevelType w:val="hybridMultilevel"/>
     <w:tmpl w:val="627CB816"/>
@@ -7698,7 +9138,7 @@
       </w:pPr>
     </w:lvl>
   </w:abstractNum>
-  <w:abstractNum w:abstractNumId="23" w15:restartNumberingAfterBreak="0">
+  <w:abstractNum w:abstractNumId="25" w15:restartNumberingAfterBreak="0">
     <w:nsid w:val="79631AD2"/>
     <w:multiLevelType w:val="multilevel"/>
     <w:tmpl w:val="370892DC"/>
@@ -7811,7 +9251,7 @@
       </w:rPr>
     </w:lvl>
   </w:abstractNum>
-  <w:abstractNum w:abstractNumId="24" w15:restartNumberingAfterBreak="0">
+  <w:abstractNum w:abstractNumId="26" w15:restartNumberingAfterBreak="0">
     <w:nsid w:val="7D102B5C"/>
     <w:multiLevelType w:val="hybridMultilevel"/>
     <w:tmpl w:val="859A041C"/>
@@ -7900,7 +9340,7 @@
       </w:pPr>
     </w:lvl>
   </w:abstractNum>
-  <w:abstractNum w:abstractNumId="25" w15:restartNumberingAfterBreak="0">
+  <w:abstractNum w:abstractNumId="27" w15:restartNumberingAfterBreak="0">
     <w:nsid w:val="7E171791"/>
     <w:multiLevelType w:val="hybridMultilevel"/>
     <w:tmpl w:val="EB2A6F4C"/>
@@ -7990,82 +9430,88 @@
     </w:lvl>
   </w:abstractNum>
   <w:num w:numId="1" w16cid:durableId="1272587989">
-    <w:abstractNumId w:val="21"/>
+    <w:abstractNumId w:val="23"/>
   </w:num>
   <w:num w:numId="2" w16cid:durableId="1463115346">
-    <w:abstractNumId w:val="13"/>
+    <w:abstractNumId w:val="15"/>
   </w:num>
   <w:num w:numId="3" w16cid:durableId="459763914">
+    <w:abstractNumId w:val="18"/>
+  </w:num>
+  <w:num w:numId="4" w16cid:durableId="920141657">
+    <w:abstractNumId w:val="24"/>
+  </w:num>
+  <w:num w:numId="5" w16cid:durableId="23674574">
+    <w:abstractNumId w:val="14"/>
+  </w:num>
+  <w:num w:numId="6" w16cid:durableId="2021076392">
     <w:abstractNumId w:val="16"/>
   </w:num>
-  <w:num w:numId="4" w16cid:durableId="920141657">
-    <w:abstractNumId w:val="22"/>
-  </w:num>
-  <w:num w:numId="5" w16cid:durableId="23674574">
-    <w:abstractNumId w:val="12"/>
-  </w:num>
-  <w:num w:numId="6" w16cid:durableId="2021076392">
-    <w:abstractNumId w:val="14"/>
-  </w:num>
   <w:num w:numId="7" w16cid:durableId="1356812871">
-    <w:abstractNumId w:val="4"/>
+    <w:abstractNumId w:val="5"/>
   </w:num>
   <w:num w:numId="8" w16cid:durableId="86582687">
-    <w:abstractNumId w:val="7"/>
+    <w:abstractNumId w:val="8"/>
   </w:num>
   <w:num w:numId="9" w16cid:durableId="2056806720">
-    <w:abstractNumId w:val="1"/>
+    <w:abstractNumId w:val="2"/>
   </w:num>
   <w:num w:numId="10" w16cid:durableId="414743928">
-    <w:abstractNumId w:val="17"/>
+    <w:abstractNumId w:val="19"/>
   </w:num>
   <w:num w:numId="11" w16cid:durableId="206334075">
-    <w:abstractNumId w:val="10"/>
+    <w:abstractNumId w:val="12"/>
   </w:num>
   <w:num w:numId="12" w16cid:durableId="1655794956">
     <w:abstractNumId w:val="0"/>
   </w:num>
   <w:num w:numId="13" w16cid:durableId="547760087">
-    <w:abstractNumId w:val="5"/>
+    <w:abstractNumId w:val="6"/>
   </w:num>
   <w:num w:numId="14" w16cid:durableId="85225277">
-    <w:abstractNumId w:val="15"/>
+    <w:abstractNumId w:val="17"/>
   </w:num>
   <w:num w:numId="15" w16cid:durableId="436680465">
+    <w:abstractNumId w:val="4"/>
+  </w:num>
+  <w:num w:numId="16" w16cid:durableId="1928999063">
+    <w:abstractNumId w:val="22"/>
+  </w:num>
+  <w:num w:numId="17" w16cid:durableId="1697196509">
+    <w:abstractNumId w:val="26"/>
+  </w:num>
+  <w:num w:numId="18" w16cid:durableId="1639338664">
+    <w:abstractNumId w:val="27"/>
+  </w:num>
+  <w:num w:numId="19" w16cid:durableId="28801657">
+    <w:abstractNumId w:val="7"/>
+  </w:num>
+  <w:num w:numId="20" w16cid:durableId="845440338">
+    <w:abstractNumId w:val="25"/>
+  </w:num>
+  <w:num w:numId="21" w16cid:durableId="763764663">
     <w:abstractNumId w:val="3"/>
   </w:num>
-  <w:num w:numId="16" w16cid:durableId="1928999063">
+  <w:num w:numId="22" w16cid:durableId="292256259">
+    <w:abstractNumId w:val="13"/>
+  </w:num>
+  <w:num w:numId="23" w16cid:durableId="479924013">
+    <w:abstractNumId w:val="21"/>
+  </w:num>
+  <w:num w:numId="24" w16cid:durableId="1649745141">
+    <w:abstractNumId w:val="9"/>
+  </w:num>
+  <w:num w:numId="25" w16cid:durableId="1242373527">
     <w:abstractNumId w:val="20"/>
   </w:num>
-  <w:num w:numId="17" w16cid:durableId="1697196509">
-    <w:abstractNumId w:val="24"/>
+  <w:num w:numId="26" w16cid:durableId="983118067">
+    <w:abstractNumId w:val="10"/>
   </w:num>
-  <w:num w:numId="18" w16cid:durableId="1639338664">
-    <w:abstractNumId w:val="25"/>
+  <w:num w:numId="27" w16cid:durableId="1655839011">
+    <w:abstractNumId w:val="1"/>
   </w:num>
-  <w:num w:numId="19" w16cid:durableId="28801657">
-    <w:abstractNumId w:val="6"/>
-  </w:num>
-  <w:num w:numId="20" w16cid:durableId="845440338">
-    <w:abstractNumId w:val="23"/>
-  </w:num>
-  <w:num w:numId="21" w16cid:durableId="763764663">
-    <w:abstractNumId w:val="2"/>
-  </w:num>
-  <w:num w:numId="22" w16cid:durableId="292256259">
+  <w:num w:numId="28" w16cid:durableId="928078751">
     <w:abstractNumId w:val="11"/>
-  </w:num>
-  <w:num w:numId="23" w16cid:durableId="479924013">
-    <w:abstractNumId w:val="19"/>
-  </w:num>
-  <w:num w:numId="24" w16cid:durableId="1649745141">
-    <w:abstractNumId w:val="8"/>
-  </w:num>
-  <w:num w:numId="25" w16cid:durableId="1242373527">
-    <w:abstractNumId w:val="18"/>
-  </w:num>
-  <w:num w:numId="26" w16cid:durableId="983118067">
-    <w:abstractNumId w:val="9"/>
   </w:num>
 </w:numbering>
 </file>
@@ -9254,6 +10700,29 @@
       <w:szCs w:val="18"/>
     </w:rPr>
   </w:style>
+  <w:style w:type="character" w:styleId="Hiperhivatkozs">
+    <w:name w:val="Hyperlink"/>
+    <w:basedOn w:val="Bekezdsalapbettpusa"/>
+    <w:uiPriority w:val="99"/>
+    <w:unhideWhenUsed/>
+    <w:rsid w:val="005B4521"/>
+    <w:rPr>
+      <w:color w:val="467886" w:themeColor="hyperlink"/>
+      <w:u w:val="single"/>
+    </w:rPr>
+  </w:style>
+  <w:style w:type="character" w:styleId="Feloldatlanmegemlts">
+    <w:name w:val="Unresolved Mention"/>
+    <w:basedOn w:val="Bekezdsalapbettpusa"/>
+    <w:uiPriority w:val="99"/>
+    <w:semiHidden/>
+    <w:unhideWhenUsed/>
+    <w:rsid w:val="005B4521"/>
+    <w:rPr>
+      <w:color w:val="605E5C"/>
+      <w:shd w:val="clear" w:color="auto" w:fill="E1DFDD"/>
+    </w:rPr>
+  </w:style>
 </w:styles>
 </file>
 

--- a/Fit&Mindfull_Dokumentáció.docx
+++ b/Fit&Mindfull_Dokumentáció.docx
@@ -316,10 +316,17 @@
           <w:ilvl w:val="0"/>
           <w:numId w:val="4"/>
         </w:numPr>
+        <w:tabs>
+          <w:tab w:val="left" w:leader="dot" w:pos="8789"/>
+        </w:tabs>
         <w:ind w:left="357" w:hanging="357"/>
       </w:pPr>
       <w:r>
         <w:t>Bevezetés</w:t>
+      </w:r>
+      <w:r>
+        <w:tab/>
+        <w:t>3</w:t>
       </w:r>
     </w:p>
     <w:p>
@@ -409,9 +416,16 @@
           <w:ilvl w:val="0"/>
           <w:numId w:val="5"/>
         </w:numPr>
+        <w:tabs>
+          <w:tab w:val="left" w:leader="dot" w:pos="8789"/>
+        </w:tabs>
       </w:pPr>
       <w:r>
         <w:t>Felhasználói dokumentáció</w:t>
+      </w:r>
+      <w:r>
+        <w:tab/>
+        <w:t>5</w:t>
       </w:r>
     </w:p>
     <w:p>
@@ -421,9 +435,22 @@
           <w:ilvl w:val="1"/>
           <w:numId w:val="5"/>
         </w:numPr>
+        <w:tabs>
+          <w:tab w:val="left" w:pos="3544"/>
+          <w:tab w:val="left" w:leader="dot" w:pos="8789"/>
+        </w:tabs>
       </w:pPr>
       <w:r>
         <w:t>Fit&amp;Mindful üdvözlő</w:t>
+      </w:r>
+      <w:r>
+        <w:tab/>
+      </w:r>
+      <w:r>
+        <w:tab/>
+      </w:r>
+      <w:r>
+        <w:t>5</w:t>
       </w:r>
     </w:p>
     <w:p>
@@ -433,9 +460,20 @@
           <w:ilvl w:val="1"/>
           <w:numId w:val="5"/>
         </w:numPr>
+        <w:tabs>
+          <w:tab w:val="left" w:pos="5529"/>
+          <w:tab w:val="left" w:leader="dot" w:pos="8789"/>
+        </w:tabs>
       </w:pPr>
       <w:r>
         <w:t>Hardveres és szoftveres követelmények</w:t>
+      </w:r>
+      <w:r>
+        <w:t xml:space="preserve"> </w:t>
+      </w:r>
+      <w:r>
+        <w:tab/>
+        <w:t>5</w:t>
       </w:r>
     </w:p>
     <w:p>
@@ -445,9 +483,16 @@
           <w:ilvl w:val="2"/>
           <w:numId w:val="5"/>
         </w:numPr>
+        <w:tabs>
+          <w:tab w:val="left" w:leader="dot" w:pos="8789"/>
+        </w:tabs>
       </w:pPr>
       <w:r>
         <w:t>Web</w:t>
+      </w:r>
+      <w:r>
+        <w:tab/>
+        <w:t xml:space="preserve"> 5</w:t>
       </w:r>
     </w:p>
     <w:p>
@@ -457,9 +502,17 @@
           <w:ilvl w:val="2"/>
           <w:numId w:val="5"/>
         </w:numPr>
+        <w:tabs>
+          <w:tab w:val="left" w:pos="3969"/>
+          <w:tab w:val="left" w:leader="dot" w:pos="8789"/>
+        </w:tabs>
       </w:pPr>
       <w:r>
         <w:t>Asztali alkalmazás</w:t>
+      </w:r>
+      <w:r>
+        <w:tab/>
+        <w:t xml:space="preserve"> 5</w:t>
       </w:r>
     </w:p>
     <w:p>
@@ -469,9 +522,20 @@
           <w:ilvl w:val="2"/>
           <w:numId w:val="5"/>
         </w:numPr>
+        <w:tabs>
+          <w:tab w:val="left" w:pos="3969"/>
+          <w:tab w:val="left" w:leader="dot" w:pos="8789"/>
+        </w:tabs>
       </w:pPr>
       <w:r>
         <w:t>Mobilalkalmazás</w:t>
+      </w:r>
+      <w:r>
+        <w:tab/>
+      </w:r>
+      <w:r>
+        <w:tab/>
+        <w:t xml:space="preserve"> 5</w:t>
       </w:r>
     </w:p>
     <w:p>
@@ -481,9 +545,22 @@
           <w:ilvl w:val="1"/>
           <w:numId w:val="5"/>
         </w:numPr>
-      </w:pPr>
-      <w:r>
-        <w:t>Alkalmazás telepítése</w:t>
+        <w:tabs>
+          <w:tab w:val="left" w:pos="5812"/>
+          <w:tab w:val="left" w:leader="dot" w:pos="8789"/>
+        </w:tabs>
+      </w:pPr>
+      <w:r>
+        <w:t>Alkalmazás használatba vétele, telepítése</w:t>
+      </w:r>
+      <w:r>
+        <w:tab/>
+      </w:r>
+      <w:r>
+        <w:tab/>
+      </w:r>
+      <w:r>
+        <w:t>5</w:t>
       </w:r>
     </w:p>
     <w:p>
@@ -493,9 +570,19 @@
           <w:ilvl w:val="2"/>
           <w:numId w:val="5"/>
         </w:numPr>
+        <w:tabs>
+          <w:tab w:val="left" w:pos="3402"/>
+          <w:tab w:val="left" w:leader="dot" w:pos="8789"/>
+        </w:tabs>
       </w:pPr>
       <w:r>
         <w:t>Web és Mobil</w:t>
+      </w:r>
+      <w:r>
+        <w:t xml:space="preserve"> </w:t>
+      </w:r>
+      <w:r>
+        <w:tab/>
       </w:r>
     </w:p>
     <w:p>
@@ -505,9 +592,19 @@
           <w:ilvl w:val="2"/>
           <w:numId w:val="5"/>
         </w:numPr>
+        <w:tabs>
+          <w:tab w:val="left" w:pos="4111"/>
+          <w:tab w:val="left" w:leader="dot" w:pos="8789"/>
+        </w:tabs>
       </w:pPr>
       <w:r>
         <w:t>Asztali alkalmazás</w:t>
+      </w:r>
+      <w:r>
+        <w:tab/>
+      </w:r>
+      <w:r>
+        <w:tab/>
       </w:r>
     </w:p>
     <w:p>
@@ -517,9 +614,15 @@
           <w:ilvl w:val="1"/>
           <w:numId w:val="5"/>
         </w:numPr>
+        <w:tabs>
+          <w:tab w:val="left" w:leader="dot" w:pos="8789"/>
+        </w:tabs>
       </w:pPr>
       <w:r>
         <w:t>Használati útmutató – funkciók és lehetőségek</w:t>
+      </w:r>
+      <w:r>
+        <w:tab/>
       </w:r>
     </w:p>
     <w:p>
@@ -529,9 +632,136 @@
           <w:ilvl w:val="2"/>
           <w:numId w:val="5"/>
         </w:numPr>
-      </w:pPr>
-      <w:r>
-        <w:t>….</w:t>
+        <w:tabs>
+          <w:tab w:val="left" w:pos="3119"/>
+          <w:tab w:val="left" w:leader="dot" w:pos="8789"/>
+        </w:tabs>
+      </w:pPr>
+      <w:r>
+        <w:t>Kezdőlap</w:t>
+      </w:r>
+      <w:r>
+        <w:tab/>
+      </w:r>
+      <w:r>
+        <w:tab/>
+      </w:r>
+    </w:p>
+    <w:p>
+      <w:pPr>
+        <w:pStyle w:val="Listaszerbekezds"/>
+        <w:numPr>
+          <w:ilvl w:val="2"/>
+          <w:numId w:val="5"/>
+        </w:numPr>
+        <w:tabs>
+          <w:tab w:val="left" w:pos="3119"/>
+          <w:tab w:val="left" w:leader="dot" w:pos="8789"/>
+        </w:tabs>
+      </w:pPr>
+      <w:r>
+        <w:t>Edzések</w:t>
+      </w:r>
+      <w:r>
+        <w:tab/>
+      </w:r>
+      <w:r>
+        <w:tab/>
+      </w:r>
+    </w:p>
+    <w:p>
+      <w:pPr>
+        <w:pStyle w:val="Listaszerbekezds"/>
+        <w:numPr>
+          <w:ilvl w:val="2"/>
+          <w:numId w:val="5"/>
+        </w:numPr>
+        <w:tabs>
+          <w:tab w:val="left" w:pos="3119"/>
+          <w:tab w:val="left" w:leader="dot" w:pos="8789"/>
+        </w:tabs>
+      </w:pPr>
+      <w:r>
+        <w:t>Edzés napló</w:t>
+      </w:r>
+      <w:r>
+        <w:tab/>
+      </w:r>
+    </w:p>
+    <w:p>
+      <w:pPr>
+        <w:pStyle w:val="Listaszerbekezds"/>
+        <w:numPr>
+          <w:ilvl w:val="2"/>
+          <w:numId w:val="5"/>
+        </w:numPr>
+        <w:tabs>
+          <w:tab w:val="left" w:pos="3119"/>
+          <w:tab w:val="left" w:leader="dot" w:pos="8789"/>
+        </w:tabs>
+      </w:pPr>
+      <w:r>
+        <w:t>Receptek</w:t>
+      </w:r>
+      <w:r>
+        <w:tab/>
+      </w:r>
+    </w:p>
+    <w:p>
+      <w:pPr>
+        <w:pStyle w:val="Listaszerbekezds"/>
+        <w:numPr>
+          <w:ilvl w:val="2"/>
+          <w:numId w:val="5"/>
+        </w:numPr>
+        <w:tabs>
+          <w:tab w:val="left" w:pos="3119"/>
+          <w:tab w:val="left" w:leader="dot" w:pos="8789"/>
+        </w:tabs>
+      </w:pPr>
+      <w:r>
+        <w:t>Étel napló</w:t>
+      </w:r>
+      <w:r>
+        <w:tab/>
+      </w:r>
+    </w:p>
+    <w:p>
+      <w:pPr>
+        <w:pStyle w:val="Listaszerbekezds"/>
+        <w:numPr>
+          <w:ilvl w:val="2"/>
+          <w:numId w:val="5"/>
+        </w:numPr>
+        <w:tabs>
+          <w:tab w:val="left" w:pos="3119"/>
+          <w:tab w:val="left" w:leader="dot" w:pos="8789"/>
+        </w:tabs>
+      </w:pPr>
+      <w:r>
+        <w:t>Mentális egészség</w:t>
+      </w:r>
+      <w:r>
+        <w:tab/>
+      </w:r>
+    </w:p>
+    <w:p>
+      <w:pPr>
+        <w:pStyle w:val="Listaszerbekezds"/>
+        <w:numPr>
+          <w:ilvl w:val="2"/>
+          <w:numId w:val="5"/>
+        </w:numPr>
+        <w:tabs>
+          <w:tab w:val="left" w:pos="2694"/>
+          <w:tab w:val="left" w:leader="dot" w:pos="8789"/>
+        </w:tabs>
+      </w:pPr>
+      <w:r>
+        <w:t>Napló</w:t>
+      </w:r>
+      <w:r>
+        <w:tab/>
       </w:r>
     </w:p>
     <w:p>
@@ -541,9 +771,15 @@
           <w:ilvl w:val="0"/>
           <w:numId w:val="5"/>
         </w:numPr>
+        <w:tabs>
+          <w:tab w:val="left" w:leader="dot" w:pos="8789"/>
+        </w:tabs>
       </w:pPr>
       <w:r>
         <w:t>Fejlesztői dokumentáció</w:t>
+      </w:r>
+      <w:r>
+        <w:tab/>
       </w:r>
     </w:p>
     <w:p>
@@ -553,9 +789,15 @@
           <w:ilvl w:val="1"/>
           <w:numId w:val="5"/>
         </w:numPr>
+        <w:tabs>
+          <w:tab w:val="left" w:leader="dot" w:pos="8789"/>
+        </w:tabs>
       </w:pPr>
       <w:r>
         <w:t>Fejlesztői környezet</w:t>
+      </w:r>
+      <w:r>
+        <w:tab/>
       </w:r>
     </w:p>
     <w:p>
@@ -565,9 +807,16 @@
           <w:ilvl w:val="2"/>
           <w:numId w:val="5"/>
         </w:numPr>
+        <w:tabs>
+          <w:tab w:val="left" w:pos="2694"/>
+          <w:tab w:val="left" w:leader="dot" w:pos="8789"/>
+        </w:tabs>
       </w:pPr>
       <w:r>
         <w:t>Fejlesztési környezet beállítása</w:t>
+      </w:r>
+      <w:r>
+        <w:tab/>
       </w:r>
     </w:p>
     <w:p>
@@ -577,9 +826,16 @@
           <w:ilvl w:val="2"/>
           <w:numId w:val="5"/>
         </w:numPr>
+        <w:tabs>
+          <w:tab w:val="left" w:pos="2694"/>
+          <w:tab w:val="left" w:leader="dot" w:pos="8789"/>
+        </w:tabs>
       </w:pPr>
       <w:r>
         <w:t>Asztali alkalmazás előállítása</w:t>
+      </w:r>
+      <w:r>
+        <w:tab/>
       </w:r>
     </w:p>
     <w:p>
@@ -589,9 +845,15 @@
           <w:ilvl w:val="1"/>
           <w:numId w:val="5"/>
         </w:numPr>
+        <w:tabs>
+          <w:tab w:val="left" w:leader="dot" w:pos="8789"/>
+        </w:tabs>
       </w:pPr>
       <w:r>
         <w:t>Kialakított adatszerkezet bemutatása</w:t>
+      </w:r>
+      <w:r>
+        <w:tab/>
       </w:r>
     </w:p>
     <w:p>
@@ -601,9 +863,16 @@
           <w:ilvl w:val="2"/>
           <w:numId w:val="5"/>
         </w:numPr>
+        <w:tabs>
+          <w:tab w:val="left" w:pos="2694"/>
+          <w:tab w:val="left" w:leader="dot" w:pos="8789"/>
+        </w:tabs>
       </w:pPr>
       <w:r>
         <w:t>Kialakított adatszerkezet illusztrációja</w:t>
+      </w:r>
+      <w:r>
+        <w:tab/>
       </w:r>
     </w:p>
     <w:p>
@@ -613,9 +882,16 @@
           <w:ilvl w:val="2"/>
           <w:numId w:val="5"/>
         </w:numPr>
+        <w:tabs>
+          <w:tab w:val="left" w:pos="2694"/>
+          <w:tab w:val="left" w:leader="dot" w:pos="8789"/>
+        </w:tabs>
       </w:pPr>
       <w:r>
         <w:t>Adattáblák leírása</w:t>
+      </w:r>
+      <w:r>
+        <w:tab/>
       </w:r>
     </w:p>
     <w:p>
@@ -625,9 +901,15 @@
           <w:ilvl w:val="1"/>
           <w:numId w:val="5"/>
         </w:numPr>
+        <w:tabs>
+          <w:tab w:val="left" w:leader="dot" w:pos="8789"/>
+        </w:tabs>
       </w:pPr>
       <w:r>
         <w:t>Különleges algoritmusok</w:t>
+      </w:r>
+      <w:r>
+        <w:tab/>
       </w:r>
     </w:p>
     <w:p>
@@ -649,9 +931,15 @@
           <w:ilvl w:val="1"/>
           <w:numId w:val="5"/>
         </w:numPr>
+        <w:tabs>
+          <w:tab w:val="left" w:leader="dot" w:pos="8789"/>
+        </w:tabs>
       </w:pPr>
       <w:r>
         <w:t>Tesztelési dokumentáció</w:t>
+      </w:r>
+      <w:r>
+        <w:tab/>
       </w:r>
     </w:p>
     <w:p>
@@ -661,9 +949,16 @@
           <w:ilvl w:val="2"/>
           <w:numId w:val="5"/>
         </w:numPr>
+        <w:tabs>
+          <w:tab w:val="left" w:pos="2694"/>
+          <w:tab w:val="left" w:leader="dot" w:pos="8789"/>
+        </w:tabs>
       </w:pPr>
       <w:r>
         <w:t>Bevezetés</w:t>
+      </w:r>
+      <w:r>
+        <w:tab/>
       </w:r>
     </w:p>
     <w:p>
@@ -673,9 +968,16 @@
           <w:ilvl w:val="2"/>
           <w:numId w:val="5"/>
         </w:numPr>
+        <w:tabs>
+          <w:tab w:val="left" w:pos="2694"/>
+          <w:tab w:val="left" w:leader="dot" w:pos="8789"/>
+        </w:tabs>
       </w:pPr>
       <w:r>
         <w:t>Tesztelési környezet</w:t>
+      </w:r>
+      <w:r>
+        <w:tab/>
       </w:r>
     </w:p>
     <w:p>
@@ -685,9 +987,16 @@
           <w:ilvl w:val="2"/>
           <w:numId w:val="5"/>
         </w:numPr>
+        <w:tabs>
+          <w:tab w:val="left" w:pos="2694"/>
+          <w:tab w:val="left" w:leader="dot" w:pos="8789"/>
+        </w:tabs>
       </w:pPr>
       <w:r>
         <w:t>Tesztelési esetek</w:t>
+      </w:r>
+      <w:r>
+        <w:tab/>
       </w:r>
     </w:p>
     <w:p>
@@ -697,9 +1006,15 @@
           <w:ilvl w:val="1"/>
           <w:numId w:val="5"/>
         </w:numPr>
+        <w:tabs>
+          <w:tab w:val="left" w:leader="dot" w:pos="8789"/>
+        </w:tabs>
       </w:pPr>
       <w:r>
         <w:t>Verziókövetés</w:t>
+      </w:r>
+      <w:r>
+        <w:tab/>
       </w:r>
     </w:p>
     <w:p>
@@ -709,9 +1024,15 @@
           <w:ilvl w:val="1"/>
           <w:numId w:val="5"/>
         </w:numPr>
+        <w:tabs>
+          <w:tab w:val="left" w:leader="dot" w:pos="8789"/>
+        </w:tabs>
       </w:pPr>
       <w:r>
         <w:t>Fejlesztési irányelvek</w:t>
+      </w:r>
+      <w:r>
+        <w:tab/>
       </w:r>
     </w:p>
     <w:p>
@@ -721,9 +1042,15 @@
           <w:ilvl w:val="0"/>
           <w:numId w:val="5"/>
         </w:numPr>
+        <w:tabs>
+          <w:tab w:val="left" w:leader="dot" w:pos="8789"/>
+        </w:tabs>
       </w:pPr>
       <w:r>
         <w:t>Irodalomjegyzék</w:t>
+      </w:r>
+      <w:r>
+        <w:tab/>
       </w:r>
     </w:p>
     <w:p>
@@ -977,6 +1304,7 @@
           <w:ilvl w:val="1"/>
           <w:numId w:val="7"/>
         </w:numPr>
+        <w:ind w:left="709"/>
       </w:pPr>
       <w:r>
         <w:lastRenderedPageBreak/>
@@ -1041,7 +1369,7 @@
           <w:ilvl w:val="1"/>
           <w:numId w:val="20"/>
         </w:numPr>
-        <w:ind w:left="709" w:hanging="698"/>
+        <w:ind w:left="567" w:hanging="698"/>
       </w:pPr>
       <w:r>
         <w:t>A Fit&amp;Mindful bemutatása, Üdvözlő</w:t>
@@ -1135,7 +1463,7 @@
           <w:ilvl w:val="1"/>
           <w:numId w:val="20"/>
         </w:numPr>
-        <w:ind w:left="709" w:hanging="698"/>
+        <w:ind w:left="567" w:hanging="698"/>
       </w:pPr>
       <w:r>
         <w:t>Hardveres és szoftveres követelmények</w:t>
@@ -1332,7 +1660,7 @@
           <w:ilvl w:val="1"/>
           <w:numId w:val="20"/>
         </w:numPr>
-        <w:ind w:left="709" w:hanging="698"/>
+        <w:ind w:left="567" w:hanging="698"/>
       </w:pPr>
       <w:r>
         <w:t>Alkalmazás használatba vétele, telepítése</w:t>
@@ -1378,20 +1706,33 @@
         <w:ind w:left="709" w:hanging="425"/>
       </w:pPr>
       <w:r>
-        <w:t>• Web: A böngészőben nyisd meg a http://localhost/</w:t>
-      </w:r>
-      <w:commentRangeStart w:id="2"/>
-      <w:r>
-        <w:t>....</w:t>
-      </w:r>
-      <w:commentRangeEnd w:id="2"/>
-      <w:r>
-        <w:rPr>
-          <w:rStyle w:val="Jegyzethivatkozs"/>
-          <w:sz w:val="24"/>
-          <w:szCs w:val="24"/>
-        </w:rPr>
-        <w:commentReference w:id="2"/>
+        <w:t xml:space="preserve">• Web: A böngészőben nyisd meg a </w:t>
+      </w:r>
+      <w:hyperlink r:id="rId13" w:history="1">
+        <w:r>
+          <w:rPr>
+            <w:rStyle w:val="Hiperhivatkozs"/>
+          </w:rPr>
+          <w:t>http://127.0.0</w:t>
+        </w:r>
+        <w:r>
+          <w:rPr>
+            <w:rStyle w:val="Hiperhivatkozs"/>
+          </w:rPr>
+          <w:t>.</w:t>
+        </w:r>
+        <w:r>
+          <w:rPr>
+            <w:rStyle w:val="Hiperhivatkozs"/>
+          </w:rPr>
+          <w:t>1:8000/</w:t>
+        </w:r>
+      </w:hyperlink>
+      <w:r>
+        <w:t xml:space="preserve"> </w:t>
+      </w:r>
+      <w:r>
+        <w:t>címet.</w:t>
       </w:r>
     </w:p>
     <w:p>
@@ -1404,20 +1745,7 @@
         <w:ind w:left="709" w:hanging="425"/>
       </w:pPr>
       <w:r>
-        <w:t>címet.</w:t>
-      </w:r>
-    </w:p>
-    <w:p>
-      <w:pPr>
-        <w:pStyle w:val="Listaszerbekezds"/>
-        <w:numPr>
-          <w:ilvl w:val="0"/>
-          <w:numId w:val="23"/>
-        </w:numPr>
-        <w:ind w:left="709" w:hanging="425"/>
-      </w:pPr>
-      <w:r>
-        <w:t xml:space="preserve">• Mobil: Az webes alkalmazás mobil nézetben is megjelenik, </w:t>
+        <w:t xml:space="preserve">• Mobil: Az webes alkalmazás mobil nézetben is megjelenik </w:t>
       </w:r>
     </w:p>
     <w:p>
@@ -1429,17 +1757,16 @@
           <w:color w:val="656D4A"/>
         </w:rPr>
       </w:pPr>
-      <w:commentRangeStart w:id="3"/>
+      <w:commentRangeStart w:id="2"/>
       <w:r>
         <w:rPr>
           <w:b/>
           <w:bCs/>
           <w:color w:val="656D4A"/>
         </w:rPr>
-        <w:lastRenderedPageBreak/>
         <w:t>2.3.2. Asztali alkalmazás ()</w:t>
       </w:r>
-      <w:commentRangeEnd w:id="3"/>
+      <w:commentRangeEnd w:id="2"/>
       <w:r>
         <w:rPr>
           <w:rStyle w:val="Jegyzethivatkozs"/>
@@ -1449,7 +1776,7 @@
           <w:sz w:val="24"/>
           <w:szCs w:val="24"/>
         </w:rPr>
-        <w:commentReference w:id="3"/>
+        <w:commentReference w:id="2"/>
       </w:r>
     </w:p>
     <w:p>
@@ -1464,7 +1791,7 @@
           <w:ilvl w:val="1"/>
           <w:numId w:val="20"/>
         </w:numPr>
-        <w:ind w:left="709" w:hanging="698"/>
+        <w:ind w:left="567" w:hanging="698"/>
       </w:pPr>
       <w:r>
         <w:t>Használati útmutató, funkciók és lehetőségek</w:t>
@@ -1494,31 +1821,12 @@
           <w:bCs/>
           <w:color w:val="656D4A"/>
         </w:rPr>
-        <w:t>2.4.1. Főoldal, Navigációs sáv, Élőláb</w:t>
-      </w:r>
-    </w:p>
-    <w:p>
-      <w:pPr>
-        <w:ind w:left="709" w:hanging="698"/>
-        <w:jc w:val="center"/>
-        <w:rPr>
-          <w:i/>
-          <w:iCs/>
-          <w:color w:val="656D4A"/>
-        </w:rPr>
-      </w:pPr>
-      <w:r>
-        <w:rPr>
-          <w:i/>
-          <w:iCs/>
-          <w:color w:val="656D4A"/>
-        </w:rPr>
-        <w:t xml:space="preserve">2.4.1.1. </w:t>
-      </w:r>
-      <w:r>
-        <w:rPr>
-          <w:i/>
-          <w:iCs/>
+        <w:t xml:space="preserve">2.4.1. </w:t>
+      </w:r>
+      <w:r>
+        <w:rPr>
+          <w:b/>
+          <w:bCs/>
           <w:color w:val="656D4A"/>
         </w:rPr>
         <w:t>Kezdőlap</w:t>
@@ -1558,7 +1866,7 @@
                     <pic:cNvPicPr/>
                   </pic:nvPicPr>
                   <pic:blipFill>
-                    <a:blip r:embed="rId13" cstate="print">
+                    <a:blip r:embed="rId14" cstate="print">
                       <a:extLst>
                         <a:ext uri="{28A0092B-C50C-407E-A947-70E740481C1C}">
                           <a14:useLocalDpi xmlns:a14="http://schemas.microsoft.com/office/drawing/2010/main" val="0"/>
@@ -1784,7 +2092,7 @@
                     <pic:cNvPicPr/>
                   </pic:nvPicPr>
                   <pic:blipFill>
-                    <a:blip r:embed="rId14" cstate="print">
+                    <a:blip r:embed="rId15" cstate="print">
                       <a:extLst>
                         <a:ext uri="{28A0092B-C50C-407E-A947-70E740481C1C}">
                           <a14:useLocalDpi xmlns:a14="http://schemas.microsoft.com/office/drawing/2010/main" val="0"/>
@@ -1844,7 +2152,7 @@
                     <pic:cNvPicPr/>
                   </pic:nvPicPr>
                   <pic:blipFill>
-                    <a:blip r:embed="rId15" cstate="print">
+                    <a:blip r:embed="rId16" cstate="print">
                       <a:extLst>
                         <a:ext uri="{28A0092B-C50C-407E-A947-70E740481C1C}">
                           <a14:useLocalDpi xmlns:a14="http://schemas.microsoft.com/office/drawing/2010/main" val="0"/>
@@ -2409,7 +2717,7 @@
                     <pic:cNvPicPr/>
                   </pic:nvPicPr>
                   <pic:blipFill>
-                    <a:blip r:embed="rId16" cstate="print">
+                    <a:blip r:embed="rId17" cstate="print">
                       <a:extLst>
                         <a:ext uri="{28A0092B-C50C-407E-A947-70E740481C1C}">
                           <a14:useLocalDpi xmlns:a14="http://schemas.microsoft.com/office/drawing/2010/main" val="0"/>
@@ -2621,7 +2929,7 @@
         </w:rPr>
         <w:lastRenderedPageBreak/>
         <w:drawing>
-          <wp:anchor distT="0" distB="0" distL="114300" distR="114300" simplePos="0" relativeHeight="251663360" behindDoc="1" locked="0" layoutInCell="1" allowOverlap="1" wp14:anchorId="5A1FA026" wp14:editId="17EB3CC3">
+          <wp:anchor distT="0" distB="0" distL="114300" distR="114300" simplePos="0" relativeHeight="251663360" behindDoc="1" locked="0" layoutInCell="1" allowOverlap="1" wp14:anchorId="5A1FA026" wp14:editId="281D873D">
             <wp:simplePos x="0" y="0"/>
             <wp:positionH relativeFrom="column">
               <wp:posOffset>-88412</wp:posOffset>
@@ -2652,7 +2960,7 @@
                     <pic:cNvPicPr/>
                   </pic:nvPicPr>
                   <pic:blipFill>
-                    <a:blip r:embed="rId17" cstate="print">
+                    <a:blip r:embed="rId18" cstate="print">
                       <a:extLst>
                         <a:ext uri="{28A0092B-C50C-407E-A947-70E740481C1C}">
                           <a14:useLocalDpi xmlns:a14="http://schemas.microsoft.com/office/drawing/2010/main" val="0"/>
@@ -2868,7 +3176,7 @@
           <w:noProof/>
         </w:rPr>
         <w:drawing>
-          <wp:anchor distT="0" distB="0" distL="114300" distR="114300" simplePos="0" relativeHeight="251668480" behindDoc="0" locked="0" layoutInCell="1" allowOverlap="1" wp14:anchorId="6FBC5382" wp14:editId="2116A81C">
+          <wp:anchor distT="0" distB="0" distL="114300" distR="114300" simplePos="0" relativeHeight="251668480" behindDoc="0" locked="0" layoutInCell="1" allowOverlap="1" wp14:anchorId="6FBC5382" wp14:editId="64A9A2E2">
             <wp:simplePos x="0" y="0"/>
             <wp:positionH relativeFrom="column">
               <wp:posOffset>2903957</wp:posOffset>
@@ -2891,7 +3199,7 @@
                     <pic:cNvPicPr/>
                   </pic:nvPicPr>
                   <pic:blipFill>
-                    <a:blip r:embed="rId18" cstate="print">
+                    <a:blip r:embed="rId19" cstate="print">
                       <a:extLst>
                         <a:ext uri="{28A0092B-C50C-407E-A947-70E740481C1C}">
                           <a14:useLocalDpi xmlns:a14="http://schemas.microsoft.com/office/drawing/2010/main" val="0"/>
@@ -2938,7 +3246,7 @@
           <w:noProof/>
         </w:rPr>
         <w:drawing>
-          <wp:anchor distT="0" distB="0" distL="114300" distR="114300" simplePos="0" relativeHeight="251662336" behindDoc="1" locked="0" layoutInCell="1" allowOverlap="1" wp14:anchorId="25F16473" wp14:editId="4636815B">
+          <wp:anchor distT="0" distB="0" distL="114300" distR="114300" simplePos="0" relativeHeight="251662336" behindDoc="1" locked="0" layoutInCell="1" allowOverlap="1" wp14:anchorId="25F16473" wp14:editId="11222110">
             <wp:simplePos x="0" y="0"/>
             <wp:positionH relativeFrom="column">
               <wp:posOffset>-92075</wp:posOffset>
@@ -2969,7 +3277,7 @@
                     <pic:cNvPicPr/>
                   </pic:nvPicPr>
                   <pic:blipFill>
-                    <a:blip r:embed="rId19" cstate="print">
+                    <a:blip r:embed="rId20" cstate="print">
                       <a:extLst>
                         <a:ext uri="{28A0092B-C50C-407E-A947-70E740481C1C}">
                           <a14:useLocalDpi xmlns:a14="http://schemas.microsoft.com/office/drawing/2010/main" val="0"/>
@@ -3034,7 +3342,7 @@
         <mc:AlternateContent>
           <mc:Choice Requires="wps">
             <w:drawing>
-              <wp:anchor distT="0" distB="0" distL="114300" distR="114300" simplePos="0" relativeHeight="251665408" behindDoc="1" locked="0" layoutInCell="1" allowOverlap="1" wp14:anchorId="3958BD6F" wp14:editId="44138791">
+              <wp:anchor distT="0" distB="0" distL="114300" distR="114300" simplePos="0" relativeHeight="251665408" behindDoc="1" locked="0" layoutInCell="1" allowOverlap="1" wp14:anchorId="3958BD6F" wp14:editId="6B883D7C">
                 <wp:simplePos x="0" y="0"/>
                 <wp:positionH relativeFrom="column">
                   <wp:posOffset>-109122</wp:posOffset>
@@ -3196,6 +3504,290 @@
     <w:p>
       <w:pPr>
         <w:ind w:left="709" w:hanging="698"/>
+        <w:rPr>
+          <w:b/>
+          <w:bCs/>
+          <w:color w:val="656D4A"/>
+        </w:rPr>
+      </w:pPr>
+      <w:r>
+        <w:rPr>
+          <w:b/>
+          <w:bCs/>
+          <w:color w:val="656D4A"/>
+        </w:rPr>
+        <w:t>2.4.</w:t>
+      </w:r>
+      <w:r>
+        <w:rPr>
+          <w:b/>
+          <w:bCs/>
+          <w:color w:val="656D4A"/>
+        </w:rPr>
+        <w:t>2</w:t>
+      </w:r>
+      <w:r>
+        <w:rPr>
+          <w:b/>
+          <w:bCs/>
+          <w:color w:val="656D4A"/>
+        </w:rPr>
+        <w:t xml:space="preserve">. </w:t>
+      </w:r>
+      <w:r>
+        <w:rPr>
+          <w:b/>
+          <w:bCs/>
+          <w:color w:val="656D4A"/>
+        </w:rPr>
+        <w:t>Edzések</w:t>
+      </w:r>
+    </w:p>
+    <w:p/>
+    <w:p>
+      <w:pPr>
+        <w:ind w:left="709" w:hanging="698"/>
+        <w:rPr>
+          <w:b/>
+          <w:bCs/>
+          <w:color w:val="656D4A"/>
+        </w:rPr>
+      </w:pPr>
+      <w:r>
+        <w:rPr>
+          <w:b/>
+          <w:bCs/>
+          <w:color w:val="656D4A"/>
+        </w:rPr>
+        <w:t>2.4.</w:t>
+      </w:r>
+      <w:r>
+        <w:rPr>
+          <w:b/>
+          <w:bCs/>
+          <w:color w:val="656D4A"/>
+        </w:rPr>
+        <w:t>3</w:t>
+      </w:r>
+      <w:r>
+        <w:rPr>
+          <w:b/>
+          <w:bCs/>
+          <w:color w:val="656D4A"/>
+        </w:rPr>
+        <w:t xml:space="preserve">. </w:t>
+      </w:r>
+      <w:r>
+        <w:rPr>
+          <w:b/>
+          <w:bCs/>
+          <w:color w:val="656D4A"/>
+        </w:rPr>
+        <w:t>Edzés</w:t>
+      </w:r>
+      <w:r>
+        <w:rPr>
+          <w:b/>
+          <w:bCs/>
+          <w:color w:val="656D4A"/>
+        </w:rPr>
+        <w:t xml:space="preserve"> napló</w:t>
+      </w:r>
+    </w:p>
+    <w:p/>
+    <w:p>
+      <w:pPr>
+        <w:ind w:left="709" w:hanging="698"/>
+        <w:rPr>
+          <w:b/>
+          <w:bCs/>
+          <w:color w:val="656D4A"/>
+        </w:rPr>
+      </w:pPr>
+      <w:r>
+        <w:rPr>
+          <w:b/>
+          <w:bCs/>
+          <w:color w:val="656D4A"/>
+        </w:rPr>
+        <w:t>2.4.</w:t>
+      </w:r>
+      <w:r>
+        <w:rPr>
+          <w:b/>
+          <w:bCs/>
+          <w:color w:val="656D4A"/>
+        </w:rPr>
+        <w:t>4</w:t>
+      </w:r>
+      <w:r>
+        <w:rPr>
+          <w:b/>
+          <w:bCs/>
+          <w:color w:val="656D4A"/>
+        </w:rPr>
+        <w:t xml:space="preserve">. </w:t>
+      </w:r>
+      <w:r>
+        <w:rPr>
+          <w:b/>
+          <w:bCs/>
+          <w:color w:val="656D4A"/>
+        </w:rPr>
+        <w:t>Receptek</w:t>
+      </w:r>
+    </w:p>
+    <w:p>
+      <w:r>
+        <w:drawing>
+          <wp:anchor distT="0" distB="0" distL="114300" distR="114300" simplePos="0" relativeHeight="251685888" behindDoc="0" locked="0" layoutInCell="1" allowOverlap="1" wp14:anchorId="7E1D3CC4" wp14:editId="01494514">
+            <wp:simplePos x="0" y="0"/>
+            <wp:positionH relativeFrom="margin">
+              <wp:align>left</wp:align>
+            </wp:positionH>
+            <wp:positionV relativeFrom="paragraph">
+              <wp:posOffset>8890</wp:posOffset>
+            </wp:positionV>
+            <wp:extent cx="3607435" cy="1315720"/>
+            <wp:effectExtent l="0" t="0" r="0" b="0"/>
+            <wp:wrapSquare wrapText="bothSides"/>
+            <wp:docPr id="5" name="Tartalom helye 4">
+              <a:extLst xmlns:a="http://schemas.openxmlformats.org/drawingml/2006/main">
+                <a:ext uri="{FF2B5EF4-FFF2-40B4-BE49-F238E27FC236}">
+                  <a16:creationId xmlns:a16="http://schemas.microsoft.com/office/drawing/2014/main" id="{92993869-DBF5-7214-C15D-9474BE0BAB28}"/>
+                </a:ext>
+              </a:extLst>
+            </wp:docPr>
+            <wp:cNvGraphicFramePr>
+              <a:graphicFrameLocks xmlns:a="http://schemas.openxmlformats.org/drawingml/2006/main" noGrp="1" noChangeAspect="1"/>
+            </wp:cNvGraphicFramePr>
+            <a:graphic xmlns:a="http://schemas.openxmlformats.org/drawingml/2006/main">
+              <a:graphicData uri="http://schemas.openxmlformats.org/drawingml/2006/picture">
+                <pic:pic xmlns:pic="http://schemas.openxmlformats.org/drawingml/2006/picture">
+                  <pic:nvPicPr>
+                    <pic:cNvPr id="5" name="Tartalom helye 4">
+                      <a:extLst>
+                        <a:ext uri="{FF2B5EF4-FFF2-40B4-BE49-F238E27FC236}">
+                          <a16:creationId xmlns:a16="http://schemas.microsoft.com/office/drawing/2014/main" id="{92993869-DBF5-7214-C15D-9474BE0BAB28}"/>
+                        </a:ext>
+                      </a:extLst>
+                    </pic:cNvPr>
+                    <pic:cNvPicPr>
+                      <a:picLocks noGrp="1" noChangeAspect="1"/>
+                    </pic:cNvPicPr>
+                  </pic:nvPicPr>
+                  <pic:blipFill>
+                    <a:blip r:embed="rId21" cstate="print">
+                      <a:extLst>
+                        <a:ext uri="{28A0092B-C50C-407E-A947-70E740481C1C}">
+                          <a14:useLocalDpi xmlns:a14="http://schemas.microsoft.com/office/drawing/2010/main" val="0"/>
+                        </a:ext>
+                      </a:extLst>
+                    </a:blip>
+                    <a:stretch>
+                      <a:fillRect/>
+                    </a:stretch>
+                  </pic:blipFill>
+                  <pic:spPr>
+                    <a:xfrm>
+                      <a:off x="0" y="0"/>
+                      <a:ext cx="3607435" cy="1315720"/>
+                    </a:xfrm>
+                    <a:prstGeom prst="rect">
+                      <a:avLst/>
+                    </a:prstGeom>
+                  </pic:spPr>
+                </pic:pic>
+              </a:graphicData>
+            </a:graphic>
+            <wp14:sizeRelH relativeFrom="margin">
+              <wp14:pctWidth>0</wp14:pctWidth>
+            </wp14:sizeRelH>
+            <wp14:sizeRelV relativeFrom="margin">
+              <wp14:pctHeight>0</wp14:pctHeight>
+            </wp14:sizeRelV>
+          </wp:anchor>
+        </w:drawing>
+      </w:r>
+      <w:r>
+        <w:t>A Recipes navigációs gomb segítségével a felhasználó a receptek aloldalra tud navigálni.</w:t>
+      </w:r>
+    </w:p>
+    <w:p>
+      <w:r>
+        <w:t>A receptekből láthat egy összesítőt, hogy mennyi tápértékkel rendelkezik az adott étel</w:t>
+      </w:r>
+    </w:p>
+    <w:p>
+      <w:r>
+        <w:drawing>
+          <wp:anchor distT="0" distB="0" distL="114300" distR="114300" simplePos="0" relativeHeight="251684864" behindDoc="0" locked="0" layoutInCell="1" allowOverlap="1" wp14:anchorId="48E6D159" wp14:editId="524FCE99">
+            <wp:simplePos x="0" y="0"/>
+            <wp:positionH relativeFrom="margin">
+              <wp:posOffset>76719</wp:posOffset>
+            </wp:positionH>
+            <wp:positionV relativeFrom="paragraph">
+              <wp:posOffset>-351328</wp:posOffset>
+            </wp:positionV>
+            <wp:extent cx="2602865" cy="2110105"/>
+            <wp:effectExtent l="0" t="0" r="6985" b="4445"/>
+            <wp:wrapSquare wrapText="bothSides"/>
+            <wp:docPr id="637153416" name="Kép 1"/>
+            <wp:cNvGraphicFramePr>
+              <a:graphicFrameLocks xmlns:a="http://schemas.openxmlformats.org/drawingml/2006/main" noChangeAspect="1"/>
+            </wp:cNvGraphicFramePr>
+            <a:graphic xmlns:a="http://schemas.openxmlformats.org/drawingml/2006/main">
+              <a:graphicData uri="http://schemas.openxmlformats.org/drawingml/2006/picture">
+                <pic:pic xmlns:pic="http://schemas.openxmlformats.org/drawingml/2006/picture">
+                  <pic:nvPicPr>
+                    <pic:cNvPr id="637153416" name=""/>
+                    <pic:cNvPicPr/>
+                  </pic:nvPicPr>
+                  <pic:blipFill>
+                    <a:blip r:embed="rId22" cstate="print">
+                      <a:extLst>
+                        <a:ext uri="{28A0092B-C50C-407E-A947-70E740481C1C}">
+                          <a14:useLocalDpi xmlns:a14="http://schemas.microsoft.com/office/drawing/2010/main" val="0"/>
+                        </a:ext>
+                      </a:extLst>
+                    </a:blip>
+                    <a:stretch>
+                      <a:fillRect/>
+                    </a:stretch>
+                  </pic:blipFill>
+                  <pic:spPr>
+                    <a:xfrm>
+                      <a:off x="0" y="0"/>
+                      <a:ext cx="2602865" cy="2110105"/>
+                    </a:xfrm>
+                    <a:prstGeom prst="rect">
+                      <a:avLst/>
+                    </a:prstGeom>
+                  </pic:spPr>
+                </pic:pic>
+              </a:graphicData>
+            </a:graphic>
+            <wp14:sizeRelH relativeFrom="margin">
+              <wp14:pctWidth>0</wp14:pctWidth>
+            </wp14:sizeRelH>
+            <wp14:sizeRelV relativeFrom="margin">
+              <wp14:pctHeight>0</wp14:pctHeight>
+            </wp14:sizeRelV>
+          </wp:anchor>
+        </w:drawing>
+      </w:r>
+      <w:r>
+        <w:t>A kiválasztott receptre kattintva a felhasználó látja a további részleteket, mint tápérték, hozzávalók és elkészítés módja</w:t>
+      </w:r>
+    </w:p>
+    <w:p>
+      <w:r>
+        <w:t>A visszanyílra vagy Recipe navigációs gombra kattintva visszavezeti a Receptek aloldalra</w:t>
+      </w:r>
+    </w:p>
+    <w:p>
+      <w:pPr>
+        <w:ind w:left="709" w:hanging="698"/>
         <w:jc w:val="center"/>
         <w:rPr>
           <w:i/>
@@ -3203,349 +3795,352 @@
           <w:color w:val="656D4A"/>
         </w:rPr>
       </w:pPr>
-      <w:r>
-        <w:rPr>
-          <w:i/>
-          <w:iCs/>
+    </w:p>
+    <w:p>
+      <w:pPr>
+        <w:ind w:left="709" w:hanging="698"/>
+        <w:rPr>
+          <w:b/>
+          <w:bCs/>
           <w:color w:val="656D4A"/>
         </w:rPr>
-        <w:t>2.4.1.</w:t>
-      </w:r>
-      <w:r>
-        <w:rPr>
-          <w:i/>
-          <w:iCs/>
+      </w:pPr>
+      <w:r>
+        <w:rPr>
+          <w:b/>
+          <w:bCs/>
           <w:color w:val="656D4A"/>
         </w:rPr>
-        <w:t>2</w:t>
-      </w:r>
-      <w:r>
-        <w:rPr>
-          <w:i/>
-          <w:iCs/>
+        <w:lastRenderedPageBreak/>
+        <w:t>2.4.</w:t>
+      </w:r>
+      <w:r>
+        <w:rPr>
+          <w:b/>
+          <w:bCs/>
           <w:color w:val="656D4A"/>
         </w:rPr>
-        <w:t xml:space="preserve">. </w:t>
-      </w:r>
-      <w:r>
-        <w:rPr>
-          <w:i/>
-          <w:iCs/>
+        <w:t>5</w:t>
+      </w:r>
+      <w:r>
+        <w:rPr>
+          <w:b/>
+          <w:bCs/>
           <w:color w:val="656D4A"/>
         </w:rPr>
-        <w:t>Edzések</w:t>
+        <w:t>.</w:t>
+      </w:r>
+      <w:r>
+        <w:rPr>
+          <w:b/>
+          <w:bCs/>
+          <w:color w:val="656D4A"/>
+        </w:rPr>
+        <w:t xml:space="preserve"> Étel napló</w:t>
       </w:r>
     </w:p>
     <w:p/>
     <w:p>
       <w:pPr>
         <w:ind w:left="709" w:hanging="698"/>
-        <w:jc w:val="center"/>
-        <w:rPr>
-          <w:i/>
-          <w:iCs/>
+        <w:rPr>
+          <w:b/>
+          <w:bCs/>
           <w:color w:val="656D4A"/>
         </w:rPr>
       </w:pPr>
       <w:r>
         <w:rPr>
-          <w:i/>
-          <w:iCs/>
+          <w:b/>
+          <w:bCs/>
           <w:color w:val="656D4A"/>
         </w:rPr>
-        <w:t>2.4.1.</w:t>
-      </w:r>
-      <w:r>
-        <w:rPr>
-          <w:i/>
-          <w:iCs/>
+        <w:t>2.4.</w:t>
+      </w:r>
+      <w:r>
+        <w:rPr>
+          <w:b/>
+          <w:bCs/>
           <w:color w:val="656D4A"/>
         </w:rPr>
-        <w:t>3</w:t>
-      </w:r>
-      <w:r>
-        <w:rPr>
-          <w:i/>
-          <w:iCs/>
+        <w:t>6</w:t>
+      </w:r>
+      <w:r>
+        <w:rPr>
+          <w:b/>
+          <w:bCs/>
           <w:color w:val="656D4A"/>
         </w:rPr>
-        <w:t xml:space="preserve">. </w:t>
-      </w:r>
-      <w:r>
-        <w:rPr>
-          <w:i/>
-          <w:iCs/>
+        <w:t>.</w:t>
+      </w:r>
+      <w:r>
+        <w:rPr>
+          <w:b/>
+          <w:bCs/>
           <w:color w:val="656D4A"/>
         </w:rPr>
-        <w:t>Edzés napló</w:t>
-      </w:r>
-    </w:p>
+        <w:t xml:space="preserve"> </w:t>
+      </w:r>
+      <w:r>
+        <w:rPr>
+          <w:b/>
+          <w:bCs/>
+          <w:color w:val="656D4A"/>
+        </w:rPr>
+        <w:t>Mentális Egészség</w:t>
+      </w:r>
+    </w:p>
+    <w:p/>
     <w:p>
       <w:pPr>
         <w:ind w:left="709" w:hanging="698"/>
-        <w:jc w:val="center"/>
-        <w:rPr>
-          <w:i/>
-          <w:iCs/>
+        <w:rPr>
+          <w:b/>
+          <w:bCs/>
           <w:color w:val="656D4A"/>
         </w:rPr>
       </w:pPr>
-    </w:p>
-    <w:p>
-      <w:pPr>
-        <w:ind w:left="709" w:hanging="698"/>
-        <w:jc w:val="center"/>
-        <w:rPr>
-          <w:i/>
-          <w:iCs/>
+      <w:r>
+        <w:rPr>
+          <w:b/>
+          <w:bCs/>
           <w:color w:val="656D4A"/>
         </w:rPr>
-      </w:pPr>
-      <w:r>
-        <w:rPr>
-          <w:i/>
-          <w:iCs/>
+        <w:t>2.4.</w:t>
+      </w:r>
+      <w:r>
+        <w:rPr>
+          <w:b/>
+          <w:bCs/>
           <w:color w:val="656D4A"/>
         </w:rPr>
-        <w:t>2.4.1.</w:t>
-      </w:r>
-      <w:r>
-        <w:rPr>
-          <w:i/>
-          <w:iCs/>
+        <w:t>5</w:t>
+      </w:r>
+      <w:r>
+        <w:rPr>
+          <w:b/>
+          <w:bCs/>
           <w:color w:val="656D4A"/>
         </w:rPr>
-        <w:t>4</w:t>
-      </w:r>
-      <w:r>
-        <w:rPr>
-          <w:i/>
-          <w:iCs/>
+        <w:t>.</w:t>
+      </w:r>
+      <w:r>
+        <w:rPr>
+          <w:b/>
+          <w:bCs/>
           <w:color w:val="656D4A"/>
         </w:rPr>
-        <w:t xml:space="preserve">. </w:t>
-      </w:r>
-      <w:r>
-        <w:rPr>
-          <w:i/>
-          <w:iCs/>
+        <w:t xml:space="preserve"> </w:t>
+      </w:r>
+      <w:r>
+        <w:rPr>
+          <w:b/>
+          <w:bCs/>
           <w:color w:val="656D4A"/>
         </w:rPr>
-        <w:t>Receptek</w:t>
-      </w:r>
-    </w:p>
-    <w:p>
-      <w:pPr>
-        <w:rPr>
-          <w:i/>
-          <w:iCs/>
+        <w:t>N</w:t>
+      </w:r>
+      <w:r>
+        <w:rPr>
+          <w:b/>
+          <w:bCs/>
           <w:color w:val="656D4A"/>
         </w:rPr>
-      </w:pPr>
-    </w:p>
-    <w:p>
-      <w:pPr>
-        <w:ind w:left="709" w:hanging="698"/>
-        <w:jc w:val="center"/>
-        <w:rPr>
-          <w:i/>
-          <w:iCs/>
+        <w:t>apló</w:t>
+      </w:r>
+    </w:p>
+    <w:p/>
+    <w:p>
+      <w:pPr>
+        <w:pStyle w:val="DokumentciAlcm"/>
+      </w:pPr>
+      <w:r>
+        <w:t>Fejlesztői dokumentáció</w:t>
+      </w:r>
+    </w:p>
+    <w:p>
+      <w:pPr>
+        <w:pStyle w:val="DokumentciNagyCm"/>
+        <w:numPr>
+          <w:ilvl w:val="1"/>
+          <w:numId w:val="30"/>
+        </w:numPr>
+        <w:tabs>
+          <w:tab w:val="left" w:pos="8789"/>
+        </w:tabs>
+        <w:ind w:left="709"/>
+      </w:pPr>
+      <w:r>
+        <w:t>Fejlesztői környezet</w:t>
+      </w:r>
+      <w:r>
+        <w:tab/>
+      </w:r>
+    </w:p>
+    <w:p>
+      <w:pPr>
+        <w:ind w:left="284"/>
+        <w:rPr>
+          <w:b/>
+          <w:bCs/>
           <w:color w:val="656D4A"/>
         </w:rPr>
       </w:pPr>
       <w:r>
         <w:rPr>
-          <w:i/>
-          <w:iCs/>
+          <w:b/>
+          <w:bCs/>
           <w:color w:val="656D4A"/>
         </w:rPr>
-        <w:t>2.4.1.</w:t>
-      </w:r>
-      <w:r>
-        <w:rPr>
-          <w:i/>
-          <w:iCs/>
+        <w:t xml:space="preserve">3.1.1. </w:t>
+      </w:r>
+      <w:r>
+        <w:rPr>
+          <w:b/>
+          <w:bCs/>
           <w:color w:val="656D4A"/>
         </w:rPr>
-        <w:t>5</w:t>
-      </w:r>
-      <w:r>
-        <w:rPr>
-          <w:i/>
-          <w:iCs/>
+        <w:t>Fejlesztési környezet beállítása</w:t>
+      </w:r>
+    </w:p>
+    <w:p/>
+    <w:p>
+      <w:pPr>
+        <w:ind w:left="284"/>
+        <w:rPr>
+          <w:b/>
+          <w:bCs/>
           <w:color w:val="656D4A"/>
         </w:rPr>
-        <w:t xml:space="preserve">. </w:t>
-      </w:r>
-      <w:r>
-        <w:rPr>
-          <w:i/>
-          <w:iCs/>
+      </w:pPr>
+      <w:r>
+        <w:rPr>
+          <w:b/>
+          <w:bCs/>
           <w:color w:val="656D4A"/>
         </w:rPr>
-        <w:t>Étel napló</w:t>
-      </w:r>
-    </w:p>
-    <w:p>
-      <w:pPr>
-        <w:ind w:left="709" w:hanging="698"/>
-        <w:jc w:val="center"/>
-        <w:rPr>
-          <w:i/>
-          <w:iCs/>
+        <w:t xml:space="preserve">3.1.2. </w:t>
+      </w:r>
+      <w:r>
+        <w:rPr>
+          <w:b/>
+          <w:bCs/>
           <w:color w:val="656D4A"/>
         </w:rPr>
-      </w:pPr>
-    </w:p>
-    <w:p>
-      <w:pPr>
-        <w:ind w:left="709" w:hanging="698"/>
-        <w:jc w:val="center"/>
-        <w:rPr>
-          <w:i/>
-          <w:iCs/>
+        <w:t>Asztali alkalmazás előállítása</w:t>
+      </w:r>
+    </w:p>
+    <w:p/>
+    <w:p>
+      <w:pPr>
+        <w:pStyle w:val="DokumentciNagyCm"/>
+        <w:numPr>
+          <w:ilvl w:val="1"/>
+          <w:numId w:val="33"/>
+        </w:numPr>
+        <w:tabs>
+          <w:tab w:val="left" w:pos="8789"/>
+        </w:tabs>
+        <w:ind w:left="709"/>
+      </w:pPr>
+      <w:r>
+        <w:t>Kialakított adatszerkezet bemutatása</w:t>
+      </w:r>
+      <w:r>
+        <w:tab/>
+      </w:r>
+    </w:p>
+    <w:p>
+      <w:pPr>
+        <w:pStyle w:val="Listaszerbekezds"/>
+        <w:tabs>
+          <w:tab w:val="left" w:pos="2694"/>
+          <w:tab w:val="left" w:leader="dot" w:pos="8789"/>
+        </w:tabs>
+        <w:ind w:left="284"/>
+        <w:rPr>
+          <w:b/>
+          <w:bCs/>
           <w:color w:val="656D4A"/>
         </w:rPr>
       </w:pPr>
       <w:r>
         <w:rPr>
-          <w:i/>
-          <w:iCs/>
+          <w:b/>
+          <w:bCs/>
           <w:color w:val="656D4A"/>
         </w:rPr>
-        <w:t>2.4.1.</w:t>
-      </w:r>
-      <w:r>
-        <w:rPr>
-          <w:i/>
-          <w:iCs/>
+        <w:t xml:space="preserve">3.2.1. </w:t>
+      </w:r>
+      <w:r>
+        <w:rPr>
+          <w:b/>
+          <w:bCs/>
           <w:color w:val="656D4A"/>
         </w:rPr>
-        <w:t>6</w:t>
-      </w:r>
-      <w:r>
-        <w:rPr>
-          <w:i/>
-          <w:iCs/>
+        <w:t>Kialakított adatszerkezet illusztrációja</w:t>
+      </w:r>
+    </w:p>
+    <w:p/>
+    <w:p>
+      <w:pPr>
+        <w:pStyle w:val="Listaszerbekezds"/>
+        <w:ind w:left="284"/>
+        <w:rPr>
+          <w:b/>
+          <w:bCs/>
           <w:color w:val="656D4A"/>
         </w:rPr>
-        <w:t xml:space="preserve">. </w:t>
-      </w:r>
-      <w:r>
-        <w:rPr>
-          <w:i/>
-          <w:iCs/>
+      </w:pPr>
+      <w:r>
+        <w:rPr>
+          <w:b/>
+          <w:bCs/>
           <w:color w:val="656D4A"/>
         </w:rPr>
-        <w:t>Mentális egészség</w:t>
-      </w:r>
-    </w:p>
-    <w:p>
-      <w:pPr>
-        <w:ind w:left="709" w:hanging="698"/>
-        <w:jc w:val="center"/>
-        <w:rPr>
-          <w:i/>
-          <w:iCs/>
+        <w:t xml:space="preserve">3.2.2. </w:t>
+      </w:r>
+      <w:r>
+        <w:rPr>
+          <w:b/>
+          <w:bCs/>
           <w:color w:val="656D4A"/>
         </w:rPr>
-      </w:pPr>
-    </w:p>
-    <w:p>
-      <w:pPr>
-        <w:ind w:left="709" w:hanging="698"/>
-        <w:jc w:val="center"/>
-        <w:rPr>
-          <w:i/>
-          <w:iCs/>
+        <w:t>Adattáblák leírása</w:t>
+      </w:r>
+    </w:p>
+    <w:p/>
+    <w:p>
+      <w:pPr>
+        <w:pStyle w:val="DokumentciAlcm"/>
+        <w:numPr>
+          <w:ilvl w:val="1"/>
+          <w:numId w:val="32"/>
+        </w:numPr>
+      </w:pPr>
+      <w:r>
+        <w:t>Különleges algoritmusok</w:t>
+      </w:r>
+      <w:r>
+        <w:tab/>
+      </w:r>
+    </w:p>
+    <w:p>
+      <w:pPr>
+        <w:ind w:left="284"/>
+        <w:rPr>
+          <w:b/>
+          <w:bCs/>
           <w:color w:val="656D4A"/>
         </w:rPr>
       </w:pPr>
       <w:r>
         <w:rPr>
-          <w:i/>
-          <w:iCs/>
+          <w:b/>
+          <w:bCs/>
           <w:color w:val="656D4A"/>
         </w:rPr>
-        <w:t>2.4.1.</w:t>
-      </w:r>
-      <w:r>
-        <w:rPr>
-          <w:i/>
-          <w:iCs/>
-          <w:color w:val="656D4A"/>
-        </w:rPr>
-        <w:t>7</w:t>
-      </w:r>
-      <w:r>
-        <w:rPr>
-          <w:i/>
-          <w:iCs/>
-          <w:color w:val="656D4A"/>
-        </w:rPr>
-        <w:t xml:space="preserve">. </w:t>
-      </w:r>
-      <w:r>
-        <w:rPr>
-          <w:i/>
-          <w:iCs/>
-          <w:color w:val="656D4A"/>
-        </w:rPr>
-        <w:t>Napló</w:t>
-      </w:r>
-    </w:p>
-    <w:p>
-      <w:pPr>
-        <w:ind w:left="709" w:hanging="698"/>
-        <w:jc w:val="center"/>
-        <w:rPr>
-          <w:i/>
-          <w:iCs/>
-          <w:color w:val="656D4A"/>
-        </w:rPr>
-      </w:pPr>
-    </w:p>
-    <w:p>
-      <w:pPr>
-        <w:ind w:left="709" w:hanging="698"/>
-        <w:jc w:val="center"/>
-        <w:rPr>
-          <w:i/>
-          <w:iCs/>
-          <w:color w:val="656D4A"/>
-        </w:rPr>
-      </w:pPr>
-    </w:p>
-    <w:p>
-      <w:pPr>
-        <w:ind w:left="709" w:hanging="698"/>
-        <w:jc w:val="center"/>
-        <w:rPr>
-          <w:i/>
-          <w:iCs/>
-          <w:color w:val="656D4A"/>
-        </w:rPr>
-      </w:pPr>
-    </w:p>
-    <w:p>
-      <w:pPr>
-        <w:ind w:left="709" w:hanging="698"/>
-        <w:jc w:val="center"/>
-        <w:rPr>
-          <w:i/>
-          <w:iCs/>
-          <w:color w:val="656D4A"/>
-        </w:rPr>
-      </w:pPr>
-    </w:p>
-    <w:p/>
-    <w:p/>
-    <w:p>
-      <w:pPr>
-        <w:pStyle w:val="DokumentciAlcm"/>
-      </w:pPr>
-      <w:r>
-        <w:t>Fejlesztői dokumentáció</w:t>
+        <w:t xml:space="preserve">3.3.1 </w:t>
       </w:r>
     </w:p>
     <w:p>
@@ -3555,25 +4150,13 @@
           <w:ilvl w:val="1"/>
           <w:numId w:val="10"/>
         </w:numPr>
-        <w:ind w:left="993"/>
+        <w:tabs>
+          <w:tab w:val="left" w:pos="8789"/>
+        </w:tabs>
+        <w:ind w:left="709"/>
       </w:pPr>
       <w:r>
         <w:t>Tesztelési dokumentáció</w:t>
-      </w:r>
-      <w:r>
-        <w:tab/>
-      </w:r>
-      <w:r>
-        <w:tab/>
-      </w:r>
-      <w:r>
-        <w:tab/>
-      </w:r>
-      <w:r>
-        <w:tab/>
-      </w:r>
-      <w:r>
-        <w:tab/>
       </w:r>
       <w:r>
         <w:tab/>
@@ -3667,8 +4250,15 @@
     <w:p>
       <w:pPr>
         <w:pStyle w:val="Listaszerbekezds"/>
+        <w:numPr>
+          <w:ilvl w:val="1"/>
+          <w:numId w:val="6"/>
+        </w:numPr>
         <w:ind w:left="1789"/>
       </w:pPr>
+      <w:r>
+        <w:t>Horváth Tünde</w:t>
+      </w:r>
       <w:r>
         <w:t xml:space="preserve"> </w:t>
       </w:r>
@@ -3692,18 +4282,18 @@
       <w:r>
         <w:t xml:space="preserve"> </w:t>
       </w:r>
-      <w:commentRangeStart w:id="4"/>
+      <w:commentRangeStart w:id="3"/>
       <w:r>
         <w:t>2026-02.12-2026.05.?</w:t>
       </w:r>
-      <w:commentRangeEnd w:id="4"/>
+      <w:commentRangeEnd w:id="3"/>
       <w:r>
         <w:rPr>
           <w:rStyle w:val="Jegyzethivatkozs"/>
           <w:sz w:val="24"/>
           <w:szCs w:val="24"/>
         </w:rPr>
-        <w:commentReference w:id="4"/>
+        <w:commentReference w:id="3"/>
       </w:r>
     </w:p>
     <w:p>
@@ -3782,6 +4372,7 @@
           <w:b/>
           <w:bCs/>
         </w:rPr>
+        <w:lastRenderedPageBreak/>
         <w:t xml:space="preserve">Operációs rendszer: </w:t>
       </w:r>
       <w:r>
@@ -3808,11 +4399,11 @@
         </w:rPr>
         <w:t xml:space="preserve">Adatbázis: </w:t>
       </w:r>
-      <w:commentRangeStart w:id="5"/>
+      <w:commentRangeStart w:id="4"/>
       <w:r>
         <w:t>MySQL 8.0</w:t>
       </w:r>
-      <w:commentRangeEnd w:id="5"/>
+      <w:commentRangeEnd w:id="4"/>
       <w:r>
         <w:rPr>
           <w:rStyle w:val="Jegyzethivatkozs"/>
@@ -3821,7 +4412,7 @@
           <w:sz w:val="24"/>
           <w:szCs w:val="24"/>
         </w:rPr>
-        <w:commentReference w:id="5"/>
+        <w:commentReference w:id="4"/>
       </w:r>
     </w:p>
     <w:p>
@@ -3844,11 +4435,11 @@
         </w:rPr>
         <w:t xml:space="preserve">Szerver: </w:t>
       </w:r>
-      <w:commentRangeStart w:id="6"/>
+      <w:commentRangeStart w:id="5"/>
       <w:r>
         <w:t>Apache 2.4, Laravel 12</w:t>
       </w:r>
-      <w:commentRangeEnd w:id="6"/>
+      <w:commentRangeEnd w:id="5"/>
       <w:r>
         <w:rPr>
           <w:rStyle w:val="Jegyzethivatkozs"/>
@@ -3857,7 +4448,7 @@
           <w:sz w:val="24"/>
           <w:szCs w:val="24"/>
         </w:rPr>
-        <w:commentReference w:id="6"/>
+        <w:commentReference w:id="5"/>
       </w:r>
     </w:p>
     <w:p>
@@ -4332,11 +4923,7 @@
               <w:jc w:val="center"/>
             </w:pPr>
             <w:r>
-              <w:t xml:space="preserve">roles tábla és users tábla </w:t>
-            </w:r>
-            <w:r>
-              <w:lastRenderedPageBreak/>
-              <w:t>kapcsolatának ellenőrzése</w:t>
+              <w:t>roles tábla és users tábla kapcsolatának ellenőrzése</w:t>
             </w:r>
           </w:p>
         </w:tc>
@@ -4353,7 +4940,6 @@
               </w:numPr>
             </w:pPr>
             <w:r>
-              <w:lastRenderedPageBreak/>
               <w:t>php artisan tinker parancs</w:t>
             </w:r>
           </w:p>
@@ -4366,7 +4952,6 @@
               </w:numPr>
             </w:pPr>
             <w:r>
-              <w:lastRenderedPageBreak/>
               <w:t>user létrehozása</w:t>
             </w:r>
           </w:p>
@@ -4404,7 +4989,6 @@
               <w:jc w:val="center"/>
             </w:pPr>
             <w:r>
-              <w:lastRenderedPageBreak/>
               <w:t>Teszt adatok megjelenése</w:t>
             </w:r>
           </w:p>
@@ -4538,7 +5122,11 @@
               </w:numPr>
             </w:pPr>
             <w:r>
-              <w:t>kapcsolat lekérdezése (foreach használatával)</w:t>
+              <w:t xml:space="preserve">kapcsolat lekérdezése </w:t>
+            </w:r>
+            <w:r>
+              <w:lastRenderedPageBreak/>
+              <w:t>(foreach használatával)</w:t>
             </w:r>
           </w:p>
         </w:tc>
@@ -4551,6 +5139,7 @@
               <w:jc w:val="center"/>
             </w:pPr>
             <w:r>
+              <w:lastRenderedPageBreak/>
               <w:t>Teszt adatok megjelenése</w:t>
             </w:r>
           </w:p>
@@ -4824,7 +5413,6 @@
               </w:numPr>
             </w:pPr>
             <w:r>
-              <w:lastRenderedPageBreak/>
               <w:t>súly létrehozása</w:t>
             </w:r>
           </w:p>
@@ -4880,7 +5468,6 @@
               <w:jc w:val="center"/>
             </w:pPr>
             <w:r>
-              <w:lastRenderedPageBreak/>
               <w:t>Teszt adatok megjelenése</w:t>
             </w:r>
           </w:p>
@@ -5051,6 +5638,7 @@
               </w:numPr>
             </w:pPr>
             <w:r>
+              <w:lastRenderedPageBreak/>
               <w:t>szerep megadása</w:t>
             </w:r>
           </w:p>
@@ -5166,6 +5754,7 @@
               <w:jc w:val="center"/>
             </w:pPr>
             <w:r>
+              <w:lastRenderedPageBreak/>
               <w:t>Teszt adatok megjelenése</w:t>
             </w:r>
           </w:p>
@@ -5361,11 +5950,7 @@
               <w:jc w:val="center"/>
             </w:pPr>
             <w:r>
-              <w:t xml:space="preserve">A megadott username, email cím és jelszó </w:t>
-            </w:r>
-            <w:r>
-              <w:lastRenderedPageBreak/>
-              <w:t>elmentésre kerül</w:t>
+              <w:t>A megadott username, email cím és jelszó elmentésre kerül</w:t>
             </w:r>
           </w:p>
         </w:tc>
@@ -5378,7 +5963,6 @@
               <w:jc w:val="center"/>
             </w:pPr>
             <w:r>
-              <w:lastRenderedPageBreak/>
               <w:t>Sikertelen</w:t>
             </w:r>
           </w:p>
@@ -5449,10 +6033,7 @@
               <w:jc w:val="center"/>
             </w:pPr>
             <w:r>
-              <w:t>Siker</w:t>
-            </w:r>
-            <w:r>
-              <w:t>es</w:t>
+              <w:t>Sikeres</w:t>
             </w:r>
           </w:p>
         </w:tc>
@@ -5464,6 +6045,7 @@
         <w:tc>
           <w:tcPr>
             <w:tcW w:w="1246" w:type="dxa"/>
+            <w:shd w:val="clear" w:color="auto" w:fill="EE0000"/>
           </w:tcPr>
           <w:p>
             <w:pPr>
@@ -5477,6 +6059,7 @@
         <w:tc>
           <w:tcPr>
             <w:tcW w:w="2254" w:type="dxa"/>
+            <w:shd w:val="clear" w:color="auto" w:fill="EE0000"/>
           </w:tcPr>
           <w:p>
             <w:pPr>
@@ -5490,6 +6073,7 @@
         <w:tc>
           <w:tcPr>
             <w:tcW w:w="2599" w:type="dxa"/>
+            <w:shd w:val="clear" w:color="auto" w:fill="EE0000"/>
           </w:tcPr>
           <w:p>
             <w:pPr>
@@ -5503,6 +6087,7 @@
         <w:tc>
           <w:tcPr>
             <w:tcW w:w="1793" w:type="dxa"/>
+            <w:shd w:val="clear" w:color="auto" w:fill="EE0000"/>
           </w:tcPr>
           <w:p>
             <w:pPr>
@@ -5516,6 +6101,7 @@
         <w:tc>
           <w:tcPr>
             <w:tcW w:w="1601" w:type="dxa"/>
+            <w:shd w:val="clear" w:color="auto" w:fill="EE0000"/>
           </w:tcPr>
           <w:p>
             <w:pPr>
@@ -5531,6 +6117,7 @@
         <w:tc>
           <w:tcPr>
             <w:tcW w:w="1246" w:type="dxa"/>
+            <w:shd w:val="clear" w:color="auto" w:fill="EE0000"/>
           </w:tcPr>
           <w:p>
             <w:pPr>
@@ -5544,6 +6131,7 @@
         <w:tc>
           <w:tcPr>
             <w:tcW w:w="2254" w:type="dxa"/>
+            <w:shd w:val="clear" w:color="auto" w:fill="EE0000"/>
           </w:tcPr>
           <w:p>
             <w:pPr>
@@ -5557,6 +6145,7 @@
         <w:tc>
           <w:tcPr>
             <w:tcW w:w="2599" w:type="dxa"/>
+            <w:shd w:val="clear" w:color="auto" w:fill="EE0000"/>
           </w:tcPr>
           <w:p>
             <w:pPr>
@@ -5570,6 +6159,7 @@
         <w:tc>
           <w:tcPr>
             <w:tcW w:w="1793" w:type="dxa"/>
+            <w:shd w:val="clear" w:color="auto" w:fill="EE0000"/>
           </w:tcPr>
           <w:p>
             <w:pPr>
@@ -5583,6 +6173,7 @@
         <w:tc>
           <w:tcPr>
             <w:tcW w:w="1601" w:type="dxa"/>
+            <w:shd w:val="clear" w:color="auto" w:fill="EE0000"/>
           </w:tcPr>
           <w:p>
             <w:pPr>
@@ -5604,6 +6195,7 @@
               <w:jc w:val="center"/>
             </w:pPr>
             <w:r>
+              <w:lastRenderedPageBreak/>
               <w:t>TC-012</w:t>
             </w:r>
           </w:p>
@@ -5808,6 +6400,7 @@
         <w:tc>
           <w:tcPr>
             <w:tcW w:w="1246" w:type="dxa"/>
+            <w:shd w:val="clear" w:color="auto" w:fill="EE0000"/>
           </w:tcPr>
           <w:p>
             <w:pPr>
@@ -5821,6 +6414,7 @@
         <w:tc>
           <w:tcPr>
             <w:tcW w:w="2254" w:type="dxa"/>
+            <w:shd w:val="clear" w:color="auto" w:fill="EE0000"/>
           </w:tcPr>
           <w:p>
             <w:pPr>
@@ -5834,6 +6428,7 @@
         <w:tc>
           <w:tcPr>
             <w:tcW w:w="2599" w:type="dxa"/>
+            <w:shd w:val="clear" w:color="auto" w:fill="EE0000"/>
           </w:tcPr>
           <w:p>
             <w:pPr>
@@ -5847,6 +6442,7 @@
         <w:tc>
           <w:tcPr>
             <w:tcW w:w="1793" w:type="dxa"/>
+            <w:shd w:val="clear" w:color="auto" w:fill="EE0000"/>
           </w:tcPr>
           <w:p>
             <w:pPr>
@@ -5860,11 +6456,1299 @@
         <w:tc>
           <w:tcPr>
             <w:tcW w:w="1601" w:type="dxa"/>
-          </w:tcPr>
-          <w:p>
-            <w:pPr>
-              <w:jc w:val="center"/>
-            </w:pPr>
+            <w:shd w:val="clear" w:color="auto" w:fill="EE0000"/>
+          </w:tcPr>
+          <w:p>
+            <w:pPr>
+              <w:jc w:val="center"/>
+            </w:pPr>
+          </w:p>
+        </w:tc>
+      </w:tr>
+      <w:tr>
+        <w:trPr>
+          <w:jc w:val="center"/>
+        </w:trPr>
+        <w:tc>
+          <w:tcPr>
+            <w:tcW w:w="9493" w:type="dxa"/>
+            <w:gridSpan w:val="5"/>
+          </w:tcPr>
+          <w:p>
+            <w:pPr>
+              <w:jc w:val="center"/>
+            </w:pPr>
+            <w:r>
+              <w:rPr>
+                <w:b/>
+                <w:bCs/>
+                <w:i/>
+                <w:iCs/>
+                <w:color w:val="656D4A"/>
+              </w:rPr>
+              <w:t>Receptek aloldal és annak aloldalai</w:t>
+            </w:r>
+          </w:p>
+        </w:tc>
+      </w:tr>
+      <w:tr>
+        <w:trPr>
+          <w:jc w:val="center"/>
+        </w:trPr>
+        <w:tc>
+          <w:tcPr>
+            <w:tcW w:w="1246" w:type="dxa"/>
+          </w:tcPr>
+          <w:p>
+            <w:pPr>
+              <w:jc w:val="center"/>
+            </w:pPr>
+            <w:r>
+              <w:t>TC-016</w:t>
+            </w:r>
+          </w:p>
+        </w:tc>
+        <w:tc>
+          <w:tcPr>
+            <w:tcW w:w="2254" w:type="dxa"/>
+          </w:tcPr>
+          <w:p>
+            <w:pPr>
+              <w:jc w:val="center"/>
+            </w:pPr>
+            <w:r>
+              <w:t>Aloldal megjelenésének ellenőrzése</w:t>
+            </w:r>
+          </w:p>
+        </w:tc>
+        <w:tc>
+          <w:tcPr>
+            <w:tcW w:w="2599" w:type="dxa"/>
+          </w:tcPr>
+          <w:p>
+            <w:pPr>
+              <w:jc w:val="center"/>
+            </w:pPr>
+            <w:r>
+              <w:t>Manuális</w:t>
+            </w:r>
+          </w:p>
+        </w:tc>
+        <w:tc>
+          <w:tcPr>
+            <w:tcW w:w="1793" w:type="dxa"/>
+          </w:tcPr>
+          <w:p>
+            <w:pPr>
+              <w:jc w:val="center"/>
+            </w:pPr>
+            <w:r>
+              <w:t>Megjelenik az aloldal</w:t>
+            </w:r>
+          </w:p>
+        </w:tc>
+        <w:tc>
+          <w:tcPr>
+            <w:tcW w:w="1601" w:type="dxa"/>
+          </w:tcPr>
+          <w:p>
+            <w:pPr>
+              <w:jc w:val="center"/>
+            </w:pPr>
+            <w:r>
+              <w:t>Sikeres</w:t>
+            </w:r>
+          </w:p>
+        </w:tc>
+      </w:tr>
+      <w:tr>
+        <w:trPr>
+          <w:jc w:val="center"/>
+        </w:trPr>
+        <w:tc>
+          <w:tcPr>
+            <w:tcW w:w="1246" w:type="dxa"/>
+          </w:tcPr>
+          <w:p>
+            <w:pPr>
+              <w:jc w:val="center"/>
+            </w:pPr>
+            <w:r>
+              <w:t>TC-017</w:t>
+            </w:r>
+          </w:p>
+        </w:tc>
+        <w:tc>
+          <w:tcPr>
+            <w:tcW w:w="2254" w:type="dxa"/>
+          </w:tcPr>
+          <w:p>
+            <w:pPr>
+              <w:jc w:val="center"/>
+            </w:pPr>
+            <w:r>
+              <w:t>Receptek adatainak és képeinek megjelenésének ellenőrzése</w:t>
+            </w:r>
+          </w:p>
+        </w:tc>
+        <w:tc>
+          <w:tcPr>
+            <w:tcW w:w="2599" w:type="dxa"/>
+          </w:tcPr>
+          <w:p>
+            <w:pPr>
+              <w:jc w:val="center"/>
+            </w:pPr>
+            <w:r>
+              <w:t>Manuális</w:t>
+            </w:r>
+          </w:p>
+        </w:tc>
+        <w:tc>
+          <w:tcPr>
+            <w:tcW w:w="1793" w:type="dxa"/>
+          </w:tcPr>
+          <w:p>
+            <w:pPr>
+              <w:jc w:val="center"/>
+            </w:pPr>
+            <w:r>
+              <w:t>Megjelenek a receptek adatai és képek</w:t>
+            </w:r>
+          </w:p>
+        </w:tc>
+        <w:tc>
+          <w:tcPr>
+            <w:tcW w:w="1601" w:type="dxa"/>
+          </w:tcPr>
+          <w:p>
+            <w:pPr>
+              <w:jc w:val="center"/>
+            </w:pPr>
+            <w:r>
+              <w:t>Sikeres</w:t>
+            </w:r>
+          </w:p>
+          <w:p>
+            <w:pPr>
+              <w:jc w:val="center"/>
+            </w:pPr>
+          </w:p>
+        </w:tc>
+      </w:tr>
+      <w:tr>
+        <w:trPr>
+          <w:jc w:val="center"/>
+        </w:trPr>
+        <w:tc>
+          <w:tcPr>
+            <w:tcW w:w="1246" w:type="dxa"/>
+          </w:tcPr>
+          <w:p>
+            <w:pPr>
+              <w:jc w:val="center"/>
+            </w:pPr>
+            <w:r>
+              <w:t>TC-018</w:t>
+            </w:r>
+          </w:p>
+        </w:tc>
+        <w:tc>
+          <w:tcPr>
+            <w:tcW w:w="2254" w:type="dxa"/>
+          </w:tcPr>
+          <w:p>
+            <w:pPr>
+              <w:jc w:val="center"/>
+            </w:pPr>
+            <w:r>
+              <w:t>Pita receptre nyomva megjelenik az aloldala</w:t>
+            </w:r>
+          </w:p>
+        </w:tc>
+        <w:tc>
+          <w:tcPr>
+            <w:tcW w:w="2599" w:type="dxa"/>
+          </w:tcPr>
+          <w:p>
+            <w:pPr>
+              <w:jc w:val="center"/>
+            </w:pPr>
+            <w:r>
+              <w:t>Manuális</w:t>
+            </w:r>
+          </w:p>
+        </w:tc>
+        <w:tc>
+          <w:tcPr>
+            <w:tcW w:w="1793" w:type="dxa"/>
+          </w:tcPr>
+          <w:p>
+            <w:pPr>
+              <w:jc w:val="center"/>
+            </w:pPr>
+            <w:r>
+              <w:t>Megjelenik a</w:t>
+            </w:r>
+            <w:r>
+              <w:t>z</w:t>
+            </w:r>
+            <w:r>
+              <w:t xml:space="preserve"> </w:t>
+            </w:r>
+            <w:r>
+              <w:t>adott aloldal</w:t>
+            </w:r>
+          </w:p>
+        </w:tc>
+        <w:tc>
+          <w:tcPr>
+            <w:tcW w:w="1601" w:type="dxa"/>
+          </w:tcPr>
+          <w:p>
+            <w:pPr>
+              <w:jc w:val="center"/>
+            </w:pPr>
+            <w:r>
+              <w:t>Sikeres</w:t>
+            </w:r>
+          </w:p>
+        </w:tc>
+      </w:tr>
+      <w:tr>
+        <w:trPr>
+          <w:jc w:val="center"/>
+        </w:trPr>
+        <w:tc>
+          <w:tcPr>
+            <w:tcW w:w="1246" w:type="dxa"/>
+          </w:tcPr>
+          <w:p>
+            <w:pPr>
+              <w:jc w:val="center"/>
+            </w:pPr>
+            <w:r>
+              <w:t>TC-019</w:t>
+            </w:r>
+          </w:p>
+        </w:tc>
+        <w:tc>
+          <w:tcPr>
+            <w:tcW w:w="2254" w:type="dxa"/>
+          </w:tcPr>
+          <w:p>
+            <w:pPr>
+              <w:jc w:val="center"/>
+            </w:pPr>
+            <w:r>
+              <w:t xml:space="preserve">Rice cake bar </w:t>
+            </w:r>
+            <w:r>
+              <w:t>receptre nyomva megjelenik az aloldala</w:t>
+            </w:r>
+          </w:p>
+        </w:tc>
+        <w:tc>
+          <w:tcPr>
+            <w:tcW w:w="2599" w:type="dxa"/>
+          </w:tcPr>
+          <w:p>
+            <w:pPr>
+              <w:jc w:val="center"/>
+            </w:pPr>
+            <w:r>
+              <w:t>Manuális</w:t>
+            </w:r>
+          </w:p>
+        </w:tc>
+        <w:tc>
+          <w:tcPr>
+            <w:tcW w:w="1793" w:type="dxa"/>
+          </w:tcPr>
+          <w:p>
+            <w:pPr>
+              <w:jc w:val="center"/>
+            </w:pPr>
+            <w:r>
+              <w:t>Megjelenik a</w:t>
+            </w:r>
+            <w:r>
+              <w:t>z adott</w:t>
+            </w:r>
+            <w:r>
+              <w:t xml:space="preserve"> aloldal</w:t>
+            </w:r>
+          </w:p>
+        </w:tc>
+        <w:tc>
+          <w:tcPr>
+            <w:tcW w:w="1601" w:type="dxa"/>
+          </w:tcPr>
+          <w:p>
+            <w:pPr>
+              <w:jc w:val="center"/>
+            </w:pPr>
+            <w:r>
+              <w:t>Sikeres</w:t>
+            </w:r>
+          </w:p>
+        </w:tc>
+      </w:tr>
+      <w:tr>
+        <w:trPr>
+          <w:jc w:val="center"/>
+        </w:trPr>
+        <w:tc>
+          <w:tcPr>
+            <w:tcW w:w="1246" w:type="dxa"/>
+          </w:tcPr>
+          <w:p>
+            <w:pPr>
+              <w:jc w:val="center"/>
+            </w:pPr>
+            <w:r>
+              <w:t>TC-0</w:t>
+            </w:r>
+            <w:r>
+              <w:t>20</w:t>
+            </w:r>
+          </w:p>
+        </w:tc>
+        <w:tc>
+          <w:tcPr>
+            <w:tcW w:w="2254" w:type="dxa"/>
+          </w:tcPr>
+          <w:p>
+            <w:pPr>
+              <w:jc w:val="center"/>
+            </w:pPr>
+            <w:r>
+              <w:t>Cream of Cleary Soup</w:t>
+            </w:r>
+            <w:r>
+              <w:t xml:space="preserve"> receptre nyomva megjelenik az aloldala</w:t>
+            </w:r>
+          </w:p>
+        </w:tc>
+        <w:tc>
+          <w:tcPr>
+            <w:tcW w:w="2599" w:type="dxa"/>
+          </w:tcPr>
+          <w:p>
+            <w:pPr>
+              <w:jc w:val="center"/>
+            </w:pPr>
+            <w:r>
+              <w:t>Manuális</w:t>
+            </w:r>
+          </w:p>
+        </w:tc>
+        <w:tc>
+          <w:tcPr>
+            <w:tcW w:w="1793" w:type="dxa"/>
+          </w:tcPr>
+          <w:p>
+            <w:pPr>
+              <w:jc w:val="center"/>
+            </w:pPr>
+            <w:r>
+              <w:t>Megjelenik a</w:t>
+            </w:r>
+            <w:r>
+              <w:t xml:space="preserve">z adott </w:t>
+            </w:r>
+            <w:r>
+              <w:t>aloldal</w:t>
+            </w:r>
+          </w:p>
+        </w:tc>
+        <w:tc>
+          <w:tcPr>
+            <w:tcW w:w="1601" w:type="dxa"/>
+          </w:tcPr>
+          <w:p>
+            <w:pPr>
+              <w:jc w:val="center"/>
+            </w:pPr>
+            <w:r>
+              <w:t>Sikeres</w:t>
+            </w:r>
+          </w:p>
+        </w:tc>
+      </w:tr>
+      <w:tr>
+        <w:trPr>
+          <w:jc w:val="center"/>
+        </w:trPr>
+        <w:tc>
+          <w:tcPr>
+            <w:tcW w:w="1246" w:type="dxa"/>
+          </w:tcPr>
+          <w:p>
+            <w:pPr>
+              <w:jc w:val="center"/>
+            </w:pPr>
+            <w:r>
+              <w:t>TC-02</w:t>
+            </w:r>
+            <w:r>
+              <w:t>1</w:t>
+            </w:r>
+          </w:p>
+        </w:tc>
+        <w:tc>
+          <w:tcPr>
+            <w:tcW w:w="2254" w:type="dxa"/>
+          </w:tcPr>
+          <w:p>
+            <w:pPr>
+              <w:jc w:val="center"/>
+            </w:pPr>
+            <w:r>
+              <w:t>Apple Slices With Peanut Butter and Cinnamon</w:t>
+            </w:r>
+            <w:r>
+              <w:t xml:space="preserve"> receptre nyomva megjelenik az aloldala</w:t>
+            </w:r>
+          </w:p>
+        </w:tc>
+        <w:tc>
+          <w:tcPr>
+            <w:tcW w:w="2599" w:type="dxa"/>
+          </w:tcPr>
+          <w:p>
+            <w:pPr>
+              <w:jc w:val="center"/>
+            </w:pPr>
+            <w:r>
+              <w:t>Manuális</w:t>
+            </w:r>
+          </w:p>
+        </w:tc>
+        <w:tc>
+          <w:tcPr>
+            <w:tcW w:w="1793" w:type="dxa"/>
+          </w:tcPr>
+          <w:p>
+            <w:pPr>
+              <w:jc w:val="center"/>
+            </w:pPr>
+            <w:r>
+              <w:t>Megjelenik az adott aloldal</w:t>
+            </w:r>
+          </w:p>
+        </w:tc>
+        <w:tc>
+          <w:tcPr>
+            <w:tcW w:w="1601" w:type="dxa"/>
+          </w:tcPr>
+          <w:p>
+            <w:pPr>
+              <w:jc w:val="center"/>
+            </w:pPr>
+            <w:r>
+              <w:t>Sikeres</w:t>
+            </w:r>
+          </w:p>
+        </w:tc>
+      </w:tr>
+      <w:tr>
+        <w:trPr>
+          <w:jc w:val="center"/>
+        </w:trPr>
+        <w:tc>
+          <w:tcPr>
+            <w:tcW w:w="1246" w:type="dxa"/>
+          </w:tcPr>
+          <w:p>
+            <w:pPr>
+              <w:jc w:val="center"/>
+            </w:pPr>
+            <w:r>
+              <w:t>TC-02</w:t>
+            </w:r>
+            <w:r>
+              <w:t>2</w:t>
+            </w:r>
+          </w:p>
+        </w:tc>
+        <w:tc>
+          <w:tcPr>
+            <w:tcW w:w="2254" w:type="dxa"/>
+          </w:tcPr>
+          <w:p>
+            <w:pPr>
+              <w:jc w:val="center"/>
+            </w:pPr>
+            <w:r>
+              <w:t>Cottage Cheese And Berries</w:t>
+            </w:r>
+            <w:r>
+              <w:t xml:space="preserve"> </w:t>
+            </w:r>
+            <w:r>
+              <w:t>receptre nyomva megjelenik az aloldala</w:t>
+            </w:r>
+          </w:p>
+        </w:tc>
+        <w:tc>
+          <w:tcPr>
+            <w:tcW w:w="2599" w:type="dxa"/>
+          </w:tcPr>
+          <w:p>
+            <w:pPr>
+              <w:jc w:val="center"/>
+            </w:pPr>
+            <w:r>
+              <w:t>Manuális</w:t>
+            </w:r>
+          </w:p>
+        </w:tc>
+        <w:tc>
+          <w:tcPr>
+            <w:tcW w:w="1793" w:type="dxa"/>
+          </w:tcPr>
+          <w:p>
+            <w:pPr>
+              <w:jc w:val="center"/>
+            </w:pPr>
+            <w:r>
+              <w:t>Megjelenik az adott aloldal</w:t>
+            </w:r>
+          </w:p>
+        </w:tc>
+        <w:tc>
+          <w:tcPr>
+            <w:tcW w:w="1601" w:type="dxa"/>
+          </w:tcPr>
+          <w:p>
+            <w:pPr>
+              <w:jc w:val="center"/>
+            </w:pPr>
+            <w:r>
+              <w:t>Sikeres</w:t>
+            </w:r>
+          </w:p>
+        </w:tc>
+      </w:tr>
+      <w:tr>
+        <w:trPr>
+          <w:jc w:val="center"/>
+        </w:trPr>
+        <w:tc>
+          <w:tcPr>
+            <w:tcW w:w="1246" w:type="dxa"/>
+          </w:tcPr>
+          <w:p>
+            <w:pPr>
+              <w:jc w:val="center"/>
+            </w:pPr>
+            <w:r>
+              <w:t>TC-02</w:t>
+            </w:r>
+            <w:r>
+              <w:t>3</w:t>
+            </w:r>
+          </w:p>
+        </w:tc>
+        <w:tc>
+          <w:tcPr>
+            <w:tcW w:w="2254" w:type="dxa"/>
+          </w:tcPr>
+          <w:p>
+            <w:pPr>
+              <w:jc w:val="center"/>
+            </w:pPr>
+            <w:r>
+              <w:t>Hard Boiled Eggs</w:t>
+            </w:r>
+          </w:p>
+          <w:p>
+            <w:pPr>
+              <w:jc w:val="center"/>
+            </w:pPr>
+            <w:r>
+              <w:lastRenderedPageBreak/>
+              <w:t>receptre nyomva megjelenik az aloldala</w:t>
+            </w:r>
+          </w:p>
+        </w:tc>
+        <w:tc>
+          <w:tcPr>
+            <w:tcW w:w="2599" w:type="dxa"/>
+          </w:tcPr>
+          <w:p>
+            <w:pPr>
+              <w:jc w:val="center"/>
+            </w:pPr>
+            <w:r>
+              <w:lastRenderedPageBreak/>
+              <w:t>Manuális</w:t>
+            </w:r>
+          </w:p>
+        </w:tc>
+        <w:tc>
+          <w:tcPr>
+            <w:tcW w:w="1793" w:type="dxa"/>
+          </w:tcPr>
+          <w:p>
+            <w:pPr>
+              <w:jc w:val="center"/>
+            </w:pPr>
+            <w:r>
+              <w:t>Megjelenik az adott aloldal</w:t>
+            </w:r>
+          </w:p>
+        </w:tc>
+        <w:tc>
+          <w:tcPr>
+            <w:tcW w:w="1601" w:type="dxa"/>
+          </w:tcPr>
+          <w:p>
+            <w:pPr>
+              <w:jc w:val="center"/>
+            </w:pPr>
+            <w:r>
+              <w:t>Sikeres</w:t>
+            </w:r>
+          </w:p>
+        </w:tc>
+      </w:tr>
+      <w:tr>
+        <w:trPr>
+          <w:jc w:val="center"/>
+        </w:trPr>
+        <w:tc>
+          <w:tcPr>
+            <w:tcW w:w="1246" w:type="dxa"/>
+          </w:tcPr>
+          <w:p>
+            <w:pPr>
+              <w:jc w:val="center"/>
+            </w:pPr>
+            <w:r>
+              <w:t>TC-02</w:t>
+            </w:r>
+            <w:r>
+              <w:t>4</w:t>
+            </w:r>
+          </w:p>
+        </w:tc>
+        <w:tc>
+          <w:tcPr>
+            <w:tcW w:w="2254" w:type="dxa"/>
+          </w:tcPr>
+          <w:p>
+            <w:pPr>
+              <w:jc w:val="center"/>
+            </w:pPr>
+            <w:r>
+              <w:t>Quinoa And Chickpea Salad</w:t>
+            </w:r>
+          </w:p>
+          <w:p>
+            <w:pPr>
+              <w:jc w:val="center"/>
+            </w:pPr>
+            <w:r>
+              <w:t>receptre nyomva megjelenik az aloldala</w:t>
+            </w:r>
+          </w:p>
+        </w:tc>
+        <w:tc>
+          <w:tcPr>
+            <w:tcW w:w="2599" w:type="dxa"/>
+          </w:tcPr>
+          <w:p>
+            <w:pPr>
+              <w:jc w:val="center"/>
+            </w:pPr>
+            <w:r>
+              <w:t>Manuális</w:t>
+            </w:r>
+          </w:p>
+        </w:tc>
+        <w:tc>
+          <w:tcPr>
+            <w:tcW w:w="1793" w:type="dxa"/>
+          </w:tcPr>
+          <w:p>
+            <w:pPr>
+              <w:jc w:val="center"/>
+            </w:pPr>
+            <w:r>
+              <w:t>Megjelenik az adott aloldal</w:t>
+            </w:r>
+          </w:p>
+        </w:tc>
+        <w:tc>
+          <w:tcPr>
+            <w:tcW w:w="1601" w:type="dxa"/>
+          </w:tcPr>
+          <w:p>
+            <w:pPr>
+              <w:jc w:val="center"/>
+            </w:pPr>
+            <w:r>
+              <w:t>Sikeres</w:t>
+            </w:r>
+          </w:p>
+        </w:tc>
+      </w:tr>
+      <w:tr>
+        <w:trPr>
+          <w:jc w:val="center"/>
+        </w:trPr>
+        <w:tc>
+          <w:tcPr>
+            <w:tcW w:w="1246" w:type="dxa"/>
+          </w:tcPr>
+          <w:p>
+            <w:pPr>
+              <w:jc w:val="center"/>
+            </w:pPr>
+            <w:r>
+              <w:t>TC-02</w:t>
+            </w:r>
+            <w:r>
+              <w:t>5</w:t>
+            </w:r>
+          </w:p>
+        </w:tc>
+        <w:tc>
+          <w:tcPr>
+            <w:tcW w:w="2254" w:type="dxa"/>
+          </w:tcPr>
+          <w:p>
+            <w:pPr>
+              <w:jc w:val="center"/>
+            </w:pPr>
+            <w:r>
+              <w:t>Turkey And Veggie Whole Wheat Wrap</w:t>
+            </w:r>
+          </w:p>
+          <w:p>
+            <w:pPr>
+              <w:jc w:val="center"/>
+            </w:pPr>
+            <w:r>
+              <w:t>receptre nyomva megjelenik az aloldala</w:t>
+            </w:r>
+          </w:p>
+        </w:tc>
+        <w:tc>
+          <w:tcPr>
+            <w:tcW w:w="2599" w:type="dxa"/>
+          </w:tcPr>
+          <w:p>
+            <w:pPr>
+              <w:jc w:val="center"/>
+            </w:pPr>
+            <w:r>
+              <w:t>Manuális</w:t>
+            </w:r>
+          </w:p>
+        </w:tc>
+        <w:tc>
+          <w:tcPr>
+            <w:tcW w:w="1793" w:type="dxa"/>
+          </w:tcPr>
+          <w:p>
+            <w:pPr>
+              <w:jc w:val="center"/>
+            </w:pPr>
+            <w:r>
+              <w:t>Megjelenik az adott aloldal</w:t>
+            </w:r>
+          </w:p>
+        </w:tc>
+        <w:tc>
+          <w:tcPr>
+            <w:tcW w:w="1601" w:type="dxa"/>
+          </w:tcPr>
+          <w:p>
+            <w:pPr>
+              <w:jc w:val="center"/>
+            </w:pPr>
+            <w:r>
+              <w:t>Sikeres</w:t>
+            </w:r>
+          </w:p>
+        </w:tc>
+      </w:tr>
+      <w:tr>
+        <w:trPr>
+          <w:jc w:val="center"/>
+        </w:trPr>
+        <w:tc>
+          <w:tcPr>
+            <w:tcW w:w="1246" w:type="dxa"/>
+          </w:tcPr>
+          <w:p>
+            <w:pPr>
+              <w:jc w:val="center"/>
+            </w:pPr>
+            <w:r>
+              <w:t>TC-02</w:t>
+            </w:r>
+            <w:r>
+              <w:t>6</w:t>
+            </w:r>
+          </w:p>
+        </w:tc>
+        <w:tc>
+          <w:tcPr>
+            <w:tcW w:w="2254" w:type="dxa"/>
+          </w:tcPr>
+          <w:p>
+            <w:pPr>
+              <w:jc w:val="center"/>
+            </w:pPr>
+            <w:r>
+              <w:t>Simple Lentil Soup</w:t>
+            </w:r>
+          </w:p>
+          <w:p>
+            <w:pPr>
+              <w:jc w:val="center"/>
+            </w:pPr>
+            <w:r>
+              <w:t>receptre nyomva megjelenik az aloldala</w:t>
+            </w:r>
+          </w:p>
+        </w:tc>
+        <w:tc>
+          <w:tcPr>
+            <w:tcW w:w="2599" w:type="dxa"/>
+          </w:tcPr>
+          <w:p>
+            <w:pPr>
+              <w:jc w:val="center"/>
+            </w:pPr>
+            <w:r>
+              <w:t>Manuális</w:t>
+            </w:r>
+          </w:p>
+        </w:tc>
+        <w:tc>
+          <w:tcPr>
+            <w:tcW w:w="1793" w:type="dxa"/>
+          </w:tcPr>
+          <w:p>
+            <w:pPr>
+              <w:jc w:val="center"/>
+            </w:pPr>
+            <w:r>
+              <w:t>Megjelenik az adott aloldal</w:t>
+            </w:r>
+          </w:p>
+        </w:tc>
+        <w:tc>
+          <w:tcPr>
+            <w:tcW w:w="1601" w:type="dxa"/>
+          </w:tcPr>
+          <w:p>
+            <w:pPr>
+              <w:jc w:val="center"/>
+            </w:pPr>
+            <w:r>
+              <w:t>Sikeres</w:t>
+            </w:r>
+          </w:p>
+        </w:tc>
+      </w:tr>
+      <w:tr>
+        <w:trPr>
+          <w:jc w:val="center"/>
+        </w:trPr>
+        <w:tc>
+          <w:tcPr>
+            <w:tcW w:w="1246" w:type="dxa"/>
+          </w:tcPr>
+          <w:p>
+            <w:pPr>
+              <w:jc w:val="center"/>
+            </w:pPr>
+            <w:r>
+              <w:t>TC-02</w:t>
+            </w:r>
+            <w:r>
+              <w:t>7</w:t>
+            </w:r>
+          </w:p>
+        </w:tc>
+        <w:tc>
+          <w:tcPr>
+            <w:tcW w:w="2254" w:type="dxa"/>
+          </w:tcPr>
+          <w:p>
+            <w:pPr>
+              <w:jc w:val="center"/>
+            </w:pPr>
+            <w:r>
+              <w:t>Baked Salmon with Roasted Asparagus And Sweet Potato</w:t>
+            </w:r>
+          </w:p>
+          <w:p>
+            <w:pPr>
+              <w:jc w:val="center"/>
+            </w:pPr>
+            <w:r>
+              <w:t>receptre nyomva megjelenik az aloldala</w:t>
+            </w:r>
+          </w:p>
+        </w:tc>
+        <w:tc>
+          <w:tcPr>
+            <w:tcW w:w="2599" w:type="dxa"/>
+          </w:tcPr>
+          <w:p>
+            <w:pPr>
+              <w:jc w:val="center"/>
+            </w:pPr>
+            <w:r>
+              <w:t>Manuális</w:t>
+            </w:r>
+          </w:p>
+        </w:tc>
+        <w:tc>
+          <w:tcPr>
+            <w:tcW w:w="1793" w:type="dxa"/>
+          </w:tcPr>
+          <w:p>
+            <w:pPr>
+              <w:jc w:val="center"/>
+            </w:pPr>
+            <w:r>
+              <w:t>Megjelenik az adott aloldal</w:t>
+            </w:r>
+          </w:p>
+        </w:tc>
+        <w:tc>
+          <w:tcPr>
+            <w:tcW w:w="1601" w:type="dxa"/>
+          </w:tcPr>
+          <w:p>
+            <w:pPr>
+              <w:jc w:val="center"/>
+            </w:pPr>
+            <w:r>
+              <w:t>Sikeres</w:t>
+            </w:r>
+          </w:p>
+        </w:tc>
+      </w:tr>
+      <w:tr>
+        <w:trPr>
+          <w:jc w:val="center"/>
+        </w:trPr>
+        <w:tc>
+          <w:tcPr>
+            <w:tcW w:w="1246" w:type="dxa"/>
+          </w:tcPr>
+          <w:p>
+            <w:pPr>
+              <w:jc w:val="center"/>
+            </w:pPr>
+            <w:r>
+              <w:t>TC-02</w:t>
+            </w:r>
+            <w:r>
+              <w:t>8</w:t>
+            </w:r>
+          </w:p>
+        </w:tc>
+        <w:tc>
+          <w:tcPr>
+            <w:tcW w:w="2254" w:type="dxa"/>
+          </w:tcPr>
+          <w:p>
+            <w:pPr>
+              <w:jc w:val="center"/>
+            </w:pPr>
+            <w:r>
+              <w:t>Chicken Breast Stir Fry With Brown Rice</w:t>
+            </w:r>
+            <w:r>
+              <w:t xml:space="preserve"> </w:t>
+            </w:r>
+            <w:r>
+              <w:t>receptre nyomva megjelenik az aloldala</w:t>
+            </w:r>
+          </w:p>
+        </w:tc>
+        <w:tc>
+          <w:tcPr>
+            <w:tcW w:w="2599" w:type="dxa"/>
+          </w:tcPr>
+          <w:p>
+            <w:pPr>
+              <w:jc w:val="center"/>
+            </w:pPr>
+            <w:r>
+              <w:t>Manuális</w:t>
+            </w:r>
+          </w:p>
+        </w:tc>
+        <w:tc>
+          <w:tcPr>
+            <w:tcW w:w="1793" w:type="dxa"/>
+          </w:tcPr>
+          <w:p>
+            <w:pPr>
+              <w:jc w:val="center"/>
+            </w:pPr>
+            <w:r>
+              <w:t>Megjelenik az adott aloldal</w:t>
+            </w:r>
+          </w:p>
+        </w:tc>
+        <w:tc>
+          <w:tcPr>
+            <w:tcW w:w="1601" w:type="dxa"/>
+          </w:tcPr>
+          <w:p>
+            <w:pPr>
+              <w:jc w:val="center"/>
+            </w:pPr>
+            <w:r>
+              <w:t>Sikeres</w:t>
+            </w:r>
+          </w:p>
+        </w:tc>
+      </w:tr>
+      <w:tr>
+        <w:trPr>
+          <w:jc w:val="center"/>
+        </w:trPr>
+        <w:tc>
+          <w:tcPr>
+            <w:tcW w:w="1246" w:type="dxa"/>
+          </w:tcPr>
+          <w:p>
+            <w:pPr>
+              <w:jc w:val="center"/>
+            </w:pPr>
+            <w:r>
+              <w:t>TC-02</w:t>
+            </w:r>
+            <w:r>
+              <w:t>9</w:t>
+            </w:r>
+          </w:p>
+        </w:tc>
+        <w:tc>
+          <w:tcPr>
+            <w:tcW w:w="2254" w:type="dxa"/>
+          </w:tcPr>
+          <w:p>
+            <w:pPr>
+              <w:jc w:val="center"/>
+            </w:pPr>
+            <w:r>
+              <w:t>Turkey Chili Bean Based</w:t>
+            </w:r>
+          </w:p>
+          <w:p>
+            <w:pPr>
+              <w:jc w:val="center"/>
+            </w:pPr>
+            <w:r>
+              <w:t xml:space="preserve"> receptre nyomva megjelenik az aloldala</w:t>
+            </w:r>
+          </w:p>
+        </w:tc>
+        <w:tc>
+          <w:tcPr>
+            <w:tcW w:w="2599" w:type="dxa"/>
+          </w:tcPr>
+          <w:p>
+            <w:pPr>
+              <w:jc w:val="center"/>
+            </w:pPr>
+            <w:r>
+              <w:t>Manuális</w:t>
+            </w:r>
+          </w:p>
+        </w:tc>
+        <w:tc>
+          <w:tcPr>
+            <w:tcW w:w="1793" w:type="dxa"/>
+          </w:tcPr>
+          <w:p>
+            <w:pPr>
+              <w:jc w:val="center"/>
+            </w:pPr>
+            <w:r>
+              <w:t>Megjelenik az adott aloldal</w:t>
+            </w:r>
+          </w:p>
+        </w:tc>
+        <w:tc>
+          <w:tcPr>
+            <w:tcW w:w="1601" w:type="dxa"/>
+          </w:tcPr>
+          <w:p>
+            <w:pPr>
+              <w:jc w:val="center"/>
+            </w:pPr>
+            <w:r>
+              <w:t>Sikeres</w:t>
+            </w:r>
+          </w:p>
+        </w:tc>
+      </w:tr>
+      <w:tr>
+        <w:trPr>
+          <w:jc w:val="center"/>
+        </w:trPr>
+        <w:tc>
+          <w:tcPr>
+            <w:tcW w:w="1246" w:type="dxa"/>
+            <w:shd w:val="clear" w:color="auto" w:fill="EE0000"/>
+          </w:tcPr>
+          <w:p>
+            <w:pPr>
+              <w:jc w:val="center"/>
+            </w:pPr>
+            <w:r>
+              <w:t>TC-0</w:t>
+            </w:r>
+          </w:p>
+        </w:tc>
+        <w:tc>
+          <w:tcPr>
+            <w:tcW w:w="2254" w:type="dxa"/>
+            <w:shd w:val="clear" w:color="auto" w:fill="EE0000"/>
+          </w:tcPr>
+          <w:p>
+            <w:pPr>
+              <w:jc w:val="center"/>
+            </w:pPr>
+            <w:r>
+              <w:t xml:space="preserve">Az adott recept aloldalán lévő </w:t>
+            </w:r>
+            <w:r>
+              <w:t xml:space="preserve">like </w:t>
+            </w:r>
+            <w:r>
+              <w:t>gomb műkődik-e</w:t>
+            </w:r>
+          </w:p>
+        </w:tc>
+        <w:tc>
+          <w:tcPr>
+            <w:tcW w:w="2599" w:type="dxa"/>
+            <w:shd w:val="clear" w:color="auto" w:fill="EE0000"/>
+          </w:tcPr>
+          <w:p>
+            <w:pPr>
+              <w:jc w:val="center"/>
+            </w:pPr>
+            <w:r>
+              <w:t>Manuális</w:t>
+            </w:r>
+          </w:p>
+        </w:tc>
+        <w:tc>
+          <w:tcPr>
+            <w:tcW w:w="1793" w:type="dxa"/>
+            <w:shd w:val="clear" w:color="auto" w:fill="EE0000"/>
+          </w:tcPr>
+          <w:p>
+            <w:pPr>
+              <w:jc w:val="center"/>
+            </w:pPr>
+            <w:r>
+              <w:t>Like gomb elmenti a receptet a felhasználónak</w:t>
+            </w:r>
+          </w:p>
+        </w:tc>
+        <w:tc>
+          <w:tcPr>
+            <w:tcW w:w="1601" w:type="dxa"/>
+            <w:shd w:val="clear" w:color="auto" w:fill="EE0000"/>
+          </w:tcPr>
+          <w:p>
+            <w:pPr>
+              <w:jc w:val="center"/>
+            </w:pPr>
+          </w:p>
+        </w:tc>
+      </w:tr>
+      <w:tr>
+        <w:trPr>
+          <w:jc w:val="center"/>
+        </w:trPr>
+        <w:tc>
+          <w:tcPr>
+            <w:tcW w:w="1246" w:type="dxa"/>
+          </w:tcPr>
+          <w:p>
+            <w:pPr>
+              <w:jc w:val="center"/>
+            </w:pPr>
+            <w:r>
+              <w:t>TC-0</w:t>
+            </w:r>
+          </w:p>
+        </w:tc>
+        <w:tc>
+          <w:tcPr>
+            <w:tcW w:w="2254" w:type="dxa"/>
+          </w:tcPr>
+          <w:p>
+            <w:pPr>
+              <w:jc w:val="center"/>
+            </w:pPr>
+            <w:r>
+              <w:t xml:space="preserve">Az adott recept aloldalán lévő </w:t>
+            </w:r>
+            <w:r>
+              <w:t xml:space="preserve">vissza </w:t>
+            </w:r>
+            <w:r>
+              <w:t>gomb műkődik-e</w:t>
+            </w:r>
+          </w:p>
+        </w:tc>
+        <w:tc>
+          <w:tcPr>
+            <w:tcW w:w="2599" w:type="dxa"/>
+          </w:tcPr>
+          <w:p>
+            <w:pPr>
+              <w:jc w:val="center"/>
+            </w:pPr>
+            <w:r>
+              <w:t>Manuális</w:t>
+            </w:r>
+          </w:p>
+        </w:tc>
+        <w:tc>
+          <w:tcPr>
+            <w:tcW w:w="1793" w:type="dxa"/>
+          </w:tcPr>
+          <w:p>
+            <w:pPr>
+              <w:jc w:val="center"/>
+            </w:pPr>
+            <w:r>
+              <w:t>Vissza gombbal visszaviszi a felhasználót a receptek aloldalra</w:t>
+            </w:r>
+          </w:p>
+        </w:tc>
+        <w:tc>
+          <w:tcPr>
+            <w:tcW w:w="1601" w:type="dxa"/>
+          </w:tcPr>
+          <w:p>
+            <w:pPr>
+              <w:jc w:val="center"/>
+            </w:pPr>
+            <w:r>
+              <w:t>Sikeres</w:t>
+            </w:r>
           </w:p>
         </w:tc>
       </w:tr>
@@ -5881,7 +7765,171 @@
     <w:p>
       <w:pPr>
         <w:pStyle w:val="DokumentciNagyCm"/>
-      </w:pPr>
+        <w:tabs>
+          <w:tab w:val="left" w:pos="8789"/>
+        </w:tabs>
+        <w:rPr>
+          <w:u w:val="none"/>
+        </w:rPr>
+      </w:pPr>
+      <w:r>
+        <w:rPr>
+          <w:u w:val="none"/>
+        </w:rPr>
+        <w:lastRenderedPageBreak/>
+        <w:t>3.</w:t>
+      </w:r>
+      <w:r>
+        <w:rPr>
+          <w:u w:val="none"/>
+        </w:rPr>
+        <w:t>5</w:t>
+      </w:r>
+      <w:r>
+        <w:rPr>
+          <w:u w:val="none"/>
+        </w:rPr>
+        <w:t xml:space="preserve">. </w:t>
+      </w:r>
+      <w:r>
+        <w:t>Verziókövetés</w:t>
+      </w:r>
+      <w:r>
+        <w:tab/>
+      </w:r>
+    </w:p>
+    <w:p>
+      <w:r>
+        <w:t>Az alkalmazás verz</w:t>
+      </w:r>
+      <w:r>
+        <w:t>i</w:t>
+      </w:r>
+      <w:r>
+        <w:t>ókövetése GitHub környezetben zaj</w:t>
+      </w:r>
+      <w:r>
+        <w:t>lott</w:t>
+      </w:r>
+      <w:r>
+        <w:t xml:space="preserve">. A kiírt </w:t>
+      </w:r>
+      <w:r>
+        <w:t xml:space="preserve">követelményeknek </w:t>
+      </w:r>
+      <w:r>
+        <w:t xml:space="preserve">eleget téve alakítottunk ki egy repository-t a közös munka </w:t>
+      </w:r>
+      <w:r>
+        <w:t xml:space="preserve">megfelelő </w:t>
+      </w:r>
+      <w:r>
+        <w:t>végzése</w:t>
+      </w:r>
+      <w:r>
+        <w:t xml:space="preserve"> </w:t>
+      </w:r>
+      <w:r>
+        <w:t>érdekében.</w:t>
+      </w:r>
+    </w:p>
+    <w:p>
+      <w:r>
+        <w:t xml:space="preserve">Létrehoztunk egy repository-t </w:t>
+      </w:r>
+      <w:r>
+        <w:t xml:space="preserve">Projekt </w:t>
+      </w:r>
+      <w:r>
+        <w:t>néven, amely megosztásra került</w:t>
+      </w:r>
+      <w:r>
+        <w:t xml:space="preserve"> mi</w:t>
+      </w:r>
+      <w:r>
+        <w:t xml:space="preserve">ndenkinek az email címével. </w:t>
+      </w:r>
+    </w:p>
+    <w:p>
+      <w:r>
+        <w:t>Az elkészült munka tartalmazza</w:t>
+      </w:r>
+      <w:r>
+        <w:t xml:space="preserve"> a Designhoz szükséges értékeket tartalmazó dokumentumot, képeket,</w:t>
+      </w:r>
+      <w:r>
+        <w:t xml:space="preserve"> az adatbázist, illetve annak ábráját, a</w:t>
+      </w:r>
+      <w:r>
+        <w:t xml:space="preserve"> </w:t>
+      </w:r>
+      <w:r>
+        <w:t>programkódót, az alkalmazás telepítőjét és a dokumentációt</w:t>
+      </w:r>
+      <w:r>
+        <w:t>.</w:t>
+      </w:r>
+      <w:r>
+        <w:t xml:space="preserve"> </w:t>
+      </w:r>
+    </w:p>
+    <w:p>
+      <w:r>
+        <w:t>A</w:t>
+      </w:r>
+      <w:r>
+        <w:t xml:space="preserve"> következő GitHub</w:t>
+      </w:r>
+      <w:r>
+        <w:t xml:space="preserve"> </w:t>
+      </w:r>
+      <w:r>
+        <w:t xml:space="preserve">repositoryban: </w:t>
+      </w:r>
+      <w:r>
+        <w:t>https://github.com/boriedina5/Projekt</w:t>
+      </w:r>
+      <w:r>
+        <w:t>. Itt megtalálható</w:t>
+      </w:r>
+      <w:r>
+        <w:t xml:space="preserve"> </w:t>
+      </w:r>
+      <w:r>
+        <w:t>az összes anyag</w:t>
+      </w:r>
+      <w:r>
+        <w:t xml:space="preserve"> </w:t>
+      </w:r>
+      <w:r>
+        <w:t>a program teljeskörű megértéséhez.</w:t>
+      </w:r>
+    </w:p>
+    <w:p>
+      <w:pPr>
+        <w:pStyle w:val="DokumentciNagyCm"/>
+        <w:tabs>
+          <w:tab w:val="left" w:pos="8789"/>
+        </w:tabs>
+      </w:pPr>
+      <w:r>
+        <w:rPr>
+          <w:u w:val="none"/>
+        </w:rPr>
+        <w:t>3.</w:t>
+      </w:r>
+      <w:r>
+        <w:rPr>
+          <w:u w:val="none"/>
+        </w:rPr>
+        <w:t>6</w:t>
+      </w:r>
+      <w:r>
+        <w:rPr>
+          <w:u w:val="none"/>
+        </w:rPr>
+        <w:t xml:space="preserve">. </w:t>
+      </w:r>
       <w:r>
         <w:t>Fejlesztési</w:t>
       </w:r>
@@ -5893,27 +7941,6 @@
       </w:r>
       <w:r>
         <w:t xml:space="preserve">       </w:t>
-      </w:r>
-      <w:r>
-        <w:tab/>
-      </w:r>
-      <w:r>
-        <w:tab/>
-      </w:r>
-      <w:r>
-        <w:tab/>
-      </w:r>
-      <w:r>
-        <w:tab/>
-      </w:r>
-      <w:r>
-        <w:tab/>
-      </w:r>
-      <w:r>
-        <w:tab/>
-      </w:r>
-      <w:r>
-        <w:tab/>
       </w:r>
     </w:p>
     <w:p>
@@ -6020,20 +8047,72 @@
         <w:t>Kalória számítás</w:t>
       </w:r>
     </w:p>
+    <w:p>
+      <w:r>
+        <w:rPr>
+          <w:b/>
+          <w:bCs/>
+          <w:color w:val="656D4A"/>
+        </w:rPr>
+        <w:t>Receptek</w:t>
+      </w:r>
+    </w:p>
+    <w:p>
+      <w:pPr>
+        <w:pStyle w:val="Listaszerbekezds"/>
+        <w:numPr>
+          <w:ilvl w:val="0"/>
+          <w:numId w:val="29"/>
+        </w:numPr>
+      </w:pPr>
+      <w:r>
+        <w:t xml:space="preserve">A recepteknek lesznek tag-jei, amik azt jelölik milyen diétába </w:t>
+      </w:r>
+      <w:r>
+        <w:t>beilleszthető,</w:t>
+      </w:r>
+      <w:r>
+        <w:t xml:space="preserve"> illetve milyen étkezéshez ajánljuk</w:t>
+      </w:r>
+    </w:p>
+    <w:p>
+      <w:pPr>
+        <w:pStyle w:val="Listaszerbekezds"/>
+        <w:numPr>
+          <w:ilvl w:val="0"/>
+          <w:numId w:val="29"/>
+        </w:numPr>
+      </w:pPr>
+      <w:r>
+        <w:t>Ha ezek a tag-ek kész lesznek lehet majd szűrni is.</w:t>
+      </w:r>
+    </w:p>
     <w:p/>
     <w:p>
       <w:pPr>
         <w:pStyle w:val="DokumentciAlcm"/>
       </w:pPr>
       <w:r>
-        <w:br/>
+        <w:t xml:space="preserve">4. </w:t>
       </w:r>
       <w:r>
         <w:t>Irodalomjegyzék</w:t>
       </w:r>
     </w:p>
     <w:p>
-      <w:r>
+      <w:pPr>
+        <w:rPr>
+          <w:b/>
+          <w:bCs/>
+          <w:color w:val="656D4A"/>
+        </w:rPr>
+      </w:pPr>
+      <w:r>
+        <w:rPr>
+          <w:b/>
+          <w:bCs/>
+          <w:color w:val="656D4A"/>
+        </w:rPr>
         <w:t>Szakmai</w:t>
       </w:r>
     </w:p>
@@ -6045,7 +8124,7 @@
           <w:numId w:val="28"/>
         </w:numPr>
       </w:pPr>
-      <w:hyperlink r:id="rId20" w:history="1">
+      <w:hyperlink r:id="rId23" w:history="1">
         <w:r>
           <w:rPr>
             <w:rStyle w:val="Hiperhivatkozs"/>
@@ -6062,7 +8141,7 @@
           <w:numId w:val="28"/>
         </w:numPr>
       </w:pPr>
-      <w:hyperlink r:id="rId21" w:history="1">
+      <w:hyperlink r:id="rId24" w:history="1">
         <w:r>
           <w:rPr>
             <w:rStyle w:val="Hiperhivatkozs"/>
@@ -6079,7 +8158,7 @@
           <w:numId w:val="28"/>
         </w:numPr>
       </w:pPr>
-      <w:hyperlink r:id="rId22" w:history="1">
+      <w:hyperlink r:id="rId25" w:history="1">
         <w:r>
           <w:rPr>
             <w:rStyle w:val="Hiperhivatkozs"/>
@@ -6096,7 +8175,7 @@
           <w:numId w:val="28"/>
         </w:numPr>
       </w:pPr>
-      <w:hyperlink r:id="rId23" w:history="1">
+      <w:hyperlink r:id="rId26" w:history="1">
         <w:r>
           <w:rPr>
             <w:rStyle w:val="Hiperhivatkozs"/>
@@ -6106,7 +8185,19 @@
       </w:hyperlink>
     </w:p>
     <w:p>
-      <w:r>
+      <w:pPr>
+        <w:rPr>
+          <w:b/>
+          <w:bCs/>
+          <w:color w:val="656D4A"/>
+        </w:rPr>
+      </w:pPr>
+      <w:r>
+        <w:rPr>
+          <w:b/>
+          <w:bCs/>
+          <w:color w:val="656D4A"/>
+        </w:rPr>
         <w:t>Tartalmi</w:t>
       </w:r>
     </w:p>
@@ -6119,6 +8210,7 @@
         </w:numPr>
       </w:pPr>
       <w:r>
+        <w:lastRenderedPageBreak/>
         <w:t>Tracy Ward - A pilates tudománya - Kézikönyv az erős és rugalmas testért</w:t>
       </w:r>
     </w:p>
@@ -6208,6 +8300,40 @@
     </w:p>
     <w:p>
       <w:pPr>
+        <w:pStyle w:val="Listaszerbekezds"/>
+        <w:numPr>
+          <w:ilvl w:val="0"/>
+          <w:numId w:val="27"/>
+        </w:numPr>
+      </w:pPr>
+      <w:r>
+        <w:t>Pinterest</w:t>
+      </w:r>
+    </w:p>
+    <w:p>
+      <w:pPr>
+        <w:pStyle w:val="Listaszerbekezds"/>
+        <w:numPr>
+          <w:ilvl w:val="0"/>
+          <w:numId w:val="27"/>
+        </w:numPr>
+      </w:pPr>
+      <w:hyperlink r:id="rId27" w:history="1">
+        <w:r>
+          <w:rPr>
+            <w:rStyle w:val="Hiperhivatkozs"/>
+          </w:rPr>
+          <w:t>https://www.nosalty.hu/</w:t>
+        </w:r>
+      </w:hyperlink>
+    </w:p>
+    <w:p>
+      <w:pPr>
+        <w:pStyle w:val="Listaszerbekezds"/>
+      </w:pPr>
+    </w:p>
+    <w:p>
+      <w:pPr>
         <w:rPr>
           <w:sz w:val="28"/>
           <w:szCs w:val="28"/>
@@ -6219,14 +8345,9 @@
         <w:pStyle w:val="DokumentciNagyCm"/>
       </w:pPr>
     </w:p>
-    <w:p>
-      <w:pPr>
-        <w:pStyle w:val="DokumentciNagyCm"/>
-      </w:pPr>
-    </w:p>
     <w:p/>
     <w:sectPr>
-      <w:footerReference w:type="default" r:id="rId24"/>
+      <w:footerReference w:type="default" r:id="rId28"/>
       <w:pgSz w:w="11906" w:h="16838"/>
       <w:pgMar w:top="1417" w:right="1417" w:bottom="1417" w:left="1417" w:header="708" w:footer="708" w:gutter="0"/>
       <w:pgBorders w:offsetFrom="page">
@@ -6277,7 +8398,7 @@
       </w:r>
     </w:p>
   </w:comment>
-  <w:comment w:id="2" w:author="O365 felhasználó" w:date="2026-02-12T20:13:00Z" w:initials="Of">
+  <w:comment w:id="2" w:author="O365 felhasználó" w:date="2026-02-12T20:14:00Z" w:initials="Of">
     <w:p>
       <w:pPr>
         <w:pStyle w:val="Jegyzetszveg"/>
@@ -6289,11 +8410,11 @@
         <w:annotationRef/>
       </w:r>
       <w:r>
-        <w:t>kieg</w:t>
+        <w:t>kérdéses</w:t>
       </w:r>
     </w:p>
   </w:comment>
-  <w:comment w:id="3" w:author="O365 felhasználó" w:date="2026-02-12T20:14:00Z" w:initials="Of">
+  <w:comment w:id="3" w:author="O365 felhasználó" w:date="2026-02-12T18:40:00Z" w:initials="Of">
     <w:p>
       <w:pPr>
         <w:pStyle w:val="Jegyzetszveg"/>
@@ -6305,11 +8426,11 @@
         <w:annotationRef/>
       </w:r>
       <w:r>
-        <w:t>kérdéses</w:t>
+        <w:t>Dátum?</w:t>
       </w:r>
     </w:p>
   </w:comment>
-  <w:comment w:id="4" w:author="O365 felhasználó" w:date="2026-02-12T18:40:00Z" w:initials="Of">
+  <w:comment w:id="4" w:author="O365 felhasználó" w:date="2026-02-12T18:39:00Z" w:initials="Of">
     <w:p>
       <w:pPr>
         <w:pStyle w:val="Jegyzetszveg"/>
@@ -6321,27 +8442,11 @@
         <w:annotationRef/>
       </w:r>
       <w:r>
-        <w:t>Dátum?</w:t>
+        <w:t>8.0?</w:t>
       </w:r>
     </w:p>
   </w:comment>
-  <w:comment w:id="5" w:author="O365 felhasználó" w:date="2026-02-12T18:39:00Z" w:initials="Of">
-    <w:p>
-      <w:pPr>
-        <w:pStyle w:val="Jegyzetszveg"/>
-      </w:pPr>
-      <w:r>
-        <w:rPr>
-          <w:rStyle w:val="Jegyzethivatkozs"/>
-        </w:rPr>
-        <w:annotationRef/>
-      </w:r>
-      <w:r>
-        <w:t>8.0?</w:t>
-      </w:r>
-    </w:p>
-  </w:comment>
-  <w:comment w:id="6" w:author="O365 felhasználó" w:date="2026-02-12T18:40:00Z" w:initials="Of">
+  <w:comment w:id="5" w:author="O365 felhasználó" w:date="2026-02-12T18:40:00Z" w:initials="Of">
     <w:p>
       <w:pPr>
         <w:pStyle w:val="Jegyzetszveg"/>
@@ -6364,7 +8469,6 @@
 <w15:commentsEx xmlns:wpc="http://schemas.microsoft.com/office/word/2010/wordprocessingCanvas" xmlns:cx="http://schemas.microsoft.com/office/drawing/2014/chartex" xmlns:cx1="http://schemas.microsoft.com/office/drawing/2015/9/8/chartex" xmlns:cx2="http://schemas.microsoft.com/office/drawing/2015/10/21/chartex" xmlns:cx3="http://schemas.microsoft.com/office/drawing/2016/5/9/chartex" xmlns:cx4="http://schemas.microsoft.com/office/drawing/2016/5/10/chartex" xmlns:cx5="http://schemas.microsoft.com/office/drawing/2016/5/11/chartex" xmlns:cx6="http://schemas.microsoft.com/office/drawing/2016/5/12/chartex" xmlns:cx7="http://schemas.microsoft.com/office/drawing/2016/5/13/chartex" xmlns:cx8="http://schemas.microsoft.com/office/drawing/2016/5/14/chartex" xmlns:mc="http://schemas.openxmlformats.org/markup-compatibility/2006" xmlns:aink="http://schemas.microsoft.com/office/drawing/2016/ink" xmlns:am3d="http://schemas.microsoft.com/office/drawing/2017/model3d" xmlns:o="urn:schemas-microsoft-com:office:office" xmlns:oel="http://schemas.microsoft.com/office/2019/extlst" xmlns:r="http://schemas.openxmlformats.org/officeDocument/2006/relationships" xmlns:m="http://schemas.openxmlformats.org/officeDocument/2006/math" xmlns:v="urn:schemas-microsoft-com:vml" xmlns:wp14="http://schemas.microsoft.com/office/word/2010/wordprocessingDrawing" xmlns:wp="http://schemas.openxmlformats.org/drawingml/2006/wordprocessingDrawing" xmlns:w10="urn:schemas-microsoft-com:office:word" xmlns:w="http://schemas.openxmlformats.org/wordprocessingml/2006/main" xmlns:w14="http://schemas.microsoft.com/office/word/2010/wordml" xmlns:w15="http://schemas.microsoft.com/office/word/2012/wordml" xmlns:w16cex="http://schemas.microsoft.com/office/word/2018/wordml/cex" xmlns:w16cid="http://schemas.microsoft.com/office/word/2016/wordml/cid" xmlns:w16="http://schemas.microsoft.com/office/word/2018/wordml" xmlns:w16du="http://schemas.microsoft.com/office/word/2023/wordml/word16du" xmlns:w16sdtdh="http://schemas.microsoft.com/office/word/2020/wordml/sdtdatahash" xmlns:w16sdtfl="http://schemas.microsoft.com/office/word/2024/wordml/sdtformatlock" xmlns:w16se="http://schemas.microsoft.com/office/word/2015/wordml/symex" xmlns:wpg="http://schemas.microsoft.com/office/word/2010/wordprocessingGroup" xmlns:wpi="http://schemas.microsoft.com/office/word/2010/wordprocessingInk" xmlns:wne="http://schemas.microsoft.com/office/word/2006/wordml" xmlns:wps="http://schemas.microsoft.com/office/word/2010/wordprocessingShape" mc:Ignorable="w14 w15 w16se w16cid w16 w16cex w16sdtdh w16sdtfl w16du wp14">
   <w15:commentEx w15:paraId="47AD8869" w15:done="0"/>
   <w15:commentEx w15:paraId="15ABA80C" w15:done="0"/>
-  <w15:commentEx w15:paraId="250B910C" w15:done="0"/>
   <w15:commentEx w15:paraId="348673EB" w15:done="0"/>
   <w15:commentEx w15:paraId="12AE880E" w15:done="0"/>
   <w15:commentEx w15:paraId="08A94A6C" w15:done="0"/>
@@ -6376,7 +8480,6 @@
 <w16cex:commentsExtensible xmlns:wpc="http://schemas.microsoft.com/office/word/2010/wordprocessingCanvas" xmlns:cx="http://schemas.microsoft.com/office/drawing/2014/chartex" xmlns:cx1="http://schemas.microsoft.com/office/drawing/2015/9/8/chartex" xmlns:cx2="http://schemas.microsoft.com/office/drawing/2015/10/21/chartex" xmlns:cx3="http://schemas.microsoft.com/office/drawing/2016/5/9/chartex" xmlns:cx4="http://schemas.microsoft.com/office/drawing/2016/5/10/chartex" xmlns:cx5="http://schemas.microsoft.com/office/drawing/2016/5/11/chartex" xmlns:cx6="http://schemas.microsoft.com/office/drawing/2016/5/12/chartex" xmlns:cx7="http://schemas.microsoft.com/office/drawing/2016/5/13/chartex" xmlns:cx8="http://schemas.microsoft.com/office/drawing/2016/5/14/chartex" xmlns:cr="http://schemas.microsoft.com/office/comments/2020/reactions" xmlns:mc="http://schemas.openxmlformats.org/markup-compatibility/2006" xmlns:aink="http://schemas.microsoft.com/office/drawing/2016/ink" xmlns:am3d="http://schemas.microsoft.com/office/drawing/2017/model3d" xmlns:o="urn:schemas-microsoft-com:office:office" xmlns:oel="http://schemas.microsoft.com/office/2019/extlst" xmlns:r="http://schemas.openxmlformats.org/officeDocument/2006/relationships" xmlns:m="http://schemas.openxmlformats.org/officeDocument/2006/math" xmlns:v="urn:schemas-microsoft-com:vml" xmlns:wp14="http://schemas.microsoft.com/office/word/2010/wordprocessingDrawing" xmlns:wp="http://schemas.openxmlformats.org/drawingml/2006/wordprocessingDrawing" xmlns:w10="urn:schemas-microsoft-com:office:word" xmlns:w="http://schemas.openxmlformats.org/wordprocessingml/2006/main" xmlns:w14="http://schemas.microsoft.com/office/word/2010/wordml" xmlns:w15="http://schemas.microsoft.com/office/word/2012/wordml" xmlns:w16cex="http://schemas.microsoft.com/office/word/2018/wordml/cex" xmlns:w16cid="http://schemas.microsoft.com/office/word/2016/wordml/cid" xmlns:w16="http://schemas.microsoft.com/office/word/2018/wordml" xmlns:w16du="http://schemas.microsoft.com/office/word/2023/wordml/word16du" xmlns:w16sdtdh="http://schemas.microsoft.com/office/word/2020/wordml/sdtdatahash" xmlns:w16sdtfl="http://schemas.microsoft.com/office/word/2024/wordml/sdtformatlock" xmlns:w16se="http://schemas.microsoft.com/office/word/2015/wordml/symex" xmlns:wpg="http://schemas.microsoft.com/office/word/2010/wordprocessingGroup" xmlns:wpi="http://schemas.microsoft.com/office/word/2010/wordprocessingInk" xmlns:wne="http://schemas.microsoft.com/office/word/2006/wordml" xmlns:wps="http://schemas.microsoft.com/office/word/2010/wordprocessingShape" mc:Ignorable="w14 w15 w16se w16cid w16 w16cex w16sdtdh w16sdtfl cr w16du wp14">
   <w16cex:commentExtensible w16cex:durableId="529BB485" w16cex:dateUtc="2026-02-12T19:10:00Z"/>
   <w16cex:commentExtensible w16cex:durableId="38DA213F" w16cex:dateUtc="2026-02-12T19:10:00Z"/>
-  <w16cex:commentExtensible w16cex:durableId="70C013C5" w16cex:dateUtc="2026-02-12T19:13:00Z"/>
   <w16cex:commentExtensible w16cex:durableId="06D95F38" w16cex:dateUtc="2026-02-12T19:14:00Z"/>
   <w16cex:commentExtensible w16cex:durableId="666F89F6" w16cex:dateUtc="2026-02-12T17:40:00Z"/>
   <w16cex:commentExtensible w16cex:durableId="1ABE2F8E" w16cex:dateUtc="2026-02-12T17:39:00Z"/>
@@ -6388,7 +8491,6 @@
 <w16cid:commentsIds xmlns:wpc="http://schemas.microsoft.com/office/word/2010/wordprocessingCanvas" xmlns:cx="http://schemas.microsoft.com/office/drawing/2014/chartex" xmlns:cx1="http://schemas.microsoft.com/office/drawing/2015/9/8/chartex" xmlns:cx2="http://schemas.microsoft.com/office/drawing/2015/10/21/chartex" xmlns:cx3="http://schemas.microsoft.com/office/drawing/2016/5/9/chartex" xmlns:cx4="http://schemas.microsoft.com/office/drawing/2016/5/10/chartex" xmlns:cx5="http://schemas.microsoft.com/office/drawing/2016/5/11/chartex" xmlns:cx6="http://schemas.microsoft.com/office/drawing/2016/5/12/chartex" xmlns:cx7="http://schemas.microsoft.com/office/drawing/2016/5/13/chartex" xmlns:cx8="http://schemas.microsoft.com/office/drawing/2016/5/14/chartex" xmlns:mc="http://schemas.openxmlformats.org/markup-compatibility/2006" xmlns:aink="http://schemas.microsoft.com/office/drawing/2016/ink" xmlns:am3d="http://schemas.microsoft.com/office/drawing/2017/model3d" xmlns:o="urn:schemas-microsoft-com:office:office" xmlns:oel="http://schemas.microsoft.com/office/2019/extlst" xmlns:r="http://schemas.openxmlformats.org/officeDocument/2006/relationships" xmlns:m="http://schemas.openxmlformats.org/officeDocument/2006/math" xmlns:v="urn:schemas-microsoft-com:vml" xmlns:wp14="http://schemas.microsoft.com/office/word/2010/wordprocessingDrawing" xmlns:wp="http://schemas.openxmlformats.org/drawingml/2006/wordprocessingDrawing" xmlns:w10="urn:schemas-microsoft-com:office:word" xmlns:w="http://schemas.openxmlformats.org/wordprocessingml/2006/main" xmlns:w14="http://schemas.microsoft.com/office/word/2010/wordml" xmlns:w15="http://schemas.microsoft.com/office/word/2012/wordml" xmlns:w16cex="http://schemas.microsoft.com/office/word/2018/wordml/cex" xmlns:w16cid="http://schemas.microsoft.com/office/word/2016/wordml/cid" xmlns:w16="http://schemas.microsoft.com/office/word/2018/wordml" xmlns:w16du="http://schemas.microsoft.com/office/word/2023/wordml/word16du" xmlns:w16sdtdh="http://schemas.microsoft.com/office/word/2020/wordml/sdtdatahash" xmlns:w16sdtfl="http://schemas.microsoft.com/office/word/2024/wordml/sdtformatlock" xmlns:w16se="http://schemas.microsoft.com/office/word/2015/wordml/symex" xmlns:wpg="http://schemas.microsoft.com/office/word/2010/wordprocessingGroup" xmlns:wpi="http://schemas.microsoft.com/office/word/2010/wordprocessingInk" xmlns:wne="http://schemas.microsoft.com/office/word/2006/wordml" xmlns:wps="http://schemas.microsoft.com/office/word/2010/wordprocessingShape" mc:Ignorable="w14 w15 w16se w16cid w16 w16cex w16sdtdh w16sdtfl w16du wp14">
   <w16cid:commentId w16cid:paraId="47AD8869" w16cid:durableId="529BB485"/>
   <w16cid:commentId w16cid:paraId="15ABA80C" w16cid:durableId="38DA213F"/>
-  <w16cid:commentId w16cid:paraId="250B910C" w16cid:durableId="70C013C5"/>
   <w16cid:commentId w16cid:paraId="348673EB" w16cid:durableId="06D95F38"/>
   <w16cid:commentId w16cid:paraId="12AE880E" w16cid:durableId="666F89F6"/>
   <w16cid:commentId w16cid:paraId="08A94A6C" w16cid:durableId="1ABE2F8E"/>
@@ -7156,6 +9258,119 @@
     </w:lvl>
   </w:abstractNum>
   <w:abstractNum w:abstractNumId="6" w15:restartNumberingAfterBreak="0">
+    <w:nsid w:val="0AE054E4"/>
+    <w:multiLevelType w:val="multilevel"/>
+    <w:tmpl w:val="00E0E514"/>
+    <w:lvl w:ilvl="0">
+      <w:start w:val="3"/>
+      <w:numFmt w:val="decimal"/>
+      <w:lvlText w:val="%1."/>
+      <w:lvlJc w:val="left"/>
+      <w:pPr>
+        <w:ind w:left="504" w:hanging="504"/>
+      </w:pPr>
+      <w:rPr>
+        <w:rFonts w:hint="default"/>
+      </w:rPr>
+    </w:lvl>
+    <w:lvl w:ilvl="1">
+      <w:start w:val="2"/>
+      <w:numFmt w:val="decimal"/>
+      <w:lvlText w:val="%1.%2."/>
+      <w:lvlJc w:val="left"/>
+      <w:pPr>
+        <w:ind w:left="1713" w:hanging="720"/>
+      </w:pPr>
+      <w:rPr>
+        <w:rFonts w:hint="default"/>
+      </w:rPr>
+    </w:lvl>
+    <w:lvl w:ilvl="2">
+      <w:start w:val="1"/>
+      <w:numFmt w:val="decimal"/>
+      <w:lvlText w:val="%1.%2.%3."/>
+      <w:lvlJc w:val="left"/>
+      <w:pPr>
+        <w:ind w:left="2706" w:hanging="720"/>
+      </w:pPr>
+      <w:rPr>
+        <w:rFonts w:hint="default"/>
+      </w:rPr>
+    </w:lvl>
+    <w:lvl w:ilvl="3">
+      <w:start w:val="1"/>
+      <w:numFmt w:val="decimal"/>
+      <w:lvlText w:val="%1.%2.%3.%4."/>
+      <w:lvlJc w:val="left"/>
+      <w:pPr>
+        <w:ind w:left="4059" w:hanging="1080"/>
+      </w:pPr>
+      <w:rPr>
+        <w:rFonts w:hint="default"/>
+      </w:rPr>
+    </w:lvl>
+    <w:lvl w:ilvl="4">
+      <w:start w:val="1"/>
+      <w:numFmt w:val="decimal"/>
+      <w:lvlText w:val="%1.%2.%3.%4.%5."/>
+      <w:lvlJc w:val="left"/>
+      <w:pPr>
+        <w:ind w:left="5412" w:hanging="1440"/>
+      </w:pPr>
+      <w:rPr>
+        <w:rFonts w:hint="default"/>
+      </w:rPr>
+    </w:lvl>
+    <w:lvl w:ilvl="5">
+      <w:start w:val="1"/>
+      <w:numFmt w:val="decimal"/>
+      <w:lvlText w:val="%1.%2.%3.%4.%5.%6."/>
+      <w:lvlJc w:val="left"/>
+      <w:pPr>
+        <w:ind w:left="6405" w:hanging="1440"/>
+      </w:pPr>
+      <w:rPr>
+        <w:rFonts w:hint="default"/>
+      </w:rPr>
+    </w:lvl>
+    <w:lvl w:ilvl="6">
+      <w:start w:val="1"/>
+      <w:numFmt w:val="decimal"/>
+      <w:lvlText w:val="%1.%2.%3.%4.%5.%6.%7."/>
+      <w:lvlJc w:val="left"/>
+      <w:pPr>
+        <w:ind w:left="7758" w:hanging="1800"/>
+      </w:pPr>
+      <w:rPr>
+        <w:rFonts w:hint="default"/>
+      </w:rPr>
+    </w:lvl>
+    <w:lvl w:ilvl="7">
+      <w:start w:val="1"/>
+      <w:numFmt w:val="decimal"/>
+      <w:lvlText w:val="%1.%2.%3.%4.%5.%6.%7.%8."/>
+      <w:lvlJc w:val="left"/>
+      <w:pPr>
+        <w:ind w:left="9111" w:hanging="2160"/>
+      </w:pPr>
+      <w:rPr>
+        <w:rFonts w:hint="default"/>
+      </w:rPr>
+    </w:lvl>
+    <w:lvl w:ilvl="8">
+      <w:start w:val="1"/>
+      <w:numFmt w:val="decimal"/>
+      <w:lvlText w:val="%1.%2.%3.%4.%5.%6.%7.%8.%9."/>
+      <w:lvlJc w:val="left"/>
+      <w:pPr>
+        <w:ind w:left="10104" w:hanging="2160"/>
+      </w:pPr>
+      <w:rPr>
+        <w:rFonts w:hint="default"/>
+      </w:rPr>
+    </w:lvl>
+  </w:abstractNum>
+  <w:abstractNum w:abstractNumId="7" w15:restartNumberingAfterBreak="0">
     <w:nsid w:val="0FDC14FB"/>
     <w:multiLevelType w:val="hybridMultilevel"/>
     <w:tmpl w:val="05FC0D28"/>
@@ -7244,7 +9459,7 @@
       </w:pPr>
     </w:lvl>
   </w:abstractNum>
-  <w:abstractNum w:abstractNumId="7" w15:restartNumberingAfterBreak="0">
+  <w:abstractNum w:abstractNumId="8" w15:restartNumberingAfterBreak="0">
     <w:nsid w:val="14D90E3A"/>
     <w:multiLevelType w:val="hybridMultilevel"/>
     <w:tmpl w:val="05FC0D28"/>
@@ -7333,7 +9548,120 @@
       </w:pPr>
     </w:lvl>
   </w:abstractNum>
-  <w:abstractNum w:abstractNumId="8" w15:restartNumberingAfterBreak="0">
+  <w:abstractNum w:abstractNumId="9" w15:restartNumberingAfterBreak="0">
+    <w:nsid w:val="17C5119C"/>
+    <w:multiLevelType w:val="hybridMultilevel"/>
+    <w:tmpl w:val="9FE4A02A"/>
+    <w:lvl w:ilvl="0" w:tplc="040E0001">
+      <w:start w:val="1"/>
+      <w:numFmt w:val="bullet"/>
+      <w:lvlText w:val=""/>
+      <w:lvlJc w:val="left"/>
+      <w:pPr>
+        <w:ind w:left="720" w:hanging="360"/>
+      </w:pPr>
+      <w:rPr>
+        <w:rFonts w:ascii="Symbol" w:hAnsi="Symbol" w:hint="default"/>
+      </w:rPr>
+    </w:lvl>
+    <w:lvl w:ilvl="1" w:tplc="040E0003" w:tentative="1">
+      <w:start w:val="1"/>
+      <w:numFmt w:val="bullet"/>
+      <w:lvlText w:val="o"/>
+      <w:lvlJc w:val="left"/>
+      <w:pPr>
+        <w:ind w:left="1440" w:hanging="360"/>
+      </w:pPr>
+      <w:rPr>
+        <w:rFonts w:ascii="Courier New" w:hAnsi="Courier New" w:cs="Courier New" w:hint="default"/>
+      </w:rPr>
+    </w:lvl>
+    <w:lvl w:ilvl="2" w:tplc="040E0005" w:tentative="1">
+      <w:start w:val="1"/>
+      <w:numFmt w:val="bullet"/>
+      <w:lvlText w:val=""/>
+      <w:lvlJc w:val="left"/>
+      <w:pPr>
+        <w:ind w:left="2160" w:hanging="360"/>
+      </w:pPr>
+      <w:rPr>
+        <w:rFonts w:ascii="Wingdings" w:hAnsi="Wingdings" w:hint="default"/>
+      </w:rPr>
+    </w:lvl>
+    <w:lvl w:ilvl="3" w:tplc="040E0001" w:tentative="1">
+      <w:start w:val="1"/>
+      <w:numFmt w:val="bullet"/>
+      <w:lvlText w:val=""/>
+      <w:lvlJc w:val="left"/>
+      <w:pPr>
+        <w:ind w:left="2880" w:hanging="360"/>
+      </w:pPr>
+      <w:rPr>
+        <w:rFonts w:ascii="Symbol" w:hAnsi="Symbol" w:hint="default"/>
+      </w:rPr>
+    </w:lvl>
+    <w:lvl w:ilvl="4" w:tplc="040E0003" w:tentative="1">
+      <w:start w:val="1"/>
+      <w:numFmt w:val="bullet"/>
+      <w:lvlText w:val="o"/>
+      <w:lvlJc w:val="left"/>
+      <w:pPr>
+        <w:ind w:left="3600" w:hanging="360"/>
+      </w:pPr>
+      <w:rPr>
+        <w:rFonts w:ascii="Courier New" w:hAnsi="Courier New" w:cs="Courier New" w:hint="default"/>
+      </w:rPr>
+    </w:lvl>
+    <w:lvl w:ilvl="5" w:tplc="040E0005" w:tentative="1">
+      <w:start w:val="1"/>
+      <w:numFmt w:val="bullet"/>
+      <w:lvlText w:val=""/>
+      <w:lvlJc w:val="left"/>
+      <w:pPr>
+        <w:ind w:left="4320" w:hanging="360"/>
+      </w:pPr>
+      <w:rPr>
+        <w:rFonts w:ascii="Wingdings" w:hAnsi="Wingdings" w:hint="default"/>
+      </w:rPr>
+    </w:lvl>
+    <w:lvl w:ilvl="6" w:tplc="040E0001" w:tentative="1">
+      <w:start w:val="1"/>
+      <w:numFmt w:val="bullet"/>
+      <w:lvlText w:val=""/>
+      <w:lvlJc w:val="left"/>
+      <w:pPr>
+        <w:ind w:left="5040" w:hanging="360"/>
+      </w:pPr>
+      <w:rPr>
+        <w:rFonts w:ascii="Symbol" w:hAnsi="Symbol" w:hint="default"/>
+      </w:rPr>
+    </w:lvl>
+    <w:lvl w:ilvl="7" w:tplc="040E0003" w:tentative="1">
+      <w:start w:val="1"/>
+      <w:numFmt w:val="bullet"/>
+      <w:lvlText w:val="o"/>
+      <w:lvlJc w:val="left"/>
+      <w:pPr>
+        <w:ind w:left="5760" w:hanging="360"/>
+      </w:pPr>
+      <w:rPr>
+        <w:rFonts w:ascii="Courier New" w:hAnsi="Courier New" w:cs="Courier New" w:hint="default"/>
+      </w:rPr>
+    </w:lvl>
+    <w:lvl w:ilvl="8" w:tplc="040E0005" w:tentative="1">
+      <w:start w:val="1"/>
+      <w:numFmt w:val="bullet"/>
+      <w:lvlText w:val=""/>
+      <w:lvlJc w:val="left"/>
+      <w:pPr>
+        <w:ind w:left="6480" w:hanging="360"/>
+      </w:pPr>
+      <w:rPr>
+        <w:rFonts w:ascii="Wingdings" w:hAnsi="Wingdings" w:hint="default"/>
+      </w:rPr>
+    </w:lvl>
+  </w:abstractNum>
+  <w:abstractNum w:abstractNumId="10" w15:restartNumberingAfterBreak="0">
     <w:nsid w:val="187163AF"/>
     <w:multiLevelType w:val="multilevel"/>
     <w:tmpl w:val="DFBE1020"/>
@@ -7446,7 +9774,7 @@
       </w:rPr>
     </w:lvl>
   </w:abstractNum>
-  <w:abstractNum w:abstractNumId="9" w15:restartNumberingAfterBreak="0">
+  <w:abstractNum w:abstractNumId="11" w15:restartNumberingAfterBreak="0">
     <w:nsid w:val="1A4D33EE"/>
     <w:multiLevelType w:val="hybridMultilevel"/>
     <w:tmpl w:val="C08A0C74"/>
@@ -7559,7 +9887,7 @@
       </w:rPr>
     </w:lvl>
   </w:abstractNum>
-  <w:abstractNum w:abstractNumId="10" w15:restartNumberingAfterBreak="0">
+  <w:abstractNum w:abstractNumId="12" w15:restartNumberingAfterBreak="0">
     <w:nsid w:val="1E183CF6"/>
     <w:multiLevelType w:val="hybridMultilevel"/>
     <w:tmpl w:val="CF36D056"/>
@@ -7672,7 +10000,7 @@
       </w:rPr>
     </w:lvl>
   </w:abstractNum>
-  <w:abstractNum w:abstractNumId="11" w15:restartNumberingAfterBreak="0">
+  <w:abstractNum w:abstractNumId="13" w15:restartNumberingAfterBreak="0">
     <w:nsid w:val="22000A85"/>
     <w:multiLevelType w:val="hybridMultilevel"/>
     <w:tmpl w:val="625828D6"/>
@@ -7785,7 +10113,7 @@
       </w:rPr>
     </w:lvl>
   </w:abstractNum>
-  <w:abstractNum w:abstractNumId="12" w15:restartNumberingAfterBreak="0">
+  <w:abstractNum w:abstractNumId="14" w15:restartNumberingAfterBreak="0">
     <w:nsid w:val="238D1AA1"/>
     <w:multiLevelType w:val="hybridMultilevel"/>
     <w:tmpl w:val="05FC0D28"/>
@@ -7874,7 +10202,7 @@
       </w:pPr>
     </w:lvl>
   </w:abstractNum>
-  <w:abstractNum w:abstractNumId="13" w15:restartNumberingAfterBreak="0">
+  <w:abstractNum w:abstractNumId="15" w15:restartNumberingAfterBreak="0">
     <w:nsid w:val="2692601F"/>
     <w:multiLevelType w:val="hybridMultilevel"/>
     <w:tmpl w:val="87B0E620"/>
@@ -7987,7 +10315,7 @@
       </w:rPr>
     </w:lvl>
   </w:abstractNum>
-  <w:abstractNum w:abstractNumId="14" w15:restartNumberingAfterBreak="0">
+  <w:abstractNum w:abstractNumId="16" w15:restartNumberingAfterBreak="0">
     <w:nsid w:val="272623B0"/>
     <w:multiLevelType w:val="multilevel"/>
     <w:tmpl w:val="ACDE4994"/>
@@ -8100,7 +10428,7 @@
       </w:rPr>
     </w:lvl>
   </w:abstractNum>
-  <w:abstractNum w:abstractNumId="15" w15:restartNumberingAfterBreak="0">
+  <w:abstractNum w:abstractNumId="17" w15:restartNumberingAfterBreak="0">
     <w:nsid w:val="2C876759"/>
     <w:multiLevelType w:val="hybridMultilevel"/>
     <w:tmpl w:val="91A866FC"/>
@@ -8213,7 +10541,7 @@
       </w:rPr>
     </w:lvl>
   </w:abstractNum>
-  <w:abstractNum w:abstractNumId="16" w15:restartNumberingAfterBreak="0">
+  <w:abstractNum w:abstractNumId="18" w15:restartNumberingAfterBreak="0">
     <w:nsid w:val="31583706"/>
     <w:multiLevelType w:val="hybridMultilevel"/>
     <w:tmpl w:val="2A487386"/>
@@ -8326,7 +10654,138 @@
       </w:rPr>
     </w:lvl>
   </w:abstractNum>
-  <w:abstractNum w:abstractNumId="17" w15:restartNumberingAfterBreak="0">
+  <w:abstractNum w:abstractNumId="19" w15:restartNumberingAfterBreak="0">
+    <w:nsid w:val="4EC930E8"/>
+    <w:multiLevelType w:val="multilevel"/>
+    <w:tmpl w:val="D28E0AB2"/>
+    <w:lvl w:ilvl="0">
+      <w:start w:val="3"/>
+      <w:numFmt w:val="decimal"/>
+      <w:lvlText w:val="%1."/>
+      <w:lvlJc w:val="left"/>
+      <w:pPr>
+        <w:ind w:left="504" w:hanging="504"/>
+      </w:pPr>
+      <w:rPr>
+        <w:rFonts w:hint="default"/>
+        <w:sz w:val="32"/>
+        <w:u w:val="single"/>
+      </w:rPr>
+    </w:lvl>
+    <w:lvl w:ilvl="1">
+      <w:start w:val="3"/>
+      <w:numFmt w:val="decimal"/>
+      <w:lvlText w:val="%1.%2."/>
+      <w:lvlJc w:val="left"/>
+      <w:pPr>
+        <w:ind w:left="720" w:hanging="720"/>
+      </w:pPr>
+      <w:rPr>
+        <w:rFonts w:hint="default"/>
+        <w:sz w:val="32"/>
+        <w:u w:val="none"/>
+      </w:rPr>
+    </w:lvl>
+    <w:lvl w:ilvl="2">
+      <w:start w:val="1"/>
+      <w:numFmt w:val="decimal"/>
+      <w:lvlText w:val="%1.%2.%3."/>
+      <w:lvlJc w:val="left"/>
+      <w:pPr>
+        <w:ind w:left="1080" w:hanging="1080"/>
+      </w:pPr>
+      <w:rPr>
+        <w:rFonts w:hint="default"/>
+        <w:sz w:val="32"/>
+        <w:u w:val="single"/>
+      </w:rPr>
+    </w:lvl>
+    <w:lvl w:ilvl="3">
+      <w:start w:val="1"/>
+      <w:numFmt w:val="decimal"/>
+      <w:lvlText w:val="%1.%2.%3.%4."/>
+      <w:lvlJc w:val="left"/>
+      <w:pPr>
+        <w:ind w:left="1080" w:hanging="1080"/>
+      </w:pPr>
+      <w:rPr>
+        <w:rFonts w:hint="default"/>
+        <w:sz w:val="32"/>
+        <w:u w:val="single"/>
+      </w:rPr>
+    </w:lvl>
+    <w:lvl w:ilvl="4">
+      <w:start w:val="1"/>
+      <w:numFmt w:val="decimal"/>
+      <w:lvlText w:val="%1.%2.%3.%4.%5."/>
+      <w:lvlJc w:val="left"/>
+      <w:pPr>
+        <w:ind w:left="1440" w:hanging="1440"/>
+      </w:pPr>
+      <w:rPr>
+        <w:rFonts w:hint="default"/>
+        <w:sz w:val="32"/>
+        <w:u w:val="single"/>
+      </w:rPr>
+    </w:lvl>
+    <w:lvl w:ilvl="5">
+      <w:start w:val="1"/>
+      <w:numFmt w:val="decimal"/>
+      <w:lvlText w:val="%1.%2.%3.%4.%5.%6."/>
+      <w:lvlJc w:val="left"/>
+      <w:pPr>
+        <w:ind w:left="1800" w:hanging="1800"/>
+      </w:pPr>
+      <w:rPr>
+        <w:rFonts w:hint="default"/>
+        <w:sz w:val="32"/>
+        <w:u w:val="single"/>
+      </w:rPr>
+    </w:lvl>
+    <w:lvl w:ilvl="6">
+      <w:start w:val="1"/>
+      <w:numFmt w:val="decimal"/>
+      <w:lvlText w:val="%1.%2.%3.%4.%5.%6.%7."/>
+      <w:lvlJc w:val="left"/>
+      <w:pPr>
+        <w:ind w:left="2160" w:hanging="2160"/>
+      </w:pPr>
+      <w:rPr>
+        <w:rFonts w:hint="default"/>
+        <w:sz w:val="32"/>
+        <w:u w:val="single"/>
+      </w:rPr>
+    </w:lvl>
+    <w:lvl w:ilvl="7">
+      <w:start w:val="1"/>
+      <w:numFmt w:val="decimal"/>
+      <w:lvlText w:val="%1.%2.%3.%4.%5.%6.%7.%8."/>
+      <w:lvlJc w:val="left"/>
+      <w:pPr>
+        <w:ind w:left="2160" w:hanging="2160"/>
+      </w:pPr>
+      <w:rPr>
+        <w:rFonts w:hint="default"/>
+        <w:sz w:val="32"/>
+        <w:u w:val="single"/>
+      </w:rPr>
+    </w:lvl>
+    <w:lvl w:ilvl="8">
+      <w:start w:val="1"/>
+      <w:numFmt w:val="decimal"/>
+      <w:lvlText w:val="%1.%2.%3.%4.%5.%6.%7.%8.%9."/>
+      <w:lvlJc w:val="left"/>
+      <w:pPr>
+        <w:ind w:left="2520" w:hanging="2520"/>
+      </w:pPr>
+      <w:rPr>
+        <w:rFonts w:hint="default"/>
+        <w:sz w:val="32"/>
+        <w:u w:val="single"/>
+      </w:rPr>
+    </w:lvl>
+  </w:abstractNum>
+  <w:abstractNum w:abstractNumId="20" w15:restartNumberingAfterBreak="0">
     <w:nsid w:val="50131CEA"/>
     <w:multiLevelType w:val="hybridMultilevel"/>
     <w:tmpl w:val="05FC0D28"/>
@@ -8415,7 +10874,120 @@
       </w:pPr>
     </w:lvl>
   </w:abstractNum>
-  <w:abstractNum w:abstractNumId="18" w15:restartNumberingAfterBreak="0">
+  <w:abstractNum w:abstractNumId="21" w15:restartNumberingAfterBreak="0">
+    <w:nsid w:val="51AB55D5"/>
+    <w:multiLevelType w:val="multilevel"/>
+    <w:tmpl w:val="0E86A00C"/>
+    <w:lvl w:ilvl="0">
+      <w:start w:val="3"/>
+      <w:numFmt w:val="decimal"/>
+      <w:lvlText w:val="%1."/>
+      <w:lvlJc w:val="left"/>
+      <w:pPr>
+        <w:ind w:left="552" w:hanging="552"/>
+      </w:pPr>
+      <w:rPr>
+        <w:rFonts w:hint="default"/>
+      </w:rPr>
+    </w:lvl>
+    <w:lvl w:ilvl="1">
+      <w:start w:val="3"/>
+      <w:numFmt w:val="decimal"/>
+      <w:lvlText w:val="%1.%2."/>
+      <w:lvlJc w:val="left"/>
+      <w:pPr>
+        <w:ind w:left="720" w:hanging="720"/>
+      </w:pPr>
+      <w:rPr>
+        <w:rFonts w:hint="default"/>
+      </w:rPr>
+    </w:lvl>
+    <w:lvl w:ilvl="2">
+      <w:start w:val="1"/>
+      <w:numFmt w:val="decimal"/>
+      <w:lvlText w:val="%1.%2.%3."/>
+      <w:lvlJc w:val="left"/>
+      <w:pPr>
+        <w:ind w:left="1080" w:hanging="1080"/>
+      </w:pPr>
+      <w:rPr>
+        <w:rFonts w:hint="default"/>
+      </w:rPr>
+    </w:lvl>
+    <w:lvl w:ilvl="3">
+      <w:start w:val="1"/>
+      <w:numFmt w:val="decimal"/>
+      <w:lvlText w:val="%1.%2.%3.%4."/>
+      <w:lvlJc w:val="left"/>
+      <w:pPr>
+        <w:ind w:left="1080" w:hanging="1080"/>
+      </w:pPr>
+      <w:rPr>
+        <w:rFonts w:hint="default"/>
+      </w:rPr>
+    </w:lvl>
+    <w:lvl w:ilvl="4">
+      <w:start w:val="1"/>
+      <w:numFmt w:val="decimal"/>
+      <w:lvlText w:val="%1.%2.%3.%4.%5."/>
+      <w:lvlJc w:val="left"/>
+      <w:pPr>
+        <w:ind w:left="1440" w:hanging="1440"/>
+      </w:pPr>
+      <w:rPr>
+        <w:rFonts w:hint="default"/>
+      </w:rPr>
+    </w:lvl>
+    <w:lvl w:ilvl="5">
+      <w:start w:val="1"/>
+      <w:numFmt w:val="decimal"/>
+      <w:lvlText w:val="%1.%2.%3.%4.%5.%6."/>
+      <w:lvlJc w:val="left"/>
+      <w:pPr>
+        <w:ind w:left="1800" w:hanging="1800"/>
+      </w:pPr>
+      <w:rPr>
+        <w:rFonts w:hint="default"/>
+      </w:rPr>
+    </w:lvl>
+    <w:lvl w:ilvl="6">
+      <w:start w:val="1"/>
+      <w:numFmt w:val="decimal"/>
+      <w:lvlText w:val="%1.%2.%3.%4.%5.%6.%7."/>
+      <w:lvlJc w:val="left"/>
+      <w:pPr>
+        <w:ind w:left="2160" w:hanging="2160"/>
+      </w:pPr>
+      <w:rPr>
+        <w:rFonts w:hint="default"/>
+      </w:rPr>
+    </w:lvl>
+    <w:lvl w:ilvl="7">
+      <w:start w:val="1"/>
+      <w:numFmt w:val="decimal"/>
+      <w:lvlText w:val="%1.%2.%3.%4.%5.%6.%7.%8."/>
+      <w:lvlJc w:val="left"/>
+      <w:pPr>
+        <w:ind w:left="2160" w:hanging="2160"/>
+      </w:pPr>
+      <w:rPr>
+        <w:rFonts w:hint="default"/>
+      </w:rPr>
+    </w:lvl>
+    <w:lvl w:ilvl="8">
+      <w:start w:val="1"/>
+      <w:numFmt w:val="decimal"/>
+      <w:lvlText w:val="%1.%2.%3.%4.%5.%6.%7.%8.%9."/>
+      <w:lvlJc w:val="left"/>
+      <w:pPr>
+        <w:ind w:left="2520" w:hanging="2520"/>
+      </w:pPr>
+      <w:rPr>
+        <w:rFonts w:hint="default"/>
+      </w:rPr>
+    </w:lvl>
+  </w:abstractNum>
+  <w:abstractNum w:abstractNumId="22" w15:restartNumberingAfterBreak="0">
     <w:nsid w:val="526D63F2"/>
     <w:multiLevelType w:val="hybridMultilevel"/>
     <w:tmpl w:val="7EC4AEE8"/>
@@ -8504,7 +11076,120 @@
       </w:pPr>
     </w:lvl>
   </w:abstractNum>
-  <w:abstractNum w:abstractNumId="19" w15:restartNumberingAfterBreak="0">
+  <w:abstractNum w:abstractNumId="23" w15:restartNumberingAfterBreak="0">
+    <w:nsid w:val="536517E1"/>
+    <w:multiLevelType w:val="multilevel"/>
+    <w:tmpl w:val="79DA3A30"/>
+    <w:lvl w:ilvl="0">
+      <w:start w:val="3"/>
+      <w:numFmt w:val="decimal"/>
+      <w:lvlText w:val="%1"/>
+      <w:lvlJc w:val="left"/>
+      <w:pPr>
+        <w:ind w:left="420" w:hanging="420"/>
+      </w:pPr>
+      <w:rPr>
+        <w:rFonts w:hint="default"/>
+      </w:rPr>
+    </w:lvl>
+    <w:lvl w:ilvl="1">
+      <w:start w:val="1"/>
+      <w:numFmt w:val="decimal"/>
+      <w:lvlText w:val="%1.%2"/>
+      <w:lvlJc w:val="left"/>
+      <w:pPr>
+        <w:ind w:left="720" w:hanging="720"/>
+      </w:pPr>
+      <w:rPr>
+        <w:rFonts w:hint="default"/>
+      </w:rPr>
+    </w:lvl>
+    <w:lvl w:ilvl="2">
+      <w:start w:val="1"/>
+      <w:numFmt w:val="decimal"/>
+      <w:lvlText w:val="%1.%2.%3"/>
+      <w:lvlJc w:val="left"/>
+      <w:pPr>
+        <w:ind w:left="720" w:hanging="720"/>
+      </w:pPr>
+      <w:rPr>
+        <w:rFonts w:hint="default"/>
+      </w:rPr>
+    </w:lvl>
+    <w:lvl w:ilvl="3">
+      <w:start w:val="1"/>
+      <w:numFmt w:val="decimal"/>
+      <w:lvlText w:val="%1.%2.%3.%4"/>
+      <w:lvlJc w:val="left"/>
+      <w:pPr>
+        <w:ind w:left="1080" w:hanging="1080"/>
+      </w:pPr>
+      <w:rPr>
+        <w:rFonts w:hint="default"/>
+      </w:rPr>
+    </w:lvl>
+    <w:lvl w:ilvl="4">
+      <w:start w:val="1"/>
+      <w:numFmt w:val="decimal"/>
+      <w:lvlText w:val="%1.%2.%3.%4.%5"/>
+      <w:lvlJc w:val="left"/>
+      <w:pPr>
+        <w:ind w:left="1440" w:hanging="1440"/>
+      </w:pPr>
+      <w:rPr>
+        <w:rFonts w:hint="default"/>
+      </w:rPr>
+    </w:lvl>
+    <w:lvl w:ilvl="5">
+      <w:start w:val="1"/>
+      <w:numFmt w:val="decimal"/>
+      <w:lvlText w:val="%1.%2.%3.%4.%5.%6"/>
+      <w:lvlJc w:val="left"/>
+      <w:pPr>
+        <w:ind w:left="1440" w:hanging="1440"/>
+      </w:pPr>
+      <w:rPr>
+        <w:rFonts w:hint="default"/>
+      </w:rPr>
+    </w:lvl>
+    <w:lvl w:ilvl="6">
+      <w:start w:val="1"/>
+      <w:numFmt w:val="decimal"/>
+      <w:lvlText w:val="%1.%2.%3.%4.%5.%6.%7"/>
+      <w:lvlJc w:val="left"/>
+      <w:pPr>
+        <w:ind w:left="1800" w:hanging="1800"/>
+      </w:pPr>
+      <w:rPr>
+        <w:rFonts w:hint="default"/>
+      </w:rPr>
+    </w:lvl>
+    <w:lvl w:ilvl="7">
+      <w:start w:val="1"/>
+      <w:numFmt w:val="decimal"/>
+      <w:lvlText w:val="%1.%2.%3.%4.%5.%6.%7.%8"/>
+      <w:lvlJc w:val="left"/>
+      <w:pPr>
+        <w:ind w:left="2160" w:hanging="2160"/>
+      </w:pPr>
+      <w:rPr>
+        <w:rFonts w:hint="default"/>
+      </w:rPr>
+    </w:lvl>
+    <w:lvl w:ilvl="8">
+      <w:start w:val="1"/>
+      <w:numFmt w:val="decimal"/>
+      <w:lvlText w:val="%1.%2.%3.%4.%5.%6.%7.%8.%9"/>
+      <w:lvlJc w:val="left"/>
+      <w:pPr>
+        <w:ind w:left="2160" w:hanging="2160"/>
+      </w:pPr>
+      <w:rPr>
+        <w:rFonts w:hint="default"/>
+      </w:rPr>
+    </w:lvl>
+  </w:abstractNum>
+  <w:abstractNum w:abstractNumId="24" w15:restartNumberingAfterBreak="0">
     <w:nsid w:val="54DF2881"/>
     <w:multiLevelType w:val="multilevel"/>
     <w:tmpl w:val="32FEC092"/>
@@ -8617,7 +11302,7 @@
       </w:rPr>
     </w:lvl>
   </w:abstractNum>
-  <w:abstractNum w:abstractNumId="20" w15:restartNumberingAfterBreak="0">
+  <w:abstractNum w:abstractNumId="25" w15:restartNumberingAfterBreak="0">
     <w:nsid w:val="56D326FB"/>
     <w:multiLevelType w:val="hybridMultilevel"/>
     <w:tmpl w:val="607C14C0"/>
@@ -8730,7 +11415,7 @@
       </w:rPr>
     </w:lvl>
   </w:abstractNum>
-  <w:abstractNum w:abstractNumId="21" w15:restartNumberingAfterBreak="0">
+  <w:abstractNum w:abstractNumId="26" w15:restartNumberingAfterBreak="0">
     <w:nsid w:val="58446979"/>
     <w:multiLevelType w:val="hybridMultilevel"/>
     <w:tmpl w:val="47BC756E"/>
@@ -8843,7 +11528,7 @@
       </w:rPr>
     </w:lvl>
   </w:abstractNum>
-  <w:abstractNum w:abstractNumId="22" w15:restartNumberingAfterBreak="0">
+  <w:abstractNum w:abstractNumId="27" w15:restartNumberingAfterBreak="0">
     <w:nsid w:val="62757572"/>
     <w:multiLevelType w:val="hybridMultilevel"/>
     <w:tmpl w:val="05FC0D28"/>
@@ -8932,7 +11617,7 @@
       </w:pPr>
     </w:lvl>
   </w:abstractNum>
-  <w:abstractNum w:abstractNumId="23" w15:restartNumberingAfterBreak="0">
+  <w:abstractNum w:abstractNumId="28" w15:restartNumberingAfterBreak="0">
     <w:nsid w:val="646417F3"/>
     <w:multiLevelType w:val="hybridMultilevel"/>
     <w:tmpl w:val="F5A212BE"/>
@@ -9045,7 +11730,7 @@
       </w:rPr>
     </w:lvl>
   </w:abstractNum>
-  <w:abstractNum w:abstractNumId="24" w15:restartNumberingAfterBreak="0">
+  <w:abstractNum w:abstractNumId="29" w15:restartNumberingAfterBreak="0">
     <w:nsid w:val="75713EB0"/>
     <w:multiLevelType w:val="hybridMultilevel"/>
     <w:tmpl w:val="627CB816"/>
@@ -9064,7 +11749,6 @@
     <w:lvl w:ilvl="1" w:tplc="A5E277A2">
       <w:start w:val="1"/>
       <w:numFmt w:val="decimal"/>
-      <w:pStyle w:val="DokumentciAlcm"/>
       <w:lvlText w:val="%2."/>
       <w:lvlJc w:val="left"/>
       <w:pPr>
@@ -9074,7 +11758,7 @@
         <w:rFonts w:hint="default"/>
       </w:rPr>
     </w:lvl>
-    <w:lvl w:ilvl="2" w:tplc="040E001B" w:tentative="1">
+    <w:lvl w:ilvl="2" w:tplc="040E001B">
       <w:start w:val="1"/>
       <w:numFmt w:val="lowerRoman"/>
       <w:lvlText w:val="%3."/>
@@ -9138,7 +11822,7 @@
       </w:pPr>
     </w:lvl>
   </w:abstractNum>
-  <w:abstractNum w:abstractNumId="25" w15:restartNumberingAfterBreak="0">
+  <w:abstractNum w:abstractNumId="30" w15:restartNumberingAfterBreak="0">
     <w:nsid w:val="79631AD2"/>
     <w:multiLevelType w:val="multilevel"/>
     <w:tmpl w:val="370892DC"/>
@@ -9251,7 +11935,7 @@
       </w:rPr>
     </w:lvl>
   </w:abstractNum>
-  <w:abstractNum w:abstractNumId="26" w15:restartNumberingAfterBreak="0">
+  <w:abstractNum w:abstractNumId="31" w15:restartNumberingAfterBreak="0">
     <w:nsid w:val="7D102B5C"/>
     <w:multiLevelType w:val="hybridMultilevel"/>
     <w:tmpl w:val="859A041C"/>
@@ -9340,7 +12024,7 @@
       </w:pPr>
     </w:lvl>
   </w:abstractNum>
-  <w:abstractNum w:abstractNumId="27" w15:restartNumberingAfterBreak="0">
+  <w:abstractNum w:abstractNumId="32" w15:restartNumberingAfterBreak="0">
     <w:nsid w:val="7E171791"/>
     <w:multiLevelType w:val="hybridMultilevel"/>
     <w:tmpl w:val="EB2A6F4C"/>
@@ -9430,88 +12114,103 @@
     </w:lvl>
   </w:abstractNum>
   <w:num w:numId="1" w16cid:durableId="1272587989">
-    <w:abstractNumId w:val="23"/>
+    <w:abstractNumId w:val="28"/>
   </w:num>
   <w:num w:numId="2" w16cid:durableId="1463115346">
-    <w:abstractNumId w:val="15"/>
+    <w:abstractNumId w:val="17"/>
   </w:num>
   <w:num w:numId="3" w16cid:durableId="459763914">
-    <w:abstractNumId w:val="18"/>
+    <w:abstractNumId w:val="22"/>
   </w:num>
   <w:num w:numId="4" w16cid:durableId="920141657">
-    <w:abstractNumId w:val="24"/>
+    <w:abstractNumId w:val="29"/>
   </w:num>
   <w:num w:numId="5" w16cid:durableId="23674574">
-    <w:abstractNumId w:val="14"/>
+    <w:abstractNumId w:val="16"/>
   </w:num>
   <w:num w:numId="6" w16cid:durableId="2021076392">
-    <w:abstractNumId w:val="16"/>
+    <w:abstractNumId w:val="18"/>
   </w:num>
   <w:num w:numId="7" w16cid:durableId="1356812871">
     <w:abstractNumId w:val="5"/>
   </w:num>
   <w:num w:numId="8" w16cid:durableId="86582687">
-    <w:abstractNumId w:val="8"/>
+    <w:abstractNumId w:val="10"/>
   </w:num>
   <w:num w:numId="9" w16cid:durableId="2056806720">
     <w:abstractNumId w:val="2"/>
   </w:num>
   <w:num w:numId="10" w16cid:durableId="414743928">
-    <w:abstractNumId w:val="19"/>
+    <w:abstractNumId w:val="24"/>
   </w:num>
   <w:num w:numId="11" w16cid:durableId="206334075">
-    <w:abstractNumId w:val="12"/>
+    <w:abstractNumId w:val="14"/>
   </w:num>
   <w:num w:numId="12" w16cid:durableId="1655794956">
     <w:abstractNumId w:val="0"/>
   </w:num>
   <w:num w:numId="13" w16cid:durableId="547760087">
-    <w:abstractNumId w:val="6"/>
+    <w:abstractNumId w:val="7"/>
   </w:num>
   <w:num w:numId="14" w16cid:durableId="85225277">
-    <w:abstractNumId w:val="17"/>
+    <w:abstractNumId w:val="20"/>
   </w:num>
   <w:num w:numId="15" w16cid:durableId="436680465">
     <w:abstractNumId w:val="4"/>
   </w:num>
   <w:num w:numId="16" w16cid:durableId="1928999063">
-    <w:abstractNumId w:val="22"/>
+    <w:abstractNumId w:val="27"/>
   </w:num>
   <w:num w:numId="17" w16cid:durableId="1697196509">
-    <w:abstractNumId w:val="26"/>
+    <w:abstractNumId w:val="31"/>
   </w:num>
   <w:num w:numId="18" w16cid:durableId="1639338664">
-    <w:abstractNumId w:val="27"/>
+    <w:abstractNumId w:val="32"/>
   </w:num>
   <w:num w:numId="19" w16cid:durableId="28801657">
-    <w:abstractNumId w:val="7"/>
+    <w:abstractNumId w:val="8"/>
   </w:num>
   <w:num w:numId="20" w16cid:durableId="845440338">
-    <w:abstractNumId w:val="25"/>
+    <w:abstractNumId w:val="30"/>
   </w:num>
   <w:num w:numId="21" w16cid:durableId="763764663">
     <w:abstractNumId w:val="3"/>
   </w:num>
   <w:num w:numId="22" w16cid:durableId="292256259">
-    <w:abstractNumId w:val="13"/>
+    <w:abstractNumId w:val="15"/>
   </w:num>
   <w:num w:numId="23" w16cid:durableId="479924013">
-    <w:abstractNumId w:val="21"/>
+    <w:abstractNumId w:val="26"/>
   </w:num>
   <w:num w:numId="24" w16cid:durableId="1649745141">
-    <w:abstractNumId w:val="9"/>
+    <w:abstractNumId w:val="11"/>
   </w:num>
   <w:num w:numId="25" w16cid:durableId="1242373527">
-    <w:abstractNumId w:val="20"/>
+    <w:abstractNumId w:val="25"/>
   </w:num>
   <w:num w:numId="26" w16cid:durableId="983118067">
-    <w:abstractNumId w:val="10"/>
+    <w:abstractNumId w:val="12"/>
   </w:num>
   <w:num w:numId="27" w16cid:durableId="1655839011">
     <w:abstractNumId w:val="1"/>
   </w:num>
   <w:num w:numId="28" w16cid:durableId="928078751">
-    <w:abstractNumId w:val="11"/>
+    <w:abstractNumId w:val="13"/>
+  </w:num>
+  <w:num w:numId="29" w16cid:durableId="1833839458">
+    <w:abstractNumId w:val="9"/>
+  </w:num>
+  <w:num w:numId="30" w16cid:durableId="1427458723">
+    <w:abstractNumId w:val="23"/>
+  </w:num>
+  <w:num w:numId="31" w16cid:durableId="725881916">
+    <w:abstractNumId w:val="21"/>
+  </w:num>
+  <w:num w:numId="32" w16cid:durableId="484664336">
+    <w:abstractNumId w:val="19"/>
+  </w:num>
+  <w:num w:numId="33" w16cid:durableId="1724476987">
+    <w:abstractNumId w:val="6"/>
   </w:num>
 </w:numbering>
 </file>
@@ -10127,7 +12826,6 @@
   <w:style w:type="character" w:default="1" w:styleId="Bekezdsalapbettpusa">
     <w:name w:val="Default Paragraph Font"/>
     <w:uiPriority w:val="1"/>
-    <w:semiHidden/>
     <w:unhideWhenUsed/>
   </w:style>
   <w:style w:type="table" w:default="1" w:styleId="Normltblzat">
@@ -10500,13 +13198,8 @@
     <w:link w:val="DokumentciAlcmChar"/>
     <w:autoRedefine/>
     <w:qFormat/>
-    <w:rsid w:val="001D2160"/>
+    <w:rsid w:val="006B4455"/>
     <w:pPr>
-      <w:numPr>
-        <w:ilvl w:val="1"/>
-        <w:numId w:val="4"/>
-      </w:numPr>
-      <w:ind w:left="0"/>
       <w:jc w:val="center"/>
     </w:pPr>
     <w:rPr>
@@ -10518,7 +13211,7 @@
     <w:name w:val="DokumentációAlcím Char"/>
     <w:basedOn w:val="DokumentciNagyCmChar"/>
     <w:link w:val="DokumentciAlcm"/>
-    <w:rsid w:val="001D2160"/>
+    <w:rsid w:val="006B4455"/>
     <w:rPr>
       <w:rFonts w:ascii="Times New Roman" w:eastAsiaTheme="majorEastAsia" w:hAnsi="Times New Roman" w:cstheme="majorBidi"/>
       <w:b/>
@@ -10721,6 +13414,18 @@
     <w:rPr>
       <w:color w:val="605E5C"/>
       <w:shd w:val="clear" w:color="auto" w:fill="E1DFDD"/>
+    </w:rPr>
+  </w:style>
+  <w:style w:type="character" w:styleId="Mrltotthiperhivatkozs">
+    <w:name w:val="FollowedHyperlink"/>
+    <w:basedOn w:val="Bekezdsalapbettpusa"/>
+    <w:uiPriority w:val="99"/>
+    <w:semiHidden/>
+    <w:unhideWhenUsed/>
+    <w:rsid w:val="00D0505C"/>
+    <w:rPr>
+      <w:color w:val="96607D" w:themeColor="followedHyperlink"/>
+      <w:u w:val="single"/>
     </w:rPr>
   </w:style>
 </w:styles>
